--- a/assets/docs/lop2/Toan - Lop 2.docx
+++ b/assets/docs/lop2/Toan - Lop 2.docx
@@ -2610,6 +2610,7 @@
                 <w:i w:val="0"/>
                 <w:sz w:val="18"/>
               </w:rPr>
+              <w:t>STEM: Thanh cộng trong phạm vi 20 (Toán – Mĩ thuật) — dạy thay cho tiết này.</w:t>
             </w:r>
           </w:p>
         </w:tc>
@@ -3182,6 +3183,7 @@
                 <w:i w:val="0"/>
                 <w:sz w:val="18"/>
               </w:rPr>
+              <w:t>KNS: KN chi tiêu hợp lí: tính toán khi mua bán, biết tiết kiệm.</w:t>
             </w:r>
           </w:p>
         </w:tc>
@@ -4441,6 +4443,7 @@
                 <w:i w:val="0"/>
                 <w:sz w:val="18"/>
               </w:rPr>
+              <w:t>KNS: KN chi tiêu hợp lí: tính toán khi mua bán, biết tiết kiệm.</w:t>
             </w:r>
           </w:p>
         </w:tc>
@@ -9257,6 +9260,19 @@
               <w:t>NLS-KT (Cơ bản 1): xem đồng hồ và lịch điện tử trên máy tính/điện thoại của cô để đối chiếu với đồng hồ, lịch thật.</w:t>
             </w:r>
           </w:p>
+          <w:p>
+            <w:pPr>
+              <w:spacing w:after="0"/>
+            </w:pPr>
+            <w:r>
+              <w:rPr>
+                <w:b w:val="0"/>
+                <w:i w:val="0"/>
+                <w:sz w:val="18"/>
+              </w:rPr>
+              <w:t>KNS: KN quản lí thời gian: xem giờ, sắp xếp công việc trong ngày.</w:t>
+            </w:r>
+          </w:p>
         </w:tc>
         <w:tc>
           <w:tcPr>
@@ -9369,6 +9385,7 @@
                 <w:i w:val="0"/>
                 <w:sz w:val="18"/>
               </w:rPr>
+              <w:t>KNS: KN quản lí thời gian: xem giờ, sắp xếp công việc trong ngày.</w:t>
             </w:r>
           </w:p>
         </w:tc>
@@ -9485,6 +9502,7 @@
                 <w:i w:val="0"/>
                 <w:sz w:val="18"/>
               </w:rPr>
+              <w:t>KNS: KN quản lí thời gian: xem giờ, sắp xếp công việc trong ngày.</w:t>
             </w:r>
           </w:p>
         </w:tc>
@@ -9599,6 +9617,20 @@
                 <w:i w:val="0"/>
                 <w:sz w:val="18"/>
               </w:rPr>
+              <w:t>STEM: Lịch để bàn tiện ích (Toán – Mĩ thuật) — dạy thay cho tiết này.</w:t>
+            </w:r>
+          </w:p>
+          <w:p>
+            <w:pPr>
+              <w:spacing w:after="0"/>
+            </w:pPr>
+            <w:r>
+              <w:rPr>
+                <w:b w:val="0"/>
+                <w:i w:val="0"/>
+                <w:sz w:val="18"/>
+              </w:rPr>
+              <w:t>KNS: KN chi tiêu hợp lí: tính toán khi mua bán, biết tiết kiệm.</w:t>
             </w:r>
           </w:p>
         </w:tc>
@@ -9713,6 +9745,7 @@
                 <w:i w:val="0"/>
                 <w:sz w:val="18"/>
               </w:rPr>
+              <w:t>KNS: KN quản lí thời gian: xem giờ, sắp xếp công việc trong ngày.</w:t>
             </w:r>
           </w:p>
         </w:tc>
@@ -9827,6 +9860,7 @@
                 <w:i w:val="0"/>
                 <w:sz w:val="18"/>
               </w:rPr>
+              <w:t>KNS: KN quản lí thời gian: xem giờ, sắp xếp công việc trong ngày.</w:t>
             </w:r>
           </w:p>
         </w:tc>
@@ -9942,6 +9976,19 @@
                 <w:sz w:val="18"/>
               </w:rPr>
               <w:t>NLS-GQVĐ (Cơ bản 1): HS tự làm vào vở trước, sau đó dùng máy tính kiểm tra lại kết quả; máy chỉ để soát, không làm thay.</w:t>
+            </w:r>
+          </w:p>
+          <w:p>
+            <w:pPr>
+              <w:spacing w:after="0"/>
+            </w:pPr>
+            <w:r>
+              <w:rPr>
+                <w:b w:val="0"/>
+                <w:i w:val="0"/>
+                <w:sz w:val="18"/>
+              </w:rPr>
+              <w:t>KNS: KN quản lí thời gian: xem giờ, sắp xếp công việc trong ngày.</w:t>
             </w:r>
           </w:p>
         </w:tc>
@@ -11685,6 +11732,7 @@
                 <w:i w:val="0"/>
                 <w:sz w:val="18"/>
               </w:rPr>
+              <w:t>KNS: KN chi tiêu hợp lí: tính toán khi mua bán, biết tiết kiệm.</w:t>
             </w:r>
           </w:p>
         </w:tc>
@@ -11915,6 +11963,7 @@
                 <w:i w:val="0"/>
                 <w:sz w:val="18"/>
               </w:rPr>
+              <w:t>KNS: KN chi tiêu hợp lí: tính toán khi mua bán, biết tiết kiệm.</w:t>
             </w:r>
           </w:p>
         </w:tc>
@@ -12601,6 +12650,20 @@
                 <w:i w:val="0"/>
                 <w:sz w:val="18"/>
               </w:rPr>
+              <w:t>STEM: Thực hành nhân nhẩm, chia nhẩm (Toán – Mĩ thuật) — dạy thay cho tiết này.</w:t>
+            </w:r>
+          </w:p>
+          <w:p>
+            <w:pPr>
+              <w:spacing w:after="0"/>
+            </w:pPr>
+            <w:r>
+              <w:rPr>
+                <w:b w:val="0"/>
+                <w:i w:val="0"/>
+                <w:sz w:val="18"/>
+              </w:rPr>
+              <w:t>KNS: KN chi tiêu hợp lí: tính toán khi mua bán, biết tiết kiệm.</w:t>
             </w:r>
           </w:p>
         </w:tc>
@@ -12829,6 +12892,7 @@
                 <w:i w:val="0"/>
                 <w:sz w:val="18"/>
               </w:rPr>
+              <w:t>KNS: KN chi tiêu hợp lí: tính toán khi mua bán, biết tiết kiệm.</w:t>
             </w:r>
           </w:p>
         </w:tc>
@@ -12945,6 +13009,7 @@
                 <w:i w:val="0"/>
                 <w:sz w:val="18"/>
               </w:rPr>
+              <w:t>KNS: KN chi tiêu hợp lí: tính toán khi mua bán, biết tiết kiệm.</w:t>
             </w:r>
           </w:p>
         </w:tc>
@@ -13636,6 +13701,19 @@
               <w:t>NLS-ST (Cơ bản 1): dùng phần mềm vẽ đơn giản để tạo lại hình vừa học, lưu bài với tên rõ ràng.</w:t>
             </w:r>
           </w:p>
+          <w:p>
+            <w:pPr>
+              <w:spacing w:after="0"/>
+            </w:pPr>
+            <w:r>
+              <w:rPr>
+                <w:b w:val="0"/>
+                <w:i w:val="0"/>
+                <w:sz w:val="18"/>
+              </w:rPr>
+              <w:t>STEM: Trải nghiệm thành phố hình học (Toán – Mĩ thuật) — dạy thay cho tiết này.</w:t>
+            </w:r>
+          </w:p>
         </w:tc>
         <w:tc>
           <w:tcPr>
@@ -13748,6 +13826,7 @@
                 <w:i w:val="0"/>
                 <w:sz w:val="18"/>
               </w:rPr>
+              <w:t>STEM: Trải nghiệm thành phố hình học (Toán – Mĩ thuật) — dạy thay cho tiết này.</w:t>
             </w:r>
           </w:p>
         </w:tc>
@@ -14665,6 +14744,7 @@
                 <w:i w:val="0"/>
                 <w:sz w:val="18"/>
               </w:rPr>
+              <w:t>STEM: Thực hành biểu diễn số với bàn tính (Toán – Mĩ thuật) — dạy thay cho tiết này.</w:t>
             </w:r>
           </w:p>
         </w:tc>
@@ -15237,6 +15317,7 @@
                 <w:i w:val="0"/>
                 <w:sz w:val="18"/>
               </w:rPr>
+              <w:t>STEM: Thực hành biểu diễn số với bàn tính (Toán – Mĩ thuật) — dạy thay cho tiết này.</w:t>
             </w:r>
           </w:p>
         </w:tc>
@@ -15699,6 +15780,19 @@
               <w:t>NLS-GQVĐ (Cơ bản 1): dùng ứng dụng thước/cân điện tử (nếu có) để kiểm chứng lại kết quả đo bằng dụng cụ thật.</w:t>
             </w:r>
           </w:p>
+          <w:p>
+            <w:pPr>
+              <w:spacing w:after="0"/>
+            </w:pPr>
+            <w:r>
+              <w:rPr>
+                <w:b w:val="0"/>
+                <w:i w:val="0"/>
+                <w:sz w:val="18"/>
+              </w:rPr>
+              <w:t>KNS: KN chi tiêu hợp lí: tính toán khi mua bán, biết tiết kiệm.</w:t>
+            </w:r>
+          </w:p>
         </w:tc>
         <w:tc>
           <w:tcPr>
@@ -16042,6 +16136,19 @@
               <w:t>NLS-AT (Cơ bản 1): xem hình tiền trên màn hình để nhận biết mệnh giá; nhắc HS không tự ý mua bán trên mạng.</w:t>
             </w:r>
           </w:p>
+          <w:p>
+            <w:pPr>
+              <w:spacing w:after="0"/>
+            </w:pPr>
+            <w:r>
+              <w:rPr>
+                <w:b w:val="0"/>
+                <w:i w:val="0"/>
+                <w:sz w:val="18"/>
+              </w:rPr>
+              <w:t>KNS: KN chi tiêu hợp lí: tính toán khi mua bán, biết tiết kiệm.</w:t>
+            </w:r>
+          </w:p>
         </w:tc>
         <w:tc>
           <w:tcPr>
@@ -16154,6 +16261,7 @@
                 <w:i w:val="0"/>
                 <w:sz w:val="18"/>
               </w:rPr>
+              <w:t>STEM: Thước gấp (Toán – Mĩ thuật) — dạy thay cho tiết này.</w:t>
             </w:r>
           </w:p>
         </w:tc>
@@ -18566,6 +18674,19 @@
                 <w:sz w:val="18"/>
               </w:rPr>
               <w:t>NLS-GQVĐ (Cơ bản 1): dùng công cụ quay số/tung xúc xắc trên máy để HS quan sát khả năng xảy ra, rồi tự rút nhận xét.</w:t>
+            </w:r>
+          </w:p>
+          <w:p>
+            <w:pPr>
+              <w:spacing w:after="0"/>
+            </w:pPr>
+            <w:r>
+              <w:rPr>
+                <w:b w:val="0"/>
+                <w:i w:val="0"/>
+                <w:sz w:val="18"/>
+              </w:rPr>
+              <w:t>STEM: Vòng xoay ngẫu nhiên (Toán – Mĩ thuật) — dạy thay cho tiết này.</w:t>
             </w:r>
           </w:p>
         </w:tc>

--- a/assets/docs/lop2/Toan - Lop 2.docx
+++ b/assets/docs/lop2/Toan - Lop 2.docx
@@ -2038,6 +2038,33 @@
                 <w:i w:val="0"/>
                 <w:sz w:val="18"/>
               </w:rPr>
+              <w:t>NLS-KT (Cơ bản 1): Ở bài ôn tập phép cộng, phép trừ không nhớ trong phạm vi 100</w:t>
+            </w:r>
+          </w:p>
+          <w:p>
+            <w:pPr>
+              <w:spacing w:after="0"/>
+            </w:pPr>
+            <w:r>
+              <w:rPr>
+                <w:b w:val="0"/>
+                <w:i w:val="0"/>
+                <w:sz w:val="18"/>
+              </w:rPr>
+              <w:t>NLS-GQVĐ (Cơ bản 1): GV mở bài tập tương tác cho HS chọn kết quả các phép cộng, trừ số tròn chục; máy báo đúng</w:t>
+            </w:r>
+          </w:p>
+          <w:p>
+            <w:pPr>
+              <w:spacing w:after="0"/>
+            </w:pPr>
+            <w:r>
+              <w:rPr>
+                <w:b w:val="0"/>
+                <w:i w:val="0"/>
+                <w:sz w:val="18"/>
+              </w:rPr>
+              <w:t>NLS-AT: Chỉ HS được mời mới lên chạm màn hình, chạm nhẹ và tay khô</w:t>
             </w:r>
           </w:p>
         </w:tc>
@@ -2152,6 +2179,33 @@
                 <w:i w:val="0"/>
                 <w:sz w:val="18"/>
               </w:rPr>
+              <w:t>AI-NB (Cơ bản 1): Ở bài tập chọn đúng - sai, GV gõ một phép tính cho công cụ trí tuệ nhân tạo giải rồi chiếu kết quả lên màn hình</w:t>
+            </w:r>
+          </w:p>
+          <w:p>
+            <w:pPr>
+              <w:spacing w:after="0"/>
+            </w:pPr>
+            <w:r>
+              <w:rPr>
+                <w:b w:val="0"/>
+                <w:i w:val="0"/>
+                <w:sz w:val="18"/>
+              </w:rPr>
+              <w:t>NLS-GQVĐ (Cơ bản 1): HS kiểm tra từng phép tính trong bài, ghi Đ hoặc S và sửa lại phép tính sai; GV chiếu bài làm mẫu lên màn hình</w:t>
+            </w:r>
+          </w:p>
+          <w:p>
+            <w:pPr>
+              <w:spacing w:after="0"/>
+            </w:pPr>
+            <w:r>
+              <w:rPr>
+                <w:b w:val="0"/>
+                <w:i w:val="0"/>
+                <w:sz w:val="18"/>
+              </w:rPr>
+              <w:t>NLS-AT: Công cụ trí tuệ nhân tạo do cô giáo gõ, HS chỉ xem; các em không nhập tên</w:t>
             </w:r>
           </w:p>
         </w:tc>
@@ -2266,6 +2320,33 @@
                 <w:i w:val="0"/>
                 <w:sz w:val="18"/>
               </w:rPr>
+              <w:t>NLS-GQVĐ (Cơ bản 1): Ở bài tìm những phép tính có cùng kết quả, GV chiếu các quả có ghi phép tính lên màn hình rồi kéo những quả cùng kết quả</w:t>
+            </w:r>
+          </w:p>
+          <w:p>
+            <w:pPr>
+              <w:spacing w:after="0"/>
+            </w:pPr>
+            <w:r>
+              <w:rPr>
+                <w:b w:val="0"/>
+                <w:i w:val="0"/>
+                <w:sz w:val="18"/>
+              </w:rPr>
+              <w:t>NLS-KT (Cơ bản 1): GV chiếu phóng to bài toán có lời văn, dùng bút màu gạch chân số liệu và từ khoá thêm, bớt</w:t>
+            </w:r>
+          </w:p>
+          <w:p>
+            <w:pPr>
+              <w:spacing w:after="0"/>
+            </w:pPr>
+            <w:r>
+              <w:rPr>
+                <w:b w:val="0"/>
+                <w:i w:val="0"/>
+                <w:sz w:val="18"/>
+              </w:rPr>
+              <w:t>NLS-AT: Màn hình do cô bấm, HS chờ đến lượt được mời lên kéo thả</w:t>
             </w:r>
           </w:p>
         </w:tc>
@@ -2380,6 +2461,33 @@
                 <w:i w:val="0"/>
                 <w:sz w:val="18"/>
               </w:rPr>
+              <w:t>NLS-KT (Cơ bản 1): Ở bài luyện tập chung, GV chiếu tia số phóng to lên màn hình và chỉ theo từng vạch khi cả lớp đếm</w:t>
+            </w:r>
+          </w:p>
+          <w:p>
+            <w:pPr>
+              <w:spacing w:after="0"/>
+            </w:pPr>
+            <w:r>
+              <w:rPr>
+                <w:b w:val="0"/>
+                <w:i w:val="0"/>
+                <w:sz w:val="18"/>
+              </w:rPr>
+              <w:t>NLS-GQVĐ (Cơ bản 1): GV mở bài tập tương tác viết số thành tổng các chục và đơn vị; máy báo đúng</w:t>
+            </w:r>
+          </w:p>
+          <w:p>
+            <w:pPr>
+              <w:spacing w:after="0"/>
+            </w:pPr>
+            <w:r>
+              <w:rPr>
+                <w:b w:val="0"/>
+                <w:i w:val="0"/>
+                <w:sz w:val="18"/>
+              </w:rPr>
+              <w:t>NLS-AT: HS chờ đến lượt được mời lên chạm màn hình, chạm nhẹ bằng đầu ngón tay</w:t>
             </w:r>
           </w:p>
         </w:tc>
@@ -2494,6 +2602,33 @@
                 <w:i w:val="0"/>
                 <w:sz w:val="18"/>
               </w:rPr>
+              <w:t>NLS-GQVĐ (Cơ bản 1): Ở bài chọn câu trả lời đúng, GV chiếu từng câu lên màn hình cho HS giơ bảng con rồi bấm hiện đáp án; máy báo ngay đúng</w:t>
+            </w:r>
+          </w:p>
+          <w:p>
+            <w:pPr>
+              <w:spacing w:after="0"/>
+            </w:pPr>
+            <w:r>
+              <w:rPr>
+                <w:b w:val="0"/>
+                <w:i w:val="0"/>
+                <w:sz w:val="18"/>
+              </w:rPr>
+              <w:t>NLS-KT (Cơ bản 1): GV chiếu phóng to bài ghép số và bài so sánh biểu thức, dùng bút màu đánh dấu hai vế cần so sánh để HS nhìn rõ mình</w:t>
+            </w:r>
+          </w:p>
+          <w:p>
+            <w:pPr>
+              <w:spacing w:after="0"/>
+            </w:pPr>
+            <w:r>
+              <w:rPr>
+                <w:b w:val="0"/>
+                <w:i w:val="0"/>
+                <w:sz w:val="18"/>
+              </w:rPr>
+              <w:t>NLS-AT: Màn hình do cô bấm, HS ngồi tại chỗ giơ bảng con; không tranh nhau lên bảng</w:t>
             </w:r>
           </w:p>
         </w:tc>

--- a/assets/docs/lop2/Toan - Lop 2.docx
+++ b/assets/docs/lop2/Toan - Lop 2.docx
@@ -624,33 +624,6 @@
                 <w:i w:val="0"/>
                 <w:sz w:val="18"/>
               </w:rPr>
-              <w:t>NLS-KT (Cơ bản 1): GV chiếu bảng các số đến 100 tương tác, bấm ô 34, 51, 70 để HS đọc số, nêu chục, đơn vị; tô màu cột tròn chục</w:t>
-            </w:r>
-          </w:p>
-          <w:p>
-            <w:pPr>
-              <w:spacing w:after="0"/>
-            </w:pPr>
-            <w:r>
-              <w:rPr>
-                <w:b w:val="0"/>
-                <w:i w:val="0"/>
-                <w:sz w:val="18"/>
-              </w:rPr>
-              <w:t>NLS-GQVĐ (Cơ bản 1): GV chiếu bài 1 dạng bảng ô trống: que tính – chục – đơn vị; HS nêu số cần điền, GV gõ, máy báo đúng sai</w:t>
-            </w:r>
-          </w:p>
-          <w:p>
-            <w:pPr>
-              <w:spacing w:after="0"/>
-            </w:pPr>
-            <w:r>
-              <w:rPr>
-                <w:b w:val="0"/>
-                <w:i w:val="0"/>
-                <w:sz w:val="18"/>
-              </w:rPr>
-              <w:t>NLS-AT: Máy chỉ giúp thấy quy luật, HS vẫn tự đọc, viết số.</w:t>
             </w:r>
           </w:p>
         </w:tc>
@@ -765,33 +738,6 @@
                 <w:i w:val="0"/>
                 <w:sz w:val="18"/>
               </w:rPr>
-              <w:t>NLS-KT (Cơ bản 1): GV chiếu bảng các số đến 100 tương tác, bấm ô 67, 59, 55; HS đọc số, nói mấy chục, mấy đơn vị; tô màu hàng cùng chục</w:t>
-            </w:r>
-          </w:p>
-          <w:p>
-            <w:pPr>
-              <w:spacing w:after="0"/>
-            </w:pPr>
-            <w:r>
-              <w:rPr>
-                <w:b w:val="0"/>
-                <w:i w:val="0"/>
-                <w:sz w:val="18"/>
-              </w:rPr>
-              <w:t>NLS-GQVĐ (Cơ bản 1): GV chiếu sơ đồ tách số bài 1: ô 35 tách xuống 30 và 5; HS nêu cách tách, GV gõ, máy báo đúng sai</w:t>
-            </w:r>
-          </w:p>
-          <w:p>
-            <w:pPr>
-              <w:spacing w:after="0"/>
-            </w:pPr>
-            <w:r>
-              <w:rPr>
-                <w:b w:val="0"/>
-                <w:i w:val="0"/>
-                <w:sz w:val="18"/>
-              </w:rPr>
-              <w:t>NLS-AT: Máy chỉ giúp thấy quy luật, HS vẫn tự đọc, viết số.</w:t>
             </w:r>
           </w:p>
         </w:tc>
@@ -906,33 +852,6 @@
                 <w:i w:val="0"/>
                 <w:sz w:val="18"/>
               </w:rPr>
-              <w:t>NLS-KT (Cơ bản 1): GV chiếu ảnh bài 1: rổ cà chua, viên bi; HS ước lượng mấy chục, GV khoanh trên ảnh từng nhóm 10 để đếm kiểm tra</w:t>
-            </w:r>
-          </w:p>
-          <w:p>
-            <w:pPr>
-              <w:spacing w:after="0"/>
-            </w:pPr>
-            <w:r>
-              <w:rPr>
-                <w:b w:val="0"/>
-                <w:i w:val="0"/>
-                <w:sz w:val="18"/>
-              </w:rPr>
-              <w:t>NLS-GQVĐ (Cơ bản 1): GV chiếu bảng các số đến 100 có ô trống; HS nêu số cần điền, máy báo đúng sai; HS tìm vị trí số đã đếm</w:t>
-            </w:r>
-          </w:p>
-          <w:p>
-            <w:pPr>
-              <w:spacing w:after="0"/>
-            </w:pPr>
-            <w:r>
-              <w:rPr>
-                <w:b w:val="0"/>
-                <w:i w:val="0"/>
-                <w:sz w:val="18"/>
-              </w:rPr>
-              <w:t>NLS-AT: Máy chỉ giúp thấy quy luật, HS vẫn tự đọc, viết số.</w:t>
             </w:r>
           </w:p>
         </w:tc>
@@ -1047,7 +966,7 @@
                 <w:i w:val="0"/>
                 <w:sz w:val="18"/>
               </w:rPr>
-              <w:t>NLS-KT (Cơ bản 1): GV chiếu tranh rô-bốt xếp táo ghi số 0 đến 10, rồi tia số; HS đọc số từng vạch, chỉ số ngay trước, sau số 4</w:t>
+              <w:t>NLS-KT (Cơ bản 1): GV chiếu tranh SGK rô-bốt xếp các quả táo ghi số từ 0 đến 10 cho bài “Tia số. Số liền trước, số liền sau”</w:t>
             </w:r>
           </w:p>
           <w:p>
@@ -1060,7 +979,7 @@
                 <w:i w:val="0"/>
                 <w:sz w:val="18"/>
               </w:rPr>
-              <w:t>NLS-GQVĐ (Cơ bản 1): GV chiếu tia số tương tác, kéo con trỏ tới vạch nào số đó hiện, dịch trái, phải thấy số liền trước, liền sau</w:t>
+              <w:t>NLS-GQVĐ (Cơ bản 1): GV chiếu tia số tương tác: kéo con trỏ tới vạch nào số đó hiện lên, dịch trái, phải là thấy số liền trước, liền sau</w:t>
             </w:r>
           </w:p>
           <w:p>
@@ -1073,7 +992,7 @@
                 <w:i w:val="0"/>
                 <w:sz w:val="18"/>
               </w:rPr>
-              <w:t>NLS-AT: Máy chỉ giúp thấy quy luật, HS vẫn tự đọc, viết số.</w:t>
+              <w:t>NLS-AT: Máy giúp nhìn thấy quy luật của số, còn đọc số, viết số</w:t>
             </w:r>
           </w:p>
         </w:tc>
@@ -1188,33 +1107,7 @@
                 <w:i w:val="0"/>
                 <w:sz w:val="18"/>
               </w:rPr>
-              <w:t>NLS-KT (Cơ bản 1): GV chiếu mẫu tia số và ảnh tia số làm bằng bìa trước bài STEM; HS nêu tiêu chí: đúng thứ tự, vạch đều, có mũi tên</w:t>
-            </w:r>
-          </w:p>
-          <w:p>
-            <w:pPr>
-              <w:spacing w:after="0"/>
-            </w:pPr>
-            <w:r>
-              <w:rPr>
-                <w:b w:val="0"/>
-                <w:i w:val="0"/>
-                <w:sz w:val="18"/>
-              </w:rPr>
-              <w:t>NLS-GQVĐ (Cơ bản 1): GV chụp tia số từng nhóm bằng điện thoại chiếu lên; GV chỉ một số, HS nêu số liền trước, liền sau; nhóm sai tự chỉnh</w:t>
-            </w:r>
-          </w:p>
-          <w:p>
-            <w:pPr>
-              <w:spacing w:after="0"/>
-            </w:pPr>
-            <w:r>
-              <w:rPr>
-                <w:b w:val="0"/>
-                <w:i w:val="0"/>
-                <w:sz w:val="18"/>
-              </w:rPr>
-              <w:t>NLS-AT: Máy chỉ giúp thấy quy luật, HS vẫn tự đọc, viết số.</w:t>
+              <w:t>STEM: Tia số của em (Toán – Mĩ thuật) — dạy thay cho tiết này.</w:t>
             </w:r>
           </w:p>
         </w:tc>
@@ -1472,33 +1365,6 @@
                 <w:i w:val="0"/>
                 <w:sz w:val="18"/>
               </w:rPr>
-              <w:t>NLS-KT (Cơ bản 1): Ở hoạt động khám phá bài “Số bị trừ, số trừ, hiệu”, GV chiếu tranh đàn chim trên tivi</w:t>
-            </w:r>
-          </w:p>
-          <w:p>
-            <w:pPr>
-              <w:spacing w:after="0"/>
-            </w:pPr>
-            <w:r>
-              <w:rPr>
-                <w:b w:val="0"/>
-                <w:i w:val="0"/>
-                <w:sz w:val="18"/>
-              </w:rPr>
-              <w:t>NLS-GQVĐ (Cơ bản 1): Ở bài 1, GV mở bài tập tương tác trên tivi: mỗi phép trừ có ba thẻ tên gọi, HS lên kéo thẻ số bị trừ, số trừ</w:t>
-            </w:r>
-          </w:p>
-          <w:p>
-            <w:pPr>
-              <w:spacing w:after="0"/>
-            </w:pPr>
-            <w:r>
-              <w:rPr>
-                <w:b w:val="0"/>
-                <w:i w:val="0"/>
-                <w:sz w:val="18"/>
-              </w:rPr>
-              <w:t>NLS-AT: HS lên bảng chạm nhẹ, không giành nhau thao tác</w:t>
             </w:r>
           </w:p>
         </w:tc>
@@ -1613,33 +1479,6 @@
                 <w:i w:val="0"/>
                 <w:sz w:val="18"/>
               </w:rPr>
-              <w:t>NLS-GQVĐ (Cơ bản 1): GV chiếu trò chơi Con số may mắn: HS chọn số, phép tính hiện ra, gọi tên số hạng, tổng, số bị trừ, số trừ, hiệu</w:t>
-            </w:r>
-          </w:p>
-          <w:p>
-            <w:pPr>
-              <w:spacing w:after="0"/>
-            </w:pPr>
-            <w:r>
-              <w:rPr>
-                <w:b w:val="0"/>
-                <w:i w:val="0"/>
-                <w:sz w:val="18"/>
-              </w:rPr>
-              <w:t>NLS-GQVĐ (Cơ bản 1): GV chiếu bài 1 dạng tương tác viết 75, 64 thành tổng chục và đơn vị; HS làm vở trước, nêu kết quả, máy báo đúng sai</w:t>
-            </w:r>
-          </w:p>
-          <w:p>
-            <w:pPr>
-              <w:spacing w:after="0"/>
-            </w:pPr>
-            <w:r>
-              <w:rPr>
-                <w:b w:val="0"/>
-                <w:i w:val="0"/>
-                <w:sz w:val="18"/>
-              </w:rPr>
-              <w:t>NLS-AT: HS tự đặt tính, tự kiểm chứng; công cụ số chỉ để đối chiếu.</w:t>
             </w:r>
           </w:p>
         </w:tc>
@@ -1754,7 +1593,7 @@
                 <w:i w:val="0"/>
                 <w:sz w:val="18"/>
               </w:rPr>
-              <w:t>NLS-KT (Cơ bản 1): GV chiếu tranh khám phá: gà, vịt; kéo hình thành hai hàng thẳng, phần gà nhiều hơn tô màu; HS nhận ra lấy số gà trừ số vịt</w:t>
+              <w:t>NLS-KT (Cơ bản 1): GV chiếu tranh phần khám phá bài “Hơn, kém nhau bao nhiêu” phóng to trên máy chiếu: đàn gà, vịt, ngỗng</w:t>
             </w:r>
           </w:p>
           <w:p>
@@ -1767,7 +1606,7 @@
                 <w:i w:val="0"/>
                 <w:sz w:val="18"/>
               </w:rPr>
-              <w:t>NLS-GQVĐ (Cơ bản 1): GV chiếu bài 1 hình chim hai cành, hỏi đâu là cái đã biết, đâu là câu hỏi; máy đếm giúp nhưng HS tự chọn phép trừ</w:t>
+              <w:t>NLS-GQVĐ (Cơ bản 1): GV chiếu bài 1 với hình chim ở cành trên, cành dưới, hỏi HS đâu là cái đã biết</w:t>
             </w:r>
           </w:p>
           <w:p>
@@ -1780,7 +1619,7 @@
                 <w:i w:val="0"/>
                 <w:sz w:val="18"/>
               </w:rPr>
-              <w:t>NLS-AT: Sơ đồ chỉ giúp hiểu đề, lời giải tự viết; không tìm bài giải sẵn.</w:t>
+              <w:t>NLS-AT: Sơ đồ trên máy chỉ giúp hiểu đề</w:t>
             </w:r>
           </w:p>
         </w:tc>
@@ -1895,33 +1734,6 @@
                 <w:i w:val="0"/>
                 <w:sz w:val="18"/>
               </w:rPr>
-              <w:t>NLS-KT (Cơ bản 1): GV chiếu bài 1: băng giấy ghi số đo xăng-ti-mét, kéo băng ngắn đặt dưới băng dài, phần dài hơn tô màu; HS nói dài hơn bao nhiêu</w:t>
-            </w:r>
-          </w:p>
-          <w:p>
-            <w:pPr>
-              <w:spacing w:after="0"/>
-            </w:pPr>
-            <w:r>
-              <w:rPr>
-                <w:b w:val="0"/>
-                <w:i w:val="0"/>
-                <w:sz w:val="18"/>
-              </w:rPr>
-              <w:t>NLS-GQVĐ (Cơ bản 1): GV chiếu trò chơi Bí mật biển xanh: HS chọn ô số, câu hỏi hơn kém hiện ra, HS nêu phép trừ, máy báo đúng sai</w:t>
-            </w:r>
-          </w:p>
-          <w:p>
-            <w:pPr>
-              <w:spacing w:after="0"/>
-            </w:pPr>
-            <w:r>
-              <w:rPr>
-                <w:b w:val="0"/>
-                <w:i w:val="0"/>
-                <w:sz w:val="18"/>
-              </w:rPr>
-              <w:t>NLS-AT: Sơ đồ chỉ giúp hiểu đề, lời giải tự viết; không tìm bài giải sẵn.</w:t>
             </w:r>
           </w:p>
         </w:tc>
@@ -2038,33 +1850,6 @@
                 <w:i w:val="0"/>
                 <w:sz w:val="18"/>
               </w:rPr>
-              <w:t>NLS-KT (Cơ bản 1): Ở bài ôn tập phép cộng, phép trừ không nhớ trong phạm vi 100</w:t>
-            </w:r>
-          </w:p>
-          <w:p>
-            <w:pPr>
-              <w:spacing w:after="0"/>
-            </w:pPr>
-            <w:r>
-              <w:rPr>
-                <w:b w:val="0"/>
-                <w:i w:val="0"/>
-                <w:sz w:val="18"/>
-              </w:rPr>
-              <w:t>NLS-GQVĐ (Cơ bản 1): GV mở bài tập tương tác cho HS chọn kết quả các phép cộng, trừ số tròn chục; máy báo đúng</w:t>
-            </w:r>
-          </w:p>
-          <w:p>
-            <w:pPr>
-              <w:spacing w:after="0"/>
-            </w:pPr>
-            <w:r>
-              <w:rPr>
-                <w:b w:val="0"/>
-                <w:i w:val="0"/>
-                <w:sz w:val="18"/>
-              </w:rPr>
-              <w:t>NLS-AT: Chỉ HS được mời mới lên chạm màn hình, chạm nhẹ và tay khô</w:t>
             </w:r>
           </w:p>
         </w:tc>
@@ -2179,33 +1964,6 @@
                 <w:i w:val="0"/>
                 <w:sz w:val="18"/>
               </w:rPr>
-              <w:t>AI-NB (Cơ bản 1): Ở bài tập chọn đúng - sai, GV gõ một phép tính cho công cụ trí tuệ nhân tạo giải rồi chiếu kết quả lên màn hình</w:t>
-            </w:r>
-          </w:p>
-          <w:p>
-            <w:pPr>
-              <w:spacing w:after="0"/>
-            </w:pPr>
-            <w:r>
-              <w:rPr>
-                <w:b w:val="0"/>
-                <w:i w:val="0"/>
-                <w:sz w:val="18"/>
-              </w:rPr>
-              <w:t>NLS-GQVĐ (Cơ bản 1): HS kiểm tra từng phép tính trong bài, ghi Đ hoặc S và sửa lại phép tính sai; GV chiếu bài làm mẫu lên màn hình</w:t>
-            </w:r>
-          </w:p>
-          <w:p>
-            <w:pPr>
-              <w:spacing w:after="0"/>
-            </w:pPr>
-            <w:r>
-              <w:rPr>
-                <w:b w:val="0"/>
-                <w:i w:val="0"/>
-                <w:sz w:val="18"/>
-              </w:rPr>
-              <w:t>NLS-AT: Công cụ trí tuệ nhân tạo do cô giáo gõ, HS chỉ xem; các em không nhập tên</w:t>
             </w:r>
           </w:p>
         </w:tc>
@@ -2320,33 +2078,6 @@
                 <w:i w:val="0"/>
                 <w:sz w:val="18"/>
               </w:rPr>
-              <w:t>NLS-GQVĐ (Cơ bản 1): Ở bài tìm những phép tính có cùng kết quả, GV chiếu các quả có ghi phép tính lên màn hình rồi kéo những quả cùng kết quả</w:t>
-            </w:r>
-          </w:p>
-          <w:p>
-            <w:pPr>
-              <w:spacing w:after="0"/>
-            </w:pPr>
-            <w:r>
-              <w:rPr>
-                <w:b w:val="0"/>
-                <w:i w:val="0"/>
-                <w:sz w:val="18"/>
-              </w:rPr>
-              <w:t>NLS-KT (Cơ bản 1): GV chiếu phóng to bài toán có lời văn, dùng bút màu gạch chân số liệu và từ khoá thêm, bớt</w:t>
-            </w:r>
-          </w:p>
-          <w:p>
-            <w:pPr>
-              <w:spacing w:after="0"/>
-            </w:pPr>
-            <w:r>
-              <w:rPr>
-                <w:b w:val="0"/>
-                <w:i w:val="0"/>
-                <w:sz w:val="18"/>
-              </w:rPr>
-              <w:t>NLS-AT: Màn hình do cô bấm, HS chờ đến lượt được mời lên kéo thả</w:t>
             </w:r>
           </w:p>
         </w:tc>
@@ -2602,33 +2333,6 @@
                 <w:i w:val="0"/>
                 <w:sz w:val="18"/>
               </w:rPr>
-              <w:t>NLS-GQVĐ (Cơ bản 1): Ở bài chọn câu trả lời đúng, GV chiếu từng câu lên màn hình cho HS giơ bảng con rồi bấm hiện đáp án; máy báo ngay đúng</w:t>
-            </w:r>
-          </w:p>
-          <w:p>
-            <w:pPr>
-              <w:spacing w:after="0"/>
-            </w:pPr>
-            <w:r>
-              <w:rPr>
-                <w:b w:val="0"/>
-                <w:i w:val="0"/>
-                <w:sz w:val="18"/>
-              </w:rPr>
-              <w:t>NLS-KT (Cơ bản 1): GV chiếu phóng to bài ghép số và bài so sánh biểu thức, dùng bút màu đánh dấu hai vế cần so sánh để HS nhìn rõ mình</w:t>
-            </w:r>
-          </w:p>
-          <w:p>
-            <w:pPr>
-              <w:spacing w:after="0"/>
-            </w:pPr>
-            <w:r>
-              <w:rPr>
-                <w:b w:val="0"/>
-                <w:i w:val="0"/>
-                <w:sz w:val="18"/>
-              </w:rPr>
-              <w:t>NLS-AT: Màn hình do cô bấm, HS ngồi tại chỗ giơ bảng con; không tranh nhau lên bảng</w:t>
             </w:r>
           </w:p>
         </w:tc>
@@ -3547,6 +3251,33 @@
                 <w:i w:val="0"/>
                 <w:sz w:val="18"/>
               </w:rPr>
+              <w:t>NLS-KT (Cơ bản 1): GV chiếu sơ đồ đoạn thẳng động cho đúng bài toán của tiết: đoạn thẳng dài thêm ra khi thêm, ngắn lại khi bớt</w:t>
+            </w:r>
+          </w:p>
+          <w:p>
+            <w:pPr>
+              <w:spacing w:after="0"/>
+            </w:pPr>
+            <w:r>
+              <w:rPr>
+                <w:b w:val="0"/>
+                <w:i w:val="0"/>
+                <w:sz w:val="18"/>
+              </w:rPr>
+              <w:t>NLS-GQVĐ (Cơ bản 1): GV chiếu đề toán kèm hình ảnh tình huống thật và cho HS lần lượt chỉ ra đâu là cái đã biết, đâu là câu hỏi</w:t>
+            </w:r>
+          </w:p>
+          <w:p>
+            <w:pPr>
+              <w:spacing w:after="0"/>
+            </w:pPr>
+            <w:r>
+              <w:rPr>
+                <w:b w:val="0"/>
+                <w:i w:val="0"/>
+                <w:sz w:val="18"/>
+              </w:rPr>
+              <w:t>NLS-AT: Sơ đồ trên máy chỉ giúp hiểu đề</w:t>
             </w:r>
           </w:p>
         </w:tc>
@@ -3775,7 +3506,33 @@
                 <w:i w:val="0"/>
                 <w:sz w:val="18"/>
               </w:rPr>
-              <w:t>NLS-GQVĐ (Cơ bản 1): HS tự làm vào vở trước, sau đó dùng máy tính kiểm tra lại kết quả; máy chỉ để soát, không làm thay.</w:t>
+              <w:t>NLS-GQVĐ (Cơ bản 1): GV chiếu trò chơi tách - gộp trên máy: khi cộng qua 10, các chấm tròn tự tách ra cho đủ chục rồi gộp phần còn lại</w:t>
+            </w:r>
+          </w:p>
+          <w:p>
+            <w:pPr>
+              <w:spacing w:after="0"/>
+            </w:pPr>
+            <w:r>
+              <w:rPr>
+                <w:b w:val="0"/>
+                <w:i w:val="0"/>
+                <w:sz w:val="18"/>
+              </w:rPr>
+              <w:t>NLS-KT (Cơ bản 1): Sau mỗi vòng chơi, GV chiếu bảng đếm số câu đúng của từng tổ theo dạng bài (cộng qua 10, trừ qua 10, tìm số còn thiếu)</w:t>
+            </w:r>
+          </w:p>
+          <w:p>
+            <w:pPr>
+              <w:spacing w:after="0"/>
+            </w:pPr>
+            <w:r>
+              <w:rPr>
+                <w:b w:val="0"/>
+                <w:i w:val="0"/>
+                <w:sz w:val="18"/>
+              </w:rPr>
+              <w:t>NLS-AT: Bảng đếm điểm chỉ ghi theo tổ, không nêu tên HS làm sai để không bạn nào ngại</w:t>
             </w:r>
           </w:p>
         </w:tc>
@@ -4807,6 +4564,33 @@
                 <w:i w:val="0"/>
                 <w:sz w:val="18"/>
               </w:rPr>
+              <w:t>NLS-KT (Cơ bản 1): GV đặt hai băng giấy ảo song song trên màn hình rồi kéo cho băng thứ hai dài hơn hoặc ngắn hơn đúng số đơn vị đề bài</w:t>
+            </w:r>
+          </w:p>
+          <w:p>
+            <w:pPr>
+              <w:spacing w:after="0"/>
+            </w:pPr>
+            <w:r>
+              <w:rPr>
+                <w:b w:val="0"/>
+                <w:i w:val="0"/>
+                <w:sz w:val="18"/>
+              </w:rPr>
+              <w:t>NLS-GQVĐ (Cơ bản 1): GV đổi số liệu ngay trên đề chiếu, sơ đồ tự vẽ lại theo số mới; HS nhận ra dạng toán không đổi dù số thay đổi</w:t>
+            </w:r>
+          </w:p>
+          <w:p>
+            <w:pPr>
+              <w:spacing w:after="0"/>
+            </w:pPr>
+            <w:r>
+              <w:rPr>
+                <w:b w:val="0"/>
+                <w:i w:val="0"/>
+                <w:sz w:val="18"/>
+              </w:rPr>
+              <w:t>NLS-AT: GV nhắc HS phải tự đọc kĩ đề rồi mới nhìn sơ đồ</w:t>
             </w:r>
           </w:p>
         </w:tc>
@@ -5037,6 +4821,33 @@
                 <w:i w:val="0"/>
                 <w:sz w:val="18"/>
               </w:rPr>
+              <w:t>NLS-GQVĐ (Cơ bản 1): GV chiếu trò chơi tách - gộp trên máy: khi cộng qua 10, các chấm tròn tự tách ra cho đủ chục rồi gộp phần còn lại</w:t>
+            </w:r>
+          </w:p>
+          <w:p>
+            <w:pPr>
+              <w:spacing w:after="0"/>
+            </w:pPr>
+            <w:r>
+              <w:rPr>
+                <w:b w:val="0"/>
+                <w:i w:val="0"/>
+                <w:sz w:val="18"/>
+              </w:rPr>
+              <w:t>NLS-KT (Cơ bản 1): Sau mỗi vòng chơi, GV chiếu bảng đếm số câu đúng của từng tổ theo dạng bài (cộng qua 10, trừ qua 10, tìm số còn thiếu)</w:t>
+            </w:r>
+          </w:p>
+          <w:p>
+            <w:pPr>
+              <w:spacing w:after="0"/>
+            </w:pPr>
+            <w:r>
+              <w:rPr>
+                <w:b w:val="0"/>
+                <w:i w:val="0"/>
+                <w:sz w:val="18"/>
+              </w:rPr>
+              <w:t>NLS-AT: Bảng đếm điểm chỉ ghi theo tổ, không nêu tên HS làm sai để không bạn nào ngại</w:t>
             </w:r>
           </w:p>
         </w:tc>
@@ -5380,7 +5191,33 @@
                 <w:i w:val="0"/>
                 <w:sz w:val="18"/>
               </w:rPr>
-              <w:t>NLS-GQVĐ (Cơ bản 1): dùng ứng dụng thước/cân điện tử (nếu có) để kiểm chứng lại kết quả đo bằng dụng cụ thật.</w:t>
+              <w:t>NLS-KT (Cơ bản 1): GV mang cân điện tử tới lớp, cân một vài đồ vật trước lớp cho HS đọc số hiện trên màn hình cân</w:t>
+            </w:r>
+          </w:p>
+          <w:p>
+            <w:pPr>
+              <w:spacing w:after="0"/>
+            </w:pPr>
+            <w:r>
+              <w:rPr>
+                <w:b w:val="0"/>
+                <w:i w:val="0"/>
+                <w:sz w:val="18"/>
+              </w:rPr>
+              <w:t>NLS-GQVĐ (Cơ bản 1): Trước mỗi lần cân, GV cho HS ước lượng vật nặng khoảng mấy ki-lô-gam rồi mới cân kiểm chứng</w:t>
+            </w:r>
+          </w:p>
+          <w:p>
+            <w:pPr>
+              <w:spacing w:after="0"/>
+            </w:pPr>
+            <w:r>
+              <w:rPr>
+                <w:b w:val="0"/>
+                <w:i w:val="0"/>
+                <w:sz w:val="18"/>
+              </w:rPr>
+              <w:t>NLS-AT: Cân điện tử cho số rất nhanh nhưng HS phải biết ước lượng và đọc được cân đĩa</w:t>
             </w:r>
           </w:p>
         </w:tc>
@@ -5725,6 +5562,33 @@
                 <w:i w:val="0"/>
                 <w:sz w:val="18"/>
               </w:rPr>
+              <w:t>NLS-KT (Cơ bản 1): GV chiếu phim quay cảnh rót nước từ một chai 1 lít sang các cốc, vừa rót vừa đếm</w:t>
+            </w:r>
+          </w:p>
+          <w:p>
+            <w:pPr>
+              <w:spacing w:after="0"/>
+            </w:pPr>
+            <w:r>
+              <w:rPr>
+                <w:b w:val="0"/>
+                <w:i w:val="0"/>
+                <w:sz w:val="18"/>
+              </w:rPr>
+              <w:t>NLS-GQVĐ (Cơ bản 1): GV chiếu bài tập đong ảo trên máy: kéo can, chai, cốc để đong đủ số lít đề yêu cầu; HS nêu cách đong</w:t>
+            </w:r>
+          </w:p>
+          <w:p>
+            <w:pPr>
+              <w:spacing w:after="0"/>
+            </w:pPr>
+            <w:r>
+              <w:rPr>
+                <w:b w:val="0"/>
+                <w:i w:val="0"/>
+                <w:sz w:val="18"/>
+              </w:rPr>
+              <w:t>NLS-AT: Bài tập đong trên máy chỉ để luyện, HS vẫn phải tự đong bằng chai</w:t>
             </w:r>
           </w:p>
         </w:tc>
@@ -5953,6 +5817,33 @@
                 <w:i w:val="0"/>
                 <w:sz w:val="18"/>
               </w:rPr>
+              <w:t>NLS-ST (Cơ bản 1): Các nhóm cân, đong thật rồi đọc số liệu cho GV nhập vào bảng trên máy; bấm một nút</w:t>
+            </w:r>
+          </w:p>
+          <w:p>
+            <w:pPr>
+              <w:spacing w:after="0"/>
+            </w:pPr>
+            <w:r>
+              <w:rPr>
+                <w:b w:val="0"/>
+                <w:i w:val="0"/>
+                <w:sz w:val="18"/>
+              </w:rPr>
+              <w:t>NLS-KT (Cơ bản 1): GV chụp ảnh cách các nhóm đặt vật lên cân, đặt ca lên mặt phẳng rồi chiếu lên màn hình</w:t>
+            </w:r>
+          </w:p>
+          <w:p>
+            <w:pPr>
+              <w:spacing w:after="0"/>
+            </w:pPr>
+            <w:r>
+              <w:rPr>
+                <w:b w:val="0"/>
+                <w:i w:val="0"/>
+                <w:sz w:val="18"/>
+              </w:rPr>
+              <w:t>NLS-AT: Ảnh chỉ chụp tay và dụng cụ, không lấy khuôn mặt HS</w:t>
             </w:r>
           </w:p>
         </w:tc>
@@ -6183,7 +6074,33 @@
                 <w:i w:val="0"/>
                 <w:sz w:val="18"/>
               </w:rPr>
-              <w:t>NLS-GQVĐ (Cơ bản 1): HS tự làm vào vở trước, sau đó dùng máy tính kiểm tra lại kết quả; máy chỉ để soát, không làm thay.</w:t>
+              <w:t>NLS-KT (Cơ bản 1): GV chiếu mô phỏng đặt tính dọc trên máy: khi cộng đủ 10 ở hàng đơn vị thì ô nhớ tự sáng lên và số 1 chạy sang</w:t>
+            </w:r>
+          </w:p>
+          <w:p>
+            <w:pPr>
+              <w:spacing w:after="0"/>
+            </w:pPr>
+            <w:r>
+              <w:rPr>
+                <w:b w:val="0"/>
+                <w:i w:val="0"/>
+                <w:sz w:val="18"/>
+              </w:rPr>
+              <w:t>NLS-GQVĐ (Cơ bản 1): GV chiếu các phép tính đặt sai (quên nhớ, viết lệch cột) và cho HS tìm lỗi; GV bấm sửa theo lời HS</w:t>
+            </w:r>
+          </w:p>
+          <w:p>
+            <w:pPr>
+              <w:spacing w:after="0"/>
+            </w:pPr>
+            <w:r>
+              <w:rPr>
+                <w:b w:val="0"/>
+                <w:i w:val="0"/>
+                <w:sz w:val="18"/>
+              </w:rPr>
+              <w:t>NLS-AT: Mô phỏng chỉ để hiểu chỗ nhớ; khi làm bài HS vẫn phải tự đặt tính thẳng cột</w:t>
             </w:r>
           </w:p>
         </w:tc>
@@ -7099,7 +7016,33 @@
                 <w:i w:val="0"/>
                 <w:sz w:val="18"/>
               </w:rPr>
-              <w:t>NLS-GQVĐ (Cơ bản 1): HS tự làm vào vở trước, sau đó dùng máy tính kiểm tra lại kết quả; máy chỉ để soát, không làm thay.</w:t>
+              <w:t>NLS-KT (Cơ bản 1): GV chiếu mô phỏng đặt tính dọc trên máy: khi cộng đủ 10 ở hàng đơn vị thì ô nhớ tự sáng lên và số 1 chạy sang</w:t>
+            </w:r>
+          </w:p>
+          <w:p>
+            <w:pPr>
+              <w:spacing w:after="0"/>
+            </w:pPr>
+            <w:r>
+              <w:rPr>
+                <w:b w:val="0"/>
+                <w:i w:val="0"/>
+                <w:sz w:val="18"/>
+              </w:rPr>
+              <w:t>NLS-GQVĐ (Cơ bản 1): GV chiếu các phép tính đặt sai (quên nhớ, viết lệch cột) và cho HS tìm lỗi; GV bấm sửa theo lời HS</w:t>
+            </w:r>
+          </w:p>
+          <w:p>
+            <w:pPr>
+              <w:spacing w:after="0"/>
+            </w:pPr>
+            <w:r>
+              <w:rPr>
+                <w:b w:val="0"/>
+                <w:i w:val="0"/>
+                <w:sz w:val="18"/>
+              </w:rPr>
+              <w:t>NLS-AT: Mô phỏng chỉ để hiểu chỗ nhớ; khi làm bài HS vẫn phải tự đặt tính thẳng cột</w:t>
             </w:r>
           </w:p>
         </w:tc>
@@ -8358,6 +8301,33 @@
                 <w:i w:val="0"/>
                 <w:sz w:val="18"/>
               </w:rPr>
+              <w:t>NLS-KT (Cơ bản 1): GV chiếu mô phỏng đặt tính dọc trên máy: khi cộng đủ 10 ở hàng đơn vị thì ô nhớ tự sáng lên và số 1 chạy sang</w:t>
+            </w:r>
+          </w:p>
+          <w:p>
+            <w:pPr>
+              <w:spacing w:after="0"/>
+            </w:pPr>
+            <w:r>
+              <w:rPr>
+                <w:b w:val="0"/>
+                <w:i w:val="0"/>
+                <w:sz w:val="18"/>
+              </w:rPr>
+              <w:t>NLS-GQVĐ (Cơ bản 1): GV chiếu các phép tính đặt sai (quên nhớ, viết lệch cột) và cho HS tìm lỗi; GV bấm sửa theo lời HS</w:t>
+            </w:r>
+          </w:p>
+          <w:p>
+            <w:pPr>
+              <w:spacing w:after="0"/>
+            </w:pPr>
+            <w:r>
+              <w:rPr>
+                <w:b w:val="0"/>
+                <w:i w:val="0"/>
+                <w:sz w:val="18"/>
+              </w:rPr>
+              <w:t>NLS-AT: Mô phỏng chỉ để hiểu chỗ nhớ; khi làm bài HS vẫn phải tự đặt tính thẳng cột</w:t>
             </w:r>
           </w:p>
         </w:tc>
@@ -8589,7 +8559,33 @@
                 <w:i w:val="0"/>
                 <w:sz w:val="18"/>
               </w:rPr>
-              <w:t>NLS-ST (Cơ bản 1): dùng phần mềm vẽ đơn giản để tạo lại hình vừa học, lưu bài với tên rõ ràng.</w:t>
+              <w:t>NLS-KT (Cơ bản 1): GV dùng phần mềm hình học động: kéo một điểm cho đoạn thẳng dài ra rồi ngắn lại</w:t>
+            </w:r>
+          </w:p>
+          <w:p>
+            <w:pPr>
+              <w:spacing w:after="0"/>
+            </w:pPr>
+            <w:r>
+              <w:rPr>
+                <w:b w:val="0"/>
+                <w:i w:val="0"/>
+                <w:sz w:val="18"/>
+              </w:rPr>
+              <w:t>NLS-GQVĐ (Cơ bản 1): GV cho HS phán đoán trước ba điểm trên màn hình có thẳng hàng không, sau đó mới bấm cho máy kẻ đường kiểm chứng</w:t>
+            </w:r>
+          </w:p>
+          <w:p>
+            <w:pPr>
+              <w:spacing w:after="0"/>
+            </w:pPr>
+            <w:r>
+              <w:rPr>
+                <w:b w:val="0"/>
+                <w:i w:val="0"/>
+                <w:sz w:val="18"/>
+              </w:rPr>
+              <w:t>NLS-AT: Máy giúp nhìn cho rõ, nhưng HS vẫn phải tự dùng thước kẻ và tự vẽ trong vở</w:t>
             </w:r>
           </w:p>
         </w:tc>
@@ -8818,6 +8814,33 @@
                 <w:i w:val="0"/>
                 <w:sz w:val="18"/>
               </w:rPr>
+              <w:t>NLS-KT (Cơ bản 1): GV kéo từng đỉnh của đường gấp khúc trên máy, số đoạn thẳng và độ dài mỗi đoạn hiện ngay bên cạnh</w:t>
+            </w:r>
+          </w:p>
+          <w:p>
+            <w:pPr>
+              <w:spacing w:after="0"/>
+            </w:pPr>
+            <w:r>
+              <w:rPr>
+                <w:b w:val="0"/>
+                <w:i w:val="0"/>
+                <w:sz w:val="18"/>
+              </w:rPr>
+              <w:t>NLS-GQVĐ (Cơ bản 1): GV chiếu một hình vẽ có nhiều hình tứ giác lồng nhau, HS đếm rồi chỉ từng hình để GV bấm tô màu</w:t>
+            </w:r>
+          </w:p>
+          <w:p>
+            <w:pPr>
+              <w:spacing w:after="0"/>
+            </w:pPr>
+            <w:r>
+              <w:rPr>
+                <w:b w:val="0"/>
+                <w:i w:val="0"/>
+                <w:sz w:val="18"/>
+              </w:rPr>
+              <w:t>NLS-AT: Máy tô màu giúp khỏi đếm sót, nhưng khi làm bài HS vẫn phải tự đánh dấu bằng</w:t>
             </w:r>
           </w:p>
         </w:tc>
@@ -9048,6 +9071,33 @@
                 <w:i w:val="0"/>
                 <w:sz w:val="18"/>
               </w:rPr>
+              <w:t>NLS-KT (Cơ bản 1): GV chiếu đoạn phim quay cận cảnh và chiếu chậm từng nếp gấp, từng nhát cắt</w:t>
+            </w:r>
+          </w:p>
+          <w:p>
+            <w:pPr>
+              <w:spacing w:after="0"/>
+            </w:pPr>
+            <w:r>
+              <w:rPr>
+                <w:b w:val="0"/>
+                <w:i w:val="0"/>
+                <w:sz w:val="18"/>
+              </w:rPr>
+              <w:t>NLS-ST (Cơ bản 1): Làm xong, GV dùng điện thoại chụp sản phẩm của từng nhóm và chiếu thành một triển lãm trên màn hình</w:t>
+            </w:r>
+          </w:p>
+          <w:p>
+            <w:pPr>
+              <w:spacing w:after="0"/>
+            </w:pPr>
+            <w:r>
+              <w:rPr>
+                <w:b w:val="0"/>
+                <w:i w:val="0"/>
+                <w:sz w:val="18"/>
+              </w:rPr>
+              <w:t>NLS-AT: GV chỉ chụp sản phẩm, hạn chế lấy khuôn mặt HS vào ảnh</w:t>
             </w:r>
           </w:p>
         </w:tc>
@@ -9276,7 +9326,33 @@
                 <w:i w:val="0"/>
                 <w:sz w:val="18"/>
               </w:rPr>
-              <w:t>NLS-GQVĐ (Cơ bản 1): HS tự làm vào vở trước, sau đó dùng máy tính kiểm tra lại kết quả; máy chỉ để soát, không làm thay.</w:t>
+              <w:t>NLS-KT (Cơ bản 1): GV chiếu mô phỏng đặt tính dọc trên máy: khi cộng đủ 10 ở hàng đơn vị thì ô nhớ tự sáng lên và số 1 chạy sang</w:t>
+            </w:r>
+          </w:p>
+          <w:p>
+            <w:pPr>
+              <w:spacing w:after="0"/>
+            </w:pPr>
+            <w:r>
+              <w:rPr>
+                <w:b w:val="0"/>
+                <w:i w:val="0"/>
+                <w:sz w:val="18"/>
+              </w:rPr>
+              <w:t>NLS-GQVĐ (Cơ bản 1): GV chiếu các phép tính đặt sai (quên nhớ, viết lệch cột) và cho HS tìm lỗi; GV bấm sửa theo lời HS</w:t>
+            </w:r>
+          </w:p>
+          <w:p>
+            <w:pPr>
+              <w:spacing w:after="0"/>
+            </w:pPr>
+            <w:r>
+              <w:rPr>
+                <w:b w:val="0"/>
+                <w:i w:val="0"/>
+                <w:sz w:val="18"/>
+              </w:rPr>
+              <w:t>NLS-AT: Mô phỏng chỉ để hiểu chỗ nhớ; khi làm bài HS vẫn phải tự đặt tính thẳng cột</w:t>
             </w:r>
           </w:p>
         </w:tc>
@@ -9392,7 +9468,33 @@
                 <w:i w:val="0"/>
                 <w:sz w:val="18"/>
               </w:rPr>
-              <w:t>NLS-KT (Cơ bản 1): xem đồng hồ và lịch điện tử trên máy tính/điện thoại của cô để đối chiếu với đồng hồ, lịch thật.</w:t>
+              <w:t>NLS-KT (Cơ bản 1): GV chiếu đồng hồ mô phỏng trên máy và kéo kim phút chạy nhanh để HS thấy kim giờ nhích theo</w:t>
+            </w:r>
+          </w:p>
+          <w:p>
+            <w:pPr>
+              <w:spacing w:after="0"/>
+            </w:pPr>
+            <w:r>
+              <w:rPr>
+                <w:b w:val="0"/>
+                <w:i w:val="0"/>
+                <w:sz w:val="18"/>
+              </w:rPr>
+              <w:t>NLS-GQVĐ (Cơ bản 1): GV chiếu đoạn phim tua nhanh một ngày của bạn nhỏ, dừng ở từng việc (thức dậy, vào lớp, ăn trưa</w:t>
+            </w:r>
+          </w:p>
+          <w:p>
+            <w:pPr>
+              <w:spacing w:after="0"/>
+            </w:pPr>
+            <w:r>
+              <w:rPr>
+                <w:b w:val="0"/>
+                <w:i w:val="0"/>
+                <w:sz w:val="18"/>
+              </w:rPr>
+              <w:t>NLS-AT: Đồng hồ trên điện thoại chỉ để xem giờ</w:t>
             </w:r>
           </w:p>
           <w:p>
@@ -9637,6 +9739,45 @@
                 <w:i w:val="0"/>
                 <w:sz w:val="18"/>
               </w:rPr>
+              <w:t>NLS-KT (Cơ bản 1): GV mở ứng dụng lịch trên máy tính hoặc điện thoại, chiếu tháng hiện tại lên màn hình; cả lớp cùng tìm ngày hôm nay, ngày mai</w:t>
+            </w:r>
+          </w:p>
+          <w:p>
+            <w:pPr>
+              <w:spacing w:after="0"/>
+            </w:pPr>
+            <w:r>
+              <w:rPr>
+                <w:b w:val="0"/>
+                <w:i w:val="0"/>
+                <w:sz w:val="18"/>
+              </w:rPr>
+              <w:t>NLS-GQVĐ (Cơ bản 1): GV đặt một lời nhắc trên lịch cho việc chung của lớp (nộp sản phẩm</w:t>
+            </w:r>
+          </w:p>
+          <w:p>
+            <w:pPr>
+              <w:spacing w:after="0"/>
+            </w:pPr>
+            <w:r>
+              <w:rPr>
+                <w:b w:val="0"/>
+                <w:i w:val="0"/>
+                <w:sz w:val="18"/>
+              </w:rPr>
+              <w:t>NLS-AT: Lịch trên điện thoại chỉ để xem ngày và ghi nhớ việc</w:t>
+            </w:r>
+          </w:p>
+          <w:p>
+            <w:pPr>
+              <w:spacing w:after="0"/>
+            </w:pPr>
+            <w:r>
+              <w:rPr>
+                <w:b w:val="0"/>
+                <w:i w:val="0"/>
+                <w:sz w:val="18"/>
+              </w:rPr>
               <w:t>KNS: KN quản lí thời gian: xem giờ, sắp xếp công việc trong ngày.</w:t>
             </w:r>
           </w:p>
@@ -9880,6 +10021,45 @@
                 <w:i w:val="0"/>
                 <w:sz w:val="18"/>
               </w:rPr>
+              <w:t>NLS-KT (Cơ bản 1): GV mở ứng dụng lịch trên máy tính hoặc điện thoại, chiếu tháng hiện tại lên màn hình; cả lớp cùng tìm ngày hôm nay, ngày mai</w:t>
+            </w:r>
+          </w:p>
+          <w:p>
+            <w:pPr>
+              <w:spacing w:after="0"/>
+            </w:pPr>
+            <w:r>
+              <w:rPr>
+                <w:b w:val="0"/>
+                <w:i w:val="0"/>
+                <w:sz w:val="18"/>
+              </w:rPr>
+              <w:t>NLS-GQVĐ (Cơ bản 1): GV đặt một lời nhắc trên lịch cho việc chung của lớp (nộp sản phẩm</w:t>
+            </w:r>
+          </w:p>
+          <w:p>
+            <w:pPr>
+              <w:spacing w:after="0"/>
+            </w:pPr>
+            <w:r>
+              <w:rPr>
+                <w:b w:val="0"/>
+                <w:i w:val="0"/>
+                <w:sz w:val="18"/>
+              </w:rPr>
+              <w:t>NLS-AT: Lịch trên điện thoại chỉ để xem ngày và ghi nhớ việc</w:t>
+            </w:r>
+          </w:p>
+          <w:p>
+            <w:pPr>
+              <w:spacing w:after="0"/>
+            </w:pPr>
+            <w:r>
+              <w:rPr>
+                <w:b w:val="0"/>
+                <w:i w:val="0"/>
+                <w:sz w:val="18"/>
+              </w:rPr>
               <w:t>KNS: KN quản lí thời gian: xem giờ, sắp xếp công việc trong ngày.</w:t>
             </w:r>
           </w:p>
@@ -10110,7 +10290,33 @@
                 <w:i w:val="0"/>
                 <w:sz w:val="18"/>
               </w:rPr>
-              <w:t>NLS-GQVĐ (Cơ bản 1): HS tự làm vào vở trước, sau đó dùng máy tính kiểm tra lại kết quả; máy chỉ để soát, không làm thay.</w:t>
+              <w:t>NLS-KT (Cơ bản 1): GV chiếu mô phỏng đặt tính dọc trên máy: khi cộng đủ 10 ở hàng đơn vị thì ô nhớ tự sáng lên và số 1 chạy sang</w:t>
+            </w:r>
+          </w:p>
+          <w:p>
+            <w:pPr>
+              <w:spacing w:after="0"/>
+            </w:pPr>
+            <w:r>
+              <w:rPr>
+                <w:b w:val="0"/>
+                <w:i w:val="0"/>
+                <w:sz w:val="18"/>
+              </w:rPr>
+              <w:t>NLS-GQVĐ (Cơ bản 1): GV chiếu các phép tính đặt sai (quên nhớ, viết lệch cột) và cho HS tìm lỗi; GV bấm sửa theo lời HS</w:t>
+            </w:r>
+          </w:p>
+          <w:p>
+            <w:pPr>
+              <w:spacing w:after="0"/>
+            </w:pPr>
+            <w:r>
+              <w:rPr>
+                <w:b w:val="0"/>
+                <w:i w:val="0"/>
+                <w:sz w:val="18"/>
+              </w:rPr>
+              <w:t>NLS-AT: Mô phỏng chỉ để hiểu chỗ nhớ; khi làm bài HS vẫn phải tự đặt tính thẳng cột</w:t>
             </w:r>
           </w:p>
           <w:p>
@@ -10240,7 +10446,6 @@
                 <w:i w:val="0"/>
                 <w:sz w:val="18"/>
               </w:rPr>
-              <w:t>NLS-GQVĐ (Cơ bản 1): HS tự làm vào vở trước, sau đó dùng máy tính kiểm tra lại kết quả; máy chỉ để soát, không làm thay.</w:t>
             </w:r>
           </w:p>
         </w:tc>
@@ -10697,7 +10902,6 @@
                 <w:i w:val="0"/>
                 <w:sz w:val="18"/>
               </w:rPr>
-              <w:t>NLS-ST (Cơ bản 1): dùng phần mềm vẽ đơn giản để tạo lại hình vừa học, lưu bài với tên rõ ràng.</w:t>
             </w:r>
           </w:p>
         </w:tc>
@@ -10928,7 +11132,6 @@
                 <w:i w:val="0"/>
                 <w:sz w:val="18"/>
               </w:rPr>
-              <w:t>NLS-GQVĐ (Cơ bản 1): dùng ứng dụng thước/cân điện tử (nếu có) để kiểm chứng lại kết quả đo bằng dụng cụ thật.</w:t>
             </w:r>
           </w:p>
         </w:tc>
@@ -11411,6 +11614,33 @@
                 <w:i w:val="0"/>
                 <w:sz w:val="18"/>
               </w:rPr>
+              <w:t>NLS-KT (Cơ bản 1): GV chiếu hình động: các nhóm đồ vật bằng nhau lần lượt xuất hiện (2 quả một đĩa, 5 bông một bó)</w:t>
+            </w:r>
+          </w:p>
+          <w:p>
+            <w:pPr>
+              <w:spacing w:after="0"/>
+            </w:pPr>
+            <w:r>
+              <w:rPr>
+                <w:b w:val="0"/>
+                <w:i w:val="0"/>
+                <w:sz w:val="18"/>
+              </w:rPr>
+              <w:t>NLS-GQVĐ (Cơ bản 1): GV bấm đổi số nhóm hoặc số vật trong mỗi nhóm; thừa số và tích trên màn hình đổi theo ngay</w:t>
+            </w:r>
+          </w:p>
+          <w:p>
+            <w:pPr>
+              <w:spacing w:after="0"/>
+            </w:pPr>
+            <w:r>
+              <w:rPr>
+                <w:b w:val="0"/>
+                <w:i w:val="0"/>
+                <w:sz w:val="18"/>
+              </w:rPr>
+              <w:t>NLS-AT: Máy viết phép nhân rất nhanh nhưng HS phải hiểu vì sao viết được như vậy</w:t>
             </w:r>
           </w:p>
         </w:tc>
@@ -11639,6 +11869,33 @@
                 <w:i w:val="0"/>
                 <w:sz w:val="18"/>
               </w:rPr>
+              <w:t>NLS-KT (Cơ bản 1): GV chiếu hình động: các nhóm đồ vật bằng nhau lần lượt xuất hiện (2 quả một đĩa, 5 bông một bó)</w:t>
+            </w:r>
+          </w:p>
+          <w:p>
+            <w:pPr>
+              <w:spacing w:after="0"/>
+            </w:pPr>
+            <w:r>
+              <w:rPr>
+                <w:b w:val="0"/>
+                <w:i w:val="0"/>
+                <w:sz w:val="18"/>
+              </w:rPr>
+              <w:t>NLS-GQVĐ (Cơ bản 1): GV bấm đổi số nhóm hoặc số vật trong mỗi nhóm; thừa số và tích trên màn hình đổi theo ngay</w:t>
+            </w:r>
+          </w:p>
+          <w:p>
+            <w:pPr>
+              <w:spacing w:after="0"/>
+            </w:pPr>
+            <w:r>
+              <w:rPr>
+                <w:b w:val="0"/>
+                <w:i w:val="0"/>
+                <w:sz w:val="18"/>
+              </w:rPr>
+              <w:t>NLS-AT: Máy viết phép nhân rất nhanh nhưng HS phải hiểu vì sao viết được như vậy</w:t>
             </w:r>
           </w:p>
         </w:tc>
@@ -11867,6 +12124,45 @@
                 <w:i w:val="0"/>
                 <w:sz w:val="18"/>
               </w:rPr>
+              <w:t>NLS-KT (Cơ bản 1): GV chiếu bảng 100 và bấm tô màu các số đếm thêm 2, đếm thêm 5; HS nhìn thấy các số trong bảng nhân nằm thành hàng</w:t>
+            </w:r>
+          </w:p>
+          <w:p>
+            <w:pPr>
+              <w:spacing w:after="0"/>
+            </w:pPr>
+            <w:r>
+              <w:rPr>
+                <w:b w:val="0"/>
+                <w:i w:val="0"/>
+                <w:sz w:val="18"/>
+              </w:rPr>
+              <w:t>NLS-GQVĐ (Cơ bản 1): GV dùng bảng nhân tương tác: che một ô bất kì cho HS đoán kết quả rồi mở ra kiểm tra</w:t>
+            </w:r>
+          </w:p>
+          <w:p>
+            <w:pPr>
+              <w:spacing w:after="0"/>
+            </w:pPr>
+            <w:r>
+              <w:rPr>
+                <w:b w:val="0"/>
+                <w:i w:val="0"/>
+                <w:sz w:val="18"/>
+              </w:rPr>
+              <w:t>NLS-AT: Thuộc bảng nhân là việc HS phải tự làm bằng trí nhớ: trò chơi trên máy chỉ để</w:t>
+            </w:r>
+          </w:p>
+          <w:p>
+            <w:pPr>
+              <w:spacing w:after="0"/>
+            </w:pPr>
+            <w:r>
+              <w:rPr>
+                <w:b w:val="0"/>
+                <w:i w:val="0"/>
+                <w:sz w:val="18"/>
+              </w:rPr>
               <w:t>KNS: KN chi tiêu hợp lí: tính toán khi mua bán, biết tiết kiệm.</w:t>
             </w:r>
           </w:p>
@@ -12098,6 +12394,45 @@
                 <w:i w:val="0"/>
                 <w:sz w:val="18"/>
               </w:rPr>
+              <w:t>NLS-KT (Cơ bản 1): GV chiếu bảng 100 và bấm tô màu các số đếm thêm 2, đếm thêm 5; HS nhìn thấy các số trong bảng nhân nằm thành hàng</w:t>
+            </w:r>
+          </w:p>
+          <w:p>
+            <w:pPr>
+              <w:spacing w:after="0"/>
+            </w:pPr>
+            <w:r>
+              <w:rPr>
+                <w:b w:val="0"/>
+                <w:i w:val="0"/>
+                <w:sz w:val="18"/>
+              </w:rPr>
+              <w:t>NLS-GQVĐ (Cơ bản 1): GV dùng bảng nhân tương tác: che một ô bất kì cho HS đoán kết quả rồi mở ra kiểm tra</w:t>
+            </w:r>
+          </w:p>
+          <w:p>
+            <w:pPr>
+              <w:spacing w:after="0"/>
+            </w:pPr>
+            <w:r>
+              <w:rPr>
+                <w:b w:val="0"/>
+                <w:i w:val="0"/>
+                <w:sz w:val="18"/>
+              </w:rPr>
+              <w:t>NLS-AT: Thuộc bảng nhân là việc HS phải tự làm bằng trí nhớ: trò chơi trên máy chỉ để</w:t>
+            </w:r>
+          </w:p>
+          <w:p>
+            <w:pPr>
+              <w:spacing w:after="0"/>
+            </w:pPr>
+            <w:r>
+              <w:rPr>
+                <w:b w:val="0"/>
+                <w:i w:val="0"/>
+                <w:sz w:val="18"/>
+              </w:rPr>
               <w:t>KNS: KN chi tiêu hợp lí: tính toán khi mua bán, biết tiết kiệm.</w:t>
             </w:r>
           </w:p>
@@ -12327,6 +12662,33 @@
                 <w:i w:val="0"/>
                 <w:sz w:val="18"/>
               </w:rPr>
+              <w:t>NLS-KT (Cơ bản 1): GV chiếu mô phỏng chia đều: một số đồ vật tự chạy vào các rổ</w:t>
+            </w:r>
+          </w:p>
+          <w:p>
+            <w:pPr>
+              <w:spacing w:after="0"/>
+            </w:pPr>
+            <w:r>
+              <w:rPr>
+                <w:b w:val="0"/>
+                <w:i w:val="0"/>
+                <w:sz w:val="18"/>
+              </w:rPr>
+              <w:t>NLS-GQVĐ (Cơ bản 1): GV bấm đổi số đồ vật hoặc số rổ, HS gọi tên số bị chia, số chia</w:t>
+            </w:r>
+          </w:p>
+          <w:p>
+            <w:pPr>
+              <w:spacing w:after="0"/>
+            </w:pPr>
+            <w:r>
+              <w:rPr>
+                <w:b w:val="0"/>
+                <w:i w:val="0"/>
+                <w:sz w:val="18"/>
+              </w:rPr>
+              <w:t>NLS-AT: Mô phỏng chia đồ vật giúp HS hiểu nghĩa của phép chia</w:t>
             </w:r>
           </w:p>
         </w:tc>
@@ -12557,6 +12919,33 @@
                 <w:i w:val="0"/>
                 <w:sz w:val="18"/>
               </w:rPr>
+              <w:t>NLS-KT (Cơ bản 1): GV chiếu mô phỏng chia đều: một số đồ vật tự chạy vào các rổ</w:t>
+            </w:r>
+          </w:p>
+          <w:p>
+            <w:pPr>
+              <w:spacing w:after="0"/>
+            </w:pPr>
+            <w:r>
+              <w:rPr>
+                <w:b w:val="0"/>
+                <w:i w:val="0"/>
+                <w:sz w:val="18"/>
+              </w:rPr>
+              <w:t>NLS-GQVĐ (Cơ bản 1): GV bấm đổi số đồ vật hoặc số rổ, HS gọi tên số bị chia, số chia</w:t>
+            </w:r>
+          </w:p>
+          <w:p>
+            <w:pPr>
+              <w:spacing w:after="0"/>
+            </w:pPr>
+            <w:r>
+              <w:rPr>
+                <w:b w:val="0"/>
+                <w:i w:val="0"/>
+                <w:sz w:val="18"/>
+              </w:rPr>
+              <w:t>NLS-AT: Mô phỏng chia đồ vật giúp HS hiểu nghĩa của phép chia</w:t>
             </w:r>
           </w:p>
         </w:tc>
@@ -12785,6 +13174,45 @@
                 <w:i w:val="0"/>
                 <w:sz w:val="18"/>
               </w:rPr>
+              <w:t>NLS-KT (Cơ bản 1): GV chiếu bảng nhân và bảng chia đặt cạnh nhau trên máy: bấm vào một phép nhân thì hai phép chia tương ứng cùng sáng lên</w:t>
+            </w:r>
+          </w:p>
+          <w:p>
+            <w:pPr>
+              <w:spacing w:after="0"/>
+            </w:pPr>
+            <w:r>
+              <w:rPr>
+                <w:b w:val="0"/>
+                <w:i w:val="0"/>
+                <w:sz w:val="18"/>
+              </w:rPr>
+              <w:t>NLS-GQVĐ (Cơ bản 1): GV chiếu trò chơi ghép ba số thành một gia đình phép tính (hai phép nhân và hai phép chia); HS nêu cách ghép</w:t>
+            </w:r>
+          </w:p>
+          <w:p>
+            <w:pPr>
+              <w:spacing w:after="0"/>
+            </w:pPr>
+            <w:r>
+              <w:rPr>
+                <w:b w:val="0"/>
+                <w:i w:val="0"/>
+                <w:sz w:val="18"/>
+              </w:rPr>
+              <w:t>NLS-AT: Trò chơi giúp luyện nhanh nhưng HS phải tự thuộc bảng chia bằng trí nhớ</w:t>
+            </w:r>
+          </w:p>
+          <w:p>
+            <w:pPr>
+              <w:spacing w:after="0"/>
+            </w:pPr>
+            <w:r>
+              <w:rPr>
+                <w:b w:val="0"/>
+                <w:i w:val="0"/>
+                <w:sz w:val="18"/>
+              </w:rPr>
               <w:t>STEM: Thực hành nhân nhẩm, chia nhẩm (Toán – Mĩ thuật) — dạy thay cho tiết này.</w:t>
             </w:r>
           </w:p>
@@ -13027,6 +13455,45 @@
                 <w:i w:val="0"/>
                 <w:sz w:val="18"/>
               </w:rPr>
+              <w:t>NLS-KT (Cơ bản 1): GV chiếu bảng nhân và bảng chia đặt cạnh nhau trên máy: bấm vào một phép nhân thì hai phép chia tương ứng cùng sáng lên</w:t>
+            </w:r>
+          </w:p>
+          <w:p>
+            <w:pPr>
+              <w:spacing w:after="0"/>
+            </w:pPr>
+            <w:r>
+              <w:rPr>
+                <w:b w:val="0"/>
+                <w:i w:val="0"/>
+                <w:sz w:val="18"/>
+              </w:rPr>
+              <w:t>NLS-GQVĐ (Cơ bản 1): GV chiếu trò chơi ghép ba số thành một gia đình phép tính (hai phép nhân và hai phép chia); HS nêu cách ghép</w:t>
+            </w:r>
+          </w:p>
+          <w:p>
+            <w:pPr>
+              <w:spacing w:after="0"/>
+            </w:pPr>
+            <w:r>
+              <w:rPr>
+                <w:b w:val="0"/>
+                <w:i w:val="0"/>
+                <w:sz w:val="18"/>
+              </w:rPr>
+              <w:t>NLS-AT: Trò chơi giúp luyện nhanh nhưng HS phải tự thuộc bảng chia bằng trí nhớ</w:t>
+            </w:r>
+          </w:p>
+          <w:p>
+            <w:pPr>
+              <w:spacing w:after="0"/>
+            </w:pPr>
+            <w:r>
+              <w:rPr>
+                <w:b w:val="0"/>
+                <w:i w:val="0"/>
+                <w:sz w:val="18"/>
+              </w:rPr>
               <w:t>KNS: KN chi tiêu hợp lí: tính toán khi mua bán, biết tiết kiệm.</w:t>
             </w:r>
           </w:p>
@@ -13259,7 +13726,33 @@
                 <w:i w:val="0"/>
                 <w:sz w:val="18"/>
               </w:rPr>
-              <w:t>NLS-GQVĐ (Cơ bản 1): HS tự làm vào vở trước, sau đó dùng máy tính kiểm tra lại kết quả; máy chỉ để soát, không làm thay.</w:t>
+              <w:t>NLS-GQVĐ (Cơ bản 1): GV chiếu trò chơi luyện bảng nhân, bảng chia có tính giờ: mỗi phép tính hiện lên trong ít giây, HS nêu kết quả</w:t>
+            </w:r>
+          </w:p>
+          <w:p>
+            <w:pPr>
+              <w:spacing w:after="0"/>
+            </w:pPr>
+            <w:r>
+              <w:rPr>
+                <w:b w:val="0"/>
+                <w:i w:val="0"/>
+                <w:sz w:val="18"/>
+              </w:rPr>
+              <w:t>NLS-KT (Cơ bản 1): GV chiếu bảng nhân, bảng chia đầy đủ và tô màu những phép mà lớp còn hay nhầm sau vòng chơi; HS nhìn bảng</w:t>
+            </w:r>
+          </w:p>
+          <w:p>
+            <w:pPr>
+              <w:spacing w:after="0"/>
+            </w:pPr>
+            <w:r>
+              <w:rPr>
+                <w:b w:val="0"/>
+                <w:i w:val="0"/>
+                <w:sz w:val="18"/>
+              </w:rPr>
+              <w:t>NLS-AT: Trò chơi chỉ để luyện cho nhanh, việc thuộc bảng nhân bảng chia vẫn phải bằng trí nhớ</w:t>
             </w:r>
           </w:p>
         </w:tc>
@@ -13833,7 +14326,33 @@
                 <w:i w:val="0"/>
                 <w:sz w:val="18"/>
               </w:rPr>
-              <w:t>NLS-ST (Cơ bản 1): dùng phần mềm vẽ đơn giản để tạo lại hình vừa học, lưu bài với tên rõ ràng.</w:t>
+              <w:t>NLS-KT (Cơ bản 1): GV chiếu mô hình ba chiều khối trụ, khối cầu trên máy, xoay đủ mọi phía và bổ đôi khối để HS nhìn thấy mặt cắt</w:t>
+            </w:r>
+          </w:p>
+          <w:p>
+            <w:pPr>
+              <w:spacing w:after="0"/>
+            </w:pPr>
+            <w:r>
+              <w:rPr>
+                <w:b w:val="0"/>
+                <w:i w:val="0"/>
+                <w:sz w:val="18"/>
+              </w:rPr>
+              <w:t>NLS-ST (Cơ bản 1): HS xếp công trình từ các khối, GV chụp ảnh từng công trình rồi ghép thành bức tranh thành phố hình học của lớp chiếu lên màn hình</w:t>
+            </w:r>
+          </w:p>
+          <w:p>
+            <w:pPr>
+              <w:spacing w:after="0"/>
+            </w:pPr>
+            <w:r>
+              <w:rPr>
+                <w:b w:val="0"/>
+                <w:i w:val="0"/>
+                <w:sz w:val="18"/>
+              </w:rPr>
+              <w:t>NLS-AT: GV chỉ chụp công trình, không chụp mặt HS khi chưa hỏi ý kiến</w:t>
             </w:r>
           </w:p>
           <w:p>
@@ -14076,7 +14595,6 @@
                 <w:i w:val="0"/>
                 <w:sz w:val="18"/>
               </w:rPr>
-              <w:t>NLS-ST (Cơ bản 1): dùng phần mềm vẽ đơn giản để tạo lại hình vừa học, lưu bài với tên rõ ràng. Điều chỉnh: thay bài SGK bằng bài học STEM theo KH giáo dục STEM của trường.</w:t>
             </w:r>
           </w:p>
         </w:tc>
@@ -14193,6 +14711,33 @@
                 <w:i w:val="0"/>
                 <w:sz w:val="18"/>
               </w:rPr>
+              <w:t>NLS-KT (Cơ bản 1): GV dùng bộ khối lập phương ảo trên máy: một khối nhỏ là đơn vị, một thanh là chục, một tấm là trăm; khi gộp đủ 10 tấm</w:t>
+            </w:r>
+          </w:p>
+          <w:p>
+            <w:pPr>
+              <w:spacing w:after="0"/>
+            </w:pPr>
+            <w:r>
+              <w:rPr>
+                <w:b w:val="0"/>
+                <w:i w:val="0"/>
+                <w:sz w:val="18"/>
+              </w:rPr>
+              <w:t>NLS-GQVĐ (Cơ bản 1): GV kéo thêm hoặc bớt các tấm trăm, thanh chục để số trên màn hình đổi theo; HS đọc số vừa hiện rồi sắp các số tròn trăm</w:t>
+            </w:r>
+          </w:p>
+          <w:p>
+            <w:pPr>
+              <w:spacing w:after="0"/>
+            </w:pPr>
+            <w:r>
+              <w:rPr>
+                <w:b w:val="0"/>
+                <w:i w:val="0"/>
+                <w:sz w:val="18"/>
+              </w:rPr>
+              <w:t>NLS-AT: Máy đổi mười chục thành một trăm rất nhanh</w:t>
             </w:r>
           </w:p>
         </w:tc>
@@ -14421,6 +14966,33 @@
                 <w:i w:val="0"/>
                 <w:sz w:val="18"/>
               </w:rPr>
+              <w:t>NLS-KT (Cơ bản 1): GV dùng bộ khối lập phương ảo trên máy: một khối nhỏ là đơn vị, một thanh là chục, một tấm là trăm; khi gộp đủ 10 tấm</w:t>
+            </w:r>
+          </w:p>
+          <w:p>
+            <w:pPr>
+              <w:spacing w:after="0"/>
+            </w:pPr>
+            <w:r>
+              <w:rPr>
+                <w:b w:val="0"/>
+                <w:i w:val="0"/>
+                <w:sz w:val="18"/>
+              </w:rPr>
+              <w:t>NLS-GQVĐ (Cơ bản 1): GV kéo thêm hoặc bớt các tấm trăm, thanh chục để số trên màn hình đổi theo; HS đọc số vừa hiện rồi sắp các số tròn trăm</w:t>
+            </w:r>
+          </w:p>
+          <w:p>
+            <w:pPr>
+              <w:spacing w:after="0"/>
+            </w:pPr>
+            <w:r>
+              <w:rPr>
+                <w:b w:val="0"/>
+                <w:i w:val="0"/>
+                <w:sz w:val="18"/>
+              </w:rPr>
+              <w:t>NLS-AT: Máy đổi mười chục thành một trăm rất nhanh</w:t>
             </w:r>
           </w:p>
         </w:tc>
@@ -14649,6 +15221,33 @@
                 <w:i w:val="0"/>
                 <w:sz w:val="18"/>
               </w:rPr>
+              <w:t>NLS-KT (Cơ bản 1): GV dùng bộ khối lập phương ảo trên máy: một khối nhỏ là đơn vị, một thanh là chục, một tấm là trăm; khi gộp đủ 10 tấm</w:t>
+            </w:r>
+          </w:p>
+          <w:p>
+            <w:pPr>
+              <w:spacing w:after="0"/>
+            </w:pPr>
+            <w:r>
+              <w:rPr>
+                <w:b w:val="0"/>
+                <w:i w:val="0"/>
+                <w:sz w:val="18"/>
+              </w:rPr>
+              <w:t>NLS-GQVĐ (Cơ bản 1): GV kéo thêm hoặc bớt các tấm trăm, thanh chục để số trên màn hình đổi theo; HS đọc số vừa hiện rồi sắp các số tròn trăm</w:t>
+            </w:r>
+          </w:p>
+          <w:p>
+            <w:pPr>
+              <w:spacing w:after="0"/>
+            </w:pPr>
+            <w:r>
+              <w:rPr>
+                <w:b w:val="0"/>
+                <w:i w:val="0"/>
+                <w:sz w:val="18"/>
+              </w:rPr>
+              <w:t>NLS-AT: Máy đổi mười chục thành một trăm rất nhanh</w:t>
             </w:r>
           </w:p>
         </w:tc>
@@ -14879,6 +15478,45 @@
                 <w:i w:val="0"/>
                 <w:sz w:val="18"/>
               </w:rPr>
+              <w:t>NLS-GQVĐ (Cơ bản 1): GV chiếu trò chơi so sánh hai số có ba chữ số: HS chọn dấu lớn hơn, bé hơn, bằng nhau</w:t>
+            </w:r>
+          </w:p>
+          <w:p>
+            <w:pPr>
+              <w:spacing w:after="0"/>
+            </w:pPr>
+            <w:r>
+              <w:rPr>
+                <w:b w:val="0"/>
+                <w:i w:val="0"/>
+                <w:sz w:val="18"/>
+              </w:rPr>
+              <w:t>NLS-KT (Cơ bản 1): GV đặt hai số cần so sánh lên tia số phóng to trên màn hình; HS nhìn thấy số nào đứng trước</w:t>
+            </w:r>
+          </w:p>
+          <w:p>
+            <w:pPr>
+              <w:spacing w:after="0"/>
+            </w:pPr>
+            <w:r>
+              <w:rPr>
+                <w:b w:val="0"/>
+                <w:i w:val="0"/>
+                <w:sz w:val="18"/>
+              </w:rPr>
+              <w:t>NLS-AT: Máy báo sai thì sửa lại, không ai bị chê cười</w:t>
+            </w:r>
+          </w:p>
+          <w:p>
+            <w:pPr>
+              <w:spacing w:after="0"/>
+            </w:pPr>
+            <w:r>
+              <w:rPr>
+                <w:b w:val="0"/>
+                <w:i w:val="0"/>
+                <w:sz w:val="18"/>
+              </w:rPr>
               <w:t>STEM: Thực hành biểu diễn số với bàn tính (Toán – Mĩ thuật) — dạy thay cho tiết này.</w:t>
             </w:r>
           </w:p>
@@ -15222,6 +15860,33 @@
                 <w:i w:val="0"/>
                 <w:sz w:val="18"/>
               </w:rPr>
+              <w:t>NLS-KT (Cơ bản 1): GV chiếu bảng ba cột trăm - chục - đơn vị trên máy: gõ một chữ số vào cột nào thì giá trị của chữ số đó hiện</w:t>
+            </w:r>
+          </w:p>
+          <w:p>
+            <w:pPr>
+              <w:spacing w:after="0"/>
+            </w:pPr>
+            <w:r>
+              <w:rPr>
+                <w:b w:val="0"/>
+                <w:i w:val="0"/>
+                <w:sz w:val="18"/>
+              </w:rPr>
+              <w:t>NLS-GQVĐ (Cơ bản 1): GV bấm nút tách số: số có ba chữ số trên màn hình tự tách thành tổng các trăm, chục, đơn vị rồi gộp lại</w:t>
+            </w:r>
+          </w:p>
+          <w:p>
+            <w:pPr>
+              <w:spacing w:after="0"/>
+            </w:pPr>
+            <w:r>
+              <w:rPr>
+                <w:b w:val="0"/>
+                <w:i w:val="0"/>
+                <w:sz w:val="18"/>
+              </w:rPr>
+              <w:t>NLS-AT: Máy tách số giúp nhìn cho rõ, nhưng khi làm bài HS phải tự viết được số thành</w:t>
             </w:r>
           </w:p>
         </w:tc>
@@ -15452,6 +16117,45 @@
                 <w:i w:val="0"/>
                 <w:sz w:val="18"/>
               </w:rPr>
+              <w:t>NLS-GQVĐ (Cơ bản 1): GV chiếu trò chơi so sánh hai số có ba chữ số: HS chọn dấu lớn hơn, bé hơn, bằng nhau</w:t>
+            </w:r>
+          </w:p>
+          <w:p>
+            <w:pPr>
+              <w:spacing w:after="0"/>
+            </w:pPr>
+            <w:r>
+              <w:rPr>
+                <w:b w:val="0"/>
+                <w:i w:val="0"/>
+                <w:sz w:val="18"/>
+              </w:rPr>
+              <w:t>NLS-KT (Cơ bản 1): GV đặt hai số cần so sánh lên tia số phóng to trên màn hình; HS nhìn thấy số nào đứng trước</w:t>
+            </w:r>
+          </w:p>
+          <w:p>
+            <w:pPr>
+              <w:spacing w:after="0"/>
+            </w:pPr>
+            <w:r>
+              <w:rPr>
+                <w:b w:val="0"/>
+                <w:i w:val="0"/>
+                <w:sz w:val="18"/>
+              </w:rPr>
+              <w:t>NLS-AT: Máy báo sai thì sửa lại, không ai bị chê cười</w:t>
+            </w:r>
+          </w:p>
+          <w:p>
+            <w:pPr>
+              <w:spacing w:after="0"/>
+            </w:pPr>
+            <w:r>
+              <w:rPr>
+                <w:b w:val="0"/>
+                <w:i w:val="0"/>
+                <w:sz w:val="18"/>
+              </w:rPr>
               <w:t>STEM: Thực hành biểu diễn số với bàn tính (Toán – Mĩ thuật) — dạy thay cho tiết này.</w:t>
             </w:r>
           </w:p>
@@ -15681,7 +16385,33 @@
                 <w:i w:val="0"/>
                 <w:sz w:val="18"/>
               </w:rPr>
-              <w:t>NLS-GQVĐ (Cơ bản 1): HS tự làm vào vở trước, sau đó dùng máy tính kiểm tra lại kết quả; máy chỉ để soát, không làm thay.</w:t>
+              <w:t>NLS-GQVĐ (Cơ bản 1): GV chiếu bài tập tương tác đặt tính theo cột với số có ba chữ số: HS nêu chữ số cho từng hàng, GV gõ vào</w:t>
+            </w:r>
+          </w:p>
+          <w:p>
+            <w:pPr>
+              <w:spacing w:after="0"/>
+            </w:pPr>
+            <w:r>
+              <w:rPr>
+                <w:b w:val="0"/>
+                <w:i w:val="0"/>
+                <w:sz w:val="18"/>
+              </w:rPr>
+              <w:t>NLS-KT (Cơ bản 1): Trước khi tính, GV cho HS ước lượng kết quả bằng cách làm tròn trăm rồi mới cho máy hiện kết quả đúng; HS đối chiếu</w:t>
+            </w:r>
+          </w:p>
+          <w:p>
+            <w:pPr>
+              <w:spacing w:after="0"/>
+            </w:pPr>
+            <w:r>
+              <w:rPr>
+                <w:b w:val="0"/>
+                <w:i w:val="0"/>
+                <w:sz w:val="18"/>
+              </w:rPr>
+              <w:t>NLS-AT: GV nhấn mạnh: ước lượng trước - tính sau là cách tự kiểm tra bài của chính mình</w:t>
             </w:r>
           </w:p>
         </w:tc>
@@ -15912,7 +16642,33 @@
                 <w:i w:val="0"/>
                 <w:sz w:val="18"/>
               </w:rPr>
-              <w:t>NLS-GQVĐ (Cơ bản 1): dùng ứng dụng thước/cân điện tử (nếu có) để kiểm chứng lại kết quả đo bằng dụng cụ thật.</w:t>
+              <w:t>NLS-KT (Cơ bản 1): GV chiếu thước ảo phóng to rồi kéo dần từ 1 đề-xi-mét ra 1 mét ngay trên màn hình để HS thấy quan hệ giữa hai đơn vị</w:t>
+            </w:r>
+          </w:p>
+          <w:p>
+            <w:pPr>
+              <w:spacing w:after="0"/>
+            </w:pPr>
+            <w:r>
+              <w:rPr>
+                <w:b w:val="0"/>
+                <w:i w:val="0"/>
+                <w:sz w:val="18"/>
+              </w:rPr>
+              <w:t>NLS-GQVĐ (Cơ bản 1): GV mở bản đồ số, dùng công cụ đo quãng đường từ trường tới một địa điểm quen thuộc trong xã, phường</w:t>
+            </w:r>
+          </w:p>
+          <w:p>
+            <w:pPr>
+              <w:spacing w:after="0"/>
+            </w:pPr>
+            <w:r>
+              <w:rPr>
+                <w:b w:val="0"/>
+                <w:i w:val="0"/>
+                <w:sz w:val="18"/>
+              </w:rPr>
+              <w:t>NLS-AT: Bản đồ số đo quãng đường rất nhanh nhưng người đi vẫn phải quan sát bằng mắt</w:t>
             </w:r>
           </w:p>
           <w:p>
@@ -16268,7 +17024,33 @@
                 <w:i w:val="0"/>
                 <w:sz w:val="18"/>
               </w:rPr>
-              <w:t>NLS-AT (Cơ bản 1): xem hình tiền trên màn hình để nhận biết mệnh giá; nhắc HS không tự ý mua bán trên mạng.</w:t>
+              <w:t>NLS-KT (Cơ bản 1): GV chiếu ảnh phóng to các tờ tiền Việt Nam, chỉ vào số ghi mệnh giá và dòng chữ trên tờ tiền để HS đọc đúng giá trị</w:t>
+            </w:r>
+          </w:p>
+          <w:p>
+            <w:pPr>
+              <w:spacing w:after="0"/>
+            </w:pPr>
+            <w:r>
+              <w:rPr>
+                <w:b w:val="0"/>
+                <w:i w:val="0"/>
+                <w:sz w:val="18"/>
+              </w:rPr>
+              <w:t>NLS-GQVĐ (Cơ bản 1): GV chiếu bài toán mua hàng có hình các tờ tiền; HS chọn tổ hợp tờ tiền phải trả và số tiền được trả lại</w:t>
+            </w:r>
+          </w:p>
+          <w:p>
+            <w:pPr>
+              <w:spacing w:after="0"/>
+            </w:pPr>
+            <w:r>
+              <w:rPr>
+                <w:b w:val="0"/>
+                <w:i w:val="0"/>
+                <w:sz w:val="18"/>
+              </w:rPr>
+              <w:t>NLS-AT: GV nhấn mạnh: tiền mặt hay tiền trên màn hình điện thoại đều là tiền của gia đình</w:t>
             </w:r>
           </w:p>
           <w:p>
@@ -16396,6 +17178,45 @@
                 <w:i w:val="0"/>
                 <w:sz w:val="18"/>
               </w:rPr>
+              <w:t>NLS-KT (Cơ bản 1): GV chiếu thước ảo phóng to rồi kéo dần từ 1 đề-xi-mét ra 1 mét ngay trên màn hình để HS thấy quan hệ giữa hai đơn vị</w:t>
+            </w:r>
+          </w:p>
+          <w:p>
+            <w:pPr>
+              <w:spacing w:after="0"/>
+            </w:pPr>
+            <w:r>
+              <w:rPr>
+                <w:b w:val="0"/>
+                <w:i w:val="0"/>
+                <w:sz w:val="18"/>
+              </w:rPr>
+              <w:t>NLS-GQVĐ (Cơ bản 1): GV mở bản đồ số, dùng công cụ đo quãng đường từ trường tới một địa điểm quen thuộc trong xã, phường</w:t>
+            </w:r>
+          </w:p>
+          <w:p>
+            <w:pPr>
+              <w:spacing w:after="0"/>
+            </w:pPr>
+            <w:r>
+              <w:rPr>
+                <w:b w:val="0"/>
+                <w:i w:val="0"/>
+                <w:sz w:val="18"/>
+              </w:rPr>
+              <w:t>NLS-AT: Bản đồ số đo quãng đường rất nhanh nhưng người đi vẫn phải quan sát bằng mắt</w:t>
+            </w:r>
+          </w:p>
+          <w:p>
+            <w:pPr>
+              <w:spacing w:after="0"/>
+            </w:pPr>
+            <w:r>
+              <w:rPr>
+                <w:b w:val="0"/>
+                <w:i w:val="0"/>
+                <w:sz w:val="18"/>
+              </w:rPr>
               <w:t>STEM: Thước gấp (Toán – Mĩ thuật) — dạy thay cho tiết này.</w:t>
             </w:r>
           </w:p>
@@ -16627,7 +17448,33 @@
                 <w:i w:val="0"/>
                 <w:sz w:val="18"/>
               </w:rPr>
-              <w:t>NLS-GQVĐ (Cơ bản 1): HS tự làm vào vở trước, sau đó dùng máy tính kiểm tra lại kết quả; máy chỉ để soát, không làm thay.</w:t>
+              <w:t>NLS-GQVĐ (Cơ bản 1): GV chiếu bài tập tương tác đặt tính theo cột với số có ba chữ số: HS nêu chữ số cho từng hàng, GV gõ vào</w:t>
+            </w:r>
+          </w:p>
+          <w:p>
+            <w:pPr>
+              <w:spacing w:after="0"/>
+            </w:pPr>
+            <w:r>
+              <w:rPr>
+                <w:b w:val="0"/>
+                <w:i w:val="0"/>
+                <w:sz w:val="18"/>
+              </w:rPr>
+              <w:t>NLS-KT (Cơ bản 1): Trước khi tính, GV cho HS ước lượng kết quả bằng cách làm tròn trăm rồi mới cho máy hiện kết quả đúng; HS đối chiếu</w:t>
+            </w:r>
+          </w:p>
+          <w:p>
+            <w:pPr>
+              <w:spacing w:after="0"/>
+            </w:pPr>
+            <w:r>
+              <w:rPr>
+                <w:b w:val="0"/>
+                <w:i w:val="0"/>
+                <w:sz w:val="18"/>
+              </w:rPr>
+              <w:t>NLS-AT: GV nhấn mạnh: ước lượng trước - tính sau là cách tự kiểm tra bài của chính mình</w:t>
             </w:r>
           </w:p>
         </w:tc>
@@ -18231,7 +19078,33 @@
                 <w:i w:val="0"/>
                 <w:sz w:val="18"/>
               </w:rPr>
-              <w:t>NLS-GQVĐ (Cơ bản 1): HS tự làm vào vở trước, sau đó dùng máy tính kiểm tra lại kết quả; máy chỉ để soát, không làm thay.</w:t>
+              <w:t>NLS-GQVĐ (Cơ bản 1): GV chiếu bài tập tương tác đặt tính theo cột với số có ba chữ số: HS nêu chữ số cho từng hàng, GV gõ vào</w:t>
+            </w:r>
+          </w:p>
+          <w:p>
+            <w:pPr>
+              <w:spacing w:after="0"/>
+            </w:pPr>
+            <w:r>
+              <w:rPr>
+                <w:b w:val="0"/>
+                <w:i w:val="0"/>
+                <w:sz w:val="18"/>
+              </w:rPr>
+              <w:t>NLS-KT (Cơ bản 1): Trước khi tính, GV cho HS ước lượng kết quả bằng cách làm tròn trăm rồi mới cho máy hiện kết quả đúng; HS đối chiếu</w:t>
+            </w:r>
+          </w:p>
+          <w:p>
+            <w:pPr>
+              <w:spacing w:after="0"/>
+            </w:pPr>
+            <w:r>
+              <w:rPr>
+                <w:b w:val="0"/>
+                <w:i w:val="0"/>
+                <w:sz w:val="18"/>
+              </w:rPr>
+              <w:t>NLS-AT: GV nhấn mạnh: ước lượng trước - tính sau là cách tự kiểm tra bài của chính mình</w:t>
             </w:r>
           </w:p>
         </w:tc>
@@ -18461,7 +19334,33 @@
                 <w:i w:val="0"/>
                 <w:sz w:val="18"/>
               </w:rPr>
-              <w:t>NLS-KT (Cơ bản 1): cùng cô đọc bảng số liệu/biểu đồ tranh trên màn hình; HS ghi lại số đếm được và nói rõ lấy số từ đâu.</w:t>
+              <w:t>NLS-KT (Cơ bản 1): GV cùng HS kiểm đếm số liệu thật của lớp (số bạn thích mỗi loại quả</w:t>
+            </w:r>
+          </w:p>
+          <w:p>
+            <w:pPr>
+              <w:spacing w:after="0"/>
+            </w:pPr>
+            <w:r>
+              <w:rPr>
+                <w:b w:val="0"/>
+                <w:i w:val="0"/>
+                <w:sz w:val="18"/>
+              </w:rPr>
+              <w:t>NLS-GQVĐ (Cơ bản 1): GV sửa thử một số liệu trong bảng, biểu đồ tranh trên màn hình đổi theo ngay</w:t>
+            </w:r>
+          </w:p>
+          <w:p>
+            <w:pPr>
+              <w:spacing w:after="0"/>
+            </w:pPr>
+            <w:r>
+              <w:rPr>
+                <w:b w:val="0"/>
+                <w:i w:val="0"/>
+                <w:sz w:val="18"/>
+              </w:rPr>
+              <w:t>NLS-AT: Số liệu thu thập trong lớp là chuyện riêng của các bạn: chỉ ghi con số</w:t>
             </w:r>
           </w:p>
         </w:tc>
@@ -18576,7 +19475,33 @@
                 <w:i w:val="0"/>
                 <w:sz w:val="18"/>
               </w:rPr>
-              <w:t>NLS-KT (Cơ bản 1): cùng cô đọc bảng số liệu/biểu đồ tranh trên màn hình; HS ghi lại số đếm được và nói rõ lấy số từ đâu.</w:t>
+              <w:t>NLS-KT (Cơ bản 1): GV cùng HS kiểm đếm số liệu thật của lớp (số bạn thích mỗi loại quả</w:t>
+            </w:r>
+          </w:p>
+          <w:p>
+            <w:pPr>
+              <w:spacing w:after="0"/>
+            </w:pPr>
+            <w:r>
+              <w:rPr>
+                <w:b w:val="0"/>
+                <w:i w:val="0"/>
+                <w:sz w:val="18"/>
+              </w:rPr>
+              <w:t>NLS-GQVĐ (Cơ bản 1): GV sửa thử một số liệu trong bảng, biểu đồ tranh trên màn hình đổi theo ngay</w:t>
+            </w:r>
+          </w:p>
+          <w:p>
+            <w:pPr>
+              <w:spacing w:after="0"/>
+            </w:pPr>
+            <w:r>
+              <w:rPr>
+                <w:b w:val="0"/>
+                <w:i w:val="0"/>
+                <w:sz w:val="18"/>
+              </w:rPr>
+              <w:t>NLS-AT: Số liệu thu thập trong lớp là chuyện riêng của các bạn: chỉ ghi con số</w:t>
             </w:r>
           </w:p>
         </w:tc>
@@ -18691,7 +19616,6 @@
                 <w:i w:val="0"/>
                 <w:sz w:val="18"/>
               </w:rPr>
-              <w:t>NLS-KT (Cơ bản 1): cùng cô đọc bảng số liệu/biểu đồ tranh trên màn hình; HS ghi lại số đếm được và nói rõ lấy số từ đâu.</w:t>
             </w:r>
           </w:p>
         </w:tc>
@@ -18808,7 +19732,33 @@
                 <w:i w:val="0"/>
                 <w:sz w:val="18"/>
               </w:rPr>
-              <w:t>NLS-GQVĐ (Cơ bản 1): dùng công cụ quay số/tung xúc xắc trên máy để HS quan sát khả năng xảy ra, rồi tự rút nhận xét.</w:t>
+              <w:t>NLS-GQVĐ (Cơ bản 1): GV dùng công cụ mô phỏng trên máy quay vòng xoay hoặc tung đồng xu hàng chục lần chỉ trong ít phút</w:t>
+            </w:r>
+          </w:p>
+          <w:p>
+            <w:pPr>
+              <w:spacing w:after="0"/>
+            </w:pPr>
+            <w:r>
+              <w:rPr>
+                <w:b w:val="0"/>
+                <w:i w:val="0"/>
+                <w:sz w:val="18"/>
+              </w:rPr>
+              <w:t>NLS-KT (Cơ bản 1): GV chiếu bảng kết quả vừa chạy được, HS đọc bảng và dùng đúng các từ chắc chắn, có thể, không thể để nói về từng khả năng</w:t>
+            </w:r>
+          </w:p>
+          <w:p>
+            <w:pPr>
+              <w:spacing w:after="0"/>
+            </w:pPr>
+            <w:r>
+              <w:rPr>
+                <w:b w:val="0"/>
+                <w:i w:val="0"/>
+                <w:sz w:val="18"/>
+              </w:rPr>
+              <w:t>NLS-AT: Máy quay hộ hàng chục lượt trong vài phút, nhưng HS vẫn phải tự quay</w:t>
             </w:r>
           </w:p>
           <w:p>
@@ -18936,7 +19886,6 @@
                 <w:i w:val="0"/>
                 <w:sz w:val="18"/>
               </w:rPr>
-              <w:t>NLS-GQVĐ (Cơ bản 1): dùng công cụ quay số/tung xúc xắc trên máy để HS quan sát khả năng xảy ra, rồi tự rút nhận xét. Điều chỉnh: thay bài SGK bằng bài học STEM theo KH giáo dục STEM của trường.</w:t>
             </w:r>
           </w:p>
         </w:tc>

--- a/assets/docs/lop2/Toan - Lop 2.docx
+++ b/assets/docs/lop2/Toan - Lop 2.docx
@@ -2449,6 +2449,45 @@
                 <w:i w:val="0"/>
                 <w:sz w:val="18"/>
               </w:rPr>
+              <w:t>NLS-KT (Cơ bản 1): Ở bài phép cộng qua 10 trong phạm vi 20, GV chiếu khung mười ô phóng to: bấm cho 9 chấm tròn hiện ra rồi thêm 5 chấm</w:t>
+            </w:r>
+          </w:p>
+          <w:p>
+            <w:pPr>
+              <w:spacing w:after="0"/>
+            </w:pPr>
+            <w:r>
+              <w:rPr>
+                <w:b w:val="0"/>
+                <w:i w:val="0"/>
+                <w:sz w:val="18"/>
+              </w:rPr>
+              <w:t>AI-NB (Cơ bản 1): GV gõ phép tính 9 cộng 5 cho công cụ trí tuệ nhân tạo và chiếu câu trả lời của máy</w:t>
+            </w:r>
+          </w:p>
+          <w:p>
+            <w:pPr>
+              <w:spacing w:after="0"/>
+            </w:pPr>
+            <w:r>
+              <w:rPr>
+                <w:b w:val="0"/>
+                <w:i w:val="0"/>
+                <w:sz w:val="18"/>
+              </w:rPr>
+              <w:t>NLS-AT: Máy do cô giáo gõ, HS chỉ xem và không nhập tên hay ảnh của mình vào máy</w:t>
+            </w:r>
+          </w:p>
+          <w:p>
+            <w:pPr>
+              <w:spacing w:after="0"/>
+            </w:pPr>
+            <w:r>
+              <w:rPr>
+                <w:b w:val="0"/>
+                <w:i w:val="0"/>
+                <w:sz w:val="18"/>
+              </w:rPr>
               <w:t>STEM: Thanh cộng trong phạm vi 20 (Toán – Mĩ thuật) — dạy thay cho tiết này.</w:t>
             </w:r>
           </w:p>
@@ -3022,6 +3061,45 @@
                 <w:i w:val="0"/>
                 <w:sz w:val="18"/>
               </w:rPr>
+              <w:t>NLS-KT (Cơ bản 1): Ở bài “Bảng cộng qua 10”, GV chiếu bảng cộng trên màn hình rồi bấm hiện dần từng dòng theo thứ tự HS nêu; nhìn bảng lớn</w:t>
+            </w:r>
+          </w:p>
+          <w:p>
+            <w:pPr>
+              <w:spacing w:after="0"/>
+            </w:pPr>
+            <w:r>
+              <w:rPr>
+                <w:b w:val="0"/>
+                <w:i w:val="0"/>
+                <w:sz w:val="18"/>
+              </w:rPr>
+              <w:t>NLS-GQVĐ (Cơ bản 1): GV mở trò chơi luyện bảng cộng có tự chấm: mỗi em trả lời rồi nhìn máy báo đúng, sai ngay để biết phép nào mình còn chậm</w:t>
+            </w:r>
+          </w:p>
+          <w:p>
+            <w:pPr>
+              <w:spacing w:after="0"/>
+            </w:pPr>
+            <w:r>
+              <w:rPr>
+                <w:b w:val="0"/>
+                <w:i w:val="0"/>
+                <w:sz w:val="18"/>
+              </w:rPr>
+              <w:t>NLS-AT: Trò chơi do cô bấm, HS chờ đến lượt được mời lên chạm màn hình</w:t>
+            </w:r>
+          </w:p>
+          <w:p>
+            <w:pPr>
+              <w:spacing w:after="0"/>
+            </w:pPr>
+            <w:r>
+              <w:rPr>
+                <w:b w:val="0"/>
+                <w:i w:val="0"/>
+                <w:sz w:val="18"/>
+              </w:rPr>
               <w:t>KNS: KN chi tiêu hợp lí: tính toán khi mua bán, biết tiết kiệm.</w:t>
             </w:r>
           </w:p>
@@ -3506,33 +3584,33 @@
                 <w:i w:val="0"/>
                 <w:sz w:val="18"/>
               </w:rPr>
-              <w:t>NLS-GQVĐ (Cơ bản 1): GV chiếu trò chơi tách - gộp trên máy: khi cộng qua 10, các chấm tròn tự tách ra cho đủ chục rồi gộp phần còn lại</w:t>
-            </w:r>
-          </w:p>
-          <w:p>
-            <w:pPr>
-              <w:spacing w:after="0"/>
-            </w:pPr>
-            <w:r>
-              <w:rPr>
-                <w:b w:val="0"/>
-                <w:i w:val="0"/>
-                <w:sz w:val="18"/>
-              </w:rPr>
-              <w:t>NLS-KT (Cơ bản 1): Sau mỗi vòng chơi, GV chiếu bảng đếm số câu đúng của từng tổ theo dạng bài (cộng qua 10, trừ qua 10, tìm số còn thiếu)</w:t>
-            </w:r>
-          </w:p>
-          <w:p>
-            <w:pPr>
-              <w:spacing w:after="0"/>
-            </w:pPr>
-            <w:r>
-              <w:rPr>
-                <w:b w:val="0"/>
-                <w:i w:val="0"/>
-                <w:sz w:val="18"/>
-              </w:rPr>
-              <w:t>NLS-AT: Bảng đếm điểm chỉ ghi theo tổ, không nêu tên HS làm sai để không bạn nào ngại</w:t>
+              <w:t>NLS-GQVĐ (Cơ bản 1): Ở tiết luyện tập chung, GV chiếu bộ câu hỏi có tự chấm gồm điền số, tính nhẩm và bài toán thêm, bớt</w:t>
+            </w:r>
+          </w:p>
+          <w:p>
+            <w:pPr>
+              <w:spacing w:after="0"/>
+            </w:pPr>
+            <w:r>
+              <w:rPr>
+                <w:b w:val="0"/>
+                <w:i w:val="0"/>
+                <w:sz w:val="18"/>
+              </w:rPr>
+              <w:t>NLS-KT (Cơ bản 1): GV chiếu phóng to bài toán có lời văn, dùng bút màu gạch chân số liệu và từ khoá thêm, còn lại</w:t>
+            </w:r>
+          </w:p>
+          <w:p>
+            <w:pPr>
+              <w:spacing w:after="0"/>
+            </w:pPr>
+            <w:r>
+              <w:rPr>
+                <w:b w:val="0"/>
+                <w:i w:val="0"/>
+                <w:sz w:val="18"/>
+              </w:rPr>
+              <w:t>NLS-AT: Màn hình do cô bấm, HS ngồi tại chỗ giơ bảng con, không tranh nhau lên bảng</w:t>
             </w:r>
           </w:p>
         </w:tc>
@@ -3763,6 +3841,33 @@
                 <w:i w:val="0"/>
                 <w:sz w:val="18"/>
               </w:rPr>
+              <w:t>NLS-KT (Cơ bản 1): Ở bài phép trừ qua 10 trong phạm vi 20, GV chiếu khung mười ô phóng to: bấm cho 11 chấm tròn hiện ra rồi bớt dần</w:t>
+            </w:r>
+          </w:p>
+          <w:p>
+            <w:pPr>
+              <w:spacing w:after="0"/>
+            </w:pPr>
+            <w:r>
+              <w:rPr>
+                <w:b w:val="0"/>
+                <w:i w:val="0"/>
+                <w:sz w:val="18"/>
+              </w:rPr>
+              <w:t>NLS-GQVĐ (Cơ bản 1): GV mở bài tập tương tác cho HS kéo chấm tròn để thực hiện phép trừ rồi chọn kết quả; máy báo đúng</w:t>
+            </w:r>
+          </w:p>
+          <w:p>
+            <w:pPr>
+              <w:spacing w:after="0"/>
+            </w:pPr>
+            <w:r>
+              <w:rPr>
+                <w:b w:val="0"/>
+                <w:i w:val="0"/>
+                <w:sz w:val="18"/>
+              </w:rPr>
+              <w:t>NLS-AT: Màn hình do cô bấm, HS chờ đến lượt được mời lên chạm</w:t>
             </w:r>
           </w:p>
         </w:tc>
@@ -4335,6 +4440,45 @@
                 <w:i w:val="0"/>
                 <w:sz w:val="18"/>
               </w:rPr>
+              <w:t>NLS-KT (Cơ bản 1): Ở bài “Bảng trừ qua 10”, GV chiếu bảng trừ trên màn hình rồi bấm hiện dần từng dòng theo thứ tự HS nêu; nhìn bảng lớn</w:t>
+            </w:r>
+          </w:p>
+          <w:p>
+            <w:pPr>
+              <w:spacing w:after="0"/>
+            </w:pPr>
+            <w:r>
+              <w:rPr>
+                <w:b w:val="0"/>
+                <w:i w:val="0"/>
+                <w:sz w:val="18"/>
+              </w:rPr>
+              <w:t>NLS-GQVĐ (Cơ bản 1): GV mở trò chơi luyện bảng trừ có tự chấm: mỗi em trả lời rồi nhìn máy báo đúng, sai ngay để biết phép nào mình còn chậm</w:t>
+            </w:r>
+          </w:p>
+          <w:p>
+            <w:pPr>
+              <w:spacing w:after="0"/>
+            </w:pPr>
+            <w:r>
+              <w:rPr>
+                <w:b w:val="0"/>
+                <w:i w:val="0"/>
+                <w:sz w:val="18"/>
+              </w:rPr>
+              <w:t>NLS-AT: Trò chơi do cô bấm, HS chờ đến lượt được mời lên chạm màn hình</w:t>
+            </w:r>
+          </w:p>
+          <w:p>
+            <w:pPr>
+              <w:spacing w:after="0"/>
+            </w:pPr>
+            <w:r>
+              <w:rPr>
+                <w:b w:val="0"/>
+                <w:i w:val="0"/>
+                <w:sz w:val="18"/>
+              </w:rPr>
               <w:t>KNS: KN chi tiêu hợp lí: tính toán khi mua bán, biết tiết kiệm.</w:t>
             </w:r>
           </w:p>
@@ -6074,33 +6218,33 @@
                 <w:i w:val="0"/>
                 <w:sz w:val="18"/>
               </w:rPr>
-              <w:t>NLS-KT (Cơ bản 1): GV chiếu mô phỏng đặt tính dọc trên máy: khi cộng đủ 10 ở hàng đơn vị thì ô nhớ tự sáng lên và số 1 chạy sang</w:t>
-            </w:r>
-          </w:p>
-          <w:p>
-            <w:pPr>
-              <w:spacing w:after="0"/>
-            </w:pPr>
-            <w:r>
-              <w:rPr>
-                <w:b w:val="0"/>
-                <w:i w:val="0"/>
-                <w:sz w:val="18"/>
-              </w:rPr>
-              <w:t>NLS-GQVĐ (Cơ bản 1): GV chiếu các phép tính đặt sai (quên nhớ, viết lệch cột) và cho HS tìm lỗi; GV bấm sửa theo lời HS</w:t>
-            </w:r>
-          </w:p>
-          <w:p>
-            <w:pPr>
-              <w:spacing w:after="0"/>
-            </w:pPr>
-            <w:r>
-              <w:rPr>
-                <w:b w:val="0"/>
-                <w:i w:val="0"/>
-                <w:sz w:val="18"/>
-              </w:rPr>
-              <w:t>NLS-AT: Mô phỏng chỉ để hiểu chỗ nhớ; khi làm bài HS vẫn phải tự đặt tính thẳng cột</w:t>
+              <w:t>NLS-KT (Cơ bản 1): Ở tiết luyện tập chung về ki-lô-gam và lít, GV chiếu ảnh phóng to mặt cân đồng hồ và ca đong có vạch chia</w:t>
+            </w:r>
+          </w:p>
+          <w:p>
+            <w:pPr>
+              <w:spacing w:after="0"/>
+            </w:pPr>
+            <w:r>
+              <w:rPr>
+                <w:b w:val="0"/>
+                <w:i w:val="0"/>
+                <w:sz w:val="18"/>
+              </w:rPr>
+              <w:t>NLS-GQVĐ (Cơ bản 1): GV mở bài tập tương tác chọn số đo phù hợp cho từng đồ vật và tính phép cộng, trừ có đơn vị kg, l; máy báo đúng</w:t>
+            </w:r>
+          </w:p>
+          <w:p>
+            <w:pPr>
+              <w:spacing w:after="0"/>
+            </w:pPr>
+            <w:r>
+              <w:rPr>
+                <w:b w:val="0"/>
+                <w:i w:val="0"/>
+                <w:sz w:val="18"/>
+              </w:rPr>
+              <w:t>NLS-AT: Màn hình do cô bấm, HS chờ đến lượt được mời lên chạm</w:t>
             </w:r>
           </w:p>
         </w:tc>
@@ -6216,6 +6360,33 @@
                 <w:i w:val="0"/>
                 <w:sz w:val="18"/>
               </w:rPr>
+              <w:t>NLS-KT (Cơ bản 1): Ở bài phép cộng có nhớ số có hai chữ số với số có một chữ số</w:t>
+            </w:r>
+          </w:p>
+          <w:p>
+            <w:pPr>
+              <w:spacing w:after="0"/>
+            </w:pPr>
+            <w:r>
+              <w:rPr>
+                <w:b w:val="0"/>
+                <w:i w:val="0"/>
+                <w:sz w:val="18"/>
+              </w:rPr>
+              <w:t>NLS-GQVĐ (Cơ bản 1): GV mở bài tập tương tác đặt tính rồi tính, máy báo đúng, sai ngay và chỉ ra chỗ viết lệch cột</w:t>
+            </w:r>
+          </w:p>
+          <w:p>
+            <w:pPr>
+              <w:spacing w:after="0"/>
+            </w:pPr>
+            <w:r>
+              <w:rPr>
+                <w:b w:val="0"/>
+                <w:i w:val="0"/>
+                <w:sz w:val="18"/>
+              </w:rPr>
+              <w:t>NLS-AT: Bài tập trên màn hình do cô mở, HS chờ đến lượt được mời lên chạm</w:t>
             </w:r>
           </w:p>
         </w:tc>
@@ -6558,6 +6729,33 @@
                 <w:i w:val="0"/>
                 <w:sz w:val="18"/>
               </w:rPr>
+              <w:t>NLS-GQVĐ (Cơ bản 1): Ở bài cộng có nhớ số có hai chữ số với số có hai chữ số, GV mở bài tập tương tác đặt tính rồi tính</w:t>
+            </w:r>
+          </w:p>
+          <w:p>
+            <w:pPr>
+              <w:spacing w:after="0"/>
+            </w:pPr>
+            <w:r>
+              <w:rPr>
+                <w:b w:val="0"/>
+                <w:i w:val="0"/>
+                <w:sz w:val="18"/>
+              </w:rPr>
+              <w:t>NLS-KT (Cơ bản 1): GV chiếu phóng to bài toán có lời văn, gạch chân số liệu và từ khoá tất cả, cả hai</w:t>
+            </w:r>
+          </w:p>
+          <w:p>
+            <w:pPr>
+              <w:spacing w:after="0"/>
+            </w:pPr>
+            <w:r>
+              <w:rPr>
+                <w:b w:val="0"/>
+                <w:i w:val="0"/>
+                <w:sz w:val="18"/>
+              </w:rPr>
+              <w:t>NLS-AT: Màn hình do cô bấm, HS chờ đến lượt được mời</w:t>
             </w:r>
           </w:p>
         </w:tc>
@@ -7016,33 +7214,33 @@
                 <w:i w:val="0"/>
                 <w:sz w:val="18"/>
               </w:rPr>
-              <w:t>NLS-KT (Cơ bản 1): GV chiếu mô phỏng đặt tính dọc trên máy: khi cộng đủ 10 ở hàng đơn vị thì ô nhớ tự sáng lên và số 1 chạy sang</w:t>
-            </w:r>
-          </w:p>
-          <w:p>
-            <w:pPr>
-              <w:spacing w:after="0"/>
-            </w:pPr>
-            <w:r>
-              <w:rPr>
-                <w:b w:val="0"/>
-                <w:i w:val="0"/>
-                <w:sz w:val="18"/>
-              </w:rPr>
-              <w:t>NLS-GQVĐ (Cơ bản 1): GV chiếu các phép tính đặt sai (quên nhớ, viết lệch cột) và cho HS tìm lỗi; GV bấm sửa theo lời HS</w:t>
-            </w:r>
-          </w:p>
-          <w:p>
-            <w:pPr>
-              <w:spacing w:after="0"/>
-            </w:pPr>
-            <w:r>
-              <w:rPr>
-                <w:b w:val="0"/>
-                <w:i w:val="0"/>
-                <w:sz w:val="18"/>
-              </w:rPr>
-              <w:t>NLS-AT: Mô phỏng chỉ để hiểu chỗ nhớ; khi làm bài HS vẫn phải tự đặt tính thẳng cột</w:t>
+              <w:t>NLS-GQVĐ (Cơ bản 1): Ở tiết luyện tập chung về phép cộng có nhớ, GV mở bộ bài tập tương tác có chấm tự động; sau mỗi câu máy báo đúng</w:t>
+            </w:r>
+          </w:p>
+          <w:p>
+            <w:pPr>
+              <w:spacing w:after="0"/>
+            </w:pPr>
+            <w:r>
+              <w:rPr>
+                <w:b w:val="0"/>
+                <w:i w:val="0"/>
+                <w:sz w:val="18"/>
+              </w:rPr>
+              <w:t>NLS-KT (Cơ bản 1): GV chiếu phóng to bài toán có lời văn, gạch chân số liệu và từ khoá tất cả, cả hai</w:t>
+            </w:r>
+          </w:p>
+          <w:p>
+            <w:pPr>
+              <w:spacing w:after="0"/>
+            </w:pPr>
+            <w:r>
+              <w:rPr>
+                <w:b w:val="0"/>
+                <w:i w:val="0"/>
+                <w:sz w:val="18"/>
+              </w:rPr>
+              <w:t>NLS-AT: Màn hình do cô bấm, HS chờ đến lượt được mời lên chạm</w:t>
             </w:r>
           </w:p>
         </w:tc>
@@ -7273,6 +7471,33 @@
                 <w:i w:val="0"/>
                 <w:sz w:val="18"/>
               </w:rPr>
+              <w:t>NLS-KT (Cơ bản 1): Ở bài phép trừ có nhớ số có hai chữ số cho số có một chữ số</w:t>
+            </w:r>
+          </w:p>
+          <w:p>
+            <w:pPr>
+              <w:spacing w:after="0"/>
+            </w:pPr>
+            <w:r>
+              <w:rPr>
+                <w:b w:val="0"/>
+                <w:i w:val="0"/>
+                <w:sz w:val="18"/>
+              </w:rPr>
+              <w:t>NLS-GQVĐ (Cơ bản 1): GV mở bài tập tương tác đặt tính rồi tính, máy báo đúng, sai ngay và chỉ chỗ sai</w:t>
+            </w:r>
+          </w:p>
+          <w:p>
+            <w:pPr>
+              <w:spacing w:after="0"/>
+            </w:pPr>
+            <w:r>
+              <w:rPr>
+                <w:b w:val="0"/>
+                <w:i w:val="0"/>
+                <w:sz w:val="18"/>
+              </w:rPr>
+              <w:t>NLS-AT: Màn hình do cô bấm, HS chờ đến lượt được mời lên chạm</w:t>
             </w:r>
           </w:p>
         </w:tc>
@@ -7729,6 +7954,33 @@
                 <w:i w:val="0"/>
                 <w:sz w:val="18"/>
               </w:rPr>
+              <w:t>NLS-GQVĐ (Cơ bản 1): Ở bài trừ có nhớ số có hai chữ số cho số có hai chữ số, GV mở bài tập tương tác đặt tính rồi tính</w:t>
+            </w:r>
+          </w:p>
+          <w:p>
+            <w:pPr>
+              <w:spacing w:after="0"/>
+            </w:pPr>
+            <w:r>
+              <w:rPr>
+                <w:b w:val="0"/>
+                <w:i w:val="0"/>
+                <w:sz w:val="18"/>
+              </w:rPr>
+              <w:t>NLS-KT (Cơ bản 1): GV chiếu phóng to bài toán có lời văn, gạch chân số liệu và từ khoá còn lại, ít hơn</w:t>
+            </w:r>
+          </w:p>
+          <w:p>
+            <w:pPr>
+              <w:spacing w:after="0"/>
+            </w:pPr>
+            <w:r>
+              <w:rPr>
+                <w:b w:val="0"/>
+                <w:i w:val="0"/>
+                <w:sz w:val="18"/>
+              </w:rPr>
+              <w:t>NLS-AT: Màn hình do cô bấm, HS chờ đến lượt được mời</w:t>
             </w:r>
           </w:p>
         </w:tc>
@@ -8301,33 +8553,33 @@
                 <w:i w:val="0"/>
                 <w:sz w:val="18"/>
               </w:rPr>
-              <w:t>NLS-KT (Cơ bản 1): GV chiếu mô phỏng đặt tính dọc trên máy: khi cộng đủ 10 ở hàng đơn vị thì ô nhớ tự sáng lên và số 1 chạy sang</w:t>
-            </w:r>
-          </w:p>
-          <w:p>
-            <w:pPr>
-              <w:spacing w:after="0"/>
-            </w:pPr>
-            <w:r>
-              <w:rPr>
-                <w:b w:val="0"/>
-                <w:i w:val="0"/>
-                <w:sz w:val="18"/>
-              </w:rPr>
-              <w:t>NLS-GQVĐ (Cơ bản 1): GV chiếu các phép tính đặt sai (quên nhớ, viết lệch cột) và cho HS tìm lỗi; GV bấm sửa theo lời HS</w:t>
-            </w:r>
-          </w:p>
-          <w:p>
-            <w:pPr>
-              <w:spacing w:after="0"/>
-            </w:pPr>
-            <w:r>
-              <w:rPr>
-                <w:b w:val="0"/>
-                <w:i w:val="0"/>
-                <w:sz w:val="18"/>
-              </w:rPr>
-              <w:t>NLS-AT: Mô phỏng chỉ để hiểu chỗ nhớ; khi làm bài HS vẫn phải tự đặt tính thẳng cột</w:t>
+              <w:t>NLS-GQVĐ (Cơ bản 1): Ở tiết luyện tập chung về phép trừ có nhớ, GV mở bộ bài tập tương tác có chấm tự động; sau mỗi câu máy báo đúng</w:t>
+            </w:r>
+          </w:p>
+          <w:p>
+            <w:pPr>
+              <w:spacing w:after="0"/>
+            </w:pPr>
+            <w:r>
+              <w:rPr>
+                <w:b w:val="0"/>
+                <w:i w:val="0"/>
+                <w:sz w:val="18"/>
+              </w:rPr>
+              <w:t>NLS-KT (Cơ bản 1): GV chiếu phóng to bài toán có lời văn, gạch chân số liệu và từ khoá còn lại, ít hơn</w:t>
+            </w:r>
+          </w:p>
+          <w:p>
+            <w:pPr>
+              <w:spacing w:after="0"/>
+            </w:pPr>
+            <w:r>
+              <w:rPr>
+                <w:b w:val="0"/>
+                <w:i w:val="0"/>
+                <w:sz w:val="18"/>
+              </w:rPr>
+              <w:t>NLS-AT: Màn hình do cô bấm, HS chờ đến lượt được mời lên chạm</w:t>
             </w:r>
           </w:p>
         </w:tc>

--- a/assets/docs/lop2/Toan - Lop 2.docx
+++ b/assets/docs/lop2/Toan - Lop 2.docx
@@ -966,33 +966,7 @@
                 <w:i w:val="0"/>
                 <w:sz w:val="18"/>
               </w:rPr>
-              <w:t>NLS-KT (Cơ bản 1): GV chiếu tranh SGK rô-bốt xếp các quả táo ghi số từ 0 đến 10 cho bài “Tia số. Số liền trước, số liền sau”</w:t>
-            </w:r>
-          </w:p>
-          <w:p>
-            <w:pPr>
-              <w:spacing w:after="0"/>
-            </w:pPr>
-            <w:r>
-              <w:rPr>
-                <w:b w:val="0"/>
-                <w:i w:val="0"/>
-                <w:sz w:val="18"/>
-              </w:rPr>
-              <w:t>NLS-GQVĐ (Cơ bản 1): GV chiếu tia số tương tác: kéo con trỏ tới vạch nào số đó hiện lên, dịch trái, phải là thấy số liền trước, liền sau</w:t>
-            </w:r>
-          </w:p>
-          <w:p>
-            <w:pPr>
-              <w:spacing w:after="0"/>
-            </w:pPr>
-            <w:r>
-              <w:rPr>
-                <w:b w:val="0"/>
-                <w:i w:val="0"/>
-                <w:sz w:val="18"/>
-              </w:rPr>
-              <w:t>NLS-AT: Máy giúp nhìn thấy quy luật của số, còn đọc số, viết số</w:t>
+              <w:t>NLS-KT (Cơ bản 1): Chiếu tranh SGK rô-bốt xếp các quả táo ghi số từ 0 đến 10 cho bài “Tia số. Số liền trước, số liền sau”.</w:t>
             </w:r>
           </w:p>
         </w:tc>
@@ -1224,33 +1198,7 @@
                 <w:i w:val="0"/>
                 <w:sz w:val="18"/>
               </w:rPr>
-              <w:t>NLS-KT (Cơ bản 1): Ở hoạt động khám phá bài “Số hạng, tổng”, GV chiếu tranh bể cá trên tivi</w:t>
-            </w:r>
-          </w:p>
-          <w:p>
-            <w:pPr>
-              <w:spacing w:after="0"/>
-            </w:pPr>
-            <w:r>
-              <w:rPr>
-                <w:b w:val="0"/>
-                <w:i w:val="0"/>
-                <w:sz w:val="18"/>
-              </w:rPr>
-              <w:t>NLS-GQVĐ (Cơ bản 1): Ở bài 1, sau khi HS làm phiếu, GV mở bảng số tương tác trên tivi, mời HS lên chạm chọn số điền vào ô tổng</w:t>
-            </w:r>
-          </w:p>
-          <w:p>
-            <w:pPr>
-              <w:spacing w:after="0"/>
-            </w:pPr>
-            <w:r>
-              <w:rPr>
-                <w:b w:val="0"/>
-                <w:i w:val="0"/>
-                <w:sz w:val="18"/>
-              </w:rPr>
-              <w:t>NLS-AT: Mỗi lần chỉ một HS lên thao tác, chạm nhẹ màn hình, không kéo dây điện</w:t>
+              <w:t>NLS-GQVĐ (Cơ bản 1): Ở bài 1, sau khi HS làm phiếu, GV mở bảng số tương tác trên tivi.</w:t>
             </w:r>
           </w:p>
         </w:tc>
@@ -1593,33 +1541,6 @@
                 <w:i w:val="0"/>
                 <w:sz w:val="18"/>
               </w:rPr>
-              <w:t>NLS-KT (Cơ bản 1): GV chiếu tranh phần khám phá bài “Hơn, kém nhau bao nhiêu” phóng to trên máy chiếu: đàn gà, vịt, ngỗng</w:t>
-            </w:r>
-          </w:p>
-          <w:p>
-            <w:pPr>
-              <w:spacing w:after="0"/>
-            </w:pPr>
-            <w:r>
-              <w:rPr>
-                <w:b w:val="0"/>
-                <w:i w:val="0"/>
-                <w:sz w:val="18"/>
-              </w:rPr>
-              <w:t>NLS-GQVĐ (Cơ bản 1): GV chiếu bài 1 với hình chim ở cành trên, cành dưới, hỏi HS đâu là cái đã biết</w:t>
-            </w:r>
-          </w:p>
-          <w:p>
-            <w:pPr>
-              <w:spacing w:after="0"/>
-            </w:pPr>
-            <w:r>
-              <w:rPr>
-                <w:b w:val="0"/>
-                <w:i w:val="0"/>
-                <w:sz w:val="18"/>
-              </w:rPr>
-              <w:t>NLS-AT: Sơ đồ trên máy chỉ giúp hiểu đề</w:t>
             </w:r>
           </w:p>
         </w:tc>
@@ -2192,33 +2113,7 @@
                 <w:i w:val="0"/>
                 <w:sz w:val="18"/>
               </w:rPr>
-              <w:t>NLS-KT (Cơ bản 1): Ở bài luyện tập chung, GV chiếu tia số phóng to lên màn hình và chỉ theo từng vạch khi cả lớp đếm</w:t>
-            </w:r>
-          </w:p>
-          <w:p>
-            <w:pPr>
-              <w:spacing w:after="0"/>
-            </w:pPr>
-            <w:r>
-              <w:rPr>
-                <w:b w:val="0"/>
-                <w:i w:val="0"/>
-                <w:sz w:val="18"/>
-              </w:rPr>
-              <w:t>NLS-GQVĐ (Cơ bản 1): GV mở bài tập tương tác viết số thành tổng các chục và đơn vị; máy báo đúng</w:t>
-            </w:r>
-          </w:p>
-          <w:p>
-            <w:pPr>
-              <w:spacing w:after="0"/>
-            </w:pPr>
-            <w:r>
-              <w:rPr>
-                <w:b w:val="0"/>
-                <w:i w:val="0"/>
-                <w:sz w:val="18"/>
-              </w:rPr>
-              <w:t>NLS-AT: HS chờ đến lượt được mời lên chạm màn hình, chạm nhẹ bằng đầu ngón tay</w:t>
+              <w:t>NLS-KT (Cơ bản 1): Ở bài luyện tập chung, GV chiếu tia số phóng to lên màn hình và chỉ theo từng vạch khi cả lớp.</w:t>
             </w:r>
           </w:p>
         </w:tc>
@@ -2449,33 +2344,7 @@
                 <w:i w:val="0"/>
                 <w:sz w:val="18"/>
               </w:rPr>
-              <w:t>NLS-KT (Cơ bản 1): Ở bài phép cộng qua 10 trong phạm vi 20, GV chiếu khung mười ô phóng to: bấm cho 9 chấm tròn hiện ra rồi thêm 5 chấm</w:t>
-            </w:r>
-          </w:p>
-          <w:p>
-            <w:pPr>
-              <w:spacing w:after="0"/>
-            </w:pPr>
-            <w:r>
-              <w:rPr>
-                <w:b w:val="0"/>
-                <w:i w:val="0"/>
-                <w:sz w:val="18"/>
-              </w:rPr>
-              <w:t>AI-NB (Cơ bản 1): GV gõ phép tính 9 cộng 5 cho công cụ trí tuệ nhân tạo và chiếu câu trả lời của máy</w:t>
-            </w:r>
-          </w:p>
-          <w:p>
-            <w:pPr>
-              <w:spacing w:after="0"/>
-            </w:pPr>
-            <w:r>
-              <w:rPr>
-                <w:b w:val="0"/>
-                <w:i w:val="0"/>
-                <w:sz w:val="18"/>
-              </w:rPr>
-              <w:t>NLS-AT: Máy do cô giáo gõ, HS chỉ xem và không nhập tên hay ảnh của mình vào máy</w:t>
+              <w:t>AI-NB (Nhận biết): Gõ phép tính 9 cộng 5 cho công cụ trí tuệ nhân tạo.</w:t>
             </w:r>
           </w:p>
           <w:p>
@@ -3061,33 +2930,7 @@
                 <w:i w:val="0"/>
                 <w:sz w:val="18"/>
               </w:rPr>
-              <w:t>NLS-KT (Cơ bản 1): Ở bài “Bảng cộng qua 10”, GV chiếu bảng cộng trên màn hình rồi bấm hiện dần từng dòng theo thứ tự HS nêu; nhìn bảng lớn</w:t>
-            </w:r>
-          </w:p>
-          <w:p>
-            <w:pPr>
-              <w:spacing w:after="0"/>
-            </w:pPr>
-            <w:r>
-              <w:rPr>
-                <w:b w:val="0"/>
-                <w:i w:val="0"/>
-                <w:sz w:val="18"/>
-              </w:rPr>
-              <w:t>NLS-GQVĐ (Cơ bản 1): GV mở trò chơi luyện bảng cộng có tự chấm: mỗi em trả lời rồi nhìn máy báo đúng, sai ngay để biết phép nào mình còn chậm</w:t>
-            </w:r>
-          </w:p>
-          <w:p>
-            <w:pPr>
-              <w:spacing w:after="0"/>
-            </w:pPr>
-            <w:r>
-              <w:rPr>
-                <w:b w:val="0"/>
-                <w:i w:val="0"/>
-                <w:sz w:val="18"/>
-              </w:rPr>
-              <w:t>NLS-AT: Trò chơi do cô bấm, HS chờ đến lượt được mời lên chạm màn hình</w:t>
+              <w:t>NLS-KT (Cơ bản 1): Ở bài “Bảng cộng qua 10”, GV chiếu bảng cộng trên màn hình.</w:t>
             </w:r>
           </w:p>
           <w:p>
@@ -3329,33 +3172,6 @@
                 <w:i w:val="0"/>
                 <w:sz w:val="18"/>
               </w:rPr>
-              <w:t>NLS-KT (Cơ bản 1): GV chiếu sơ đồ đoạn thẳng động cho đúng bài toán của tiết: đoạn thẳng dài thêm ra khi thêm, ngắn lại khi bớt</w:t>
-            </w:r>
-          </w:p>
-          <w:p>
-            <w:pPr>
-              <w:spacing w:after="0"/>
-            </w:pPr>
-            <w:r>
-              <w:rPr>
-                <w:b w:val="0"/>
-                <w:i w:val="0"/>
-                <w:sz w:val="18"/>
-              </w:rPr>
-              <w:t>NLS-GQVĐ (Cơ bản 1): GV chiếu đề toán kèm hình ảnh tình huống thật và cho HS lần lượt chỉ ra đâu là cái đã biết, đâu là câu hỏi</w:t>
-            </w:r>
-          </w:p>
-          <w:p>
-            <w:pPr>
-              <w:spacing w:after="0"/>
-            </w:pPr>
-            <w:r>
-              <w:rPr>
-                <w:b w:val="0"/>
-                <w:i w:val="0"/>
-                <w:sz w:val="18"/>
-              </w:rPr>
-              <w:t>NLS-AT: Sơ đồ trên máy chỉ giúp hiểu đề</w:t>
             </w:r>
           </w:p>
         </w:tc>
@@ -3584,33 +3400,6 @@
                 <w:i w:val="0"/>
                 <w:sz w:val="18"/>
               </w:rPr>
-              <w:t>NLS-GQVĐ (Cơ bản 1): Ở tiết luyện tập chung, GV chiếu bộ câu hỏi có tự chấm gồm điền số, tính nhẩm và bài toán thêm, bớt</w:t>
-            </w:r>
-          </w:p>
-          <w:p>
-            <w:pPr>
-              <w:spacing w:after="0"/>
-            </w:pPr>
-            <w:r>
-              <w:rPr>
-                <w:b w:val="0"/>
-                <w:i w:val="0"/>
-                <w:sz w:val="18"/>
-              </w:rPr>
-              <w:t>NLS-KT (Cơ bản 1): GV chiếu phóng to bài toán có lời văn, dùng bút màu gạch chân số liệu và từ khoá thêm, còn lại</w:t>
-            </w:r>
-          </w:p>
-          <w:p>
-            <w:pPr>
-              <w:spacing w:after="0"/>
-            </w:pPr>
-            <w:r>
-              <w:rPr>
-                <w:b w:val="0"/>
-                <w:i w:val="0"/>
-                <w:sz w:val="18"/>
-              </w:rPr>
-              <w:t>NLS-AT: Màn hình do cô bấm, HS ngồi tại chỗ giơ bảng con, không tranh nhau lên bảng</w:t>
             </w:r>
           </w:p>
         </w:tc>
@@ -3841,33 +3630,7 @@
                 <w:i w:val="0"/>
                 <w:sz w:val="18"/>
               </w:rPr>
-              <w:t>NLS-KT (Cơ bản 1): Ở bài phép trừ qua 10 trong phạm vi 20, GV chiếu khung mười ô phóng to: bấm cho 11 chấm tròn hiện ra rồi bớt dần</w:t>
-            </w:r>
-          </w:p>
-          <w:p>
-            <w:pPr>
-              <w:spacing w:after="0"/>
-            </w:pPr>
-            <w:r>
-              <w:rPr>
-                <w:b w:val="0"/>
-                <w:i w:val="0"/>
-                <w:sz w:val="18"/>
-              </w:rPr>
-              <w:t>NLS-GQVĐ (Cơ bản 1): GV mở bài tập tương tác cho HS kéo chấm tròn để thực hiện phép trừ rồi chọn kết quả; máy báo đúng</w:t>
-            </w:r>
-          </w:p>
-          <w:p>
-            <w:pPr>
-              <w:spacing w:after="0"/>
-            </w:pPr>
-            <w:r>
-              <w:rPr>
-                <w:b w:val="0"/>
-                <w:i w:val="0"/>
-                <w:sz w:val="18"/>
-              </w:rPr>
-              <w:t>NLS-AT: Màn hình do cô bấm, HS chờ đến lượt được mời lên chạm</w:t>
+              <w:t>NLS-GQVĐ (Cơ bản 1): Mở bài tập tương tác cho HS kéo chấm tròn.</w:t>
             </w:r>
           </w:p>
         </w:tc>
@@ -4440,33 +4203,7 @@
                 <w:i w:val="0"/>
                 <w:sz w:val="18"/>
               </w:rPr>
-              <w:t>NLS-KT (Cơ bản 1): Ở bài “Bảng trừ qua 10”, GV chiếu bảng trừ trên màn hình rồi bấm hiện dần từng dòng theo thứ tự HS nêu; nhìn bảng lớn</w:t>
-            </w:r>
-          </w:p>
-          <w:p>
-            <w:pPr>
-              <w:spacing w:after="0"/>
-            </w:pPr>
-            <w:r>
-              <w:rPr>
-                <w:b w:val="0"/>
-                <w:i w:val="0"/>
-                <w:sz w:val="18"/>
-              </w:rPr>
-              <w:t>NLS-GQVĐ (Cơ bản 1): GV mở trò chơi luyện bảng trừ có tự chấm: mỗi em trả lời rồi nhìn máy báo đúng, sai ngay để biết phép nào mình còn chậm</w:t>
-            </w:r>
-          </w:p>
-          <w:p>
-            <w:pPr>
-              <w:spacing w:after="0"/>
-            </w:pPr>
-            <w:r>
-              <w:rPr>
-                <w:b w:val="0"/>
-                <w:i w:val="0"/>
-                <w:sz w:val="18"/>
-              </w:rPr>
-              <w:t>NLS-AT: Trò chơi do cô bấm, HS chờ đến lượt được mời lên chạm màn hình</w:t>
+              <w:t>NLS-KT (Cơ bản 1): Ở bài “Bảng trừ qua 10”, GV chiếu bảng trừ trên màn hình.</w:t>
             </w:r>
           </w:p>
           <w:p>
@@ -4708,33 +4445,6 @@
                 <w:i w:val="0"/>
                 <w:sz w:val="18"/>
               </w:rPr>
-              <w:t>NLS-KT (Cơ bản 1): GV đặt hai băng giấy ảo song song trên màn hình rồi kéo cho băng thứ hai dài hơn hoặc ngắn hơn đúng số đơn vị đề bài</w:t>
-            </w:r>
-          </w:p>
-          <w:p>
-            <w:pPr>
-              <w:spacing w:after="0"/>
-            </w:pPr>
-            <w:r>
-              <w:rPr>
-                <w:b w:val="0"/>
-                <w:i w:val="0"/>
-                <w:sz w:val="18"/>
-              </w:rPr>
-              <w:t>NLS-GQVĐ (Cơ bản 1): GV đổi số liệu ngay trên đề chiếu, sơ đồ tự vẽ lại theo số mới; HS nhận ra dạng toán không đổi dù số thay đổi</w:t>
-            </w:r>
-          </w:p>
-          <w:p>
-            <w:pPr>
-              <w:spacing w:after="0"/>
-            </w:pPr>
-            <w:r>
-              <w:rPr>
-                <w:b w:val="0"/>
-                <w:i w:val="0"/>
-                <w:sz w:val="18"/>
-              </w:rPr>
-              <w:t>NLS-AT: GV nhắc HS phải tự đọc kĩ đề rồi mới nhìn sơ đồ</w:t>
             </w:r>
           </w:p>
         </w:tc>
@@ -4965,33 +4675,7 @@
                 <w:i w:val="0"/>
                 <w:sz w:val="18"/>
               </w:rPr>
-              <w:t>NLS-GQVĐ (Cơ bản 1): GV chiếu trò chơi tách - gộp trên máy: khi cộng qua 10, các chấm tròn tự tách ra cho đủ chục rồi gộp phần còn lại</w:t>
-            </w:r>
-          </w:p>
-          <w:p>
-            <w:pPr>
-              <w:spacing w:after="0"/>
-            </w:pPr>
-            <w:r>
-              <w:rPr>
-                <w:b w:val="0"/>
-                <w:i w:val="0"/>
-                <w:sz w:val="18"/>
-              </w:rPr>
-              <w:t>NLS-KT (Cơ bản 1): Sau mỗi vòng chơi, GV chiếu bảng đếm số câu đúng của từng tổ theo dạng bài (cộng qua 10, trừ qua 10, tìm số còn thiếu)</w:t>
-            </w:r>
-          </w:p>
-          <w:p>
-            <w:pPr>
-              <w:spacing w:after="0"/>
-            </w:pPr>
-            <w:r>
-              <w:rPr>
-                <w:b w:val="0"/>
-                <w:i w:val="0"/>
-                <w:sz w:val="18"/>
-              </w:rPr>
-              <w:t>NLS-AT: Bảng đếm điểm chỉ ghi theo tổ, không nêu tên HS làm sai để không bạn nào ngại</w:t>
+              <w:t>NLS-GQVĐ (Cơ bản 1): Chiếu trò chơi tách - gộp trên máy.</w:t>
             </w:r>
           </w:p>
         </w:tc>
@@ -5335,33 +5019,6 @@
                 <w:i w:val="0"/>
                 <w:sz w:val="18"/>
               </w:rPr>
-              <w:t>NLS-KT (Cơ bản 1): GV mang cân điện tử tới lớp, cân một vài đồ vật trước lớp cho HS đọc số hiện trên màn hình cân</w:t>
-            </w:r>
-          </w:p>
-          <w:p>
-            <w:pPr>
-              <w:spacing w:after="0"/>
-            </w:pPr>
-            <w:r>
-              <w:rPr>
-                <w:b w:val="0"/>
-                <w:i w:val="0"/>
-                <w:sz w:val="18"/>
-              </w:rPr>
-              <w:t>NLS-GQVĐ (Cơ bản 1): Trước mỗi lần cân, GV cho HS ước lượng vật nặng khoảng mấy ki-lô-gam rồi mới cân kiểm chứng</w:t>
-            </w:r>
-          </w:p>
-          <w:p>
-            <w:pPr>
-              <w:spacing w:after="0"/>
-            </w:pPr>
-            <w:r>
-              <w:rPr>
-                <w:b w:val="0"/>
-                <w:i w:val="0"/>
-                <w:sz w:val="18"/>
-              </w:rPr>
-              <w:t>NLS-AT: Cân điện tử cho số rất nhanh nhưng HS phải biết ước lượng và đọc được cân đĩa</w:t>
             </w:r>
           </w:p>
         </w:tc>
@@ -5706,33 +5363,7 @@
                 <w:i w:val="0"/>
                 <w:sz w:val="18"/>
               </w:rPr>
-              <w:t>NLS-KT (Cơ bản 1): GV chiếu phim quay cảnh rót nước từ một chai 1 lít sang các cốc, vừa rót vừa đếm</w:t>
-            </w:r>
-          </w:p>
-          <w:p>
-            <w:pPr>
-              <w:spacing w:after="0"/>
-            </w:pPr>
-            <w:r>
-              <w:rPr>
-                <w:b w:val="0"/>
-                <w:i w:val="0"/>
-                <w:sz w:val="18"/>
-              </w:rPr>
-              <w:t>NLS-GQVĐ (Cơ bản 1): GV chiếu bài tập đong ảo trên máy: kéo can, chai, cốc để đong đủ số lít đề yêu cầu; HS nêu cách đong</w:t>
-            </w:r>
-          </w:p>
-          <w:p>
-            <w:pPr>
-              <w:spacing w:after="0"/>
-            </w:pPr>
-            <w:r>
-              <w:rPr>
-                <w:b w:val="0"/>
-                <w:i w:val="0"/>
-                <w:sz w:val="18"/>
-              </w:rPr>
-              <w:t>NLS-AT: Bài tập đong trên máy chỉ để luyện, HS vẫn phải tự đong bằng chai</w:t>
+              <w:t>NLS-KT (Cơ bản 1): Chiếu phim quay cảnh rót nước từ một chai 1 lít sang các cốc, vừa rót vừa đếm.</w:t>
             </w:r>
           </w:p>
         </w:tc>
@@ -5961,33 +5592,6 @@
                 <w:i w:val="0"/>
                 <w:sz w:val="18"/>
               </w:rPr>
-              <w:t>NLS-ST (Cơ bản 1): Các nhóm cân, đong thật rồi đọc số liệu cho GV nhập vào bảng trên máy; bấm một nút</w:t>
-            </w:r>
-          </w:p>
-          <w:p>
-            <w:pPr>
-              <w:spacing w:after="0"/>
-            </w:pPr>
-            <w:r>
-              <w:rPr>
-                <w:b w:val="0"/>
-                <w:i w:val="0"/>
-                <w:sz w:val="18"/>
-              </w:rPr>
-              <w:t>NLS-KT (Cơ bản 1): GV chụp ảnh cách các nhóm đặt vật lên cân, đặt ca lên mặt phẳng rồi chiếu lên màn hình</w:t>
-            </w:r>
-          </w:p>
-          <w:p>
-            <w:pPr>
-              <w:spacing w:after="0"/>
-            </w:pPr>
-            <w:r>
-              <w:rPr>
-                <w:b w:val="0"/>
-                <w:i w:val="0"/>
-                <w:sz w:val="18"/>
-              </w:rPr>
-              <w:t>NLS-AT: Ảnh chỉ chụp tay và dụng cụ, không lấy khuôn mặt HS</w:t>
             </w:r>
           </w:p>
         </w:tc>
@@ -6218,33 +5822,7 @@
                 <w:i w:val="0"/>
                 <w:sz w:val="18"/>
               </w:rPr>
-              <w:t>NLS-KT (Cơ bản 1): Ở tiết luyện tập chung về ki-lô-gam và lít, GV chiếu ảnh phóng to mặt cân đồng hồ và ca đong có vạch chia</w:t>
-            </w:r>
-          </w:p>
-          <w:p>
-            <w:pPr>
-              <w:spacing w:after="0"/>
-            </w:pPr>
-            <w:r>
-              <w:rPr>
-                <w:b w:val="0"/>
-                <w:i w:val="0"/>
-                <w:sz w:val="18"/>
-              </w:rPr>
-              <w:t>NLS-GQVĐ (Cơ bản 1): GV mở bài tập tương tác chọn số đo phù hợp cho từng đồ vật và tính phép cộng, trừ có đơn vị kg, l; máy báo đúng</w:t>
-            </w:r>
-          </w:p>
-          <w:p>
-            <w:pPr>
-              <w:spacing w:after="0"/>
-            </w:pPr>
-            <w:r>
-              <w:rPr>
-                <w:b w:val="0"/>
-                <w:i w:val="0"/>
-                <w:sz w:val="18"/>
-              </w:rPr>
-              <w:t>NLS-AT: Màn hình do cô bấm, HS chờ đến lượt được mời lên chạm</w:t>
+              <w:t>NLS-GQVĐ (Cơ bản 1): Mở bài tập tương tác chọn số đo phù hợp cho từng đồ vật.</w:t>
             </w:r>
           </w:p>
         </w:tc>
@@ -6360,33 +5938,6 @@
                 <w:i w:val="0"/>
                 <w:sz w:val="18"/>
               </w:rPr>
-              <w:t>NLS-KT (Cơ bản 1): Ở bài phép cộng có nhớ số có hai chữ số với số có một chữ số</w:t>
-            </w:r>
-          </w:p>
-          <w:p>
-            <w:pPr>
-              <w:spacing w:after="0"/>
-            </w:pPr>
-            <w:r>
-              <w:rPr>
-                <w:b w:val="0"/>
-                <w:i w:val="0"/>
-                <w:sz w:val="18"/>
-              </w:rPr>
-              <w:t>NLS-GQVĐ (Cơ bản 1): GV mở bài tập tương tác đặt tính rồi tính, máy báo đúng, sai ngay và chỉ ra chỗ viết lệch cột</w:t>
-            </w:r>
-          </w:p>
-          <w:p>
-            <w:pPr>
-              <w:spacing w:after="0"/>
-            </w:pPr>
-            <w:r>
-              <w:rPr>
-                <w:b w:val="0"/>
-                <w:i w:val="0"/>
-                <w:sz w:val="18"/>
-              </w:rPr>
-              <w:t>NLS-AT: Bài tập trên màn hình do cô mở, HS chờ đến lượt được mời lên chạm</w:t>
             </w:r>
           </w:p>
         </w:tc>
@@ -6729,33 +6280,6 @@
                 <w:i w:val="0"/>
                 <w:sz w:val="18"/>
               </w:rPr>
-              <w:t>NLS-GQVĐ (Cơ bản 1): Ở bài cộng có nhớ số có hai chữ số với số có hai chữ số, GV mở bài tập tương tác đặt tính rồi tính</w:t>
-            </w:r>
-          </w:p>
-          <w:p>
-            <w:pPr>
-              <w:spacing w:after="0"/>
-            </w:pPr>
-            <w:r>
-              <w:rPr>
-                <w:b w:val="0"/>
-                <w:i w:val="0"/>
-                <w:sz w:val="18"/>
-              </w:rPr>
-              <w:t>NLS-KT (Cơ bản 1): GV chiếu phóng to bài toán có lời văn, gạch chân số liệu và từ khoá tất cả, cả hai</w:t>
-            </w:r>
-          </w:p>
-          <w:p>
-            <w:pPr>
-              <w:spacing w:after="0"/>
-            </w:pPr>
-            <w:r>
-              <w:rPr>
-                <w:b w:val="0"/>
-                <w:i w:val="0"/>
-                <w:sz w:val="18"/>
-              </w:rPr>
-              <w:t>NLS-AT: Màn hình do cô bấm, HS chờ đến lượt được mời</w:t>
             </w:r>
           </w:p>
         </w:tc>
@@ -7214,33 +6738,7 @@
                 <w:i w:val="0"/>
                 <w:sz w:val="18"/>
               </w:rPr>
-              <w:t>NLS-GQVĐ (Cơ bản 1): Ở tiết luyện tập chung về phép cộng có nhớ, GV mở bộ bài tập tương tác có chấm tự động; sau mỗi câu máy báo đúng</w:t>
-            </w:r>
-          </w:p>
-          <w:p>
-            <w:pPr>
-              <w:spacing w:after="0"/>
-            </w:pPr>
-            <w:r>
-              <w:rPr>
-                <w:b w:val="0"/>
-                <w:i w:val="0"/>
-                <w:sz w:val="18"/>
-              </w:rPr>
-              <w:t>NLS-KT (Cơ bản 1): GV chiếu phóng to bài toán có lời văn, gạch chân số liệu và từ khoá tất cả, cả hai</w:t>
-            </w:r>
-          </w:p>
-          <w:p>
-            <w:pPr>
-              <w:spacing w:after="0"/>
-            </w:pPr>
-            <w:r>
-              <w:rPr>
-                <w:b w:val="0"/>
-                <w:i w:val="0"/>
-                <w:sz w:val="18"/>
-              </w:rPr>
-              <w:t>NLS-AT: Màn hình do cô bấm, HS chờ đến lượt được mời lên chạm</w:t>
+              <w:t>NLS-KT (Cơ bản 1): Chiếu phóng to bài toán có lời văn, gạch chân số liệu và từ khoá tất cả, cả hai.</w:t>
             </w:r>
           </w:p>
         </w:tc>
@@ -7471,33 +6969,7 @@
                 <w:i w:val="0"/>
                 <w:sz w:val="18"/>
               </w:rPr>
-              <w:t>NLS-KT (Cơ bản 1): Ở bài phép trừ có nhớ số có hai chữ số cho số có một chữ số</w:t>
-            </w:r>
-          </w:p>
-          <w:p>
-            <w:pPr>
-              <w:spacing w:after="0"/>
-            </w:pPr>
-            <w:r>
-              <w:rPr>
-                <w:b w:val="0"/>
-                <w:i w:val="0"/>
-                <w:sz w:val="18"/>
-              </w:rPr>
-              <w:t>NLS-GQVĐ (Cơ bản 1): GV mở bài tập tương tác đặt tính rồi tính, máy báo đúng, sai ngay và chỉ chỗ sai</w:t>
-            </w:r>
-          </w:p>
-          <w:p>
-            <w:pPr>
-              <w:spacing w:after="0"/>
-            </w:pPr>
-            <w:r>
-              <w:rPr>
-                <w:b w:val="0"/>
-                <w:i w:val="0"/>
-                <w:sz w:val="18"/>
-              </w:rPr>
-              <w:t>NLS-AT: Màn hình do cô bấm, HS chờ đến lượt được mời lên chạm</w:t>
+              <w:t>NLS-GQVĐ (Cơ bản 1): Mở bài tập tương tác đặt tính.</w:t>
             </w:r>
           </w:p>
         </w:tc>
@@ -7954,33 +7426,6 @@
                 <w:i w:val="0"/>
                 <w:sz w:val="18"/>
               </w:rPr>
-              <w:t>NLS-GQVĐ (Cơ bản 1): Ở bài trừ có nhớ số có hai chữ số cho số có hai chữ số, GV mở bài tập tương tác đặt tính rồi tính</w:t>
-            </w:r>
-          </w:p>
-          <w:p>
-            <w:pPr>
-              <w:spacing w:after="0"/>
-            </w:pPr>
-            <w:r>
-              <w:rPr>
-                <w:b w:val="0"/>
-                <w:i w:val="0"/>
-                <w:sz w:val="18"/>
-              </w:rPr>
-              <w:t>NLS-KT (Cơ bản 1): GV chiếu phóng to bài toán có lời văn, gạch chân số liệu và từ khoá còn lại, ít hơn</w:t>
-            </w:r>
-          </w:p>
-          <w:p>
-            <w:pPr>
-              <w:spacing w:after="0"/>
-            </w:pPr>
-            <w:r>
-              <w:rPr>
-                <w:b w:val="0"/>
-                <w:i w:val="0"/>
-                <w:sz w:val="18"/>
-              </w:rPr>
-              <w:t>NLS-AT: Màn hình do cô bấm, HS chờ đến lượt được mời</w:t>
             </w:r>
           </w:p>
         </w:tc>
@@ -8553,33 +7998,7 @@
                 <w:i w:val="0"/>
                 <w:sz w:val="18"/>
               </w:rPr>
-              <w:t>NLS-GQVĐ (Cơ bản 1): Ở tiết luyện tập chung về phép trừ có nhớ, GV mở bộ bài tập tương tác có chấm tự động; sau mỗi câu máy báo đúng</w:t>
-            </w:r>
-          </w:p>
-          <w:p>
-            <w:pPr>
-              <w:spacing w:after="0"/>
-            </w:pPr>
-            <w:r>
-              <w:rPr>
-                <w:b w:val="0"/>
-                <w:i w:val="0"/>
-                <w:sz w:val="18"/>
-              </w:rPr>
-              <w:t>NLS-KT (Cơ bản 1): GV chiếu phóng to bài toán có lời văn, gạch chân số liệu và từ khoá còn lại, ít hơn</w:t>
-            </w:r>
-          </w:p>
-          <w:p>
-            <w:pPr>
-              <w:spacing w:after="0"/>
-            </w:pPr>
-            <w:r>
-              <w:rPr>
-                <w:b w:val="0"/>
-                <w:i w:val="0"/>
-                <w:sz w:val="18"/>
-              </w:rPr>
-              <w:t>NLS-AT: Màn hình do cô bấm, HS chờ đến lượt được mời lên chạm</w:t>
+              <w:t>NLS-KT (Cơ bản 1): Chiếu phóng to bài toán có lời văn, gạch chân số liệu và từ khoá còn lại, ít hơn.</w:t>
             </w:r>
           </w:p>
         </w:tc>
@@ -8811,33 +8230,7 @@
                 <w:i w:val="0"/>
                 <w:sz w:val="18"/>
               </w:rPr>
-              <w:t>NLS-KT (Cơ bản 1): GV dùng phần mềm hình học động: kéo một điểm cho đoạn thẳng dài ra rồi ngắn lại</w:t>
-            </w:r>
-          </w:p>
-          <w:p>
-            <w:pPr>
-              <w:spacing w:after="0"/>
-            </w:pPr>
-            <w:r>
-              <w:rPr>
-                <w:b w:val="0"/>
-                <w:i w:val="0"/>
-                <w:sz w:val="18"/>
-              </w:rPr>
-              <w:t>NLS-GQVĐ (Cơ bản 1): GV cho HS phán đoán trước ba điểm trên màn hình có thẳng hàng không, sau đó mới bấm cho máy kẻ đường kiểm chứng</w:t>
-            </w:r>
-          </w:p>
-          <w:p>
-            <w:pPr>
-              <w:spacing w:after="0"/>
-            </w:pPr>
-            <w:r>
-              <w:rPr>
-                <w:b w:val="0"/>
-                <w:i w:val="0"/>
-                <w:sz w:val="18"/>
-              </w:rPr>
-              <w:t>NLS-AT: Máy giúp nhìn cho rõ, nhưng HS vẫn phải tự dùng thước kẻ và tự vẽ trong vở</w:t>
+              <w:t>NLS-GQVĐ (Cơ bản 1): Cho HS phán đoán trước ba điểm trên màn hình có thẳng hàng không.</w:t>
             </w:r>
           </w:p>
         </w:tc>
@@ -9066,33 +8459,6 @@
                 <w:i w:val="0"/>
                 <w:sz w:val="18"/>
               </w:rPr>
-              <w:t>NLS-KT (Cơ bản 1): GV kéo từng đỉnh của đường gấp khúc trên máy, số đoạn thẳng và độ dài mỗi đoạn hiện ngay bên cạnh</w:t>
-            </w:r>
-          </w:p>
-          <w:p>
-            <w:pPr>
-              <w:spacing w:after="0"/>
-            </w:pPr>
-            <w:r>
-              <w:rPr>
-                <w:b w:val="0"/>
-                <w:i w:val="0"/>
-                <w:sz w:val="18"/>
-              </w:rPr>
-              <w:t>NLS-GQVĐ (Cơ bản 1): GV chiếu một hình vẽ có nhiều hình tứ giác lồng nhau, HS đếm rồi chỉ từng hình để GV bấm tô màu</w:t>
-            </w:r>
-          </w:p>
-          <w:p>
-            <w:pPr>
-              <w:spacing w:after="0"/>
-            </w:pPr>
-            <w:r>
-              <w:rPr>
-                <w:b w:val="0"/>
-                <w:i w:val="0"/>
-                <w:sz w:val="18"/>
-              </w:rPr>
-              <w:t>NLS-AT: Máy tô màu giúp khỏi đếm sót, nhưng khi làm bài HS vẫn phải tự đánh dấu bằng</w:t>
             </w:r>
           </w:p>
         </w:tc>
@@ -9323,33 +8689,7 @@
                 <w:i w:val="0"/>
                 <w:sz w:val="18"/>
               </w:rPr>
-              <w:t>NLS-KT (Cơ bản 1): GV chiếu đoạn phim quay cận cảnh và chiếu chậm từng nếp gấp, từng nhát cắt</w:t>
-            </w:r>
-          </w:p>
-          <w:p>
-            <w:pPr>
-              <w:spacing w:after="0"/>
-            </w:pPr>
-            <w:r>
-              <w:rPr>
-                <w:b w:val="0"/>
-                <w:i w:val="0"/>
-                <w:sz w:val="18"/>
-              </w:rPr>
-              <w:t>NLS-ST (Cơ bản 1): Làm xong, GV dùng điện thoại chụp sản phẩm của từng nhóm và chiếu thành một triển lãm trên màn hình</w:t>
-            </w:r>
-          </w:p>
-          <w:p>
-            <w:pPr>
-              <w:spacing w:after="0"/>
-            </w:pPr>
-            <w:r>
-              <w:rPr>
-                <w:b w:val="0"/>
-                <w:i w:val="0"/>
-                <w:sz w:val="18"/>
-              </w:rPr>
-              <w:t>NLS-AT: GV chỉ chụp sản phẩm, hạn chế lấy khuôn mặt HS vào ảnh</w:t>
+              <w:t>NLS-KT (Cơ bản 1): Chiếu đoạn phim quay cận cảnh và chiếu chậm từng nếp gấp, từng nhát cắt, dừng hình ở bước khó.</w:t>
             </w:r>
           </w:p>
         </w:tc>
@@ -9578,33 +8918,6 @@
                 <w:i w:val="0"/>
                 <w:sz w:val="18"/>
               </w:rPr>
-              <w:t>NLS-KT (Cơ bản 1): GV chiếu mô phỏng đặt tính dọc trên máy: khi cộng đủ 10 ở hàng đơn vị thì ô nhớ tự sáng lên và số 1 chạy sang</w:t>
-            </w:r>
-          </w:p>
-          <w:p>
-            <w:pPr>
-              <w:spacing w:after="0"/>
-            </w:pPr>
-            <w:r>
-              <w:rPr>
-                <w:b w:val="0"/>
-                <w:i w:val="0"/>
-                <w:sz w:val="18"/>
-              </w:rPr>
-              <w:t>NLS-GQVĐ (Cơ bản 1): GV chiếu các phép tính đặt sai (quên nhớ, viết lệch cột) và cho HS tìm lỗi; GV bấm sửa theo lời HS</w:t>
-            </w:r>
-          </w:p>
-          <w:p>
-            <w:pPr>
-              <w:spacing w:after="0"/>
-            </w:pPr>
-            <w:r>
-              <w:rPr>
-                <w:b w:val="0"/>
-                <w:i w:val="0"/>
-                <w:sz w:val="18"/>
-              </w:rPr>
-              <w:t>NLS-AT: Mô phỏng chỉ để hiểu chỗ nhớ; khi làm bài HS vẫn phải tự đặt tính thẳng cột</w:t>
             </w:r>
           </w:p>
         </w:tc>
@@ -9720,45 +9033,6 @@
                 <w:i w:val="0"/>
                 <w:sz w:val="18"/>
               </w:rPr>
-              <w:t>NLS-KT (Cơ bản 1): GV chiếu đồng hồ mô phỏng trên máy và kéo kim phút chạy nhanh để HS thấy kim giờ nhích theo</w:t>
-            </w:r>
-          </w:p>
-          <w:p>
-            <w:pPr>
-              <w:spacing w:after="0"/>
-            </w:pPr>
-            <w:r>
-              <w:rPr>
-                <w:b w:val="0"/>
-                <w:i w:val="0"/>
-                <w:sz w:val="18"/>
-              </w:rPr>
-              <w:t>NLS-GQVĐ (Cơ bản 1): GV chiếu đoạn phim tua nhanh một ngày của bạn nhỏ, dừng ở từng việc (thức dậy, vào lớp, ăn trưa</w:t>
-            </w:r>
-          </w:p>
-          <w:p>
-            <w:pPr>
-              <w:spacing w:after="0"/>
-            </w:pPr>
-            <w:r>
-              <w:rPr>
-                <w:b w:val="0"/>
-                <w:i w:val="0"/>
-                <w:sz w:val="18"/>
-              </w:rPr>
-              <w:t>NLS-AT: Đồng hồ trên điện thoại chỉ để xem giờ</w:t>
-            </w:r>
-          </w:p>
-          <w:p>
-            <w:pPr>
-              <w:spacing w:after="0"/>
-            </w:pPr>
-            <w:r>
-              <w:rPr>
-                <w:b w:val="0"/>
-                <w:i w:val="0"/>
-                <w:sz w:val="18"/>
-              </w:rPr>
               <w:t>KNS: KN quản lí thời gian: xem giờ, sắp xếp công việc trong ngày.</w:t>
             </w:r>
           </w:p>
@@ -9991,33 +9265,7 @@
                 <w:i w:val="0"/>
                 <w:sz w:val="18"/>
               </w:rPr>
-              <w:t>NLS-KT (Cơ bản 1): GV mở ứng dụng lịch trên máy tính hoặc điện thoại, chiếu tháng hiện tại lên màn hình; cả lớp cùng tìm ngày hôm nay, ngày mai</w:t>
-            </w:r>
-          </w:p>
-          <w:p>
-            <w:pPr>
-              <w:spacing w:after="0"/>
-            </w:pPr>
-            <w:r>
-              <w:rPr>
-                <w:b w:val="0"/>
-                <w:i w:val="0"/>
-                <w:sz w:val="18"/>
-              </w:rPr>
-              <w:t>NLS-GQVĐ (Cơ bản 1): GV đặt một lời nhắc trên lịch cho việc chung của lớp (nộp sản phẩm</w:t>
-            </w:r>
-          </w:p>
-          <w:p>
-            <w:pPr>
-              <w:spacing w:after="0"/>
-            </w:pPr>
-            <w:r>
-              <w:rPr>
-                <w:b w:val="0"/>
-                <w:i w:val="0"/>
-                <w:sz w:val="18"/>
-              </w:rPr>
-              <w:t>NLS-AT: Lịch trên điện thoại chỉ để xem ngày và ghi nhớ việc</w:t>
+              <w:t>NLS-GQVĐ (Cơ bản 1): Ở hoạt động Luyện tập, GV mở bài tập tương tác về lịch.</w:t>
             </w:r>
           </w:p>
           <w:p>
@@ -10273,45 +9521,6 @@
                 <w:i w:val="0"/>
                 <w:sz w:val="18"/>
               </w:rPr>
-              <w:t>NLS-KT (Cơ bản 1): GV mở ứng dụng lịch trên máy tính hoặc điện thoại, chiếu tháng hiện tại lên màn hình; cả lớp cùng tìm ngày hôm nay, ngày mai</w:t>
-            </w:r>
-          </w:p>
-          <w:p>
-            <w:pPr>
-              <w:spacing w:after="0"/>
-            </w:pPr>
-            <w:r>
-              <w:rPr>
-                <w:b w:val="0"/>
-                <w:i w:val="0"/>
-                <w:sz w:val="18"/>
-              </w:rPr>
-              <w:t>NLS-GQVĐ (Cơ bản 1): GV đặt một lời nhắc trên lịch cho việc chung của lớp (nộp sản phẩm</w:t>
-            </w:r>
-          </w:p>
-          <w:p>
-            <w:pPr>
-              <w:spacing w:after="0"/>
-            </w:pPr>
-            <w:r>
-              <w:rPr>
-                <w:b w:val="0"/>
-                <w:i w:val="0"/>
-                <w:sz w:val="18"/>
-              </w:rPr>
-              <w:t>NLS-AT: Lịch trên điện thoại chỉ để xem ngày và ghi nhớ việc</w:t>
-            </w:r>
-          </w:p>
-          <w:p>
-            <w:pPr>
-              <w:spacing w:after="0"/>
-            </w:pPr>
-            <w:r>
-              <w:rPr>
-                <w:b w:val="0"/>
-                <w:i w:val="0"/>
-                <w:sz w:val="18"/>
-              </w:rPr>
               <w:t>KNS: KN quản lí thời gian: xem giờ, sắp xếp công việc trong ngày.</w:t>
             </w:r>
           </w:p>
@@ -10536,45 +9745,6 @@
               <w:spacing w:after="0"/>
             </w:pPr>
             <w:r/>
-            <w:r>
-              <w:rPr>
-                <w:b w:val="0"/>
-                <w:i w:val="0"/>
-                <w:sz w:val="18"/>
-              </w:rPr>
-              <w:t>NLS-KT (Cơ bản 1): GV chiếu mô phỏng đặt tính dọc trên máy: khi cộng đủ 10 ở hàng đơn vị thì ô nhớ tự sáng lên và số 1 chạy sang</w:t>
-            </w:r>
-          </w:p>
-          <w:p>
-            <w:pPr>
-              <w:spacing w:after="0"/>
-            </w:pPr>
-            <w:r>
-              <w:rPr>
-                <w:b w:val="0"/>
-                <w:i w:val="0"/>
-                <w:sz w:val="18"/>
-              </w:rPr>
-              <w:t>NLS-GQVĐ (Cơ bản 1): GV chiếu các phép tính đặt sai (quên nhớ, viết lệch cột) và cho HS tìm lỗi; GV bấm sửa theo lời HS</w:t>
-            </w:r>
-          </w:p>
-          <w:p>
-            <w:pPr>
-              <w:spacing w:after="0"/>
-            </w:pPr>
-            <w:r>
-              <w:rPr>
-                <w:b w:val="0"/>
-                <w:i w:val="0"/>
-                <w:sz w:val="18"/>
-              </w:rPr>
-              <w:t>NLS-AT: Mô phỏng chỉ để hiểu chỗ nhớ; khi làm bài HS vẫn phải tự đặt tính thẳng cột</w:t>
-            </w:r>
-          </w:p>
-          <w:p>
-            <w:pPr>
-              <w:spacing w:after="0"/>
-            </w:pPr>
             <w:r>
               <w:rPr>
                 <w:b w:val="0"/>
@@ -11866,33 +11036,7 @@
                 <w:i w:val="0"/>
                 <w:sz w:val="18"/>
               </w:rPr>
-              <w:t>NLS-KT (Cơ bản 1): GV chiếu hình động: các nhóm đồ vật bằng nhau lần lượt xuất hiện (2 quả một đĩa, 5 bông một bó)</w:t>
-            </w:r>
-          </w:p>
-          <w:p>
-            <w:pPr>
-              <w:spacing w:after="0"/>
-            </w:pPr>
-            <w:r>
-              <w:rPr>
-                <w:b w:val="0"/>
-                <w:i w:val="0"/>
-                <w:sz w:val="18"/>
-              </w:rPr>
-              <w:t>NLS-GQVĐ (Cơ bản 1): GV bấm đổi số nhóm hoặc số vật trong mỗi nhóm; thừa số và tích trên màn hình đổi theo ngay</w:t>
-            </w:r>
-          </w:p>
-          <w:p>
-            <w:pPr>
-              <w:spacing w:after="0"/>
-            </w:pPr>
-            <w:r>
-              <w:rPr>
-                <w:b w:val="0"/>
-                <w:i w:val="0"/>
-                <w:sz w:val="18"/>
-              </w:rPr>
-              <w:t>NLS-AT: Máy viết phép nhân rất nhanh nhưng HS phải hiểu vì sao viết được như vậy</w:t>
+              <w:t>NLS-KT (Cơ bản 1): Ở hoạt động Hình thành kiến thức bài “Phép nhân”, GV chiếu hình động nhóm các đồ vật thành từng nhóm bằng.</w:t>
             </w:r>
           </w:p>
         </w:tc>
@@ -12121,33 +11265,6 @@
                 <w:i w:val="0"/>
                 <w:sz w:val="18"/>
               </w:rPr>
-              <w:t>NLS-KT (Cơ bản 1): GV chiếu hình động: các nhóm đồ vật bằng nhau lần lượt xuất hiện (2 quả một đĩa, 5 bông một bó)</w:t>
-            </w:r>
-          </w:p>
-          <w:p>
-            <w:pPr>
-              <w:spacing w:after="0"/>
-            </w:pPr>
-            <w:r>
-              <w:rPr>
-                <w:b w:val="0"/>
-                <w:i w:val="0"/>
-                <w:sz w:val="18"/>
-              </w:rPr>
-              <w:t>NLS-GQVĐ (Cơ bản 1): GV bấm đổi số nhóm hoặc số vật trong mỗi nhóm; thừa số và tích trên màn hình đổi theo ngay</w:t>
-            </w:r>
-          </w:p>
-          <w:p>
-            <w:pPr>
-              <w:spacing w:after="0"/>
-            </w:pPr>
-            <w:r>
-              <w:rPr>
-                <w:b w:val="0"/>
-                <w:i w:val="0"/>
-                <w:sz w:val="18"/>
-              </w:rPr>
-              <w:t>NLS-AT: Máy viết phép nhân rất nhanh nhưng HS phải hiểu vì sao viết được như vậy</w:t>
             </w:r>
           </w:p>
         </w:tc>
@@ -12376,45 +11493,6 @@
                 <w:i w:val="0"/>
                 <w:sz w:val="18"/>
               </w:rPr>
-              <w:t>NLS-KT (Cơ bản 1): GV chiếu bảng 100 và bấm tô màu các số đếm thêm 2, đếm thêm 5; HS nhìn thấy các số trong bảng nhân nằm thành hàng</w:t>
-            </w:r>
-          </w:p>
-          <w:p>
-            <w:pPr>
-              <w:spacing w:after="0"/>
-            </w:pPr>
-            <w:r>
-              <w:rPr>
-                <w:b w:val="0"/>
-                <w:i w:val="0"/>
-                <w:sz w:val="18"/>
-              </w:rPr>
-              <w:t>NLS-GQVĐ (Cơ bản 1): GV dùng bảng nhân tương tác: che một ô bất kì cho HS đoán kết quả rồi mở ra kiểm tra</w:t>
-            </w:r>
-          </w:p>
-          <w:p>
-            <w:pPr>
-              <w:spacing w:after="0"/>
-            </w:pPr>
-            <w:r>
-              <w:rPr>
-                <w:b w:val="0"/>
-                <w:i w:val="0"/>
-                <w:sz w:val="18"/>
-              </w:rPr>
-              <w:t>NLS-AT: Thuộc bảng nhân là việc HS phải tự làm bằng trí nhớ: trò chơi trên máy chỉ để</w:t>
-            </w:r>
-          </w:p>
-          <w:p>
-            <w:pPr>
-              <w:spacing w:after="0"/>
-            </w:pPr>
-            <w:r>
-              <w:rPr>
-                <w:b w:val="0"/>
-                <w:i w:val="0"/>
-                <w:sz w:val="18"/>
-              </w:rPr>
               <w:t>KNS: KN chi tiêu hợp lí: tính toán khi mua bán, biết tiết kiệm.</w:t>
             </w:r>
           </w:p>
@@ -12646,33 +11724,7 @@
                 <w:i w:val="0"/>
                 <w:sz w:val="18"/>
               </w:rPr>
-              <w:t>NLS-KT (Cơ bản 1): GV chiếu bảng 100 và bấm tô màu các số đếm thêm 2, đếm thêm 5; HS nhìn thấy các số trong bảng nhân nằm thành hàng</w:t>
-            </w:r>
-          </w:p>
-          <w:p>
-            <w:pPr>
-              <w:spacing w:after="0"/>
-            </w:pPr>
-            <w:r>
-              <w:rPr>
-                <w:b w:val="0"/>
-                <w:i w:val="0"/>
-                <w:sz w:val="18"/>
-              </w:rPr>
-              <w:t>NLS-GQVĐ (Cơ bản 1): GV dùng bảng nhân tương tác: che một ô bất kì cho HS đoán kết quả rồi mở ra kiểm tra</w:t>
-            </w:r>
-          </w:p>
-          <w:p>
-            <w:pPr>
-              <w:spacing w:after="0"/>
-            </w:pPr>
-            <w:r>
-              <w:rPr>
-                <w:b w:val="0"/>
-                <w:i w:val="0"/>
-                <w:sz w:val="18"/>
-              </w:rPr>
-              <w:t>NLS-AT: Thuộc bảng nhân là việc HS phải tự làm bằng trí nhớ: trò chơi trên máy chỉ để</w:t>
+              <w:t>NLS-GQVĐ (Cơ bản 1): Ở hoạt động Luyện tập, GV mở trò chơi tương tác luyện bảng nhân 5.</w:t>
             </w:r>
           </w:p>
           <w:p>
@@ -12914,33 +11966,6 @@
                 <w:i w:val="0"/>
                 <w:sz w:val="18"/>
               </w:rPr>
-              <w:t>NLS-KT (Cơ bản 1): GV chiếu mô phỏng chia đều: một số đồ vật tự chạy vào các rổ</w:t>
-            </w:r>
-          </w:p>
-          <w:p>
-            <w:pPr>
-              <w:spacing w:after="0"/>
-            </w:pPr>
-            <w:r>
-              <w:rPr>
-                <w:b w:val="0"/>
-                <w:i w:val="0"/>
-                <w:sz w:val="18"/>
-              </w:rPr>
-              <w:t>NLS-GQVĐ (Cơ bản 1): GV bấm đổi số đồ vật hoặc số rổ, HS gọi tên số bị chia, số chia</w:t>
-            </w:r>
-          </w:p>
-          <w:p>
-            <w:pPr>
-              <w:spacing w:after="0"/>
-            </w:pPr>
-            <w:r>
-              <w:rPr>
-                <w:b w:val="0"/>
-                <w:i w:val="0"/>
-                <w:sz w:val="18"/>
-              </w:rPr>
-              <w:t>NLS-AT: Mô phỏng chia đồ vật giúp HS hiểu nghĩa của phép chia</w:t>
             </w:r>
           </w:p>
         </w:tc>
@@ -13171,33 +12196,7 @@
                 <w:i w:val="0"/>
                 <w:sz w:val="18"/>
               </w:rPr>
-              <w:t>NLS-KT (Cơ bản 1): GV chiếu mô phỏng chia đều: một số đồ vật tự chạy vào các rổ</w:t>
-            </w:r>
-          </w:p>
-          <w:p>
-            <w:pPr>
-              <w:spacing w:after="0"/>
-            </w:pPr>
-            <w:r>
-              <w:rPr>
-                <w:b w:val="0"/>
-                <w:i w:val="0"/>
-                <w:sz w:val="18"/>
-              </w:rPr>
-              <w:t>NLS-GQVĐ (Cơ bản 1): GV bấm đổi số đồ vật hoặc số rổ, HS gọi tên số bị chia, số chia</w:t>
-            </w:r>
-          </w:p>
-          <w:p>
-            <w:pPr>
-              <w:spacing w:after="0"/>
-            </w:pPr>
-            <w:r>
-              <w:rPr>
-                <w:b w:val="0"/>
-                <w:i w:val="0"/>
-                <w:sz w:val="18"/>
-              </w:rPr>
-              <w:t>NLS-AT: Mô phỏng chia đồ vật giúp HS hiểu nghĩa của phép chia</w:t>
+              <w:t>NLS-KT (Cơ bản 1): Chiếu mô phỏng chia đều: một số đồ vật tự chạy vào các rổ.</w:t>
             </w:r>
           </w:p>
         </w:tc>
@@ -13426,45 +12425,6 @@
                 <w:i w:val="0"/>
                 <w:sz w:val="18"/>
               </w:rPr>
-              <w:t>NLS-KT (Cơ bản 1): GV chiếu bảng nhân và bảng chia đặt cạnh nhau trên máy: bấm vào một phép nhân thì hai phép chia tương ứng cùng sáng lên</w:t>
-            </w:r>
-          </w:p>
-          <w:p>
-            <w:pPr>
-              <w:spacing w:after="0"/>
-            </w:pPr>
-            <w:r>
-              <w:rPr>
-                <w:b w:val="0"/>
-                <w:i w:val="0"/>
-                <w:sz w:val="18"/>
-              </w:rPr>
-              <w:t>NLS-GQVĐ (Cơ bản 1): GV chiếu trò chơi ghép ba số thành một gia đình phép tính (hai phép nhân và hai phép chia); HS nêu cách ghép</w:t>
-            </w:r>
-          </w:p>
-          <w:p>
-            <w:pPr>
-              <w:spacing w:after="0"/>
-            </w:pPr>
-            <w:r>
-              <w:rPr>
-                <w:b w:val="0"/>
-                <w:i w:val="0"/>
-                <w:sz w:val="18"/>
-              </w:rPr>
-              <w:t>NLS-AT: Trò chơi giúp luyện nhanh nhưng HS phải tự thuộc bảng chia bằng trí nhớ</w:t>
-            </w:r>
-          </w:p>
-          <w:p>
-            <w:pPr>
-              <w:spacing w:after="0"/>
-            </w:pPr>
-            <w:r>
-              <w:rPr>
-                <w:b w:val="0"/>
-                <w:i w:val="0"/>
-                <w:sz w:val="18"/>
-              </w:rPr>
               <w:t>STEM: Thực hành nhân nhẩm, chia nhẩm (Toán – Mĩ thuật) — dạy thay cho tiết này.</w:t>
             </w:r>
           </w:p>
@@ -13707,45 +12667,6 @@
                 <w:i w:val="0"/>
                 <w:sz w:val="18"/>
               </w:rPr>
-              <w:t>NLS-KT (Cơ bản 1): GV chiếu bảng nhân và bảng chia đặt cạnh nhau trên máy: bấm vào một phép nhân thì hai phép chia tương ứng cùng sáng lên</w:t>
-            </w:r>
-          </w:p>
-          <w:p>
-            <w:pPr>
-              <w:spacing w:after="0"/>
-            </w:pPr>
-            <w:r>
-              <w:rPr>
-                <w:b w:val="0"/>
-                <w:i w:val="0"/>
-                <w:sz w:val="18"/>
-              </w:rPr>
-              <w:t>NLS-GQVĐ (Cơ bản 1): GV chiếu trò chơi ghép ba số thành một gia đình phép tính (hai phép nhân và hai phép chia); HS nêu cách ghép</w:t>
-            </w:r>
-          </w:p>
-          <w:p>
-            <w:pPr>
-              <w:spacing w:after="0"/>
-            </w:pPr>
-            <w:r>
-              <w:rPr>
-                <w:b w:val="0"/>
-                <w:i w:val="0"/>
-                <w:sz w:val="18"/>
-              </w:rPr>
-              <w:t>NLS-AT: Trò chơi giúp luyện nhanh nhưng HS phải tự thuộc bảng chia bằng trí nhớ</w:t>
-            </w:r>
-          </w:p>
-          <w:p>
-            <w:pPr>
-              <w:spacing w:after="0"/>
-            </w:pPr>
-            <w:r>
-              <w:rPr>
-                <w:b w:val="0"/>
-                <w:i w:val="0"/>
-                <w:sz w:val="18"/>
-              </w:rPr>
               <w:t>KNS: KN chi tiêu hợp lí: tính toán khi mua bán, biết tiết kiệm.</w:t>
             </w:r>
           </w:p>
@@ -13978,33 +12899,7 @@
                 <w:i w:val="0"/>
                 <w:sz w:val="18"/>
               </w:rPr>
-              <w:t>NLS-GQVĐ (Cơ bản 1): GV chiếu trò chơi luyện bảng nhân, bảng chia có tính giờ: mỗi phép tính hiện lên trong ít giây, HS nêu kết quả</w:t>
-            </w:r>
-          </w:p>
-          <w:p>
-            <w:pPr>
-              <w:spacing w:after="0"/>
-            </w:pPr>
-            <w:r>
-              <w:rPr>
-                <w:b w:val="0"/>
-                <w:i w:val="0"/>
-                <w:sz w:val="18"/>
-              </w:rPr>
-              <w:t>NLS-KT (Cơ bản 1): GV chiếu bảng nhân, bảng chia đầy đủ và tô màu những phép mà lớp còn hay nhầm sau vòng chơi; HS nhìn bảng</w:t>
-            </w:r>
-          </w:p>
-          <w:p>
-            <w:pPr>
-              <w:spacing w:after="0"/>
-            </w:pPr>
-            <w:r>
-              <w:rPr>
-                <w:b w:val="0"/>
-                <w:i w:val="0"/>
-                <w:sz w:val="18"/>
-              </w:rPr>
-              <w:t>NLS-AT: Trò chơi chỉ để luyện cho nhanh, việc thuộc bảng nhân bảng chia vẫn phải bằng trí nhớ</w:t>
+              <w:t>NLS-GQVĐ (Cơ bản 1): Chiếu trò chơi luyện bảng nhân, bảng chia.</w:t>
             </w:r>
           </w:p>
         </w:tc>
@@ -14578,33 +13473,7 @@
                 <w:i w:val="0"/>
                 <w:sz w:val="18"/>
               </w:rPr>
-              <w:t>NLS-KT (Cơ bản 1): GV chiếu mô hình ba chiều khối trụ, khối cầu trên máy, xoay đủ mọi phía và bổ đôi khối để HS nhìn thấy mặt cắt</w:t>
-            </w:r>
-          </w:p>
-          <w:p>
-            <w:pPr>
-              <w:spacing w:after="0"/>
-            </w:pPr>
-            <w:r>
-              <w:rPr>
-                <w:b w:val="0"/>
-                <w:i w:val="0"/>
-                <w:sz w:val="18"/>
-              </w:rPr>
-              <w:t>NLS-ST (Cơ bản 1): HS xếp công trình từ các khối, GV chụp ảnh từng công trình rồi ghép thành bức tranh thành phố hình học của lớp chiếu lên màn hình</w:t>
-            </w:r>
-          </w:p>
-          <w:p>
-            <w:pPr>
-              <w:spacing w:after="0"/>
-            </w:pPr>
-            <w:r>
-              <w:rPr>
-                <w:b w:val="0"/>
-                <w:i w:val="0"/>
-                <w:sz w:val="18"/>
-              </w:rPr>
-              <w:t>NLS-AT: GV chỉ chụp công trình, không chụp mặt HS khi chưa hỏi ý kiến</w:t>
+              <w:t>NLS-KT (Cơ bản 1): Chiếu mô hình ba chiều khối trụ, khối cầu trên máy, xoay đủ mọi phía.</w:t>
             </w:r>
           </w:p>
           <w:p>
@@ -14963,33 +13832,7 @@
                 <w:i w:val="0"/>
                 <w:sz w:val="18"/>
               </w:rPr>
-              <w:t>NLS-KT (Cơ bản 1): GV dùng bộ khối lập phương ảo trên máy: một khối nhỏ là đơn vị, một thanh là chục, một tấm là trăm; khi gộp đủ 10 tấm</w:t>
-            </w:r>
-          </w:p>
-          <w:p>
-            <w:pPr>
-              <w:spacing w:after="0"/>
-            </w:pPr>
-            <w:r>
-              <w:rPr>
-                <w:b w:val="0"/>
-                <w:i w:val="0"/>
-                <w:sz w:val="18"/>
-              </w:rPr>
-              <w:t>NLS-GQVĐ (Cơ bản 1): GV kéo thêm hoặc bớt các tấm trăm, thanh chục để số trên màn hình đổi theo; HS đọc số vừa hiện rồi sắp các số tròn trăm</w:t>
-            </w:r>
-          </w:p>
-          <w:p>
-            <w:pPr>
-              <w:spacing w:after="0"/>
-            </w:pPr>
-            <w:r>
-              <w:rPr>
-                <w:b w:val="0"/>
-                <w:i w:val="0"/>
-                <w:sz w:val="18"/>
-              </w:rPr>
-              <w:t>NLS-AT: Máy đổi mười chục thành một trăm rất nhanh</w:t>
+              <w:t>NLS-GQVĐ (Cơ bản 1): Ở hoạt động Luyện tập, GV mở bài tập tương tác: máy hiện nhóm khối ô vuông, HS chọn số tương ứng rồi bấm kiểm tra.</w:t>
             </w:r>
           </w:p>
         </w:tc>
@@ -15218,33 +14061,6 @@
                 <w:i w:val="0"/>
                 <w:sz w:val="18"/>
               </w:rPr>
-              <w:t>NLS-KT (Cơ bản 1): GV dùng bộ khối lập phương ảo trên máy: một khối nhỏ là đơn vị, một thanh là chục, một tấm là trăm; khi gộp đủ 10 tấm</w:t>
-            </w:r>
-          </w:p>
-          <w:p>
-            <w:pPr>
-              <w:spacing w:after="0"/>
-            </w:pPr>
-            <w:r>
-              <w:rPr>
-                <w:b w:val="0"/>
-                <w:i w:val="0"/>
-                <w:sz w:val="18"/>
-              </w:rPr>
-              <w:t>NLS-GQVĐ (Cơ bản 1): GV kéo thêm hoặc bớt các tấm trăm, thanh chục để số trên màn hình đổi theo; HS đọc số vừa hiện rồi sắp các số tròn trăm</w:t>
-            </w:r>
-          </w:p>
-          <w:p>
-            <w:pPr>
-              <w:spacing w:after="0"/>
-            </w:pPr>
-            <w:r>
-              <w:rPr>
-                <w:b w:val="0"/>
-                <w:i w:val="0"/>
-                <w:sz w:val="18"/>
-              </w:rPr>
-              <w:t>NLS-AT: Máy đổi mười chục thành một trăm rất nhanh</w:t>
             </w:r>
           </w:p>
         </w:tc>
@@ -15473,33 +14289,6 @@
                 <w:i w:val="0"/>
                 <w:sz w:val="18"/>
               </w:rPr>
-              <w:t>NLS-KT (Cơ bản 1): GV dùng bộ khối lập phương ảo trên máy: một khối nhỏ là đơn vị, một thanh là chục, một tấm là trăm; khi gộp đủ 10 tấm</w:t>
-            </w:r>
-          </w:p>
-          <w:p>
-            <w:pPr>
-              <w:spacing w:after="0"/>
-            </w:pPr>
-            <w:r>
-              <w:rPr>
-                <w:b w:val="0"/>
-                <w:i w:val="0"/>
-                <w:sz w:val="18"/>
-              </w:rPr>
-              <w:t>NLS-GQVĐ (Cơ bản 1): GV kéo thêm hoặc bớt các tấm trăm, thanh chục để số trên màn hình đổi theo; HS đọc số vừa hiện rồi sắp các số tròn trăm</w:t>
-            </w:r>
-          </w:p>
-          <w:p>
-            <w:pPr>
-              <w:spacing w:after="0"/>
-            </w:pPr>
-            <w:r>
-              <w:rPr>
-                <w:b w:val="0"/>
-                <w:i w:val="0"/>
-                <w:sz w:val="18"/>
-              </w:rPr>
-              <w:t>NLS-AT: Máy đổi mười chục thành một trăm rất nhanh</w:t>
             </w:r>
           </w:p>
         </w:tc>
@@ -15730,33 +14519,7 @@
                 <w:i w:val="0"/>
                 <w:sz w:val="18"/>
               </w:rPr>
-              <w:t>NLS-GQVĐ (Cơ bản 1): GV chiếu trò chơi so sánh hai số có ba chữ số: HS chọn dấu lớn hơn, bé hơn, bằng nhau</w:t>
-            </w:r>
-          </w:p>
-          <w:p>
-            <w:pPr>
-              <w:spacing w:after="0"/>
-            </w:pPr>
-            <w:r>
-              <w:rPr>
-                <w:b w:val="0"/>
-                <w:i w:val="0"/>
-                <w:sz w:val="18"/>
-              </w:rPr>
-              <w:t>NLS-KT (Cơ bản 1): GV đặt hai số cần so sánh lên tia số phóng to trên màn hình; HS nhìn thấy số nào đứng trước</w:t>
-            </w:r>
-          </w:p>
-          <w:p>
-            <w:pPr>
-              <w:spacing w:after="0"/>
-            </w:pPr>
-            <w:r>
-              <w:rPr>
-                <w:b w:val="0"/>
-                <w:i w:val="0"/>
-                <w:sz w:val="18"/>
-              </w:rPr>
-              <w:t>NLS-AT: Máy báo sai thì sửa lại, không ai bị chê cười</w:t>
+              <w:t>NLS-KT (Cơ bản 1): Ở hoạt động Hình thành kiến thức bài “Số có ba chữ số”, GV chiếu bảng hàng trăm, chục.</w:t>
             </w:r>
           </w:p>
           <w:p>
@@ -16112,33 +14875,6 @@
                 <w:i w:val="0"/>
                 <w:sz w:val="18"/>
               </w:rPr>
-              <w:t>NLS-KT (Cơ bản 1): GV chiếu bảng ba cột trăm - chục - đơn vị trên máy: gõ một chữ số vào cột nào thì giá trị của chữ số đó hiện</w:t>
-            </w:r>
-          </w:p>
-          <w:p>
-            <w:pPr>
-              <w:spacing w:after="0"/>
-            </w:pPr>
-            <w:r>
-              <w:rPr>
-                <w:b w:val="0"/>
-                <w:i w:val="0"/>
-                <w:sz w:val="18"/>
-              </w:rPr>
-              <w:t>NLS-GQVĐ (Cơ bản 1): GV bấm nút tách số: số có ba chữ số trên màn hình tự tách thành tổng các trăm, chục, đơn vị rồi gộp lại</w:t>
-            </w:r>
-          </w:p>
-          <w:p>
-            <w:pPr>
-              <w:spacing w:after="0"/>
-            </w:pPr>
-            <w:r>
-              <w:rPr>
-                <w:b w:val="0"/>
-                <w:i w:val="0"/>
-                <w:sz w:val="18"/>
-              </w:rPr>
-              <w:t>NLS-AT: Máy tách số giúp nhìn cho rõ, nhưng khi làm bài HS phải tự viết được số thành</w:t>
             </w:r>
           </w:p>
         </w:tc>
@@ -16369,33 +15105,7 @@
                 <w:i w:val="0"/>
                 <w:sz w:val="18"/>
               </w:rPr>
-              <w:t>NLS-GQVĐ (Cơ bản 1): GV chiếu trò chơi so sánh hai số có ba chữ số: HS chọn dấu lớn hơn, bé hơn, bằng nhau</w:t>
-            </w:r>
-          </w:p>
-          <w:p>
-            <w:pPr>
-              <w:spacing w:after="0"/>
-            </w:pPr>
-            <w:r>
-              <w:rPr>
-                <w:b w:val="0"/>
-                <w:i w:val="0"/>
-                <w:sz w:val="18"/>
-              </w:rPr>
-              <w:t>NLS-KT (Cơ bản 1): GV đặt hai số cần so sánh lên tia số phóng to trên màn hình; HS nhìn thấy số nào đứng trước</w:t>
-            </w:r>
-          </w:p>
-          <w:p>
-            <w:pPr>
-              <w:spacing w:after="0"/>
-            </w:pPr>
-            <w:r>
-              <w:rPr>
-                <w:b w:val="0"/>
-                <w:i w:val="0"/>
-                <w:sz w:val="18"/>
-              </w:rPr>
-              <w:t>NLS-AT: Máy báo sai thì sửa lại, không ai bị chê cười</w:t>
+              <w:t>NLS-GQVĐ (Cơ bản 1): Ở hoạt động Luyện tập, GV mở bài tập tương tác điền dấu: máy hiện cặp số, HS chọn dấu lớn hơn.</w:t>
             </w:r>
           </w:p>
           <w:p>
@@ -16637,33 +15347,6 @@
                 <w:i w:val="0"/>
                 <w:sz w:val="18"/>
               </w:rPr>
-              <w:t>NLS-GQVĐ (Cơ bản 1): GV chiếu bài tập tương tác đặt tính theo cột với số có ba chữ số: HS nêu chữ số cho từng hàng, GV gõ vào</w:t>
-            </w:r>
-          </w:p>
-          <w:p>
-            <w:pPr>
-              <w:spacing w:after="0"/>
-            </w:pPr>
-            <w:r>
-              <w:rPr>
-                <w:b w:val="0"/>
-                <w:i w:val="0"/>
-                <w:sz w:val="18"/>
-              </w:rPr>
-              <w:t>NLS-KT (Cơ bản 1): Trước khi tính, GV cho HS ước lượng kết quả bằng cách làm tròn trăm rồi mới cho máy hiện kết quả đúng; HS đối chiếu</w:t>
-            </w:r>
-          </w:p>
-          <w:p>
-            <w:pPr>
-              <w:spacing w:after="0"/>
-            </w:pPr>
-            <w:r>
-              <w:rPr>
-                <w:b w:val="0"/>
-                <w:i w:val="0"/>
-                <w:sz w:val="18"/>
-              </w:rPr>
-              <w:t>NLS-AT: GV nhấn mạnh: ước lượng trước - tính sau là cách tự kiểm tra bài của chính mình</w:t>
             </w:r>
           </w:p>
         </w:tc>
@@ -16894,33 +15577,7 @@
                 <w:i w:val="0"/>
                 <w:sz w:val="18"/>
               </w:rPr>
-              <w:t>NLS-KT (Cơ bản 1): GV chiếu thước ảo phóng to rồi kéo dần từ 1 đề-xi-mét ra 1 mét ngay trên màn hình để HS thấy quan hệ giữa hai đơn vị</w:t>
-            </w:r>
-          </w:p>
-          <w:p>
-            <w:pPr>
-              <w:spacing w:after="0"/>
-            </w:pPr>
-            <w:r>
-              <w:rPr>
-                <w:b w:val="0"/>
-                <w:i w:val="0"/>
-                <w:sz w:val="18"/>
-              </w:rPr>
-              <w:t>NLS-GQVĐ (Cơ bản 1): GV mở bản đồ số, dùng công cụ đo quãng đường từ trường tới một địa điểm quen thuộc trong xã, phường</w:t>
-            </w:r>
-          </w:p>
-          <w:p>
-            <w:pPr>
-              <w:spacing w:after="0"/>
-            </w:pPr>
-            <w:r>
-              <w:rPr>
-                <w:b w:val="0"/>
-                <w:i w:val="0"/>
-                <w:sz w:val="18"/>
-              </w:rPr>
-              <w:t>NLS-AT: Bản đồ số đo quãng đường rất nhanh nhưng người đi vẫn phải quan sát bằng mắt</w:t>
+              <w:t>NLS-KT (Cơ bản 1): Ở hoạt động Khám phá bài “Đề-xi-mét. Mét. Ki-lô-mét”, GV chiếu hình thước một đề-xi-mét đặt cạnh thước xăng-ti-mét.</w:t>
             </w:r>
           </w:p>
           <w:p>
@@ -17276,45 +15933,6 @@
                 <w:i w:val="0"/>
                 <w:sz w:val="18"/>
               </w:rPr>
-              <w:t>NLS-KT (Cơ bản 1): GV chiếu ảnh phóng to các tờ tiền Việt Nam, chỉ vào số ghi mệnh giá và dòng chữ trên tờ tiền để HS đọc đúng giá trị</w:t>
-            </w:r>
-          </w:p>
-          <w:p>
-            <w:pPr>
-              <w:spacing w:after="0"/>
-            </w:pPr>
-            <w:r>
-              <w:rPr>
-                <w:b w:val="0"/>
-                <w:i w:val="0"/>
-                <w:sz w:val="18"/>
-              </w:rPr>
-              <w:t>NLS-GQVĐ (Cơ bản 1): GV chiếu bài toán mua hàng có hình các tờ tiền; HS chọn tổ hợp tờ tiền phải trả và số tiền được trả lại</w:t>
-            </w:r>
-          </w:p>
-          <w:p>
-            <w:pPr>
-              <w:spacing w:after="0"/>
-            </w:pPr>
-            <w:r>
-              <w:rPr>
-                <w:b w:val="0"/>
-                <w:i w:val="0"/>
-                <w:sz w:val="18"/>
-              </w:rPr>
-              <w:t>NLS-AT: GV nhấn mạnh: tiền mặt hay tiền trên màn hình điện thoại đều là tiền của gia đình</w:t>
-            </w:r>
-          </w:p>
-          <w:p>
-            <w:pPr>
-              <w:spacing w:after="0"/>
-            </w:pPr>
-            <w:r>
-              <w:rPr>
-                <w:b w:val="0"/>
-                <w:i w:val="0"/>
-                <w:sz w:val="18"/>
-              </w:rPr>
               <w:t>KNS: KN chi tiêu hợp lí: tính toán khi mua bán, biết tiết kiệm.</w:t>
             </w:r>
           </w:p>
@@ -17430,45 +16048,6 @@
                 <w:i w:val="0"/>
                 <w:sz w:val="18"/>
               </w:rPr>
-              <w:t>NLS-KT (Cơ bản 1): GV chiếu thước ảo phóng to rồi kéo dần từ 1 đề-xi-mét ra 1 mét ngay trên màn hình để HS thấy quan hệ giữa hai đơn vị</w:t>
-            </w:r>
-          </w:p>
-          <w:p>
-            <w:pPr>
-              <w:spacing w:after="0"/>
-            </w:pPr>
-            <w:r>
-              <w:rPr>
-                <w:b w:val="0"/>
-                <w:i w:val="0"/>
-                <w:sz w:val="18"/>
-              </w:rPr>
-              <w:t>NLS-GQVĐ (Cơ bản 1): GV mở bản đồ số, dùng công cụ đo quãng đường từ trường tới một địa điểm quen thuộc trong xã, phường</w:t>
-            </w:r>
-          </w:p>
-          <w:p>
-            <w:pPr>
-              <w:spacing w:after="0"/>
-            </w:pPr>
-            <w:r>
-              <w:rPr>
-                <w:b w:val="0"/>
-                <w:i w:val="0"/>
-                <w:sz w:val="18"/>
-              </w:rPr>
-              <w:t>NLS-AT: Bản đồ số đo quãng đường rất nhanh nhưng người đi vẫn phải quan sát bằng mắt</w:t>
-            </w:r>
-          </w:p>
-          <w:p>
-            <w:pPr>
-              <w:spacing w:after="0"/>
-            </w:pPr>
-            <w:r>
-              <w:rPr>
-                <w:b w:val="0"/>
-                <w:i w:val="0"/>
-                <w:sz w:val="18"/>
-              </w:rPr>
               <w:t>STEM: Thước gấp (Toán – Mĩ thuật) — dạy thay cho tiết này.</w:t>
             </w:r>
           </w:p>
@@ -17700,33 +16279,7 @@
                 <w:i w:val="0"/>
                 <w:sz w:val="18"/>
               </w:rPr>
-              <w:t>NLS-GQVĐ (Cơ bản 1): GV chiếu bài tập tương tác đặt tính theo cột với số có ba chữ số: HS nêu chữ số cho từng hàng, GV gõ vào</w:t>
-            </w:r>
-          </w:p>
-          <w:p>
-            <w:pPr>
-              <w:spacing w:after="0"/>
-            </w:pPr>
-            <w:r>
-              <w:rPr>
-                <w:b w:val="0"/>
-                <w:i w:val="0"/>
-                <w:sz w:val="18"/>
-              </w:rPr>
-              <w:t>NLS-KT (Cơ bản 1): Trước khi tính, GV cho HS ước lượng kết quả bằng cách làm tròn trăm rồi mới cho máy hiện kết quả đúng; HS đối chiếu</w:t>
-            </w:r>
-          </w:p>
-          <w:p>
-            <w:pPr>
-              <w:spacing w:after="0"/>
-            </w:pPr>
-            <w:r>
-              <w:rPr>
-                <w:b w:val="0"/>
-                <w:i w:val="0"/>
-                <w:sz w:val="18"/>
-              </w:rPr>
-              <w:t>NLS-AT: GV nhấn mạnh: ước lượng trước - tính sau là cách tự kiểm tra bài của chính mình</w:t>
+              <w:t>NLS-GQVĐ (Cơ bản 1): Ở phần luyện tập, GV mở bài tập tương tác đổi đơn vị.</w:t>
             </w:r>
           </w:p>
         </w:tc>
@@ -18186,6 +16739,7 @@
                 <w:i w:val="0"/>
                 <w:sz w:val="18"/>
               </w:rPr>
+              <w:t>NLS-KT (Cơ bản 1): Ở hoạt động Khám phá bài “Phép cộng có nhớ trong phạm vi 1 000”.</w:t>
             </w:r>
           </w:p>
         </w:tc>
@@ -18872,6 +17426,7 @@
                 <w:i w:val="0"/>
                 <w:sz w:val="18"/>
               </w:rPr>
+              <w:t>NLS-GQVĐ (Cơ bản 1): Ở hoạt động Luyện tập, GV mở bài tập tương tác.</w:t>
             </w:r>
           </w:p>
         </w:tc>
@@ -19330,33 +17885,7 @@
                 <w:i w:val="0"/>
                 <w:sz w:val="18"/>
               </w:rPr>
-              <w:t>NLS-GQVĐ (Cơ bản 1): GV chiếu bài tập tương tác đặt tính theo cột với số có ba chữ số: HS nêu chữ số cho từng hàng, GV gõ vào</w:t>
-            </w:r>
-          </w:p>
-          <w:p>
-            <w:pPr>
-              <w:spacing w:after="0"/>
-            </w:pPr>
-            <w:r>
-              <w:rPr>
-                <w:b w:val="0"/>
-                <w:i w:val="0"/>
-                <w:sz w:val="18"/>
-              </w:rPr>
-              <w:t>NLS-KT (Cơ bản 1): Trước khi tính, GV cho HS ước lượng kết quả bằng cách làm tròn trăm rồi mới cho máy hiện kết quả đúng; HS đối chiếu</w:t>
-            </w:r>
-          </w:p>
-          <w:p>
-            <w:pPr>
-              <w:spacing w:after="0"/>
-            </w:pPr>
-            <w:r>
-              <w:rPr>
-                <w:b w:val="0"/>
-                <w:i w:val="0"/>
-                <w:sz w:val="18"/>
-              </w:rPr>
-              <w:t>NLS-AT: GV nhấn mạnh: ước lượng trước - tính sau là cách tự kiểm tra bài của chính mình</w:t>
+              <w:t>NLS-KT (Cơ bản 1): Trước khi tính, GV cho HS ước lượng kết quả bằng cách làm tròn trăm.</w:t>
             </w:r>
           </w:p>
         </w:tc>
@@ -19586,33 +18115,6 @@
                 <w:i w:val="0"/>
                 <w:sz w:val="18"/>
               </w:rPr>
-              <w:t>NLS-KT (Cơ bản 1): GV cùng HS kiểm đếm số liệu thật của lớp (số bạn thích mỗi loại quả</w:t>
-            </w:r>
-          </w:p>
-          <w:p>
-            <w:pPr>
-              <w:spacing w:after="0"/>
-            </w:pPr>
-            <w:r>
-              <w:rPr>
-                <w:b w:val="0"/>
-                <w:i w:val="0"/>
-                <w:sz w:val="18"/>
-              </w:rPr>
-              <w:t>NLS-GQVĐ (Cơ bản 1): GV sửa thử một số liệu trong bảng, biểu đồ tranh trên màn hình đổi theo ngay</w:t>
-            </w:r>
-          </w:p>
-          <w:p>
-            <w:pPr>
-              <w:spacing w:after="0"/>
-            </w:pPr>
-            <w:r>
-              <w:rPr>
-                <w:b w:val="0"/>
-                <w:i w:val="0"/>
-                <w:sz w:val="18"/>
-              </w:rPr>
-              <w:t>NLS-AT: Số liệu thu thập trong lớp là chuyện riêng của các bạn: chỉ ghi con số</w:t>
             </w:r>
           </w:p>
         </w:tc>
@@ -19727,33 +18229,6 @@
                 <w:i w:val="0"/>
                 <w:sz w:val="18"/>
               </w:rPr>
-              <w:t>NLS-KT (Cơ bản 1): GV cùng HS kiểm đếm số liệu thật của lớp (số bạn thích mỗi loại quả</w:t>
-            </w:r>
-          </w:p>
-          <w:p>
-            <w:pPr>
-              <w:spacing w:after="0"/>
-            </w:pPr>
-            <w:r>
-              <w:rPr>
-                <w:b w:val="0"/>
-                <w:i w:val="0"/>
-                <w:sz w:val="18"/>
-              </w:rPr>
-              <w:t>NLS-GQVĐ (Cơ bản 1): GV sửa thử một số liệu trong bảng, biểu đồ tranh trên màn hình đổi theo ngay</w:t>
-            </w:r>
-          </w:p>
-          <w:p>
-            <w:pPr>
-              <w:spacing w:after="0"/>
-            </w:pPr>
-            <w:r>
-              <w:rPr>
-                <w:b w:val="0"/>
-                <w:i w:val="0"/>
-                <w:sz w:val="18"/>
-              </w:rPr>
-              <w:t>NLS-AT: Số liệu thu thập trong lớp là chuyện riêng của các bạn: chỉ ghi con số</w:t>
             </w:r>
           </w:p>
         </w:tc>
@@ -19984,33 +18459,7 @@
                 <w:i w:val="0"/>
                 <w:sz w:val="18"/>
               </w:rPr>
-              <w:t>NLS-GQVĐ (Cơ bản 1): GV dùng công cụ mô phỏng trên máy quay vòng xoay hoặc tung đồng xu hàng chục lần chỉ trong ít phút</w:t>
-            </w:r>
-          </w:p>
-          <w:p>
-            <w:pPr>
-              <w:spacing w:after="0"/>
-            </w:pPr>
-            <w:r>
-              <w:rPr>
-                <w:b w:val="0"/>
-                <w:i w:val="0"/>
-                <w:sz w:val="18"/>
-              </w:rPr>
-              <w:t>NLS-KT (Cơ bản 1): GV chiếu bảng kết quả vừa chạy được, HS đọc bảng và dùng đúng các từ chắc chắn, có thể, không thể để nói về từng khả năng</w:t>
-            </w:r>
-          </w:p>
-          <w:p>
-            <w:pPr>
-              <w:spacing w:after="0"/>
-            </w:pPr>
-            <w:r>
-              <w:rPr>
-                <w:b w:val="0"/>
-                <w:i w:val="0"/>
-                <w:sz w:val="18"/>
-              </w:rPr>
-              <w:t>NLS-AT: Máy quay hộ hàng chục lượt trong vài phút, nhưng HS vẫn phải tự quay</w:t>
+              <w:t>NLS-GQVĐ (Cơ bản 1): Dùng công cụ mô phỏng trên máy quay vòng xoay hoặc tung đồng xu hàng chục lần chỉ trong ít phút, máy.</w:t>
             </w:r>
           </w:p>
           <w:p>

--- a/assets/docs/lop2/Toan - Lop 2.docx
+++ b/assets/docs/lop2/Toan - Lop 2.docx
@@ -585,7 +585,7 @@
                 <w:i w:val="0"/>
                 <w:sz w:val="20"/>
               </w:rPr>
-              <w:t>Bài 1: ÔN TẬP CÁC SỐ ĐẾN 100 – TIẾT 1: LUYỆN TẬP</w:t>
+              <w:t>Bài 1. Ôn tập các số đến 100 (Tiết 1)</w:t>
             </w:r>
           </w:p>
         </w:tc>
@@ -624,6 +624,7 @@
                 <w:i w:val="0"/>
                 <w:sz w:val="18"/>
               </w:rPr>
+              <w:t>NLS: Năng lực số 1.3 CB1a: HS sắp xếp các thẻ số vào đúng ô trên bảng 100 chiếu trên màn hình</w:t>
             </w:r>
           </w:p>
         </w:tc>
@@ -699,7 +700,7 @@
                 <w:i w:val="0"/>
                 <w:sz w:val="20"/>
               </w:rPr>
-              <w:t>Bài 1: ÔN TẬP CÁC SỐ ĐẾN 100 – TIẾT 2: LUYỆN TẬP</w:t>
+              <w:t>Bài 1. Ôn tập các số đến 100 (Tiết 2)</w:t>
             </w:r>
           </w:p>
         </w:tc>
@@ -738,6 +739,7 @@
                 <w:i w:val="0"/>
                 <w:sz w:val="18"/>
               </w:rPr>
+              <w:t>Năng lực số 1.1 CB1b: HS nêu ô số cần chọn để GV bấm trên bảng 100 và chỉ ra được quy luật của hàng, của cột</w:t>
             </w:r>
           </w:p>
         </w:tc>
@@ -813,7 +815,7 @@
                 <w:i w:val="0"/>
                 <w:sz w:val="20"/>
               </w:rPr>
-              <w:t>Bài 1: ÔN TẬP CÁC SỐ ĐẾN 100 – TIẾT 3: LUYỆN TẬP</w:t>
+              <w:t>Bài 1. Ôn tập các số đến 100 (Tiết 3)</w:t>
             </w:r>
           </w:p>
         </w:tc>
@@ -927,7 +929,7 @@
                 <w:i w:val="0"/>
                 <w:sz w:val="20"/>
               </w:rPr>
-              <w:t>Bài 2: TIA SỐ. SỐ LIỀN TRƯỚC, SỐ LIỀN SAU – TIẾT 1</w:t>
+              <w:t>Bài 2. Tia số. Số liền trước, số liền sau (Tiết 1)</w:t>
             </w:r>
           </w:p>
         </w:tc>
@@ -966,7 +968,20 @@
                 <w:i w:val="0"/>
                 <w:sz w:val="18"/>
               </w:rPr>
-              <w:t>NLS-KT (Cơ bản 1): Chiếu tranh SGK rô-bốt xếp các quả táo ghi số từ 0 đến 10 cho bài “Tia số. Số liền trước, số liền sau”.</w:t>
+              <w:t>Tích hợp AI; YCCĐ 2.A1.1: Nhận biết và mô tả được một số tình huống trong cuộc sống mà AI có thể hỗ trợ con người hiệu quả như tìm kiếm thông tin nhanh; Mục tiêu tích hợp</w:t>
+            </w:r>
+          </w:p>
+          <w:p>
+            <w:pPr>
+              <w:spacing w:after="0"/>
+            </w:pPr>
+            <w:r>
+              <w:rPr>
+                <w:b w:val="0"/>
+                <w:i w:val="0"/>
+                <w:sz w:val="18"/>
+              </w:rPr>
+              <w:t>AI-NB: Học sinh nhận biết AI có thể hỗ trợ tìm kiếm và sắp xếp các dãy số nhanh chóng so với việc con người làm thủ công.</w:t>
             </w:r>
           </w:p>
         </w:tc>
@@ -1042,7 +1057,7 @@
                 <w:i w:val="0"/>
                 <w:sz w:val="20"/>
               </w:rPr>
-              <w:t>Bài 2: TIA SỐ. SỐ LIỀN TRƯỚC, SỐ LIỀN SAU – TIẾT 2: BÀI HỌC STEM: TIA SỐ CỦA EM</w:t>
+              <w:t>Bài 2. Tia số. Số liền trước, số liền sau (Tiết 2)</w:t>
             </w:r>
           </w:p>
         </w:tc>
@@ -1075,6 +1090,19 @@
               <w:spacing w:after="0"/>
             </w:pPr>
             <w:r/>
+            <w:r>
+              <w:rPr>
+                <w:b w:val="0"/>
+                <w:i w:val="0"/>
+                <w:sz w:val="18"/>
+              </w:rPr>
+              <w:t>Năng lực số 1.1 CB1b: HS chỉ vị trí của số trên tia số chiếu trên màn hình và nêu số liền trước, số liền sau</w:t>
+            </w:r>
+          </w:p>
+          <w:p>
+            <w:pPr>
+              <w:spacing w:after="0"/>
+            </w:pPr>
             <w:r>
               <w:rPr>
                 <w:b w:val="0"/>
@@ -1159,7 +1187,7 @@
                 <w:i w:val="0"/>
                 <w:sz w:val="20"/>
               </w:rPr>
-              <w:t>Bài 3. CÁC THÀNH PHẦN CỦA PHÉP CỘNG, PHÉP TRỪ – TIẾT 1: SỐ HẠNG, TỔNG</w:t>
+              <w:t>Bài 3. Các thành phần của phép cộng, phép trừ (Tiết 1)</w:t>
             </w:r>
           </w:p>
         </w:tc>
@@ -1198,7 +1226,7 @@
                 <w:i w:val="0"/>
                 <w:sz w:val="18"/>
               </w:rPr>
-              <w:t>NLS-GQVĐ (Cơ bản 1): Ở bài 1, sau khi HS làm phiếu, GV mở bảng số tương tác trên tivi.</w:t>
+              <w:t>Năng lực số 5.2 CB1b: HS dùng bảng số tương tác trên tivi kiểm tra lại kết quả vừa làm trong phiếu và tự sửa chỗ sai</w:t>
             </w:r>
           </w:p>
         </w:tc>
@@ -1274,7 +1302,7 @@
                 <w:i w:val="0"/>
                 <w:sz w:val="20"/>
               </w:rPr>
-              <w:t>Bài 3. CÁC THÀNH PHẦN CỦA PHÉP CỘNG, PHÉP TRỪ – TIẾT 2: SỐ BỊ TRỪ, SỐ TRỪ, HIỆU</w:t>
+              <w:t>Bài 3. Các thành phần của phép cộng, phép trừ (Tiết 2)</w:t>
             </w:r>
           </w:p>
         </w:tc>
@@ -1388,7 +1416,7 @@
                 <w:i w:val="0"/>
                 <w:sz w:val="20"/>
               </w:rPr>
-              <w:t>Bài 3. CÁC THÀNH PHẦN CỦA PHÉP CỘNG, PHÉP TRỪ – TIẾT 3: LUYỆN TẬP</w:t>
+              <w:t>Bài 3. Các thành phần của phép cộng, phép trừ (Tiết 3)</w:t>
             </w:r>
           </w:p>
         </w:tc>
@@ -1427,6 +1455,7 @@
                 <w:i w:val="0"/>
                 <w:sz w:val="18"/>
               </w:rPr>
+              <w:t>Năng lực số 5.2 CB1a: HS trình bày kết quả luyện tập của mình trên bảng tương tác cho cả lớp cùng xem</w:t>
             </w:r>
           </w:p>
         </w:tc>
@@ -1502,7 +1531,7 @@
                 <w:i w:val="0"/>
                 <w:sz w:val="20"/>
               </w:rPr>
-              <w:t>Bài 4. HƠN, KÉM NHAU BAO NHIÊU – TIẾT 1</w:t>
+              <w:t>Bài 4. Hơn, kém nhau bao nhiêu (Tiết 1)</w:t>
             </w:r>
           </w:p>
         </w:tc>
@@ -1541,6 +1570,33 @@
                 <w:i w:val="0"/>
                 <w:sz w:val="18"/>
               </w:rPr>
+              <w:t>Tích hợp AI; YCCĐ 2.D1.1: HS nêu được một số vấn đề đơn giản trong đời sống có thể áp dụng AI để giải quyết; Mục tiêu tích hợp</w:t>
+            </w:r>
+          </w:p>
+          <w:p>
+            <w:pPr>
+              <w:spacing w:after="0"/>
+            </w:pPr>
+            <w:r>
+              <w:rPr>
+                <w:b w:val="0"/>
+                <w:i w:val="0"/>
+                <w:sz w:val="18"/>
+              </w:rPr>
+              <w:t>AI-NB: HS biết AI/camera thông minh có thể đếm số lượng đối tượng trong tranh hoặc ngoài đời, hỗ trợ so sánh “hơn - kém”; HS vẫn cần tự tính hiệu.</w:t>
+            </w:r>
+          </w:p>
+          <w:p>
+            <w:pPr>
+              <w:spacing w:after="0"/>
+            </w:pPr>
+            <w:r>
+              <w:rPr>
+                <w:b w:val="0"/>
+                <w:i w:val="0"/>
+                <w:sz w:val="18"/>
+              </w:rPr>
+              <w:t>Năng lực số 1.1 CB1b: HS xem sơ đồ đoạn thẳng động, nói được bài toán cho biết gì, hỏi gì và chọn đúng phép tính.</w:t>
             </w:r>
           </w:p>
         </w:tc>
@@ -1616,7 +1672,7 @@
                 <w:i w:val="0"/>
                 <w:sz w:val="20"/>
               </w:rPr>
-              <w:t>Bài 4. HƠN, KÉM NHAU BAO NHIÊU – TIẾT 2: LUYỆN TẬP</w:t>
+              <w:t>Bài 4. Hơn, kém nhau bao nhiêu (Tiết 2)</w:t>
             </w:r>
           </w:p>
         </w:tc>
@@ -1655,6 +1711,7 @@
                 <w:i w:val="0"/>
                 <w:sz w:val="18"/>
               </w:rPr>
+              <w:t>Năng lực số 1.1 CB1b: HS xem sơ đồ đoạn thẳng động, nói được bài toán cho biết gì, hỏi gì và chọn đúng phép tính</w:t>
             </w:r>
           </w:p>
         </w:tc>
@@ -1732,7 +1789,7 @@
                 <w:i w:val="0"/>
                 <w:sz w:val="20"/>
               </w:rPr>
-              <w:t>Bài 5. ÔN TẬP VỀ PHÉP CỘNG, PHÉP TRỪ (KHÔNG NHỚ) TRONG PHẠM VI 100 – TIẾT 1: LUYỆN TẬP</w:t>
+              <w:t>Bài 5. Ôn tập phép cộng, phép trừ (không nhớ) trong phạm vi 100 (Tiết 1)</w:t>
             </w:r>
           </w:p>
         </w:tc>
@@ -1846,7 +1903,7 @@
                 <w:i w:val="0"/>
                 <w:sz w:val="20"/>
               </w:rPr>
-              <w:t>Bài 5. ÔN TẬP VỀ PHÉP CỘNG, PHÉP TRỪ (KHÔNG NHỚ) TRONG PHẠM VI 100 – TIẾT 2: LUYỆN TẬP</w:t>
+              <w:t>Bài 5. Ôn tập phép cộng, phép trừ (không nhớ) trong phạm vi 100 (Tiết 2)</w:t>
             </w:r>
           </w:p>
         </w:tc>
@@ -1885,6 +1942,7 @@
                 <w:i w:val="0"/>
                 <w:sz w:val="18"/>
               </w:rPr>
+              <w:t>Tích hợp AI; YCCĐ 2.A1.2: HS thể hiện thái độ đúng đắn khi sử dụng AI; hiểu máy tính/AI có thể tính nhanh nhưng kết quả phụ thuộc vào số liệu nhập và cần được con người kiểm tra</w:t>
             </w:r>
           </w:p>
         </w:tc>
@@ -1960,7 +2018,7 @@
                 <w:i w:val="0"/>
                 <w:sz w:val="20"/>
               </w:rPr>
-              <w:t>Bài 5. ÔN TẬP VỀ PHÉP CỘNG, PHÉP TRỪ (KHÔNG NHỚ) TRONG PHẠM VI 100 – TIẾT 3: LUYỆN TẬP</w:t>
+              <w:t>Bài 5. Ôn tập phép cộng, phép trừ (không nhớ) trong phạm vi 100 (Tiết 3)</w:t>
             </w:r>
           </w:p>
         </w:tc>
@@ -2074,7 +2132,7 @@
                 <w:i w:val="0"/>
                 <w:sz w:val="20"/>
               </w:rPr>
-              <w:t>Bài 6: LUYỆN TẬP CHUNG (Tiết 1)</w:t>
+              <w:t>Bài 6. Luyện tập chung (Tiết 1)</w:t>
             </w:r>
           </w:p>
         </w:tc>
@@ -2113,7 +2171,20 @@
                 <w:i w:val="0"/>
                 <w:sz w:val="18"/>
               </w:rPr>
-              <w:t>NLS-KT (Cơ bản 1): Ở bài luyện tập chung, GV chiếu tia số phóng to lên màn hình và chỉ theo từng vạch khi cả lớp.</w:t>
+              <w:t>sai và tự sửa lại phép tính sai</w:t>
+            </w:r>
+          </w:p>
+          <w:p>
+            <w:pPr>
+              <w:spacing w:after="0"/>
+            </w:pPr>
+            <w:r>
+              <w:rPr>
+                <w:b w:val="0"/>
+                <w:i w:val="0"/>
+                <w:sz w:val="18"/>
+              </w:rPr>
+              <w:t>NLS: Năng lực số 5.2 CB1b: HS nêu cách tách số để GV thao tác trên máy, xem máy báo đúng</w:t>
             </w:r>
           </w:p>
         </w:tc>
@@ -2189,7 +2260,7 @@
                 <w:i w:val="0"/>
                 <w:sz w:val="20"/>
               </w:rPr>
-              <w:t>Bài 6: LUYỆN TẬP CHUNG (Tiết 2)</w:t>
+              <w:t>Bài 6. Luyện tập chung (Tiết 2)</w:t>
             </w:r>
           </w:p>
         </w:tc>
@@ -2228,6 +2299,7 @@
                 <w:i w:val="0"/>
                 <w:sz w:val="18"/>
               </w:rPr>
+              <w:t>Năng lực số 5.2 CB1a: HS biết chọn đáp án trên trò chơi học tập số khi ôn phép cộng, phép trừ không nhớ; biết xem phản hồi và sửa phép tính sai vào vở</w:t>
             </w:r>
           </w:p>
         </w:tc>
@@ -2286,7 +2358,7 @@
                 <w:i w:val="0"/>
                 <w:sz w:val="20"/>
               </w:rPr>
-              <w:t>Chủ đề 2: Phép cộng, phép trừ (qua 10) trong phạm vi 20</w:t>
+              <w:t>Chủ đề 2: Phép cộng, phép trừ trong phạm vi 20</w:t>
             </w:r>
           </w:p>
         </w:tc>
@@ -2305,7 +2377,7 @@
                 <w:i w:val="0"/>
                 <w:sz w:val="20"/>
               </w:rPr>
-              <w:t>Bài 7. PHÉP CỘNG (QUA 10) TRONG PHẠM VI 20 - TIẾT 1</w:t>
+              <w:t>Bài 7. Phép cộng (qua 10) trong phạm vi 20 (Tiết 1)</w:t>
             </w:r>
           </w:p>
         </w:tc>
@@ -2344,7 +2416,20 @@
                 <w:i w:val="0"/>
                 <w:sz w:val="18"/>
               </w:rPr>
-              <w:t>AI-NB (Nhận biết): Gõ phép tính 9 cộng 5 cho công cụ trí tuệ nhân tạo.</w:t>
+              <w:t>Tích hợp AI; YCCĐ 2.A1.2: Thể hiện thái độ đúng đắn khi sử dụng AI; biết tin tưởng vào công nghệ ở mức hợp lí nhưng vẫn có trách nhiệm kiểm soát kết quả; Mục tiêu tích hợp</w:t>
+            </w:r>
+          </w:p>
+          <w:p>
+            <w:pPr>
+              <w:spacing w:after="0"/>
+            </w:pPr>
+            <w:r>
+              <w:rPr>
+                <w:b w:val="0"/>
+                <w:i w:val="0"/>
+                <w:sz w:val="18"/>
+              </w:rPr>
+              <w:t>AI-NB: HS hiểu máy tính/AI có thể cộng rất nhanh, nhưng con người cần biết cách tính qua 10 để phát hiện và sửa kết quả sai do nhập liệu lỗi hoặc do công cụ trả lời chưa phù hợp.</w:t>
             </w:r>
           </w:p>
           <w:p>
@@ -2433,7 +2518,7 @@
                 <w:i w:val="0"/>
                 <w:sz w:val="20"/>
               </w:rPr>
-              <w:t>Bài 7. PHÉP CỘNG (QUA 10) TRONG PHẠM VI 20 - TIẾT 2: LUYỆN TẬP</w:t>
+              <w:t>Bài 7. Phép cộng (qua 10) trong phạm vi 20 (Tiết 2)</w:t>
             </w:r>
           </w:p>
         </w:tc>
@@ -2472,6 +2557,7 @@
                 <w:i w:val="0"/>
                 <w:sz w:val="18"/>
               </w:rPr>
+              <w:t>NLS: Năng lực số 5.2 CB1a: Nhận ra công cụ số đơn giản có thể hỗ trợ nhu cầu học tập cá nhân</w:t>
             </w:r>
           </w:p>
         </w:tc>
@@ -2547,7 +2633,7 @@
                 <w:i w:val="0"/>
                 <w:sz w:val="20"/>
               </w:rPr>
-              <w:t>Bài 7. PHÉP CỘNG (QUA 10) TRONG PHẠM VI 20 - TIẾT 3: LUYỆN TẬP</w:t>
+              <w:t>Bài 7. Phép cộng (qua 10) trong phạm vi 20 (Tiết 3)</w:t>
             </w:r>
           </w:p>
         </w:tc>
@@ -2661,7 +2747,7 @@
                 <w:i w:val="0"/>
                 <w:sz w:val="20"/>
               </w:rPr>
-              <w:t>Bài 7. PHÉP CỘNG (QUA 10) TRONG PHẠM VI 20 - TIẾT 4: LUYỆN TẬP</w:t>
+              <w:t>Bài 7. Phép cộng (qua 10) trong phạm vi 20 (Tiết 4)</w:t>
             </w:r>
           </w:p>
         </w:tc>
@@ -2775,7 +2861,7 @@
                 <w:i w:val="0"/>
                 <w:sz w:val="20"/>
               </w:rPr>
-              <w:t>Bài 7. PHÉP CỘNG (QUA 10) TRONG PHẠM VI 20 - TIẾT 5: LUYỆN TẬP</w:t>
+              <w:t>Bài 7. Phép cộng (qua 10) trong phạm vi 20 (Tiết 5)</w:t>
             </w:r>
           </w:p>
         </w:tc>
@@ -2872,7 +2958,7 @@
                 <w:i w:val="0"/>
                 <w:sz w:val="20"/>
               </w:rPr>
-              <w:t>Chủ đề 2: Phép cộng, phép trừ (qua 10) trong phạm vi 20</w:t>
+              <w:t>Chủ đề 2: Phép cộng, phép trừ trong phạm vi 20</w:t>
             </w:r>
           </w:p>
         </w:tc>
@@ -2891,7 +2977,7 @@
                 <w:i w:val="0"/>
                 <w:sz w:val="20"/>
               </w:rPr>
-              <w:t>Bài 8. BẢNG CỘNG (QUA 10) - TIẾT 1</w:t>
+              <w:t>Bài 8. Bảng cộng (qua 10) (Tiết 1)</w:t>
             </w:r>
           </w:p>
         </w:tc>
@@ -3019,7 +3105,7 @@
                 <w:i w:val="0"/>
                 <w:sz w:val="20"/>
               </w:rPr>
-              <w:t>Bài 8. BẢNG CỘNG (QUA 10) - TIẾT 2: LUYỆN TẬP</w:t>
+              <w:t>Bài 8. Bảng cộng (qua 10) (Tiết 2)</w:t>
             </w:r>
           </w:p>
         </w:tc>
@@ -3133,7 +3219,7 @@
                 <w:i w:val="0"/>
                 <w:sz w:val="20"/>
               </w:rPr>
-              <w:t>Bài 9. BÀI TOÁN VỀ THÊM, BỚT MỘT SỐ ĐƠN VỊ - TIẾT 1: GIẢI BÀI TOÁN VỀ THÊM MỘT SỐ ĐƠN VỊ</w:t>
+              <w:t>Bài 9. Bài toán về thêm, bớt một số đơn vị (Tiết 1)</w:t>
             </w:r>
           </w:p>
         </w:tc>
@@ -3172,6 +3258,33 @@
                 <w:i w:val="0"/>
                 <w:sz w:val="18"/>
               </w:rPr>
+              <w:t>Tích hợp AI; YCCĐ 2.D1.1: Nêu được một số vấn đề đơn giản trong đời sống có thể áp dụng AI để giải quyết; Mục tiêu tích hợp</w:t>
+            </w:r>
+          </w:p>
+          <w:p>
+            <w:pPr>
+              <w:spacing w:after="0"/>
+            </w:pPr>
+            <w:r>
+              <w:rPr>
+                <w:b w:val="0"/>
+                <w:i w:val="0"/>
+                <w:sz w:val="18"/>
+              </w:rPr>
+              <w:t>AI-NB: Hình thành ý tưởng về AI có khả năng nhận diện từ khóa “thêm/bớt” để gợi ý phép tính; HS biết AI chỉ hỗ trợ ban đầu, còn người học phải đọc kĩ đề, xác định dữ kiện và tự kiểm tra phép tính.</w:t>
+            </w:r>
+          </w:p>
+          <w:p>
+            <w:pPr>
+              <w:spacing w:after="0"/>
+            </w:pPr>
+            <w:r>
+              <w:rPr>
+                <w:b w:val="0"/>
+                <w:i w:val="0"/>
+                <w:sz w:val="18"/>
+              </w:rPr>
+              <w:t>Năng lực số 1.1 CB1b: HS xem sơ đồ đoạn thẳng động, nói được bài toán cho biết gì, hỏi gì và chọn đúng phép tính.</w:t>
             </w:r>
           </w:p>
         </w:tc>
@@ -3247,7 +3360,7 @@
                 <w:i w:val="0"/>
                 <w:sz w:val="20"/>
               </w:rPr>
-              <w:t>Bài 9. BÀI TOÁN VỀ THÊM, BỚT MỘT SỐ ĐƠN VỊ - TIẾT 2: GIẢI BÀI TOÁN VỀ BỚT MỘT SỐ ĐƠN VỊ VÀ LUYỆN TẬP</w:t>
+              <w:t>Bài 9. Bài toán về thêm, bớt một số đơn vị (Tiết 2)</w:t>
             </w:r>
           </w:p>
         </w:tc>
@@ -3286,6 +3399,7 @@
                 <w:i w:val="0"/>
                 <w:sz w:val="18"/>
               </w:rPr>
+              <w:t>NLS: Năng lực số 5.2 CB1a: Sử dụng công cụ số đơn giản để trình bày, chia sẻ kết quả học tập</w:t>
             </w:r>
           </w:p>
         </w:tc>
@@ -3361,7 +3475,7 @@
                 <w:i w:val="0"/>
                 <w:sz w:val="20"/>
               </w:rPr>
-              <w:t>Bài 10. LUYỆN TẬP CHUNG - TIẾT 1</w:t>
+              <w:t>Bài 10. Luyện tập chung (Tiết 1)</w:t>
             </w:r>
           </w:p>
         </w:tc>
@@ -3400,6 +3514,20 @@
                 <w:i w:val="0"/>
                 <w:sz w:val="18"/>
               </w:rPr>
+              <w:t>sai và tự sửa lại phép tính sai</w:t>
+            </w:r>
+          </w:p>
+          <w:p>
+            <w:pPr>
+              <w:spacing w:after="0"/>
+            </w:pPr>
+            <w:r>
+              <w:rPr>
+                <w:b w:val="0"/>
+                <w:i w:val="0"/>
+                <w:sz w:val="18"/>
+              </w:rPr>
+              <w:t>NLS: Năng lực số 5.2 CB1b: HS nêu cách tách số để GV thao tác trên máy, xem máy báo đúng</w:t>
             </w:r>
           </w:p>
         </w:tc>
@@ -3458,7 +3586,7 @@
                 <w:i w:val="0"/>
                 <w:sz w:val="20"/>
               </w:rPr>
-              <w:t>Chủ đề 2: Phép cộng, phép trừ (qua 10) trong phạm vi 20</w:t>
+              <w:t>Chủ đề 2: Phép cộng, phép trừ trong phạm vi 20</w:t>
             </w:r>
           </w:p>
         </w:tc>
@@ -3477,7 +3605,7 @@
                 <w:i w:val="0"/>
                 <w:sz w:val="20"/>
               </w:rPr>
-              <w:t>Bài 10. LUYỆN TẬP CHUNG - TIẾT 2</w:t>
+              <w:t>Bài 10. Luyện tập chung (Tiết 2)</w:t>
             </w:r>
           </w:p>
         </w:tc>
@@ -3516,6 +3644,33 @@
                 <w:i w:val="0"/>
                 <w:sz w:val="18"/>
               </w:rPr>
+              <w:t>Tích hợp AI; YCCĐ 2.D1.1: Nêu được một số vấn đề đơn giản trong đời sống có thể áp dụng AI để giải quyết; Mục tiêu tích hợp</w:t>
+            </w:r>
+          </w:p>
+          <w:p>
+            <w:pPr>
+              <w:spacing w:after="0"/>
+            </w:pPr>
+            <w:r>
+              <w:rPr>
+                <w:b w:val="0"/>
+                <w:i w:val="0"/>
+                <w:sz w:val="18"/>
+              </w:rPr>
+              <w:t>AI-NB: HS hình thành ý tưởng về ứng dụng AI hỗ trợ giải thích các bước tách số để tính toán.</w:t>
+            </w:r>
+          </w:p>
+          <w:p>
+            <w:pPr>
+              <w:spacing w:after="0"/>
+            </w:pPr>
+            <w:r>
+              <w:rPr>
+                <w:b w:val="0"/>
+                <w:i w:val="0"/>
+                <w:sz w:val="18"/>
+              </w:rPr>
+              <w:t>Năng lực số 5.2 CB1b: HS nêu cách tách số để GV thao tác trên máy, xem máy báo đúng - sai và tự sửa lại phép tính sai.</w:t>
             </w:r>
           </w:p>
         </w:tc>
@@ -3591,7 +3746,7 @@
                 <w:i w:val="0"/>
                 <w:sz w:val="20"/>
               </w:rPr>
-              <w:t>Bài 11. PHÉP TRỪ (QUA 10) TRONG PHẠM VI 20 - TIẾT 1</w:t>
+              <w:t>Bài 11. Phép trừ (qua 10) trong phạm vi 20 (Tiết 1)</w:t>
             </w:r>
           </w:p>
         </w:tc>
@@ -3611,7 +3766,7 @@
                 <w:i w:val="0"/>
                 <w:sz w:val="20"/>
               </w:rPr>
-              <w:t>Tiết 27 (4 tiết)</w:t>
+              <w:t>Tiết 27 (5 tiết)</w:t>
             </w:r>
           </w:p>
         </w:tc>
@@ -3630,7 +3785,46 @@
                 <w:i w:val="0"/>
                 <w:sz w:val="18"/>
               </w:rPr>
-              <w:t>NLS-GQVĐ (Cơ bản 1): Mở bài tập tương tác cho HS kéo chấm tròn.</w:t>
+              <w:t>Tích hợp AI; YCCĐ 2.A1.2: Thể hiện được thái độ đúng đắn khi sử dụng</w:t>
+            </w:r>
+          </w:p>
+          <w:p>
+            <w:pPr>
+              <w:spacing w:after="0"/>
+            </w:pPr>
+            <w:r>
+              <w:rPr>
+                <w:b w:val="0"/>
+                <w:i w:val="0"/>
+                <w:sz w:val="18"/>
+              </w:rPr>
+              <w:t>AI-NB: biết tin tưởng vào công nghệ ở mức hợp lý, nhưng vẫn có trách nhiệm và sự kiểm soát của con người.</w:t>
+            </w:r>
+          </w:p>
+          <w:p>
+            <w:pPr>
+              <w:spacing w:after="0"/>
+            </w:pPr>
+            <w:r>
+              <w:rPr>
+                <w:b w:val="0"/>
+                <w:i w:val="0"/>
+                <w:sz w:val="18"/>
+              </w:rPr>
+              <w:t>Mục tiêu tích hợp</w:t>
+            </w:r>
+          </w:p>
+          <w:p>
+            <w:pPr>
+              <w:spacing w:after="0"/>
+            </w:pPr>
+            <w:r>
+              <w:rPr>
+                <w:b w:val="0"/>
+                <w:i w:val="0"/>
+                <w:sz w:val="18"/>
+              </w:rPr>
+              <w:t>AI-NB: HS biết công cụ tính toán có thể cho kết quả nhanh, nhưng với phép trừ qua 10, HS phải hiểu cách “bớt qua 10” bằng que tính, tia số hoặc cách tách số.</w:t>
             </w:r>
           </w:p>
         </w:tc>
@@ -3706,7 +3900,7 @@
                 <w:i w:val="0"/>
                 <w:sz w:val="20"/>
               </w:rPr>
-              <w:t>Bài 11. PHÉP TRỪ (QUA 10) TRONG PHẠM VI 20 - TIẾT 2</w:t>
+              <w:t>Bài 11. Phép trừ (qua 10) trong phạm vi 20 (Tiết 2)</w:t>
             </w:r>
           </w:p>
         </w:tc>
@@ -3745,6 +3939,7 @@
                 <w:i w:val="0"/>
                 <w:sz w:val="18"/>
               </w:rPr>
+              <w:t>NLS: Năng lực số 5.2 CB1a: Sử dụng công cụ số đơn giản để tự kiểm tra kết quả luyện tập</w:t>
             </w:r>
           </w:p>
         </w:tc>
@@ -3820,7 +4015,7 @@
                 <w:i w:val="0"/>
                 <w:sz w:val="20"/>
               </w:rPr>
-              <w:t>Bài 11. PHÉP TRỪ (QUA 10) TRONG PHẠM VI 20 - TIẾT 3</w:t>
+              <w:t>Bài 11. Phép trừ (qua 10) trong phạm vi 20 (Tiết 3)</w:t>
             </w:r>
           </w:p>
         </w:tc>
@@ -3934,7 +4129,7 @@
                 <w:i w:val="0"/>
                 <w:sz w:val="20"/>
               </w:rPr>
-              <w:t>Bài 11. PHÉP TRỪ (QUA 10) TRONG PHẠM VI 20 - TIẾT 4</w:t>
+              <w:t>Bài 11. Phép trừ (qua 10) trong phạm vi 20 (Tiết 4)</w:t>
             </w:r>
           </w:p>
         </w:tc>
@@ -4031,7 +4226,7 @@
                 <w:i w:val="0"/>
                 <w:sz w:val="20"/>
               </w:rPr>
-              <w:t>Chủ đề 2: Phép cộng, phép trừ (qua 10) trong phạm vi 20</w:t>
+              <w:t>Chủ đề 2: Phép cộng, phép trừ trong phạm vi 20</w:t>
             </w:r>
           </w:p>
         </w:tc>
@@ -4050,7 +4245,7 @@
                 <w:i w:val="0"/>
                 <w:sz w:val="20"/>
               </w:rPr>
-              <w:t>Bài 11: PHÉP TRỪ (QUA 10) TRONG PHẠM VI 20 - TIẾT 5: LUYỆN TẬP</w:t>
+              <w:t>Bài 11. Phép trừ (qua 10) trong phạm vi 20 (Tiết 5)</w:t>
             </w:r>
           </w:p>
         </w:tc>
@@ -4070,7 +4265,7 @@
                 <w:i w:val="0"/>
                 <w:sz w:val="20"/>
               </w:rPr>
-              <w:t>Tiết 31 (1 tiết)</w:t>
+              <w:t>Tiết 31</w:t>
             </w:r>
           </w:p>
         </w:tc>
@@ -4164,7 +4359,7 @@
                 <w:i w:val="0"/>
                 <w:sz w:val="20"/>
               </w:rPr>
-              <w:t>Bài 12: BẢNG TRỪ (QUA 10) - TIẾT 1</w:t>
+              <w:t>Bài 12. Bảng trừ (qua 10) (Tiết 1)</w:t>
             </w:r>
           </w:p>
         </w:tc>
@@ -4292,7 +4487,7 @@
                 <w:i w:val="0"/>
                 <w:sz w:val="20"/>
               </w:rPr>
-              <w:t>Bài 12: BẢNG TRỪ (QUA 10) - TIẾT 2: LUYỆN TẬP</w:t>
+              <w:t>Bài 12. Bảng trừ (qua 10) (Tiết 2)</w:t>
             </w:r>
           </w:p>
         </w:tc>
@@ -4331,6 +4526,7 @@
                 <w:i w:val="0"/>
                 <w:sz w:val="18"/>
               </w:rPr>
+              <w:t>Năng lực số 5.2 CB1a: Biết dùng bảng tương tác/slide để hoàn thành bảng trừ qua 10, tự kiểm tra kết quả và sửa bài sau phản hồi</w:t>
             </w:r>
           </w:p>
         </w:tc>
@@ -4406,7 +4602,7 @@
                 <w:i w:val="0"/>
                 <w:sz w:val="20"/>
               </w:rPr>
-              <w:t>Bài 13: BÀI TOÁN VỀ NHIỀU HƠN, ÍT HƠN MỘT SỐ ĐƠN VỊ - TIẾT 1: GIẢI BÀI TOÁN VỀ NHIỀU HƠN MỘT SỐ ĐƠN VỊ</w:t>
+              <w:t>Bài 13. Bài toán về nhiều hơn, ít hơn một số đơn vị (Tiết 1)</w:t>
             </w:r>
           </w:p>
         </w:tc>
@@ -4445,6 +4641,33 @@
                 <w:i w:val="0"/>
                 <w:sz w:val="18"/>
               </w:rPr>
+              <w:t>Tích hợp AI; YCCĐ 2.B1.1: Nhận biết khái niệm công bằng của AI thông qua việc so sánh các giá trị dữ liệu. Mục tiêu tích hợp</w:t>
+            </w:r>
+          </w:p>
+          <w:p>
+            <w:pPr>
+              <w:spacing w:after="0"/>
+            </w:pPr>
+            <w:r>
+              <w:rPr>
+                <w:b w:val="0"/>
+                <w:i w:val="0"/>
+                <w:sz w:val="18"/>
+              </w:rPr>
+              <w:t>AI-NB: HS hiểu AI muốn đưa ra gợi ý công bằng thì cần so sánh dữ liệu đúng; con người cần kiểm tra dữ kiện và phép tính trước khi kết luận.</w:t>
+            </w:r>
+          </w:p>
+          <w:p>
+            <w:pPr>
+              <w:spacing w:after="0"/>
+            </w:pPr>
+            <w:r>
+              <w:rPr>
+                <w:b w:val="0"/>
+                <w:i w:val="0"/>
+                <w:sz w:val="18"/>
+              </w:rPr>
+              <w:t>Năng lực số 1.1 CB1b: HS nhìn hai băng giấy trên màn hình và nói được bên nào nhiều hơn, nhiều hơn bao nhiêu.</w:t>
             </w:r>
           </w:p>
         </w:tc>
@@ -4520,7 +4743,7 @@
                 <w:i w:val="0"/>
                 <w:sz w:val="20"/>
               </w:rPr>
-              <w:t>Bài 13: BÀI TOÁN VỀ NHIỀU HƠN, ÍT HƠN MỘT SỐ ĐƠN VỊ - TIẾT 2: GIẢI BÀI TOÁN VỀ ÍT HƠN MỘT SỐ ĐƠN VỊ + LUYỆN TẬP</w:t>
+              <w:t>Bài 13. Bài toán về nhiều hơn, ít hơn một số đơn vị (Tiết 2)</w:t>
             </w:r>
           </w:p>
         </w:tc>
@@ -4559,6 +4782,7 @@
                 <w:i w:val="0"/>
                 <w:sz w:val="18"/>
               </w:rPr>
+              <w:t>Năng lực số 1.1 CB1b: HS nhìn hai băng giấy trên màn hình và nói được bên nào nhiều hơn, nhiều hơn bao nhiêu</w:t>
             </w:r>
           </w:p>
         </w:tc>
@@ -4617,7 +4841,7 @@
                 <w:i w:val="0"/>
                 <w:sz w:val="20"/>
               </w:rPr>
-              <w:t>Chủ đề 2: Phép cộng, phép trừ (qua 10) trong phạm vi 20</w:t>
+              <w:t>Chủ đề 2: Phép cộng, phép trừ trong phạm vi 20</w:t>
             </w:r>
           </w:p>
         </w:tc>
@@ -4636,7 +4860,7 @@
                 <w:i w:val="0"/>
                 <w:sz w:val="20"/>
               </w:rPr>
-              <w:t>Bài 14: LUYỆN TẬP CHUNG (Tiết 1)</w:t>
+              <w:t>Bài 14. Luyện tập chung (Tiết 1)</w:t>
             </w:r>
           </w:p>
         </w:tc>
@@ -4675,7 +4899,20 @@
                 <w:i w:val="0"/>
                 <w:sz w:val="18"/>
               </w:rPr>
-              <w:t>NLS-GQVĐ (Cơ bản 1): Chiếu trò chơi tách - gộp trên máy.</w:t>
+              <w:t>sai và tự sửa lại phép tính sai</w:t>
+            </w:r>
+          </w:p>
+          <w:p>
+            <w:pPr>
+              <w:spacing w:after="0"/>
+            </w:pPr>
+            <w:r>
+              <w:rPr>
+                <w:b w:val="0"/>
+                <w:i w:val="0"/>
+                <w:sz w:val="18"/>
+              </w:rPr>
+              <w:t>NLS: Năng lực số 5.2 CB1b: HS nêu cách tách số để GV thao tác trên máy, xem máy báo đúng</w:t>
             </w:r>
           </w:p>
         </w:tc>
@@ -4751,7 +4988,7 @@
                 <w:i w:val="0"/>
                 <w:sz w:val="20"/>
               </w:rPr>
-              <w:t>Bài 14: LUYỆN TẬP CHUNG (Tiết 2)</w:t>
+              <w:t>Bài 14. Luyện tập chung (Tiết 2)</w:t>
             </w:r>
           </w:p>
         </w:tc>
@@ -4790,6 +5027,20 @@
                 <w:i w:val="0"/>
                 <w:sz w:val="18"/>
               </w:rPr>
+              <w:t>sai và tự sửa lại phép tính sai</w:t>
+            </w:r>
+          </w:p>
+          <w:p>
+            <w:pPr>
+              <w:spacing w:after="0"/>
+            </w:pPr>
+            <w:r>
+              <w:rPr>
+                <w:b w:val="0"/>
+                <w:i w:val="0"/>
+                <w:sz w:val="18"/>
+              </w:rPr>
+              <w:t>NLS: Năng lực số 5.2 CB1b: HS nêu cách tách số để GV thao tác trên máy, xem máy báo đúng</w:t>
             </w:r>
           </w:p>
         </w:tc>
@@ -4865,7 +5116,7 @@
                 <w:i w:val="0"/>
                 <w:sz w:val="20"/>
               </w:rPr>
-              <w:t>Bài 14: LUYỆN TẬP CHUNG (Tiết 3)</w:t>
+              <w:t>Bài 14. Luyện tập chung (Tiết 3)</w:t>
             </w:r>
           </w:p>
         </w:tc>
@@ -4904,6 +5155,20 @@
                 <w:i w:val="0"/>
                 <w:sz w:val="18"/>
               </w:rPr>
+              <w:t>sai và tự sửa lại phép tính sai</w:t>
+            </w:r>
+          </w:p>
+          <w:p>
+            <w:pPr>
+              <w:spacing w:after="0"/>
+            </w:pPr>
+            <w:r>
+              <w:rPr>
+                <w:b w:val="0"/>
+                <w:i w:val="0"/>
+                <w:sz w:val="18"/>
+              </w:rPr>
+              <w:t>NLS: Năng lực số 5.2 CB1b: HS nêu cách tách số để GV thao tác trên máy, xem máy báo đúng</w:t>
             </w:r>
           </w:p>
         </w:tc>
@@ -4980,7 +5245,7 @@
                 <w:i w:val="0"/>
                 <w:sz w:val="20"/>
               </w:rPr>
-              <w:t>Bài 15. KI-LÔ-GAM TIẾT 1: NẶNG HƠN, NHẸ HƠN</w:t>
+              <w:t>Bài 15. Ki-lô-gam (Tiết 1)</w:t>
             </w:r>
           </w:p>
         </w:tc>
@@ -5000,7 +5265,7 @@
                 <w:i w:val="0"/>
                 <w:sz w:val="20"/>
               </w:rPr>
-              <w:t>Tiết 39 (1 tiết)</w:t>
+              <w:t>Tiết 39 (3 tiết)</w:t>
             </w:r>
           </w:p>
         </w:tc>
@@ -5019,6 +5284,20 @@
                 <w:i w:val="0"/>
                 <w:sz w:val="18"/>
               </w:rPr>
+              <w:t>Năng lực số 5.2 CB1a: Nhận ra được các công cụ số đơn giản có thể có để giải quyết nhu cầu cá nhân; Tích hợp AI; YCCĐ 2.A2.1: Nhận biết các thiết bị thông minh (AI) hỗ trợ đo lường trong gia đình và đời sống; Mục tiêu tích hợp</w:t>
+            </w:r>
+          </w:p>
+          <w:p>
+            <w:pPr>
+              <w:spacing w:after="0"/>
+            </w:pPr>
+            <w:r>
+              <w:rPr>
+                <w:b w:val="0"/>
+                <w:i w:val="0"/>
+                <w:sz w:val="18"/>
+              </w:rPr>
+              <w:t>AI-NB: Nhận biết các thiết bị thông minh (AI) hỗ trợ đo lường trong gia đình và đời sống.</w:t>
             </w:r>
           </w:p>
         </w:tc>
@@ -5094,7 +5373,7 @@
                 <w:i w:val="0"/>
                 <w:sz w:val="20"/>
               </w:rPr>
-              <w:t>Bài 15: KI-LÔ-GAM (Tiết 2)</w:t>
+              <w:t>Bài 15. Ki-lô-gam (Tiết 2)</w:t>
             </w:r>
           </w:p>
         </w:tc>
@@ -5114,7 +5393,7 @@
                 <w:i w:val="0"/>
                 <w:sz w:val="20"/>
               </w:rPr>
-              <w:t>Tiết 40 (1 tiết)</w:t>
+              <w:t>Tiết 40</w:t>
             </w:r>
           </w:p>
         </w:tc>
@@ -5133,6 +5412,59 @@
                 <w:i w:val="0"/>
                 <w:sz w:val="18"/>
               </w:rPr>
+              <w:t>Tích hợp AI; YCCĐ 2.A2.1: Nhận biết và mô tả được một số thiết bị trong gia đình có sử dụng</w:t>
+            </w:r>
+          </w:p>
+          <w:p>
+            <w:pPr>
+              <w:spacing w:after="0"/>
+            </w:pPr>
+            <w:r>
+              <w:rPr>
+                <w:b w:val="0"/>
+                <w:i w:val="0"/>
+                <w:sz w:val="18"/>
+              </w:rPr>
+              <w:t>AI-NB: chẳng hạn như máy điều hòa tự động, tivi thông minh.</w:t>
+            </w:r>
+          </w:p>
+          <w:p>
+            <w:pPr>
+              <w:spacing w:after="0"/>
+            </w:pPr>
+            <w:r>
+              <w:rPr>
+                <w:b w:val="0"/>
+                <w:i w:val="0"/>
+                <w:sz w:val="18"/>
+              </w:rPr>
+              <w:t>Mục tiêu tích hợp</w:t>
+            </w:r>
+          </w:p>
+          <w:p>
+            <w:pPr>
+              <w:spacing w:after="0"/>
+            </w:pPr>
+            <w:r>
+              <w:rPr>
+                <w:b w:val="0"/>
+                <w:i w:val="0"/>
+                <w:sz w:val="18"/>
+              </w:rPr>
+              <w:t>AI-NB: Học sinh liên hệ với các loại cân điện tử thông minh có thể nhận diện loại quả và tự động tính tiền dựa trên khối lượng.</w:t>
+            </w:r>
+          </w:p>
+          <w:p>
+            <w:pPr>
+              <w:spacing w:after="0"/>
+            </w:pPr>
+            <w:r>
+              <w:rPr>
+                <w:b w:val="0"/>
+                <w:i w:val="0"/>
+                <w:sz w:val="18"/>
+              </w:rPr>
+              <w:t>Năng lực số 1.1 CB1b: HS đọc được số ki-lô-gam trên màn hình cân điện tử và trên cân đĩa.</w:t>
             </w:r>
           </w:p>
         </w:tc>
@@ -5210,7 +5542,7 @@
                 <w:i w:val="0"/>
                 <w:sz w:val="20"/>
               </w:rPr>
-              <w:t>Bài 15. KI-LÔ-GAM TIẾT 3: LUYỆN TẬP</w:t>
+              <w:t>Bài 15. Ki-lô-gam (Tiết 3)</w:t>
             </w:r>
           </w:p>
         </w:tc>
@@ -5230,7 +5562,7 @@
                 <w:i w:val="0"/>
                 <w:sz w:val="20"/>
               </w:rPr>
-              <w:t>Tiết 41 (1 tiết)</w:t>
+              <w:t>Tiết 41</w:t>
             </w:r>
           </w:p>
         </w:tc>
@@ -5249,6 +5581,7 @@
                 <w:i w:val="0"/>
                 <w:sz w:val="18"/>
               </w:rPr>
+              <w:t>NLS: Năng lực số 1.1 CB1b: HS đọc được số ki-lô-gam trên màn hình cân điện tử và trên cân đĩa</w:t>
             </w:r>
           </w:p>
         </w:tc>
@@ -5324,7 +5657,7 @@
                 <w:i w:val="0"/>
                 <w:sz w:val="20"/>
               </w:rPr>
-              <w:t>Bài 16. LÍT TIẾT 1: LÍT</w:t>
+              <w:t>Bài 16. Lít (Tiết 1)</w:t>
             </w:r>
           </w:p>
         </w:tc>
@@ -5344,7 +5677,7 @@
                 <w:i w:val="0"/>
                 <w:sz w:val="20"/>
               </w:rPr>
-              <w:t>Tiết 42 (1 tiết)</w:t>
+              <w:t>Tiết 42 (2 tiết)</w:t>
             </w:r>
           </w:p>
         </w:tc>
@@ -5363,7 +5696,33 @@
                 <w:i w:val="0"/>
                 <w:sz w:val="18"/>
               </w:rPr>
-              <w:t>NLS-KT (Cơ bản 1): Chiếu phim quay cảnh rót nước từ một chai 1 lít sang các cốc, vừa rót vừa đếm.</w:t>
+              <w:t>Tích hợp AI; YCCĐ 2.A2.1: HS biết AI hỗ trợ con người điều khiển các thiết bị đo lường chất lỏng tự động; Mục tiêu tích hợp</w:t>
+            </w:r>
+          </w:p>
+          <w:p>
+            <w:pPr>
+              <w:spacing w:after="0"/>
+            </w:pPr>
+            <w:r>
+              <w:rPr>
+                <w:b w:val="0"/>
+                <w:i w:val="0"/>
+                <w:sz w:val="18"/>
+              </w:rPr>
+              <w:t>NLS: Năng lực số 5.2 CB1a: Nhận ra công cụ số đơn giản có thể hỗ trợ quan sát và trình bày</w:t>
+            </w:r>
+          </w:p>
+          <w:p>
+            <w:pPr>
+              <w:spacing w:after="0"/>
+            </w:pPr>
+            <w:r>
+              <w:rPr>
+                <w:b w:val="0"/>
+                <w:i w:val="0"/>
+                <w:sz w:val="18"/>
+              </w:rPr>
+              <w:t>AI-NB: HS biết AI/cảm biến thông minh có thể hỗ trợ con người rót, đo lượng nước tự động, hạn chế tràn nước.</w:t>
             </w:r>
           </w:p>
         </w:tc>
@@ -5439,7 +5798,7 @@
                 <w:i w:val="0"/>
                 <w:sz w:val="20"/>
               </w:rPr>
-              <w:t>Bài 16. LÍT TIẾT 2: LUYỆN TẬP</w:t>
+              <w:t>Bài 16. Lít (Tiết 2)</w:t>
             </w:r>
           </w:p>
         </w:tc>
@@ -5459,7 +5818,7 @@
                 <w:i w:val="0"/>
                 <w:sz w:val="20"/>
               </w:rPr>
-              <w:t>Tiết 43 (1 tiết)</w:t>
+              <w:t>Tiết 43</w:t>
             </w:r>
           </w:p>
         </w:tc>
@@ -5478,6 +5837,7 @@
                 <w:i w:val="0"/>
                 <w:sz w:val="18"/>
               </w:rPr>
+              <w:t>Năng lực số 1.1 CB1b: HS đọc được số lít ghi trên nhãn chai và nói được 1 lít nước đầy khoảng mấy cốc</w:t>
             </w:r>
           </w:p>
         </w:tc>
@@ -5553,7 +5913,7 @@
                 <w:i w:val="0"/>
                 <w:sz w:val="20"/>
               </w:rPr>
-              <w:t>Bài 17: THỰC HÀNH VÀ TRẢI NGHIỆM VỚI CÁC ĐƠN VỊ KI-LÔ-GAM, LÍT (Tiết 1)</w:t>
+              <w:t>Bài 17. Thực hành và trải nghiệm với các đơn vị ki-lô-gam, lít (Tiết 1)</w:t>
             </w:r>
           </w:p>
         </w:tc>
@@ -5592,6 +5952,33 @@
                 <w:i w:val="0"/>
                 <w:sz w:val="18"/>
               </w:rPr>
+              <w:t>Tích hợp AI; YCCĐ 2.C3.1: Biết được AI có thể phân loại đồ vật bằng cách sử dụng các công cụ máy học; Mục tiêu tích hợp</w:t>
+            </w:r>
+          </w:p>
+          <w:p>
+            <w:pPr>
+              <w:spacing w:after="0"/>
+            </w:pPr>
+            <w:r>
+              <w:rPr>
+                <w:b w:val="0"/>
+                <w:i w:val="0"/>
+                <w:sz w:val="18"/>
+              </w:rPr>
+              <w:t>AI-NB: HS hiểu AI có thể phân loại vật phẩm theo hình ảnh như hàng bán theo cân và hàng đo bằng lít; HS biết kiểm tra bằng kiến thức về ki-lô-gam và lít.</w:t>
+            </w:r>
+          </w:p>
+          <w:p>
+            <w:pPr>
+              <w:spacing w:after="0"/>
+            </w:pPr>
+            <w:r>
+              <w:rPr>
+                <w:b w:val="0"/>
+                <w:i w:val="0"/>
+                <w:sz w:val="18"/>
+              </w:rPr>
+              <w:t>Năng lực số 3.1 CB1a: HS cân, đong và đọc số liệu cho GV nhập vào bảng chung của lớp.</w:t>
             </w:r>
           </w:p>
         </w:tc>
@@ -5667,7 +6054,7 @@
                 <w:i w:val="0"/>
                 <w:sz w:val="20"/>
               </w:rPr>
-              <w:t>Bài 17: THỰC HÀNH VÀ TRẢI NGHIỆM VỚI CÁC ĐƠN VỊ KI-LÔ-GAM, LÍT (Tiết 2)</w:t>
+              <w:t>Bài 17. Thực hành và trải nghiệm với các đơn vị ki-lô-gam, lít (Tiết 2)</w:t>
             </w:r>
           </w:p>
         </w:tc>
@@ -5706,6 +6093,7 @@
                 <w:i w:val="0"/>
                 <w:sz w:val="18"/>
               </w:rPr>
+              <w:t>NLS: Năng lực số 3.1 CB1a: HS cân, đong và đọc số liệu cho GV nhập vào bảng chung của lớp</w:t>
             </w:r>
           </w:p>
         </w:tc>
@@ -5783,7 +6171,7 @@
                 <w:i w:val="0"/>
                 <w:sz w:val="20"/>
               </w:rPr>
-              <w:t>Bài 18. LUYỆN TẬP CHUNG</w:t>
+              <w:t>Bài 18. Luyện tập chung</w:t>
             </w:r>
           </w:p>
         </w:tc>
@@ -5822,7 +6210,7 @@
                 <w:i w:val="0"/>
                 <w:sz w:val="18"/>
               </w:rPr>
-              <w:t>NLS-GQVĐ (Cơ bản 1): Mở bài tập tương tác chọn số đo phù hợp cho từng đồ vật.</w:t>
+              <w:t>NLS: Năng lực số 5.1 CB1a: HS quan sát mô phỏng và nói được số nhớ đi từ hàng nào sang hàng nào</w:t>
             </w:r>
           </w:p>
         </w:tc>
@@ -5899,7 +6287,7 @@
                 <w:i w:val="0"/>
                 <w:sz w:val="20"/>
               </w:rPr>
-              <w:t>Bài 19. PHÉP CỘNG (CÓ NHỚ) SỐ CÓ HAI CHỮ SỐ VỚI SỐ CÓ MỘT CHỮ SỐ TIẾT 1 (Tiết 1)</w:t>
+              <w:t>Bài 19. Phép cộng (có nhớ) số có hai chữ số với số có một chữ số (Tiết 1)</w:t>
             </w:r>
           </w:p>
         </w:tc>
@@ -5919,7 +6307,7 @@
                 <w:i w:val="0"/>
                 <w:sz w:val="20"/>
               </w:rPr>
-              <w:t>Tiết 47 (1 tiết)</w:t>
+              <w:t>Tiết 47 (3 tiết)</w:t>
             </w:r>
           </w:p>
         </w:tc>
@@ -5938,6 +6326,46 @@
                 <w:i w:val="0"/>
                 <w:sz w:val="18"/>
               </w:rPr>
+              <w:t>Tích hợp AI; YCCĐ 2.A1.2: Thể hiện được thái độ đúng đắn khi sử dụng</w:t>
+            </w:r>
+          </w:p>
+          <w:p>
+            <w:pPr>
+              <w:spacing w:after="0"/>
+            </w:pPr>
+            <w:r>
+              <w:rPr>
+                <w:b w:val="0"/>
+                <w:i w:val="0"/>
+                <w:sz w:val="18"/>
+              </w:rPr>
+              <w:t>AI-NB: biết tin tưởng vào công nghệ ở mức hợp lý, nhưng vẫn có trách nhiệm và sự kiểm soát của con người.</w:t>
+            </w:r>
+          </w:p>
+          <w:p>
+            <w:pPr>
+              <w:spacing w:after="0"/>
+            </w:pPr>
+            <w:r>
+              <w:rPr>
+                <w:b w:val="0"/>
+                <w:i w:val="0"/>
+                <w:sz w:val="18"/>
+              </w:rPr>
+              <w:t>Mục tiêu tích hợp</w:t>
+            </w:r>
+          </w:p>
+          <w:p>
+            <w:pPr>
+              <w:spacing w:after="0"/>
+            </w:pPr>
+            <w:r>
+              <w:rPr>
+                <w:b w:val="0"/>
+                <w:i w:val="0"/>
+                <w:sz w:val="18"/>
+              </w:rPr>
+              <w:t>AI-NB: HS nhận biết máy tính có thể cộng nhanh nhưng khi cộng có nhớ cần tự kiểm tra bước vượt qua 10 ở hàng đơn vị.</w:t>
             </w:r>
           </w:p>
         </w:tc>
@@ -6013,7 +6441,7 @@
                 <w:i w:val="0"/>
                 <w:sz w:val="20"/>
               </w:rPr>
-              <w:t>Bài 19. PHÉP CỘNG (CÓ NHỚ) SỐ CÓ HAI CHỮ SỐ VỚI SỐ CÓ MỘT CHỮ SỐ TIẾT 2: LUYỆN TẬP</w:t>
+              <w:t>Bài 19. Phép cộng (có nhớ) số có hai chữ số với số có một chữ số (Tiết 2)</w:t>
             </w:r>
           </w:p>
         </w:tc>
@@ -6033,7 +6461,7 @@
                 <w:i w:val="0"/>
                 <w:sz w:val="20"/>
               </w:rPr>
-              <w:t>Tiết 48 (1 tiết)</w:t>
+              <w:t>Tiết 48</w:t>
             </w:r>
           </w:p>
         </w:tc>
@@ -6052,6 +6480,7 @@
                 <w:i w:val="0"/>
                 <w:sz w:val="18"/>
               </w:rPr>
+              <w:t>NLS: Năng lực số 5.2 CB1a: Sử dụng công cụ số đơn giản để trình bày kết quả phép tính</w:t>
             </w:r>
           </w:p>
         </w:tc>
@@ -6127,7 +6556,7 @@
                 <w:i w:val="0"/>
                 <w:sz w:val="20"/>
               </w:rPr>
-              <w:t>Bài 19. PHÉP CỘNG (CÓ NHỚ) SỐ CÓ HAI CHỮ SỐ VỚI SỐ CÓ MỘT CHỮ SỐ TIẾT 3: LUYỆN TẬP</w:t>
+              <w:t>Bài 19. Phép cộng (có nhớ) số có hai chữ số với số có một chữ số (Tiết 3)</w:t>
             </w:r>
           </w:p>
         </w:tc>
@@ -6147,7 +6576,7 @@
                 <w:i w:val="0"/>
                 <w:sz w:val="20"/>
               </w:rPr>
-              <w:t>Tiết 49 (1 tiết)</w:t>
+              <w:t>Tiết 49</w:t>
             </w:r>
           </w:p>
         </w:tc>
@@ -6241,7 +6670,7 @@
                 <w:i w:val="0"/>
                 <w:sz w:val="20"/>
               </w:rPr>
-              <w:t>Bài 20. PHÉP CỘNG (CÓ NHỚ) SỐ CÓ HAI CHỮ SỐ VỚI SỐ CÓ HAI CHỮ SỐ TIẾT 1 (Tiết 1)</w:t>
+              <w:t>Bài 20. Phép cộng (có nhớ) số có hai chữ số với số có hai chữ số (Tiết 1)</w:t>
             </w:r>
           </w:p>
         </w:tc>
@@ -6261,7 +6690,7 @@
                 <w:i w:val="0"/>
                 <w:sz w:val="20"/>
               </w:rPr>
-              <w:t>Tiết 50 (1 tiết)</w:t>
+              <w:t>Tiết 50 (4 tiết)</w:t>
             </w:r>
           </w:p>
         </w:tc>
@@ -6357,7 +6786,7 @@
                 <w:i w:val="0"/>
                 <w:sz w:val="20"/>
               </w:rPr>
-              <w:t>Bài 20. PHÉP CỘNG (CÓ NHỚ) SỐ CÓ HAI CHỮ SỐ VỚI SỐ CÓ HAI CHỮ SỐ TIẾT 2: LUYỆN TẬP</w:t>
+              <w:t>Bài 20. Phép cộng (có nhớ) số có hai chữ số với số có hai chữ số (Tiết 2)</w:t>
             </w:r>
           </w:p>
         </w:tc>
@@ -6377,7 +6806,7 @@
                 <w:i w:val="0"/>
                 <w:sz w:val="20"/>
               </w:rPr>
-              <w:t>Tiết 51 (1 tiết)</w:t>
+              <w:t>Tiết 51</w:t>
             </w:r>
           </w:p>
         </w:tc>
@@ -6396,6 +6825,46 @@
                 <w:i w:val="0"/>
                 <w:sz w:val="18"/>
               </w:rPr>
+              <w:t>Tích hợp AI; YCCĐ 2.A1.2: Thể hiện được thái độ đúng đắn khi sử dụng</w:t>
+            </w:r>
+          </w:p>
+          <w:p>
+            <w:pPr>
+              <w:spacing w:after="0"/>
+            </w:pPr>
+            <w:r>
+              <w:rPr>
+                <w:b w:val="0"/>
+                <w:i w:val="0"/>
+                <w:sz w:val="18"/>
+              </w:rPr>
+              <w:t>AI-NB: biết tin tưởng vào công nghệ ở mức hợp lý, nhưng vẫn có trách nhiệm và sự kiểm soát của con người.</w:t>
+            </w:r>
+          </w:p>
+          <w:p>
+            <w:pPr>
+              <w:spacing w:after="0"/>
+            </w:pPr>
+            <w:r>
+              <w:rPr>
+                <w:b w:val="0"/>
+                <w:i w:val="0"/>
+                <w:sz w:val="18"/>
+              </w:rPr>
+              <w:t>Mục tiêu tích hợp</w:t>
+            </w:r>
+          </w:p>
+          <w:p>
+            <w:pPr>
+              <w:spacing w:after="0"/>
+            </w:pPr>
+            <w:r>
+              <w:rPr>
+                <w:b w:val="0"/>
+                <w:i w:val="0"/>
+                <w:sz w:val="18"/>
+              </w:rPr>
+              <w:t>AI-NB: HS hiểu AI có thể hỗ trợ kiểm tra phép cộng hai số có hai chữ số, nhưng con người cần đặt tính thẳng cột và ghi nhớ đúng.</w:t>
             </w:r>
           </w:p>
         </w:tc>
@@ -6471,7 +6940,7 @@
                 <w:i w:val="0"/>
                 <w:sz w:val="20"/>
               </w:rPr>
-              <w:t>Bài 20. PHÉP CỘNG (CÓ NHỚ) SỐ CÓ HAI CHỮ SỐ VỚI SỐ CÓ HAI CHỮ SỐ TIẾT 3: LUYỆN TẬP</w:t>
+              <w:t>Bài 20. Phép cộng (có nhớ) số có hai chữ số với số có hai chữ số (Tiết 3)</w:t>
             </w:r>
           </w:p>
         </w:tc>
@@ -6491,7 +6960,7 @@
                 <w:i w:val="0"/>
                 <w:sz w:val="20"/>
               </w:rPr>
-              <w:t>Tiết 52 (1 tiết)</w:t>
+              <w:t>Tiết 52</w:t>
             </w:r>
           </w:p>
         </w:tc>
@@ -6585,7 +7054,7 @@
                 <w:i w:val="0"/>
                 <w:sz w:val="20"/>
               </w:rPr>
-              <w:t>Bài 20. PHÉP CỘNG (CÓ NHỚ) SỐ CÓ HAI CHỮ SỐ VỚI SỐ CÓ HAI CHỮ SỐ TIẾT 4: LUYỆN TẬP</w:t>
+              <w:t>Bài 20. Phép cộng (có nhớ) số có hai chữ số với số có hai chữ số (Tiết 4)</w:t>
             </w:r>
           </w:p>
         </w:tc>
@@ -6605,7 +7074,7 @@
                 <w:i w:val="0"/>
                 <w:sz w:val="20"/>
               </w:rPr>
-              <w:t>Tiết 53 (1 tiết)</w:t>
+              <w:t>Tiết 53</w:t>
             </w:r>
           </w:p>
         </w:tc>
@@ -6624,6 +7093,7 @@
                 <w:i w:val="0"/>
                 <w:sz w:val="18"/>
               </w:rPr>
+              <w:t>NLS: Năng lực số 5.2 CB1a: Sử dụng công cụ số đơn giản để luyện tập và trình bày</w:t>
             </w:r>
           </w:p>
         </w:tc>
@@ -6699,7 +7169,7 @@
                 <w:i w:val="0"/>
                 <w:sz w:val="20"/>
               </w:rPr>
-              <w:t>Bài 21. LUYỆN TẬP CHUNG TIẾT 1 (Tiết 1)</w:t>
+              <w:t>Bài 21. Luyện tập chung (Tiết 1)</w:t>
             </w:r>
           </w:p>
         </w:tc>
@@ -6719,7 +7189,7 @@
                 <w:i w:val="0"/>
                 <w:sz w:val="20"/>
               </w:rPr>
-              <w:t>Tiết 54 (1 tiết)</w:t>
+              <w:t>Tiết 54 (2 tiết)</w:t>
             </w:r>
           </w:p>
         </w:tc>
@@ -6738,7 +7208,33 @@
                 <w:i w:val="0"/>
                 <w:sz w:val="18"/>
               </w:rPr>
-              <w:t>NLS-KT (Cơ bản 1): Chiếu phóng to bài toán có lời văn, gạch chân số liệu và từ khoá tất cả, cả hai.</w:t>
+              <w:t>Tích hợp AI; YCCĐ 2.D1.1: Nêu được vấn đề đơn giản trong đời sống có thể áp dụng AI để giải quyết; Mục tiêu tích hợp</w:t>
+            </w:r>
+          </w:p>
+          <w:p>
+            <w:pPr>
+              <w:spacing w:after="0"/>
+            </w:pPr>
+            <w:r>
+              <w:rPr>
+                <w:b w:val="0"/>
+                <w:i w:val="0"/>
+                <w:sz w:val="18"/>
+              </w:rPr>
+              <w:t>AI-NB: Nêu được vấn đề đơn giản trong đời sống có thể áp dụng AI để giải quyết.</w:t>
+            </w:r>
+          </w:p>
+          <w:p>
+            <w:pPr>
+              <w:spacing w:after="0"/>
+            </w:pPr>
+            <w:r>
+              <w:rPr>
+                <w:b w:val="0"/>
+                <w:i w:val="0"/>
+                <w:sz w:val="18"/>
+              </w:rPr>
+              <w:t>Năng lực số 5.1 CB1a: HS quan sát mô phỏng và nói được số nhớ đi từ hàng nào sang hàng nào.</w:t>
             </w:r>
           </w:p>
         </w:tc>
@@ -6814,7 +7310,7 @@
                 <w:i w:val="0"/>
                 <w:sz w:val="20"/>
               </w:rPr>
-              <w:t>Bài 21. LUYỆN TẬP CHUNG TIẾT 2 (Tiết 2)</w:t>
+              <w:t>Bài 21. Luyện tập chung (Tiết 2)</w:t>
             </w:r>
           </w:p>
         </w:tc>
@@ -6834,7 +7330,7 @@
                 <w:i w:val="0"/>
                 <w:sz w:val="20"/>
               </w:rPr>
-              <w:t>Tiết 55 (1 tiết)</w:t>
+              <w:t>Tiết 55</w:t>
             </w:r>
           </w:p>
         </w:tc>
@@ -6853,6 +7349,33 @@
                 <w:i w:val="0"/>
                 <w:sz w:val="18"/>
               </w:rPr>
+              <w:t>Tích hợp AI; YCCĐ 2.A3.1: Hiểu rằng AI học hỏi từ các phản hồi và tương tác đúng đắn của con người; Mục tiêu tích hợp</w:t>
+            </w:r>
+          </w:p>
+          <w:p>
+            <w:pPr>
+              <w:spacing w:after="0"/>
+            </w:pPr>
+            <w:r>
+              <w:rPr>
+                <w:b w:val="0"/>
+                <w:i w:val="0"/>
+                <w:sz w:val="18"/>
+              </w:rPr>
+              <w:t>AI-NB: Hiểu rằng AI học hỏi từ các phản hồi và tương tác đúng đắn của con người.</w:t>
+            </w:r>
+          </w:p>
+          <w:p>
+            <w:pPr>
+              <w:spacing w:after="0"/>
+            </w:pPr>
+            <w:r>
+              <w:rPr>
+                <w:b w:val="0"/>
+                <w:i w:val="0"/>
+                <w:sz w:val="18"/>
+              </w:rPr>
+              <w:t>Năng lực số 5.1 CB1a: HS quan sát mô phỏng và nói được số nhớ đi từ hàng nào sang hàng nào.</w:t>
             </w:r>
           </w:p>
         </w:tc>
@@ -6930,7 +7453,7 @@
                 <w:i w:val="0"/>
                 <w:sz w:val="20"/>
               </w:rPr>
-              <w:t>Bài 22: PHÉP TRỪ (CÓ NHỚ) SỐ CÓ HAI CHỮ SỐ CHO SỐ CÓ MỘT CHỮ SỐ (Tiết 1)</w:t>
+              <w:t>Bài 22. Phép trừ (có nhớ) số có hai chữ số cho số có một chữ số (Tiết 1)</w:t>
             </w:r>
           </w:p>
         </w:tc>
@@ -6950,7 +7473,7 @@
                 <w:i w:val="0"/>
                 <w:sz w:val="20"/>
               </w:rPr>
-              <w:t>Tiết 56 (1 tiết)</w:t>
+              <w:t>Tiết 56 (4 tiết)</w:t>
             </w:r>
           </w:p>
         </w:tc>
@@ -6969,7 +7492,20 @@
                 <w:i w:val="0"/>
                 <w:sz w:val="18"/>
               </w:rPr>
-              <w:t>NLS-GQVĐ (Cơ bản 1): Mở bài tập tương tác đặt tính.</w:t>
+              <w:t>Tích hợp AI; YCCĐ 2.A1.2: HS thể hiện thái độ đúng đắn khi sử dụng AI/công cụ số trong học tập; biết xem kết quả do AI đưa ra là thông tin tham khảo, không chép máy móc, biết tự kiểm tra bằng thao tác que tính, đặt tính và giải thích bước mượn 1 chục trong phép trừ có nhớ; Mục tiêu tích hợp</w:t>
+            </w:r>
+          </w:p>
+          <w:p>
+            <w:pPr>
+              <w:spacing w:after="0"/>
+            </w:pPr>
+            <w:r>
+              <w:rPr>
+                <w:b w:val="0"/>
+                <w:i w:val="0"/>
+                <w:sz w:val="18"/>
+              </w:rPr>
+              <w:t>AI-NB: HS biết sử dụng AI hoặc bảng tương tác để quan sát, kiểm tra kết quả phép tính 32 - 7; biết đặt câu hỏi kiểm chứng: “Kết quả có hợp lí không?”, “Hàng đơn vị đã mượn 1 chục chưa?”, “Sau khi mượn còn mấy chục?”; từ đó hình thành thói quen sử dụng công nghệ có trách nhiệm và tự chịu trách nhiệm với bài làm của mình.</w:t>
             </w:r>
           </w:p>
         </w:tc>
@@ -7045,7 +7581,7 @@
                 <w:i w:val="0"/>
                 <w:sz w:val="20"/>
               </w:rPr>
-              <w:t>Bài 22. PHÉP TRỪ (CÓ NHỚ) SỐ CÓ HAI CHỮ SỐ CHO SỐ CÓ MỘT CHỮ SỐ TIẾT 2: LUYỆN TẬP</w:t>
+              <w:t>Bài 22. Phép trừ (có nhớ) số có hai chữ số cho số có một chữ số (Tiết 2)</w:t>
             </w:r>
           </w:p>
         </w:tc>
@@ -7065,7 +7601,7 @@
                 <w:i w:val="0"/>
                 <w:sz w:val="20"/>
               </w:rPr>
-              <w:t>Tiết 57 (1 tiết)</w:t>
+              <w:t>Tiết 57</w:t>
             </w:r>
           </w:p>
         </w:tc>
@@ -7159,7 +7695,7 @@
                 <w:i w:val="0"/>
                 <w:sz w:val="20"/>
               </w:rPr>
-              <w:t>Bài 22. PHÉP TRỪ (CÓ NHỚ) SỐ CÓ HAI CHỮ SỐ CHO SỐ CÓ MỘT CHỮ SỐ TIẾT 3: LUYỆN TẬP</w:t>
+              <w:t>Bài 22. Phép trừ (có nhớ) số có hai chữ số cho số có một chữ số (Tiết 3)</w:t>
             </w:r>
           </w:p>
         </w:tc>
@@ -7179,7 +7715,7 @@
                 <w:i w:val="0"/>
                 <w:sz w:val="20"/>
               </w:rPr>
-              <w:t>Tiết 58 (1 tiết)</w:t>
+              <w:t>Tiết 58</w:t>
             </w:r>
           </w:p>
         </w:tc>
@@ -7273,7 +7809,7 @@
                 <w:i w:val="0"/>
                 <w:sz w:val="20"/>
               </w:rPr>
-              <w:t>Bài 22. PHÉP TRỪ (CÓ NHỚ) SỐ CÓ HAI CHỮ SỐ CHO SỐ CÓ MỘT CHỮ SỐ TIẾT 4: LUYỆN TẬP</w:t>
+              <w:t>Bài 22. Phép trừ (có nhớ) số có hai chữ số cho số có một chữ số (Tiết 4)</w:t>
             </w:r>
           </w:p>
         </w:tc>
@@ -7293,7 +7829,7 @@
                 <w:i w:val="0"/>
                 <w:sz w:val="20"/>
               </w:rPr>
-              <w:t>Tiết 59 (1 tiết)</w:t>
+              <w:t>Tiết 59</w:t>
             </w:r>
           </w:p>
         </w:tc>
@@ -7312,6 +7848,7 @@
                 <w:i w:val="0"/>
                 <w:sz w:val="18"/>
               </w:rPr>
+              <w:t>Năng lực số 5.2 CB1a: HS biết sử dụng công cụ số đơn giản như bảng tương tác, slide bài tập hoặc thao tác kéo thả để trình bày và kiểm tra bài làm; biết kết hợp kết quả trên màn hình với cách tính trong vở/bảng con, không phụ thuộc hoàn toàn vào công cụ số</w:t>
             </w:r>
           </w:p>
         </w:tc>
@@ -7387,7 +7924,7 @@
                 <w:i w:val="0"/>
                 <w:sz w:val="20"/>
               </w:rPr>
-              <w:t>Bài 23: PHÉP TRỪ (CÓ NHỚ) SỐ CÓ HAI CHỮ SỐ CHO SỐ CÓ HAI CHỮ SỐ (Tiết 1)</w:t>
+              <w:t>Bài 23. Phép trừ (có nhớ) số có hai chữ số cho số có hai chữ số (Tiết 1)</w:t>
             </w:r>
           </w:p>
         </w:tc>
@@ -7407,7 +7944,7 @@
                 <w:i w:val="0"/>
                 <w:sz w:val="20"/>
               </w:rPr>
-              <w:t>Tiết 60 (1 tiết)</w:t>
+              <w:t>Tiết 60 (5 tiết)</w:t>
             </w:r>
           </w:p>
         </w:tc>
@@ -7503,7 +8040,7 @@
                 <w:i w:val="0"/>
                 <w:sz w:val="20"/>
               </w:rPr>
-              <w:t>Bài 23. PHÉP TRỪ (CÓ NHỚ) SỐ CÓ HAI CHỮ SỐ CHO SỐ CÓ HAI CHỮ SỐ TIẾT 2: LUYỆN TẬP</w:t>
+              <w:t>Bài 23. Phép trừ (có nhớ) số có hai chữ số cho số có hai chữ số (Tiết 2)</w:t>
             </w:r>
           </w:p>
         </w:tc>
@@ -7523,7 +8060,7 @@
                 <w:i w:val="0"/>
                 <w:sz w:val="20"/>
               </w:rPr>
-              <w:t>Tiết 61 (1 tiết)</w:t>
+              <w:t>Tiết 61</w:t>
             </w:r>
           </w:p>
         </w:tc>
@@ -7542,6 +8079,7 @@
                 <w:i w:val="0"/>
                 <w:sz w:val="18"/>
               </w:rPr>
+              <w:t>Tích hợp AI; YCCĐ 2.A1.2: HS biết xem kết quả do công cụ số/AI đưa ra là thông tin tham khảo, cần tự kiểm tra bằng đặt tính, tính nhẩm và giải thích cách làm</w:t>
             </w:r>
           </w:p>
         </w:tc>
@@ -7617,7 +8155,7 @@
                 <w:i w:val="0"/>
                 <w:sz w:val="20"/>
               </w:rPr>
-              <w:t>Bài 23. PHÉP TRỪ (CÓ NHỚ) SỐ CÓ HAI CHỮ SỐ CHO SỐ CÓ HAI CHỮ SỐ TIẾT 3: LUYỆN TẬP</w:t>
+              <w:t>Bài 23. Phép trừ (có nhớ) số có hai chữ số cho số có hai chữ số (Tiết 3)</w:t>
             </w:r>
           </w:p>
         </w:tc>
@@ -7637,7 +8175,7 @@
                 <w:i w:val="0"/>
                 <w:sz w:val="20"/>
               </w:rPr>
-              <w:t>Tiết 62 (1 tiết)</w:t>
+              <w:t>Tiết 62</w:t>
             </w:r>
           </w:p>
         </w:tc>
@@ -7731,7 +8269,7 @@
                 <w:i w:val="0"/>
                 <w:sz w:val="20"/>
               </w:rPr>
-              <w:t>Bài 23. PHÉP TRỪ (CÓ NHỚ) SỐ CÓ HAI CHỮ SỐ CHO SỐ CÓ HAI CHỮ SỐ TIẾT 4: LUYỆN TẬP</w:t>
+              <w:t>Bài 23. Phép trừ (có nhớ) số có hai chữ số cho số có hai chữ số (Tiết 4)</w:t>
             </w:r>
           </w:p>
         </w:tc>
@@ -7751,7 +8289,7 @@
                 <w:i w:val="0"/>
                 <w:sz w:val="20"/>
               </w:rPr>
-              <w:t>Tiết 63 (1 tiết)</w:t>
+              <w:t>Tiết 63</w:t>
             </w:r>
           </w:p>
         </w:tc>
@@ -7845,7 +8383,7 @@
                 <w:i w:val="0"/>
                 <w:sz w:val="20"/>
               </w:rPr>
-              <w:t>Bài 23. PHÉP TRỪ (CÓ NHỚ) SỐ CÓ HAI CHỮ SỐ CHO SỐ CÓ HAI CHỮ SỐ TIẾT 5: LUYỆN TẬP</w:t>
+              <w:t>Bài 23. Phép trừ (có nhớ) số có hai chữ số cho số có hai chữ số (Tiết 5)</w:t>
             </w:r>
           </w:p>
         </w:tc>
@@ -7865,7 +8403,7 @@
                 <w:i w:val="0"/>
                 <w:sz w:val="20"/>
               </w:rPr>
-              <w:t>Tiết 64 (1 tiết)</w:t>
+              <w:t>Tiết 64</w:t>
             </w:r>
           </w:p>
         </w:tc>
@@ -7959,7 +8497,7 @@
                 <w:i w:val="0"/>
                 <w:sz w:val="20"/>
               </w:rPr>
-              <w:t>Bài 24. LUYỆN TẬP CHUNG TIẾT 1 (Tiết 1)</w:t>
+              <w:t>Bài 24. Luyện tập chung (Tiết 1)</w:t>
             </w:r>
           </w:p>
         </w:tc>
@@ -7979,7 +8517,7 @@
                 <w:i w:val="0"/>
                 <w:sz w:val="20"/>
               </w:rPr>
-              <w:t>Tiết 65 (1 tiết)</w:t>
+              <w:t>Tiết 65 (2 tiết)</w:t>
             </w:r>
           </w:p>
         </w:tc>
@@ -7998,7 +8536,7 @@
                 <w:i w:val="0"/>
                 <w:sz w:val="18"/>
               </w:rPr>
-              <w:t>NLS-KT (Cơ bản 1): Chiếu phóng to bài toán có lời văn, gạch chân số liệu và từ khoá còn lại, ít hơn.</w:t>
+              <w:t>Năng lực số 5.2 CB1a: HS biết sử dụng công cụ số đơn giản như bảng tương tác/slide trò chơi để trình bày và kiểm tra kết quả; biết kết hợp kết quả trên màn hình với cách tính trong vở, không phụ thuộc hoàn toàn vào công cụ</w:t>
             </w:r>
           </w:p>
         </w:tc>
@@ -8076,7 +8614,7 @@
                 <w:i w:val="0"/>
                 <w:sz w:val="20"/>
               </w:rPr>
-              <w:t>Bài 24: LUYỆN TẬP CHUNG (Tiết 2)</w:t>
+              <w:t>Bài 24. Luyện tập chung (Tiết 2)</w:t>
             </w:r>
           </w:p>
         </w:tc>
@@ -8096,7 +8634,7 @@
                 <w:i w:val="0"/>
                 <w:sz w:val="20"/>
               </w:rPr>
-              <w:t>Tiết 66 (1 tiết)</w:t>
+              <w:t>Tiết 66</w:t>
             </w:r>
           </w:p>
         </w:tc>
@@ -8115,6 +8653,7 @@
                 <w:i w:val="0"/>
                 <w:sz w:val="18"/>
               </w:rPr>
+              <w:t>NLS: Năng lực số 5.1 CB1a: HS quan sát mô phỏng và nói được số nhớ đi từ hàng nào sang hàng nào</w:t>
             </w:r>
           </w:p>
         </w:tc>
@@ -8191,7 +8730,7 @@
                 <w:i w:val="0"/>
                 <w:sz w:val="20"/>
               </w:rPr>
-              <w:t>Bài 25: ĐIỂM, ĐOẠN THẲNG, ĐƯỜNG THẲNG, ĐƯỜNG CONG, BA ĐIỂM THẲNG HÀNG (Tiết 1)</w:t>
+              <w:t>Bài 25. Điểm, đoạn thẳng, đường thẳng, đường cong, ba điểm thẳng hàng (Tiết 1)</w:t>
             </w:r>
           </w:p>
         </w:tc>
@@ -8211,7 +8750,7 @@
                 <w:i w:val="0"/>
                 <w:sz w:val="20"/>
               </w:rPr>
-              <w:t>Tiết 67 (1 tiết)</w:t>
+              <w:t>Tiết 67 (2 tiết)</w:t>
             </w:r>
           </w:p>
         </w:tc>
@@ -8230,7 +8769,7 @@
                 <w:i w:val="0"/>
                 <w:sz w:val="18"/>
               </w:rPr>
-              <w:t>NLS-GQVĐ (Cơ bản 1): Cho HS phán đoán trước ba điểm trên màn hình có thẳng hàng không.</w:t>
+              <w:t>Năng lực số 1.1 CB1b: HS quan sát hình được kéo trên màn hình và nêu được đặc điểm của điểm, đoạn thẳng, đường thẳng, đường cong</w:t>
             </w:r>
           </w:p>
         </w:tc>
@@ -8306,7 +8845,7 @@
                 <w:i w:val="0"/>
                 <w:sz w:val="20"/>
               </w:rPr>
-              <w:t>Bài 25. ĐIỂM, ĐOẠN THẲNG, ĐƯỜNG THẲNG, ĐƯỜNG CONG, BA ĐIỂM THẲNG HÀNG TIẾT 2: ĐƯỜNG THẲNG, ĐƯỜNG CONG, BA ĐIỂM THẲNG HÀNG</w:t>
+              <w:t>Bài 25. Điểm, đoạn thẳng, đường thẳng, đường cong, ba điểm thẳng hàng (Tiết 2)</w:t>
             </w:r>
           </w:p>
         </w:tc>
@@ -8326,7 +8865,7 @@
                 <w:i w:val="0"/>
                 <w:sz w:val="20"/>
               </w:rPr>
-              <w:t>Tiết 68 (1 tiết)</w:t>
+              <w:t>Tiết 68</w:t>
             </w:r>
           </w:p>
         </w:tc>
@@ -8345,6 +8884,7 @@
                 <w:i w:val="0"/>
                 <w:sz w:val="18"/>
               </w:rPr>
+              <w:t>Năng lực số 5.2 CB1a: HS biết sử dụng công cụ số đơn giản như slide/bảng tương tác để quan sát, chỉ đúng điểm, đoạn thẳng, đường thẳng, đường cong; biết kết hợp thao tác trên màn hình với kiểm tra bằng thước và quan sát hình trong SGK</w:t>
             </w:r>
           </w:p>
         </w:tc>
@@ -8420,7 +8960,7 @@
                 <w:i w:val="0"/>
                 <w:sz w:val="20"/>
               </w:rPr>
-              <w:t>Bài 26: ĐƯỜNG GẤP KHÚC. HÌNH TỨ GIÁC (Tiết 1)</w:t>
+              <w:t>Bài 26. Đường gấp khúc. Hình tứ giác (Tiết 1)</w:t>
             </w:r>
           </w:p>
         </w:tc>
@@ -8440,7 +8980,7 @@
                 <w:i w:val="0"/>
                 <w:sz w:val="20"/>
               </w:rPr>
-              <w:t>Tiết 69 (1 tiết)</w:t>
+              <w:t>Tiết 69 (2 tiết)</w:t>
             </w:r>
           </w:p>
         </w:tc>
@@ -8459,6 +8999,7 @@
                 <w:i w:val="0"/>
                 <w:sz w:val="18"/>
               </w:rPr>
+              <w:t>Tích hợp AI; YCCĐ 2.C3.1: HS biết AI có thể hỗ trợ nhận diện, phân loại hình học trong ảnh/hình vẽ; đồng thời biết so sánh kết quả AI gợi ý với cách quan sát, đếm cạnh và nhận biết hình của con người; Năng lực số 1.1 CB1b: HS nêu được số đoạn thẳng của đường gấp khúc và dấu hiệu nhận ra hình tứ giác</w:t>
             </w:r>
           </w:p>
         </w:tc>
@@ -8534,7 +9075,7 @@
                 <w:i w:val="0"/>
                 <w:sz w:val="20"/>
               </w:rPr>
-              <w:t>Bài 26. ĐƯỜNG GẤP KHÚC. HÌNH TỨ GIÁC TIẾT 2: LUYỆN TẬP</w:t>
+              <w:t>Bài 26. Đường gấp khúc. Hình tứ giác (Tiết 2)</w:t>
             </w:r>
           </w:p>
         </w:tc>
@@ -8554,7 +9095,7 @@
                 <w:i w:val="0"/>
                 <w:sz w:val="20"/>
               </w:rPr>
-              <w:t>Tiết 70 (1 tiết)</w:t>
+              <w:t>Tiết 70</w:t>
             </w:r>
           </w:p>
         </w:tc>
@@ -8573,6 +9114,7 @@
                 <w:i w:val="0"/>
                 <w:sz w:val="18"/>
               </w:rPr>
+              <w:t>Năng lực số 1.1 CB1b: HS nêu được số đoạn thẳng của đường gấp khúc và dấu hiệu nhận ra hình tứ giác</w:t>
             </w:r>
           </w:p>
         </w:tc>
@@ -8650,7 +9192,7 @@
                 <w:i w:val="0"/>
                 <w:sz w:val="20"/>
               </w:rPr>
-              <w:t>Bài 27: THỰC HÀNH GẤP, CẮT, GHÉP, XẾP HÌNH. VẼ ĐOẠN THẲNG (Tiết 1)</w:t>
+              <w:t>Bài 27. Thực hành gấp, cắt, ghép, xếp hình. Vẽ đoạn thẳng (Tiết 1)</w:t>
             </w:r>
           </w:p>
         </w:tc>
@@ -8670,7 +9212,7 @@
                 <w:i w:val="0"/>
                 <w:sz w:val="20"/>
               </w:rPr>
-              <w:t>Tiết 71 (1 tiết)</w:t>
+              <w:t>Tiết 71 (2 tiết)</w:t>
             </w:r>
           </w:p>
         </w:tc>
@@ -8689,7 +9231,7 @@
                 <w:i w:val="0"/>
                 <w:sz w:val="18"/>
               </w:rPr>
-              <w:t>NLS-KT (Cơ bản 1): Chiếu đoạn phim quay cận cảnh và chiếu chậm từng nếp gấp, từng nhát cắt, dừng hình ở bước khó.</w:t>
+              <w:t>Năng lực số 1.1 CB1b: HS xem phim chiếu chậm và gấp, cắt, ghép được sản phẩm theo đúng các bước</w:t>
             </w:r>
           </w:p>
         </w:tc>
@@ -8765,7 +9307,7 @@
                 <w:i w:val="0"/>
                 <w:sz w:val="20"/>
               </w:rPr>
-              <w:t>Bài 27. THỰC HÀNH GẤP, CẮT, GHÉP, XẾP HÌNH. VẼ ĐOẠN THẲNG TIẾT 2: VẼ ĐOẠN THẲNG</w:t>
+              <w:t>Bài 27. Thực hành gấp, cắt, ghép, xếp hình. Vẽ đoạn thẳng (Tiết 2)</w:t>
             </w:r>
           </w:p>
         </w:tc>
@@ -8785,7 +9327,7 @@
                 <w:i w:val="0"/>
                 <w:sz w:val="20"/>
               </w:rPr>
-              <w:t>Tiết 72 (1 tiết)</w:t>
+              <w:t>Tiết 72</w:t>
             </w:r>
           </w:p>
         </w:tc>
@@ -8804,6 +9346,7 @@
                 <w:i w:val="0"/>
                 <w:sz w:val="18"/>
               </w:rPr>
+              <w:t>Năng lực số 1.1 CB1b: HS xem phim chiếu chậm và gấp, cắt, ghép được sản phẩm theo đúng các bước</w:t>
             </w:r>
           </w:p>
         </w:tc>
@@ -8879,7 +9422,7 @@
                 <w:i w:val="0"/>
                 <w:sz w:val="20"/>
               </w:rPr>
-              <w:t>Bài 28: LUYỆN TẬP CHUNG (Tiết 1)</w:t>
+              <w:t>Bài 28. Luyện tập chung</w:t>
             </w:r>
           </w:p>
         </w:tc>
@@ -8918,6 +9461,7 @@
                 <w:i w:val="0"/>
                 <w:sz w:val="18"/>
               </w:rPr>
+              <w:t>NLS: Năng lực số 5.1 CB1a: HS quan sát mô phỏng và nói được số nhớ đi từ hàng nào sang hàng nào</w:t>
             </w:r>
           </w:p>
         </w:tc>
@@ -8994,7 +9538,7 @@
                 <w:i w:val="0"/>
                 <w:sz w:val="20"/>
               </w:rPr>
-              <w:t>Bài 29. NGÀY - GIỜ, GIỜ - PHÚT TIẾT 1 (Tiết 1)</w:t>
+              <w:t>Bài 29. Ngày – giờ, giờ – phút (Tiết 1)</w:t>
             </w:r>
           </w:p>
         </w:tc>
@@ -9014,7 +9558,7 @@
                 <w:i w:val="0"/>
                 <w:sz w:val="20"/>
               </w:rPr>
-              <w:t>Tiết 74 (1 tiết)</w:t>
+              <w:t>Tiết 74 (2 tiết)</w:t>
             </w:r>
           </w:p>
         </w:tc>
@@ -9027,6 +9571,19 @@
               <w:spacing w:after="0"/>
             </w:pPr>
             <w:r/>
+            <w:r>
+              <w:rPr>
+                <w:b w:val="0"/>
+                <w:i w:val="0"/>
+                <w:sz w:val="18"/>
+              </w:rPr>
+              <w:t>Năng lực số 1.3 CB1a: HS nhận biết được ứng dụng Lịch hoặc đồng hồ số trên thiết bị điện tử là nơi sắp xếp dữ liệu, thông tin thời gian đơn giản, có cấu trúc; biết đọc thời điểm của một hoạt động và trình bày thời gian biểu cá nhân phù hợp; Tích hợp AI; YCCĐ 2.A2.2: HS biết AI như loa thông minh/trợ lí ảo có thể hỗ trợ nhắc nhở lịch trình cho các thành viên trong gia đình, giúp mọi người thức dậy, học tập, sinh hoạt đúng giờ; HS hiểu công nghệ chỉ hỗ trợ, bản thân vẫn phải tự giác thực hiện thời gian biểu</w:t>
+            </w:r>
+          </w:p>
+          <w:p>
+            <w:pPr>
+              <w:spacing w:after="0"/>
+            </w:pPr>
             <w:r>
               <w:rPr>
                 <w:b w:val="0"/>
@@ -9109,7 +9666,7 @@
                 <w:i w:val="0"/>
                 <w:sz w:val="20"/>
               </w:rPr>
-              <w:t>Bài 29. NGÀY - GIỜ, GIỜ - PHÚT TIẾT 2 (Tiết 2)</w:t>
+              <w:t>Bài 29. Ngày – giờ, giờ – phút (Tiết 2)</w:t>
             </w:r>
           </w:p>
         </w:tc>
@@ -9129,7 +9686,7 @@
                 <w:i w:val="0"/>
                 <w:sz w:val="20"/>
               </w:rPr>
-              <w:t>Tiết 75 (1 tiết)</w:t>
+              <w:t>Tiết 75</w:t>
             </w:r>
           </w:p>
         </w:tc>
@@ -9148,7 +9705,7 @@
                 <w:i w:val="0"/>
                 <w:sz w:val="18"/>
               </w:rPr>
-              <w:t>KNS: KN quản lí thời gian: xem giờ, sắp xếp công việc trong ngày.</w:t>
+              <w:t>Tích hợp AI; YCCĐ 2.A2.2: HS nhận biết và kể tên được các đối tượng trong gia đình mà AI có thể hỗ trợ như người già, trẻ em; biết loa thông minh/trợ lí ảo có thể nhắc giờ uống thuốc, giờ học, giờ ngủ, giờ thức dậy để mọi thành viên sinh hoạt tiện nghi và đúng giờ hơn; Năng lực số 5.1 CB1a: HS đọc được giờ trên đồng hồ kim mô phỏng và trên đồng hồ hiện số, nói được hai cách ghi cùng một thời điểm</w:t>
             </w:r>
           </w:p>
         </w:tc>
@@ -9226,7 +9783,7 @@
                 <w:i w:val="0"/>
                 <w:sz w:val="20"/>
               </w:rPr>
-              <w:t>Bài 30: NGÀY - THÁNG (Tiết 1)</w:t>
+              <w:t>Bài 30. Ngày – tháng (Tiết 1)</w:t>
             </w:r>
           </w:p>
         </w:tc>
@@ -9246,7 +9803,7 @@
                 <w:i w:val="0"/>
                 <w:sz w:val="20"/>
               </w:rPr>
-              <w:t>Tiết 76 (1 tiết)</w:t>
+              <w:t>Tiết 76 (2 tiết)</w:t>
             </w:r>
           </w:p>
         </w:tc>
@@ -9265,7 +9822,7 @@
                 <w:i w:val="0"/>
                 <w:sz w:val="18"/>
               </w:rPr>
-              <w:t>NLS-GQVĐ (Cơ bản 1): Ở hoạt động Luyện tập, GV mở bài tập tương tác về lịch.</w:t>
+              <w:t>Năng lực số 1.3 CB1a: HS tìm được ngày hôm nay, thứ trong tuần, ngày lễ trên lịch chiếu từ máy và đối chiếu với lịch giấy</w:t>
             </w:r>
           </w:p>
           <w:p>
@@ -9354,7 +9911,7 @@
                 <w:i w:val="0"/>
                 <w:sz w:val="20"/>
               </w:rPr>
-              <w:t>Bài 30. NGÀY - THÁNG TIẾT 2: LUYỆN TẬP - BÀI HỌC STEM: LỊCH ĐỂ BÀN TIỆN ÍCH</w:t>
+              <w:t>Bài 30. Ngày – tháng (Tiết 2)</w:t>
             </w:r>
           </w:p>
         </w:tc>
@@ -9374,7 +9931,7 @@
                 <w:i w:val="0"/>
                 <w:sz w:val="20"/>
               </w:rPr>
-              <w:t>Tiết 77 (1 tiết)</w:t>
+              <w:t>Tiết 77</w:t>
             </w:r>
           </w:p>
         </w:tc>
@@ -9393,20 +9950,20 @@
                 <w:i w:val="0"/>
                 <w:sz w:val="18"/>
               </w:rPr>
+              <w:t>Năng lực số 1.3 CB1a: HS tìm được ngày hôm nay, thứ trong tuần, ngày lễ trên lịch chiếu từ máy và đối chiếu với lịch giấy</w:t>
+            </w:r>
+          </w:p>
+          <w:p>
+            <w:pPr>
+              <w:spacing w:after="0"/>
+            </w:pPr>
+            <w:r>
+              <w:rPr>
+                <w:b w:val="0"/>
+                <w:i w:val="0"/>
+                <w:sz w:val="18"/>
+              </w:rPr>
               <w:t>STEM: Lịch để bàn tiện ích (Toán – Mĩ thuật) — dạy thay cho tiết này.</w:t>
-            </w:r>
-          </w:p>
-          <w:p>
-            <w:pPr>
-              <w:spacing w:after="0"/>
-            </w:pPr>
-            <w:r>
-              <w:rPr>
-                <w:b w:val="0"/>
-                <w:i w:val="0"/>
-                <w:sz w:val="18"/>
-              </w:rPr>
-              <w:t>KNS: KN chi tiêu hợp lí: tính toán khi mua bán, biết tiết kiệm.</w:t>
             </w:r>
           </w:p>
         </w:tc>
@@ -9482,7 +10039,7 @@
                 <w:i w:val="0"/>
                 <w:sz w:val="20"/>
               </w:rPr>
-              <w:t>Bài 31: THỰC HÀNH VÀ TRẢI NGHIỆM XEM ĐỒNG HỒ, XEM LỊCH (Tiết 1)</w:t>
+              <w:t>Bài 31. Thực hành và trải nghiệm xem đồng hồ, xem lịch (Tiết 1)</w:t>
             </w:r>
           </w:p>
         </w:tc>
@@ -9502,7 +10059,7 @@
                 <w:i w:val="0"/>
                 <w:sz w:val="20"/>
               </w:rPr>
-              <w:t>Tiết 78 (1 tiết)</w:t>
+              <w:t>Tiết 78 (2 tiết)</w:t>
             </w:r>
           </w:p>
         </w:tc>
@@ -9515,6 +10072,19 @@
               <w:spacing w:after="0"/>
             </w:pPr>
             <w:r/>
+            <w:r>
+              <w:rPr>
+                <w:b w:val="0"/>
+                <w:i w:val="0"/>
+                <w:sz w:val="18"/>
+              </w:rPr>
+              <w:t>Tích hợp AI; YCCĐ 2.A2.2: HS nhận biết AI như loa thông minh/robot nhắc việc có thể hỗ trợ con người quản lí thời gian để cuộc sống tiện nghi hơn; Năng lực số 1.3 CB1a: HS tìm được ngày hôm nay, thứ trong tuần, ngày lễ trên lịch chiếu từ máy và đối chiếu với lịch giấy</w:t>
+            </w:r>
+          </w:p>
+          <w:p>
+            <w:pPr>
+              <w:spacing w:after="0"/>
+            </w:pPr>
             <w:r>
               <w:rPr>
                 <w:b w:val="0"/>
@@ -9597,7 +10167,7 @@
                 <w:i w:val="0"/>
                 <w:sz w:val="20"/>
               </w:rPr>
-              <w:t>Bài 31. THỰC HÀNH VÀ TRẢI NGHIỆM XEM ĐỒNG HỒ, XEM LỊCH TIẾT 2: THỰC HÀNH VÀ TRẢI NGHIỆM XEM LỊCH</w:t>
+              <w:t>Bài 31. Thực hành và trải nghiệm xem đồng hồ, xem lịch (Tiết 2)</w:t>
             </w:r>
           </w:p>
         </w:tc>
@@ -9617,7 +10187,7 @@
                 <w:i w:val="0"/>
                 <w:sz w:val="20"/>
               </w:rPr>
-              <w:t>Tiết 79 (1 tiết)</w:t>
+              <w:t>Tiết 79</w:t>
             </w:r>
           </w:p>
         </w:tc>
@@ -9636,7 +10206,7 @@
                 <w:i w:val="0"/>
                 <w:sz w:val="18"/>
               </w:rPr>
-              <w:t>KNS: KN quản lí thời gian: xem giờ, sắp xếp công việc trong ngày.</w:t>
+              <w:t>Năng lực số 1.3 CB1a: HS nhận biết nơi sắp xếp dữ liệu, thông tin đơn giản trong môi trường có cấu trúc; biết quan sát ứng dụng lịch/đồng hồ số để đọc ngày, tháng, thời điểm của một hoạt động</w:t>
             </w:r>
           </w:p>
         </w:tc>
@@ -9712,7 +10282,7 @@
                 <w:i w:val="0"/>
                 <w:sz w:val="20"/>
               </w:rPr>
-              <w:t>Bài 32: LUYỆN TẬP CHUNG (Tiết 1)</w:t>
+              <w:t>Bài 32. Luyện tập chung</w:t>
             </w:r>
           </w:p>
         </w:tc>
@@ -9745,6 +10315,19 @@
               <w:spacing w:after="0"/>
             </w:pPr>
             <w:r/>
+            <w:r>
+              <w:rPr>
+                <w:b w:val="0"/>
+                <w:i w:val="0"/>
+                <w:sz w:val="18"/>
+              </w:rPr>
+              <w:t>NLS: Năng lực số 5.1 CB1a: HS quan sát mô phỏng và nói được số nhớ đi từ hàng nào sang hàng nào</w:t>
+            </w:r>
+          </w:p>
+          <w:p>
+            <w:pPr>
+              <w:spacing w:after="0"/>
+            </w:pPr>
             <w:r>
               <w:rPr>
                 <w:b w:val="0"/>
@@ -9829,7 +10412,7 @@
                 <w:i w:val="0"/>
                 <w:sz w:val="20"/>
               </w:rPr>
-              <w:t>Bài 33: ÔN TẬP PHÉP CỘNG, PHÉP TRỪ TRONG PHẠM VI 20, 100 (Tiết 1)</w:t>
+              <w:t>Bài 33. Ôn tập phép cộng, phép trừ trong phạm vi 20, 100 (Tiết 1)</w:t>
             </w:r>
           </w:p>
         </w:tc>
@@ -9849,7 +10432,7 @@
                 <w:i w:val="0"/>
                 <w:sz w:val="20"/>
               </w:rPr>
-              <w:t>Tiết 81 (1 tiết)</w:t>
+              <w:t>Tiết 81 (3 tiết)</w:t>
             </w:r>
           </w:p>
         </w:tc>
@@ -9868,6 +10451,20 @@
                 <w:i w:val="0"/>
                 <w:sz w:val="18"/>
               </w:rPr>
+              <w:t>SGV 4 tiết; bớt 1 tiết cho kiểm tra định kì; Tích hợp AI; YCCĐ 2.A1.2: HS hiểu AI/công cụ số có thể tạo câu ôn tập nhanh, nhưng HS phải tự làm, tự kiểm tra bằng tính nhẩm hoặc đặt tính, không chép kết quả máy móc</w:t>
+            </w:r>
+          </w:p>
+          <w:p>
+            <w:pPr>
+              <w:spacing w:after="0"/>
+            </w:pPr>
+            <w:r>
+              <w:rPr>
+                <w:b w:val="0"/>
+                <w:i w:val="0"/>
+                <w:sz w:val="18"/>
+              </w:rPr>
+              <w:t>NLS: Năng lực số 5.4 CB1a: HS làm bộ đề ôn tương tác và biết mình còn yếu ở mạch kiến thức nào</w:t>
             </w:r>
           </w:p>
         </w:tc>
@@ -9943,7 +10540,7 @@
                 <w:i w:val="0"/>
                 <w:sz w:val="20"/>
               </w:rPr>
-              <w:t>Bài 33. ÔN TẬP PHÉP CỘNG, PHÉP TRỪ TRONG PHẠM VI 20, 100 TIẾT 2: LUYỆN TẬP</w:t>
+              <w:t>Bài 33. Ôn tập phép cộng, phép trừ trong phạm vi 20, 100 (Tiết 2)</w:t>
             </w:r>
           </w:p>
         </w:tc>
@@ -9963,7 +10560,7 @@
                 <w:i w:val="0"/>
                 <w:sz w:val="20"/>
               </w:rPr>
-              <w:t>Tiết 82 (1 tiết)</w:t>
+              <w:t>Tiết 82</w:t>
             </w:r>
           </w:p>
         </w:tc>
@@ -9982,6 +10579,7 @@
                 <w:i w:val="0"/>
                 <w:sz w:val="18"/>
               </w:rPr>
+              <w:t>Năng lực số 5.2 CB1a: HS biết sử dụng công cụ số đơn giản để tự luyện tập phép cộng, phép trừ trong phạm vi 20, xem phản hồi và giải thích lại cách làm bằng lời</w:t>
             </w:r>
           </w:p>
         </w:tc>
@@ -10057,7 +10655,7 @@
                 <w:i w:val="0"/>
                 <w:sz w:val="20"/>
               </w:rPr>
-              <w:t>Bài 33. ÔN TẬP PHÉP CỘNG, PHÉP TRỪ TRONG PHẠM VI 20, 100 TIẾT 3: ÔN TẬP PHÉP CỘNG, PHÉP TRỪ TRONG PHẠM VI 100</w:t>
+              <w:t>Bài 33. Ôn tập phép cộng, phép trừ trong phạm vi 20, 100 (Tiết 3)</w:t>
             </w:r>
           </w:p>
         </w:tc>
@@ -10077,7 +10675,7 @@
                 <w:i w:val="0"/>
                 <w:sz w:val="20"/>
               </w:rPr>
-              <w:t>Tiết 83 (1 tiết)</w:t>
+              <w:t>Tiết 83</w:t>
             </w:r>
           </w:p>
         </w:tc>
@@ -10096,6 +10694,7 @@
                 <w:i w:val="0"/>
                 <w:sz w:val="18"/>
               </w:rPr>
+              <w:t>NLS: Năng lực số 5.4 CB1a: HS làm bộ đề ôn tương tác và biết mình còn yếu ở mạch kiến thức nào</w:t>
             </w:r>
           </w:p>
         </w:tc>
@@ -10171,7 +10770,7 @@
                 <w:i w:val="0"/>
                 <w:sz w:val="20"/>
               </w:rPr>
-              <w:t>Bài 33. ÔN TẬP PHÉP CỘNG, PHÉP TRỪ TRONG PHẠM VI 20, 100 TIẾT 4: LUYỆN TẬP</w:t>
+              <w:t>Bài 34. Ôn tập hình phẳng (Tiết 1)</w:t>
             </w:r>
           </w:p>
         </w:tc>
@@ -10191,7 +10790,7 @@
                 <w:i w:val="0"/>
                 <w:sz w:val="20"/>
               </w:rPr>
-              <w:t>Tiết 84 (1 tiết)</w:t>
+              <w:t>Tiết 84 (2 tiết)</w:t>
             </w:r>
           </w:p>
         </w:tc>
@@ -10210,6 +10809,7 @@
                 <w:i w:val="0"/>
                 <w:sz w:val="18"/>
               </w:rPr>
+              <w:t>NLS: Năng lực số 5.2 CB1b: HS gọi đúng tên hình trong trò chơi và tự sửa khi máy báo sai</w:t>
             </w:r>
           </w:p>
         </w:tc>
@@ -10285,7 +10885,7 @@
                 <w:i w:val="0"/>
                 <w:sz w:val="20"/>
               </w:rPr>
-              <w:t>Bài 34. ÔN TẬP HÌNH PHẲNG TIẾT 1: LUYỆN TẬP</w:t>
+              <w:t>Bài 34. Ôn tập hình phẳng (Tiết 2)</w:t>
             </w:r>
           </w:p>
         </w:tc>
@@ -10305,7 +10905,7 @@
                 <w:i w:val="0"/>
                 <w:sz w:val="20"/>
               </w:rPr>
-              <w:t>Tiết 85 (1 tiết)</w:t>
+              <w:t>Tiết 85</w:t>
             </w:r>
           </w:p>
         </w:tc>
@@ -10324,6 +10924,33 @@
                 <w:i w:val="0"/>
                 <w:sz w:val="18"/>
               </w:rPr>
+              <w:t>Tích hợp AI; YCCĐ 2.C3.1: HS biết AI có thể phân loại đồ vật/hình ảnh, nhưng cần so sánh cách AI nhận diện với cách con người phân loại dựa vào đặc điểm hình học; Mục tiêu tích hợp</w:t>
+            </w:r>
+          </w:p>
+          <w:p>
+            <w:pPr>
+              <w:spacing w:after="0"/>
+            </w:pPr>
+            <w:r>
+              <w:rPr>
+                <w:b w:val="0"/>
+                <w:i w:val="0"/>
+                <w:sz w:val="18"/>
+              </w:rPr>
+              <w:t>AI-NB: HS biết AI có thể nhận diện hình phẳng qua ảnh, nhưng phải kiểm tra lại bằng số cạnh, số góc, đường thẳng, đường cong để tránh nhầm lẫn.</w:t>
+            </w:r>
+          </w:p>
+          <w:p>
+            <w:pPr>
+              <w:spacing w:after="0"/>
+            </w:pPr>
+            <w:r>
+              <w:rPr>
+                <w:b w:val="0"/>
+                <w:i w:val="0"/>
+                <w:sz w:val="18"/>
+              </w:rPr>
+              <w:t>Năng lực số 5.2 CB1b: HS gọi đúng tên hình trong trò chơi và tự sửa khi máy báo sai.</w:t>
             </w:r>
           </w:p>
         </w:tc>
@@ -10401,7 +11028,7 @@
                 <w:i w:val="0"/>
                 <w:sz w:val="20"/>
               </w:rPr>
-              <w:t>Bài 34. ÔN TẬP HÌNH PHẲNG TIẾT 2: LUYỆN TẬP</w:t>
+              <w:t>Bài 35. Ôn tập đo lường (Tiết 1)</w:t>
             </w:r>
           </w:p>
         </w:tc>
@@ -10421,7 +11048,7 @@
                 <w:i w:val="0"/>
                 <w:sz w:val="20"/>
               </w:rPr>
-              <w:t>Tiết 86 (1 tiết)</w:t>
+              <w:t>Tiết 86 (2 tiết)</w:t>
             </w:r>
           </w:p>
         </w:tc>
@@ -10440,6 +11067,7 @@
                 <w:i w:val="0"/>
                 <w:sz w:val="18"/>
               </w:rPr>
+              <w:t>Năng lực số 5.2 CB1b: HS chọn đúng đơn vị đo cho từng vật trong bài tập tương tác và tự sửa khi máy báo sai</w:t>
             </w:r>
           </w:p>
         </w:tc>
@@ -10515,7 +11143,7 @@
                 <w:i w:val="0"/>
                 <w:sz w:val="20"/>
               </w:rPr>
-              <w:t>Bài 35. ÔN TẬP ĐO LƯỜNG TIẾT 1: LUYỆN TẬP VỀ KI-LÔ-GAM</w:t>
+              <w:t>Bài 35. Ôn tập đo lường (Tiết 2)</w:t>
             </w:r>
           </w:p>
         </w:tc>
@@ -10535,7 +11163,7 @@
                 <w:i w:val="0"/>
                 <w:sz w:val="20"/>
               </w:rPr>
-              <w:t>Tiết 87 (1 tiết)</w:t>
+              <w:t>Tiết 87</w:t>
             </w:r>
           </w:p>
         </w:tc>
@@ -10554,6 +11182,7 @@
                 <w:i w:val="0"/>
                 <w:sz w:val="18"/>
               </w:rPr>
+              <w:t>NLS: Năng lực số 5.2 CB1a: HS biết sử dụng công cụ số đơn giản để trình bày kết quả đo lường</w:t>
             </w:r>
           </w:p>
         </w:tc>
@@ -10629,7 +11258,7 @@
                 <w:i w:val="0"/>
                 <w:sz w:val="20"/>
               </w:rPr>
-              <w:t>Bài 35. ÔN TẬP ĐO LƯỜNG TIẾT 2: LUYỆN TẬP VỀ LÍT</w:t>
+              <w:t>Bài 36. Ôn tập chung (Tiết 1)</w:t>
             </w:r>
           </w:p>
         </w:tc>
@@ -10649,7 +11278,7 @@
                 <w:i w:val="0"/>
                 <w:sz w:val="20"/>
               </w:rPr>
-              <w:t>Tiết 88 (1 tiết)</w:t>
+              <w:t>Tiết 88 (2 tiết)</w:t>
             </w:r>
           </w:p>
         </w:tc>
@@ -10668,6 +11297,33 @@
                 <w:i w:val="0"/>
                 <w:sz w:val="18"/>
               </w:rPr>
+              <w:t>Tích hợp AI; YCCĐ 2.D2.1: HS nhận thức con người cần cung cấp dữ liệu chính xác để AI học và làm việc hiệu quả; Mục tiêu tích hợp</w:t>
+            </w:r>
+          </w:p>
+          <w:p>
+            <w:pPr>
+              <w:spacing w:after="0"/>
+            </w:pPr>
+            <w:r>
+              <w:rPr>
+                <w:b w:val="0"/>
+                <w:i w:val="0"/>
+                <w:sz w:val="18"/>
+              </w:rPr>
+              <w:t>AI-NB: HS hiểu nếu đưa dữ liệu sai hoặc sửa lỗi không đúng thì Robot/AI sẽ học sai; vì vậy cần rà soát lỗi và tự chịu trách nhiệm về kết quả.</w:t>
+            </w:r>
+          </w:p>
+          <w:p>
+            <w:pPr>
+              <w:spacing w:after="0"/>
+            </w:pPr>
+            <w:r>
+              <w:rPr>
+                <w:b w:val="0"/>
+                <w:i w:val="0"/>
+                <w:sz w:val="18"/>
+              </w:rPr>
+              <w:t>Năng lực số 5.4 CB1a: HS làm bộ đề ôn tương tác và biết mình còn yếu ở mạch kiến thức nào.</w:t>
             </w:r>
           </w:p>
         </w:tc>
@@ -10743,7 +11399,7 @@
                 <w:i w:val="0"/>
                 <w:sz w:val="20"/>
               </w:rPr>
-              <w:t>Bài 36. ÔN TẬP CHUNG TIẾT 1: LUYỆN TẬP</w:t>
+              <w:t>Bài 36. Ôn tập chung (Tiết 2)</w:t>
             </w:r>
           </w:p>
         </w:tc>
@@ -10763,7 +11419,7 @@
                 <w:i w:val="0"/>
                 <w:sz w:val="20"/>
               </w:rPr>
-              <w:t>Tiết 89 (1 tiết)</w:t>
+              <w:t>Tiết 89</w:t>
             </w:r>
           </w:p>
         </w:tc>
@@ -10782,6 +11438,7 @@
                 <w:i w:val="0"/>
                 <w:sz w:val="18"/>
               </w:rPr>
+              <w:t>NLS: Năng lực số 5.4 CB1a: HS làm bộ đề ôn tương tác và biết mình còn yếu ở mạch kiến thức nào</w:t>
             </w:r>
           </w:p>
         </w:tc>
@@ -10839,6 +11496,7 @@
                 <w:i w:val="0"/>
                 <w:sz w:val="20"/>
               </w:rPr>
+              <w:t>Ôn tập, kiểm tra, đánh giá</w:t>
             </w:r>
           </w:p>
         </w:tc>
@@ -10857,7 +11515,7 @@
                 <w:i w:val="0"/>
                 <w:sz w:val="20"/>
               </w:rPr>
-              <w:t>Bài 36. ÔN TẬP CHUNG — KIỂM TRA ĐỊNH KÌ CUỐI HỌC KÌ I</w:t>
+              <w:t>Kiểm tra định kì cuối học kì I</w:t>
             </w:r>
           </w:p>
         </w:tc>
@@ -10997,7 +11655,7 @@
                 <w:i w:val="0"/>
                 <w:sz w:val="20"/>
               </w:rPr>
-              <w:t>Bài 37: PHÉP NHÂN (Tiết 1)</w:t>
+              <w:t>Bài 37. Phép nhân (Tiết 1)</w:t>
             </w:r>
           </w:p>
         </w:tc>
@@ -11036,7 +11694,33 @@
                 <w:i w:val="0"/>
                 <w:sz w:val="18"/>
               </w:rPr>
-              <w:t>NLS-KT (Cơ bản 1): Ở hoạt động Hình thành kiến thức bài “Phép nhân”, GV chiếu hình động nhóm các đồ vật thành từng nhóm bằng.</w:t>
+              <w:t>Tích hợp AI; YCCĐ 2.C1.2: Giải thích được “dữ liệu” là những ví dụ mà con người dùng để dạy cho AI; Mục tiêu tích hợp</w:t>
+            </w:r>
+          </w:p>
+          <w:p>
+            <w:pPr>
+              <w:spacing w:after="0"/>
+            </w:pPr>
+            <w:r>
+              <w:rPr>
+                <w:b w:val="0"/>
+                <w:i w:val="0"/>
+                <w:sz w:val="18"/>
+              </w:rPr>
+              <w:t>AI-NB: HS hiểu các nhóm đồ vật bằng nhau trong bài học là những ví dụ/dữ liệu giúp Robot học cách nhận ra tình huống có thể viết thành phép nhân.</w:t>
+            </w:r>
+          </w:p>
+          <w:p>
+            <w:pPr>
+              <w:spacing w:after="0"/>
+            </w:pPr>
+            <w:r>
+              <w:rPr>
+                <w:b w:val="0"/>
+                <w:i w:val="0"/>
+                <w:sz w:val="18"/>
+              </w:rPr>
+              <w:t>Năng lực số 1.1 CB1b: HS quan sát hình động và nói được phép nhân tương ứng với các nhóm đồ vật bằng nhau.</w:t>
             </w:r>
           </w:p>
         </w:tc>
@@ -11112,7 +11796,7 @@
                 <w:i w:val="0"/>
                 <w:sz w:val="20"/>
               </w:rPr>
-              <w:t>Bài 37: PHÉP NHÂN (Tiết 2)</w:t>
+              <w:t>Bài 37. Phép nhân (Tiết 2)</w:t>
             </w:r>
           </w:p>
         </w:tc>
@@ -11151,6 +11835,7 @@
                 <w:i w:val="0"/>
                 <w:sz w:val="18"/>
               </w:rPr>
+              <w:t>Năng lực số 1.1 CB1b: HS quan sát hình động và nói được phép nhân tương ứng với các nhóm đồ vật bằng nhau</w:t>
             </w:r>
           </w:p>
         </w:tc>
@@ -11226,7 +11911,7 @@
                 <w:i w:val="0"/>
                 <w:sz w:val="20"/>
               </w:rPr>
-              <w:t>Bài 38: THỪA SỐ, TÍCH (Tiết 1)</w:t>
+              <w:t>Bài 38. Thừa số, tích (Tiết 1)</w:t>
             </w:r>
           </w:p>
         </w:tc>
@@ -11265,6 +11950,33 @@
                 <w:i w:val="0"/>
                 <w:sz w:val="18"/>
               </w:rPr>
+              <w:t>Tích hợp AI; YCCĐ 2.C1.2: HS hiểu Robot cần con người gọi tên đúng các thành phần dữ liệu để xử lí quy luật; Mục tiêu tích hợp</w:t>
+            </w:r>
+          </w:p>
+          <w:p>
+            <w:pPr>
+              <w:spacing w:after="0"/>
+            </w:pPr>
+            <w:r>
+              <w:rPr>
+                <w:b w:val="0"/>
+                <w:i w:val="0"/>
+                <w:sz w:val="18"/>
+              </w:rPr>
+              <w:t>NLS: Năng lực số 5.2 CB1a: Sử dụng công cụ số đơn giản để trình bày mô hình phép nhân</w:t>
+            </w:r>
+          </w:p>
+          <w:p>
+            <w:pPr>
+              <w:spacing w:after="0"/>
+            </w:pPr>
+            <w:r>
+              <w:rPr>
+                <w:b w:val="0"/>
+                <w:i w:val="0"/>
+                <w:sz w:val="18"/>
+              </w:rPr>
+              <w:t>AI-NB: HS biết khi đã có “thừa số”, Robot/AI cần nhận đúng tên thành phần để tính “tích” chính xác.</w:t>
             </w:r>
           </w:p>
         </w:tc>
@@ -11340,7 +12052,7 @@
                 <w:i w:val="0"/>
                 <w:sz w:val="20"/>
               </w:rPr>
-              <w:t>Bài 38: THỪA SỐ, TÍCH (Tiết 2)</w:t>
+              <w:t>Bài 38. Thừa số, tích (Tiết 2)</w:t>
             </w:r>
           </w:p>
         </w:tc>
@@ -11379,6 +12091,7 @@
                 <w:i w:val="0"/>
                 <w:sz w:val="18"/>
               </w:rPr>
+              <w:t>Năng lực số 1.1 CB1b: HS quan sát hình động và nói được phép nhân tương ứng với các nhóm đồ vật bằng nhau</w:t>
             </w:r>
           </w:p>
         </w:tc>
@@ -11454,7 +12167,7 @@
                 <w:i w:val="0"/>
                 <w:sz w:val="20"/>
               </w:rPr>
-              <w:t>Bài 39: BẢNG NHÂN 2 (Tiết 1)</w:t>
+              <w:t>Bài 39. Bảng nhân 2 (Tiết 1)</w:t>
             </w:r>
           </w:p>
         </w:tc>
@@ -11487,6 +12200,19 @@
               <w:spacing w:after="0"/>
             </w:pPr>
             <w:r/>
+            <w:r>
+              <w:rPr>
+                <w:b w:val="0"/>
+                <w:i w:val="0"/>
+                <w:sz w:val="18"/>
+              </w:rPr>
+              <w:t>Năng lực số 1.1 CB1b: HS chỉ ra quy luật của các số được tô màu trên bảng 100 và đọc thuộc bảng nhân 2, bảng nhân 5</w:t>
+            </w:r>
+          </w:p>
+          <w:p>
+            <w:pPr>
+              <w:spacing w:after="0"/>
+            </w:pPr>
             <w:r>
               <w:rPr>
                 <w:b w:val="0"/>
@@ -11571,7 +12297,7 @@
                 <w:i w:val="0"/>
                 <w:sz w:val="20"/>
               </w:rPr>
-              <w:t>Bài 39: BẢNG NHÂN 2 (Tiết 2)</w:t>
+              <w:t>Bài 39. Bảng nhân 2 (Tiết 2)</w:t>
             </w:r>
           </w:p>
         </w:tc>
@@ -11610,6 +12336,7 @@
                 <w:i w:val="0"/>
                 <w:sz w:val="18"/>
               </w:rPr>
+              <w:t>Năng lực số 1.1 CB1b: HS chỉ ra quy luật của các số được tô màu trên bảng 100 và đọc thuộc bảng nhân 2, bảng nhân 5</w:t>
             </w:r>
           </w:p>
         </w:tc>
@@ -11685,7 +12412,7 @@
                 <w:i w:val="0"/>
                 <w:sz w:val="20"/>
               </w:rPr>
-              <w:t>Bài 40: BẢNG NHÂN 5 (Tiết 1)</w:t>
+              <w:t>Bài 40. Bảng nhân 5 (Tiết 1)</w:t>
             </w:r>
           </w:p>
         </w:tc>
@@ -11724,7 +12451,33 @@
                 <w:i w:val="0"/>
                 <w:sz w:val="18"/>
               </w:rPr>
-              <w:t>NLS-GQVĐ (Cơ bản 1): Ở hoạt động Luyện tập, GV mở trò chơi tương tác luyện bảng nhân 5.</w:t>
+              <w:t>Tích hợp AI; YCCĐ 2.A1.1: Nhận biết AI hỗ trợ con người ghi nhớ và tra cứu thông tin nhanh chóng; Mục tiêu tích hợp</w:t>
+            </w:r>
+          </w:p>
+          <w:p>
+            <w:pPr>
+              <w:spacing w:after="0"/>
+            </w:pPr>
+            <w:r>
+              <w:rPr>
+                <w:b w:val="0"/>
+                <w:i w:val="0"/>
+                <w:sz w:val="18"/>
+              </w:rPr>
+              <w:t>NLS: Năng lực số 5.2 CB1a: Sử dụng công cụ số đơn giản để luyện đếm thêm và trình bày kết quả</w:t>
+            </w:r>
+          </w:p>
+          <w:p>
+            <w:pPr>
+              <w:spacing w:after="0"/>
+            </w:pPr>
+            <w:r>
+              <w:rPr>
+                <w:b w:val="0"/>
+                <w:i w:val="0"/>
+                <w:sz w:val="18"/>
+              </w:rPr>
+              <w:t>AI-NB: HS nhận biết công cụ AI/chatbot có thể hỗ trợ tra cứu nhanh bảng nhân nhưng HS cần tự học thuộc và kiểm tra kết quả.</w:t>
             </w:r>
           </w:p>
           <w:p>
@@ -11813,7 +12566,7 @@
                 <w:i w:val="0"/>
                 <w:sz w:val="20"/>
               </w:rPr>
-              <w:t>Bài 40: BẢNG NHÂN 5 (Tiết 2)</w:t>
+              <w:t>Bài 40. Bảng nhân 5 (Tiết 2)</w:t>
             </w:r>
           </w:p>
         </w:tc>
@@ -11852,6 +12605,7 @@
                 <w:i w:val="0"/>
                 <w:sz w:val="18"/>
               </w:rPr>
+              <w:t>Năng lực số 1.1 CB1b: HS chỉ ra quy luật của các số được tô màu trên bảng 100 và đọc thuộc bảng nhân 2, bảng nhân 5</w:t>
             </w:r>
           </w:p>
         </w:tc>
@@ -11927,7 +12681,7 @@
                 <w:i w:val="0"/>
                 <w:sz w:val="20"/>
               </w:rPr>
-              <w:t>Bài 41: PHÉP CHIA (Tiết 1)</w:t>
+              <w:t>Bài 41. Phép chia (Tiết 1)</w:t>
             </w:r>
           </w:p>
         </w:tc>
@@ -11966,6 +12720,33 @@
                 <w:i w:val="0"/>
                 <w:sz w:val="18"/>
               </w:rPr>
+              <w:t>Tích hợp AI; YCCĐ 2.D1.1: Nêu được một số vấn đề đơn giản trong đời sống có thể áp dụng AI để giải quyết; Mục tiêu tích hợp</w:t>
+            </w:r>
+          </w:p>
+          <w:p>
+            <w:pPr>
+              <w:spacing w:after="0"/>
+            </w:pPr>
+            <w:r>
+              <w:rPr>
+                <w:b w:val="0"/>
+                <w:i w:val="0"/>
+                <w:sz w:val="18"/>
+              </w:rPr>
+              <w:t>AI-NB: HS nhận biết AI/robot có thể hỗ trợ chia đều đồ vật trong đời sống, nhưng HS phải hiểu ý nghĩa phép chia và biết kiểm tra kết quả.</w:t>
+            </w:r>
+          </w:p>
+          <w:p>
+            <w:pPr>
+              <w:spacing w:after="0"/>
+            </w:pPr>
+            <w:r>
+              <w:rPr>
+                <w:b w:val="0"/>
+                <w:i w:val="0"/>
+                <w:sz w:val="18"/>
+              </w:rPr>
+              <w:t>Năng lực số 5.1 CB1a: HS quan sát mô phỏng chia đều và nói được phép chia tương ứng.</w:t>
             </w:r>
           </w:p>
         </w:tc>
@@ -12041,7 +12822,7 @@
                 <w:i w:val="0"/>
                 <w:sz w:val="20"/>
               </w:rPr>
-              <w:t>Bài 41: PHÉP CHIA (Tiết 2)</w:t>
+              <w:t>Bài 41. Phép chia (Tiết 2)</w:t>
             </w:r>
           </w:p>
         </w:tc>
@@ -12080,6 +12861,7 @@
                 <w:i w:val="0"/>
                 <w:sz w:val="18"/>
               </w:rPr>
+              <w:t>NLS: Năng lực số 5.1 CB1a: HS quan sát mô phỏng chia đều và nói được phép chia tương ứng</w:t>
             </w:r>
           </w:p>
         </w:tc>
@@ -12157,7 +12939,7 @@
                 <w:i w:val="0"/>
                 <w:sz w:val="20"/>
               </w:rPr>
-              <w:t>Bài 42: SỐ BỊ CHIA, SỐ CHIA, THƯƠNG</w:t>
+              <w:t>Bài 42. Số bị chia, số chia, thương (Tiết 1)</w:t>
             </w:r>
           </w:p>
         </w:tc>
@@ -12177,7 +12959,7 @@
                 <w:i w:val="0"/>
                 <w:sz w:val="20"/>
               </w:rPr>
-              <w:t>Tiết 101 (1 tiết)</w:t>
+              <w:t>Tiết 101 (2 tiết)</w:t>
             </w:r>
           </w:p>
         </w:tc>
@@ -12196,7 +12978,33 @@
                 <w:i w:val="0"/>
                 <w:sz w:val="18"/>
               </w:rPr>
-              <w:t>NLS-KT (Cơ bản 1): Chiếu mô phỏng chia đều: một số đồ vật tự chạy vào các rổ.</w:t>
+              <w:t>Tích hợp AI; YCCĐ 2.A1.1: HS nhận biết AI hỗ trợ tìm kiếm thông tin và xử lý các bài toán chia dữ liệu nhanh; Mục tiêu tích hợp</w:t>
+            </w:r>
+          </w:p>
+          <w:p>
+            <w:pPr>
+              <w:spacing w:after="0"/>
+            </w:pPr>
+            <w:r>
+              <w:rPr>
+                <w:b w:val="0"/>
+                <w:i w:val="0"/>
+                <w:sz w:val="18"/>
+              </w:rPr>
+              <w:t>AI-NB: HS biết AI/trợ lý ảo có thể phản hồi nhanh cách chia dữ liệu và tên các thành phần trong phép chia, nhưng HS cần tự kiểm tra lại kết quả bằng kiến thức toán học.</w:t>
+            </w:r>
+          </w:p>
+          <w:p>
+            <w:pPr>
+              <w:spacing w:after="0"/>
+            </w:pPr>
+            <w:r>
+              <w:rPr>
+                <w:b w:val="0"/>
+                <w:i w:val="0"/>
+                <w:sz w:val="18"/>
+              </w:rPr>
+              <w:t>Năng lực số 5.1 CB1a: HS quan sát mô phỏng chia đều và nói được phép chia tương ứng.</w:t>
             </w:r>
           </w:p>
         </w:tc>
@@ -12272,7 +13080,7 @@
                 <w:i w:val="0"/>
                 <w:sz w:val="20"/>
               </w:rPr>
-              <w:t>Bài 42: SỐ BỊ CHIA, SỐ CHIA, THƯƠNG (Tiết 2)</w:t>
+              <w:t>Bài 42. Số bị chia, số chia, thương (Tiết 2)</w:t>
             </w:r>
           </w:p>
         </w:tc>
@@ -12292,7 +13100,7 @@
                 <w:i w:val="0"/>
                 <w:sz w:val="20"/>
               </w:rPr>
-              <w:t>Tiết 102 (1 tiết)</w:t>
+              <w:t>Tiết 102</w:t>
             </w:r>
           </w:p>
         </w:tc>
@@ -12311,6 +13119,20 @@
                 <w:i w:val="0"/>
                 <w:sz w:val="18"/>
               </w:rPr>
+              <w:t>chia</w:t>
+            </w:r>
+          </w:p>
+          <w:p>
+            <w:pPr>
+              <w:spacing w:after="0"/>
+            </w:pPr>
+            <w:r>
+              <w:rPr>
+                <w:b w:val="0"/>
+                <w:i w:val="0"/>
+                <w:sz w:val="18"/>
+              </w:rPr>
+              <w:t>NLS: Năng lực số 5.2 CB1a: Sử dụng công cụ số đơn giản để trình bày mối quan hệ nhân</w:t>
             </w:r>
           </w:p>
         </w:tc>
@@ -12386,7 +13208,7 @@
                 <w:i w:val="0"/>
                 <w:sz w:val="20"/>
               </w:rPr>
-              <w:t>Bài 43: BẢNG CHIA 2 (Tiết 1)</w:t>
+              <w:t>Bài 43. Bảng chia 2 (Tiết 1)</w:t>
             </w:r>
           </w:p>
         </w:tc>
@@ -12419,6 +13241,19 @@
               <w:spacing w:after="0"/>
             </w:pPr>
             <w:r/>
+            <w:r>
+              <w:rPr>
+                <w:b w:val="0"/>
+                <w:i w:val="0"/>
+                <w:sz w:val="18"/>
+              </w:rPr>
+              <w:t>NLS: Năng lực số 1.1 CB1b: HS nhìn bảng nhân được bấm sáng và nêu được hai phép chia tương ứng</w:t>
+            </w:r>
+          </w:p>
+          <w:p>
+            <w:pPr>
+              <w:spacing w:after="0"/>
+            </w:pPr>
             <w:r>
               <w:rPr>
                 <w:b w:val="0"/>
@@ -12514,7 +13349,7 @@
                 <w:i w:val="0"/>
                 <w:sz w:val="20"/>
               </w:rPr>
-              <w:t>Bài 43: BẢNG CHIA 2 (Tiết 2)</w:t>
+              <w:t>Bài 43. Bảng chia 2 (Tiết 2)</w:t>
             </w:r>
           </w:p>
         </w:tc>
@@ -12553,6 +13388,7 @@
                 <w:i w:val="0"/>
                 <w:sz w:val="18"/>
               </w:rPr>
+              <w:t>NLS: Năng lực số 1.1 CB1b: HS nhìn bảng nhân được bấm sáng và nêu được hai phép chia tương ứng</w:t>
             </w:r>
           </w:p>
         </w:tc>
@@ -12628,7 +13464,7 @@
                 <w:i w:val="0"/>
                 <w:sz w:val="20"/>
               </w:rPr>
-              <w:t>Bài 44: BẢNG CHIA 5 (Tiết 1)</w:t>
+              <w:t>Bài 44. Bảng chia 5 (Tiết 1)</w:t>
             </w:r>
           </w:p>
         </w:tc>
@@ -12648,7 +13484,7 @@
                 <w:i w:val="0"/>
                 <w:sz w:val="20"/>
               </w:rPr>
-              <w:t>Tiết 105 (1 tiết)</w:t>
+              <w:t>Tiết 105 (2 tiết)</w:t>
             </w:r>
           </w:p>
         </w:tc>
@@ -12661,6 +13497,19 @@
               <w:spacing w:after="0"/>
             </w:pPr>
             <w:r/>
+            <w:r>
+              <w:rPr>
+                <w:b w:val="0"/>
+                <w:i w:val="0"/>
+                <w:sz w:val="18"/>
+              </w:rPr>
+              <w:t>NLS: Năng lực số 1.1 CB1b: HS nhìn bảng nhân được bấm sáng và nêu được hai phép chia tương ứng</w:t>
+            </w:r>
+          </w:p>
+          <w:p>
+            <w:pPr>
+              <w:spacing w:after="0"/>
+            </w:pPr>
             <w:r>
               <w:rPr>
                 <w:b w:val="0"/>
@@ -12745,7 +13594,7 @@
                 <w:i w:val="0"/>
                 <w:sz w:val="20"/>
               </w:rPr>
-              <w:t>Bài 44: BẢNG CHIA 5 – LUYỆN TẬP (Tiết 2)</w:t>
+              <w:t>Bài 44. Bảng chia 5 (Tiết 2)</w:t>
             </w:r>
           </w:p>
         </w:tc>
@@ -12765,7 +13614,7 @@
                 <w:i w:val="0"/>
                 <w:sz w:val="20"/>
               </w:rPr>
-              <w:t>Tiết 106 (1 tiết)</w:t>
+              <w:t>Tiết 106</w:t>
             </w:r>
           </w:p>
         </w:tc>
@@ -12784,7 +13633,7 @@
                 <w:i w:val="0"/>
                 <w:sz w:val="18"/>
               </w:rPr>
-              <w:t>KNS: KN chi tiêu hợp lí: tính toán khi mua bán, biết tiết kiệm.</w:t>
+              <w:t>NLS: Năng lực số 1.1 CB1b: HS nhìn bảng nhân được bấm sáng và nêu được hai phép chia tương ứng</w:t>
             </w:r>
           </w:p>
         </w:tc>
@@ -12860,7 +13709,7 @@
                 <w:i w:val="0"/>
                 <w:sz w:val="20"/>
               </w:rPr>
-              <w:t>Bài 45: LUYỆN TẬP CHUNG (Tiết 1)</w:t>
+              <w:t>Bài 45. Luyện tập chung (Tiết 1)</w:t>
             </w:r>
           </w:p>
         </w:tc>
@@ -12880,7 +13729,7 @@
                 <w:i w:val="0"/>
                 <w:sz w:val="20"/>
               </w:rPr>
-              <w:t>Tiết 107 (4 tiết)</w:t>
+              <w:t>Tiết 107 (5 tiết)</w:t>
             </w:r>
           </w:p>
         </w:tc>
@@ -12899,7 +13748,33 @@
                 <w:i w:val="0"/>
                 <w:sz w:val="18"/>
               </w:rPr>
-              <w:t>NLS-GQVĐ (Cơ bản 1): Chiếu trò chơi luyện bảng nhân, bảng chia.</w:t>
+              <w:t>Tích hợp AI; YCCĐ 2.D1.1: Nêu được các vấn đề đơn giản trong thực tế có thể áp dụng máy thông minh để giải quyết; Mục tiêu tích hợp</w:t>
+            </w:r>
+          </w:p>
+          <w:p>
+            <w:pPr>
+              <w:spacing w:after="0"/>
+            </w:pPr>
+            <w:r>
+              <w:rPr>
+                <w:b w:val="0"/>
+                <w:i w:val="0"/>
+                <w:sz w:val="18"/>
+              </w:rPr>
+              <w:t>AI-NB: HS bước đầu nêu được robot/AI có thể hỗ trợ phân loại, chia đều hoặc sắp xếp dữ liệu trong đời sống, nhưng con người cần đặt yêu cầu rõ và kiểm tra kết quả.</w:t>
+            </w:r>
+          </w:p>
+          <w:p>
+            <w:pPr>
+              <w:spacing w:after="0"/>
+            </w:pPr>
+            <w:r>
+              <w:rPr>
+                <w:b w:val="0"/>
+                <w:i w:val="0"/>
+                <w:sz w:val="18"/>
+              </w:rPr>
+              <w:t>Năng lực số 5.2 CB1b: HS nêu kết quả trong trò chơi tính giờ và tự theo dõi số câu đúng của tổ mình.</w:t>
             </w:r>
           </w:p>
         </w:tc>
@@ -12975,7 +13850,7 @@
                 <w:i w:val="0"/>
                 <w:sz w:val="20"/>
               </w:rPr>
-              <w:t>Bài 45: LUYỆN TẬP CHUNG (Tiết 2)</w:t>
+              <w:t>Bài 45. Luyện tập chung (Tiết 2)</w:t>
             </w:r>
           </w:p>
         </w:tc>
@@ -13014,6 +13889,7 @@
                 <w:i w:val="0"/>
                 <w:sz w:val="18"/>
               </w:rPr>
+              <w:t>Năng lực số 5.2 CB1b: HS nêu kết quả trong trò chơi tính giờ và tự theo dõi số câu đúng của tổ mình</w:t>
             </w:r>
           </w:p>
         </w:tc>
@@ -13089,7 +13965,7 @@
                 <w:i w:val="0"/>
                 <w:sz w:val="20"/>
               </w:rPr>
-              <w:t>Bài 45: LUYỆN TẬP CHUNG (Tiết 3)</w:t>
+              <w:t>Bài 45. Luyện tập chung (Tiết 3)</w:t>
             </w:r>
           </w:p>
         </w:tc>
@@ -13203,7 +14079,7 @@
                 <w:i w:val="0"/>
                 <w:sz w:val="20"/>
               </w:rPr>
-              <w:t>Bài 45: LUYỆN TẬP CHUNG (Tiết 4)</w:t>
+              <w:t>Bài 45. Luyện tập chung (Tiết 4)</w:t>
             </w:r>
           </w:p>
         </w:tc>
@@ -13242,6 +14118,7 @@
                 <w:i w:val="0"/>
                 <w:sz w:val="18"/>
               </w:rPr>
+              <w:t>Năng lực số 5.2 CB1b: HS nêu kết quả trong trò chơi tính giờ và tự theo dõi số câu đúng của tổ mình</w:t>
             </w:r>
           </w:p>
         </w:tc>
@@ -13319,7 +14196,7 @@
                 <w:i w:val="0"/>
                 <w:sz w:val="20"/>
               </w:rPr>
-              <w:t>Bài 45: LUYỆN TẬP CHUNG LUYỆN TẬP (Tiết 5)</w:t>
+              <w:t>Bài 45. Luyện tập chung (Tiết 5)</w:t>
             </w:r>
           </w:p>
         </w:tc>
@@ -13339,7 +14216,7 @@
                 <w:i w:val="0"/>
                 <w:sz w:val="20"/>
               </w:rPr>
-              <w:t>Tiết 111 (1 tiết)</w:t>
+              <w:t>Tiết 111</w:t>
             </w:r>
           </w:p>
         </w:tc>
@@ -13358,6 +14235,7 @@
                 <w:i w:val="0"/>
                 <w:sz w:val="18"/>
               </w:rPr>
+              <w:t>Năng lực số 5.2 CB1b: HS nêu kết quả trong trò chơi tính giờ và tự theo dõi số câu đúng của tổ mình</w:t>
             </w:r>
           </w:p>
         </w:tc>
@@ -13434,7 +14312,7 @@
                 <w:i w:val="0"/>
                 <w:sz w:val="20"/>
               </w:rPr>
-              <w:t>Bài 46: KHỐI TRỤ, KHỐI CẦU</w:t>
+              <w:t>Bài 46. Khối trụ, khối cầu (Tiết 1)</w:t>
             </w:r>
           </w:p>
         </w:tc>
@@ -13454,7 +14332,7 @@
                 <w:i w:val="0"/>
                 <w:sz w:val="20"/>
               </w:rPr>
-              <w:t>Tiết 112 (1 tiết)</w:t>
+              <w:t>Tiết 112 (2 tiết)</w:t>
             </w:r>
           </w:p>
         </w:tc>
@@ -13473,7 +14351,33 @@
                 <w:i w:val="0"/>
                 <w:sz w:val="18"/>
               </w:rPr>
-              <w:t>NLS-KT (Cơ bản 1): Chiếu mô hình ba chiều khối trụ, khối cầu trên máy, xoay đủ mọi phía.</w:t>
+              <w:t>có ý thức phân loại, thu gom rác thải công nghệ như pin cũ có dạng khối trụ; Tích hợp AI; YCCĐ 2.C3.2: HS hiểu rằng AI có thể nhận diện và phân loại sai nếu hình ảnh không rõ hoặc dữ liệu còn thiếu</w:t>
+            </w:r>
+          </w:p>
+          <w:p>
+            <w:pPr>
+              <w:spacing w:after="0"/>
+            </w:pPr>
+            <w:r>
+              <w:rPr>
+                <w:b w:val="0"/>
+                <w:i w:val="0"/>
+                <w:sz w:val="18"/>
+              </w:rPr>
+              <w:t>GDMT: Năng lực số 4.4 CB1a: Nhận biết tác động cơ bản của công nghệ số đối với môi trường</w:t>
+            </w:r>
+          </w:p>
+          <w:p>
+            <w:pPr>
+              <w:spacing w:after="0"/>
+            </w:pPr>
+            <w:r>
+              <w:rPr>
+                <w:b w:val="0"/>
+                <w:i w:val="0"/>
+                <w:sz w:val="18"/>
+              </w:rPr>
+              <w:t>NLS: Năng lực số 4.4 CB1a: Nhận biết tác động cơ bản của công nghệ số đối với môi trường</w:t>
             </w:r>
           </w:p>
           <w:p>
@@ -13562,7 +14466,7 @@
                 <w:i w:val="0"/>
                 <w:sz w:val="20"/>
               </w:rPr>
-              <w:t>Bài 46: KHỐI TRỤ, KHỐI CẦU – LUYỆN TẬP</w:t>
+              <w:t>Bài 46. Khối trụ, khối cầu (Tiết 2)</w:t>
             </w:r>
           </w:p>
         </w:tc>
@@ -13582,7 +14486,7 @@
                 <w:i w:val="0"/>
                 <w:sz w:val="20"/>
               </w:rPr>
-              <w:t>Tiết 113 (1 tiết)</w:t>
+              <w:t>Tiết 113</w:t>
             </w:r>
           </w:p>
         </w:tc>
@@ -13595,6 +14499,19 @@
               <w:spacing w:after="0"/>
             </w:pPr>
             <w:r/>
+            <w:r>
+              <w:rPr>
+                <w:b w:val="0"/>
+                <w:i w:val="0"/>
+                <w:sz w:val="18"/>
+              </w:rPr>
+              <w:t>Tích hợp AI; YCCĐ 2.C3.2: Biết được rằng AI có thể phân loại sai; HS hiểu khi hình ảnh không rõ ràng hoặc dữ liệu thiếu, AI có thể nhầm khối trụ với khối cầu, vì vậy cần quan sát và kiểm tra lại bằng kiến thức đã học; Năng lực số 1.1 CB1b: HS quan sát mô hình xoay được trên màn hình và nhận ra đồ vật quanh mình có dạng khối trụ, khối cầu</w:t>
+            </w:r>
+          </w:p>
+          <w:p>
+            <w:pPr>
+              <w:spacing w:after="0"/>
+            </w:pPr>
             <w:r>
               <w:rPr>
                 <w:b w:val="0"/>
@@ -13677,7 +14594,7 @@
                 <w:i w:val="0"/>
                 <w:sz w:val="20"/>
               </w:rPr>
-              <w:t>Bài 47 – BÀI HỌC STEM: TRẢI NGHIỆM THÀNH PHỐ HÌNH HỌC</w:t>
+              <w:t>Bài 47. Luyện tập chung (Tiết 1)</w:t>
             </w:r>
           </w:p>
         </w:tc>
@@ -13697,7 +14614,7 @@
                 <w:i w:val="0"/>
                 <w:sz w:val="20"/>
               </w:rPr>
-              <w:t>Tiết 114–115 (2 tiết)</w:t>
+              <w:t>Tiết 114 (2 tiết)</w:t>
             </w:r>
           </w:p>
         </w:tc>
@@ -13755,7 +14672,6 @@
                 <w:i w:val="0"/>
                 <w:sz w:val="20"/>
               </w:rPr>
-              <w:t>Tuần 24</w:t>
             </w:r>
           </w:p>
         </w:tc>
@@ -13774,7 +14690,6 @@
                 <w:i w:val="0"/>
                 <w:sz w:val="20"/>
               </w:rPr>
-              <w:t>Chủ đề 10: Các số trong phạm vi 1 000</w:t>
             </w:r>
           </w:p>
         </w:tc>
@@ -13793,7 +14708,7 @@
                 <w:i w:val="0"/>
                 <w:sz w:val="20"/>
               </w:rPr>
-              <w:t>Bài 48: ĐƠN VỊ, CHỤC, TRĂM, NGHÌN (Tiết 1)</w:t>
+              <w:t>Bài 47. Luyện tập chung (Tiết 2)</w:t>
             </w:r>
           </w:p>
         </w:tc>
@@ -13813,7 +14728,7 @@
                 <w:i w:val="0"/>
                 <w:sz w:val="20"/>
               </w:rPr>
-              <w:t>Tiết 116 (2 tiết)</w:t>
+              <w:t>Tiết 115</w:t>
             </w:r>
           </w:p>
         </w:tc>
@@ -13832,7 +14747,6 @@
                 <w:i w:val="0"/>
                 <w:sz w:val="18"/>
               </w:rPr>
-              <w:t>NLS-GQVĐ (Cơ bản 1): Ở hoạt động Luyện tập, GV mở bài tập tương tác: máy hiện nhóm khối ô vuông, HS chọn số tương ứng rồi bấm kiểm tra.</w:t>
             </w:r>
           </w:p>
         </w:tc>
@@ -13872,6 +14786,7 @@
                 <w:i w:val="0"/>
                 <w:sz w:val="20"/>
               </w:rPr>
+              <w:t>Tuần 24</w:t>
             </w:r>
           </w:p>
         </w:tc>
@@ -13890,6 +14805,7 @@
                 <w:i w:val="0"/>
                 <w:sz w:val="20"/>
               </w:rPr>
+              <w:t>Chủ đề 10: Các số trong phạm vi 1 000</w:t>
             </w:r>
           </w:p>
         </w:tc>
@@ -13908,7 +14824,7 @@
                 <w:i w:val="0"/>
                 <w:sz w:val="20"/>
               </w:rPr>
-              <w:t>Bài 48: ĐƠN VỊ, CHỤC, TRĂM, NGHÌN (Tiết 2)</w:t>
+              <w:t>Bài 48. Đơn vị, chục, trăm, nghìn (Tiết 1)</w:t>
             </w:r>
           </w:p>
         </w:tc>
@@ -13928,7 +14844,7 @@
                 <w:i w:val="0"/>
                 <w:sz w:val="20"/>
               </w:rPr>
-              <w:t>Tiết 117</w:t>
+              <w:t>Tiết 116 (2 tiết)</w:t>
             </w:r>
           </w:p>
         </w:tc>
@@ -13947,6 +14863,7 @@
                 <w:i w:val="0"/>
                 <w:sz w:val="18"/>
               </w:rPr>
+              <w:t>Năng lực số 5.2 CB1a: HS xác định được nhu cầu cá nhân và sử dụng công cụ số đơn giản để trình bày cấu tạo số theo đơn vị, chục, trăm, nghìn</w:t>
             </w:r>
           </w:p>
         </w:tc>
@@ -14022,7 +14939,7 @@
                 <w:i w:val="0"/>
                 <w:sz w:val="20"/>
               </w:rPr>
-              <w:t>Bài 49: CÁC SỐ TRÒN TRĂM, TRÒN CHỤC (Tiết 1)</w:t>
+              <w:t>Bài 48. Đơn vị, chục, trăm, nghìn (Tiết 2)</w:t>
             </w:r>
           </w:p>
         </w:tc>
@@ -14042,7 +14959,7 @@
                 <w:i w:val="0"/>
                 <w:sz w:val="20"/>
               </w:rPr>
-              <w:t>Tiết 118 (2 tiết)</w:t>
+              <w:t>Tiết 117</w:t>
             </w:r>
           </w:p>
         </w:tc>
@@ -14061,6 +14978,7 @@
                 <w:i w:val="0"/>
                 <w:sz w:val="18"/>
               </w:rPr>
+              <w:t>Năng lực số 1.1 CB1b: HS nêu số khối, số thanh, số tấm cần kéo để GV thao tác rồi đọc và viết lại số hiện trên màn hình</w:t>
             </w:r>
           </w:p>
         </w:tc>
@@ -14136,7 +15054,7 @@
                 <w:i w:val="0"/>
                 <w:sz w:val="20"/>
               </w:rPr>
-              <w:t>Bài 49: CÁC SỐ TRÒN TRĂM, TRÒN CHỤC (Tiết 2)</w:t>
+              <w:t>Bài 49. Các số tròn trăm, tròn chục (Tiết 1)</w:t>
             </w:r>
           </w:p>
         </w:tc>
@@ -14156,7 +15074,7 @@
                 <w:i w:val="0"/>
                 <w:sz w:val="20"/>
               </w:rPr>
-              <w:t>Tiết 119</w:t>
+              <w:t>Tiết 118 (2 tiết)</w:t>
             </w:r>
           </w:p>
         </w:tc>
@@ -14175,6 +15093,7 @@
                 <w:i w:val="0"/>
                 <w:sz w:val="18"/>
               </w:rPr>
+              <w:t>Tích hợp AI; YCCĐ 2.C3.1: HS biết AI có thể phân loại đồ vật/số bằng cách sử dụng công cụ máy học; nhận biết AI có thể phân loại số theo đặc điểm nhưng cần dựa vào cấu tạo số để kiểm tra số tròn trăm, số tròn chục; Năng lực số 1.1 CB1b: HS nêu số khối, số thanh, số tấm cần kéo để GV thao tác rồi đọc và viết lại số hiện trên màn hình</w:t>
             </w:r>
           </w:p>
         </w:tc>
@@ -14250,7 +15169,7 @@
                 <w:i w:val="0"/>
                 <w:sz w:val="20"/>
               </w:rPr>
-              <w:t>Bài 50: SO SÁNH CÁC SỐ TRÒN TRĂM, TRÒN CHỤC (Tiết 1)</w:t>
+              <w:t>Bài 49. Các số tròn trăm, tròn chục (Tiết 2)</w:t>
             </w:r>
           </w:p>
         </w:tc>
@@ -14270,7 +15189,7 @@
                 <w:i w:val="0"/>
                 <w:sz w:val="20"/>
               </w:rPr>
-              <w:t>Tiết 120 (1 tiết)</w:t>
+              <w:t>Tiết 119</w:t>
             </w:r>
           </w:p>
         </w:tc>
@@ -14289,6 +15208,7 @@
                 <w:i w:val="0"/>
                 <w:sz w:val="18"/>
               </w:rPr>
+              <w:t>Năng lực số 1.1 CB1b: HS nêu số khối, số thanh, số tấm cần kéo để GV thao tác rồi đọc và viết lại số hiện trên màn hình</w:t>
             </w:r>
           </w:p>
         </w:tc>
@@ -14328,7 +15248,6 @@
                 <w:i w:val="0"/>
                 <w:sz w:val="20"/>
               </w:rPr>
-              <w:t>Tuần 25</w:t>
             </w:r>
           </w:p>
         </w:tc>
@@ -14347,7 +15266,6 @@
                 <w:i w:val="0"/>
                 <w:sz w:val="20"/>
               </w:rPr>
-              <w:t>Chủ đề 10: Các số trong phạm vi 1 000</w:t>
             </w:r>
           </w:p>
         </w:tc>
@@ -14366,7 +15284,7 @@
                 <w:i w:val="0"/>
                 <w:sz w:val="20"/>
               </w:rPr>
-              <w:t>Bài 50. LUYỆN TẬP</w:t>
+              <w:t>Bài 50. So sánh các số tròn trăm, tròn chục (Tiết 1)</w:t>
             </w:r>
           </w:p>
         </w:tc>
@@ -14386,7 +15304,7 @@
                 <w:i w:val="0"/>
                 <w:sz w:val="20"/>
               </w:rPr>
-              <w:t>Tiết 121 (1 tiết)</w:t>
+              <w:t>Tiết 120 (2 tiết)</w:t>
             </w:r>
           </w:p>
         </w:tc>
@@ -14405,6 +15323,7 @@
                 <w:i w:val="0"/>
                 <w:sz w:val="18"/>
               </w:rPr>
+              <w:t>Năng lực số 1.1 CB1b: HS nêu số khối, số thanh, số tấm cần kéo để GV thao tác rồi đọc và viết lại số hiện trên màn hình</w:t>
             </w:r>
           </w:p>
         </w:tc>
@@ -14444,6 +15363,7 @@
                 <w:i w:val="0"/>
                 <w:sz w:val="20"/>
               </w:rPr>
+              <w:t>Tuần 25</w:t>
             </w:r>
           </w:p>
         </w:tc>
@@ -14462,6 +15382,7 @@
                 <w:i w:val="0"/>
                 <w:sz w:val="20"/>
               </w:rPr>
+              <w:t>Chủ đề 10: Các số trong phạm vi 1 000</w:t>
             </w:r>
           </w:p>
         </w:tc>
@@ -14480,7 +15401,7 @@
                 <w:i w:val="0"/>
                 <w:sz w:val="20"/>
               </w:rPr>
-              <w:t>Bài 51. SỐ CÓ BA CHỮ SỐ (Tiết 1)</w:t>
+              <w:t>Bài 50. So sánh các số tròn trăm, tròn chục (Tiết 2)</w:t>
             </w:r>
           </w:p>
         </w:tc>
@@ -14500,7 +15421,7 @@
                 <w:i w:val="0"/>
                 <w:sz w:val="20"/>
               </w:rPr>
-              <w:t>Tiết 122 (3 tiết)</w:t>
+              <w:t>Tiết 121</w:t>
             </w:r>
           </w:p>
         </w:tc>
@@ -14519,20 +15440,7 @@
                 <w:i w:val="0"/>
                 <w:sz w:val="18"/>
               </w:rPr>
-              <w:t>NLS-KT (Cơ bản 1): Ở hoạt động Hình thành kiến thức bài “Số có ba chữ số”, GV chiếu bảng hàng trăm, chục.</w:t>
-            </w:r>
-          </w:p>
-          <w:p>
-            <w:pPr>
-              <w:spacing w:after="0"/>
-            </w:pPr>
-            <w:r>
-              <w:rPr>
-                <w:b w:val="0"/>
-                <w:i w:val="0"/>
-                <w:sz w:val="18"/>
-              </w:rPr>
-              <w:t>STEM: Thực hành biểu diễn số với bàn tính (Toán – Mĩ thuật) — dạy thay cho tiết này.</w:t>
+              <w:t>Năng lực số 1.1 CB1b: HS nêu số khối, số thanh, số tấm cần kéo để GV thao tác rồi đọc và viết lại số hiện trên màn hình</w:t>
             </w:r>
           </w:p>
         </w:tc>
@@ -14608,7 +15516,7 @@
                 <w:i w:val="0"/>
                 <w:sz w:val="20"/>
               </w:rPr>
-              <w:t>Bài 51. SỐ CÓ BA CHỮ SỐ (Tiết 2)</w:t>
+              <w:t>Bài 51. Số có ba chữ số (Tiết 1)</w:t>
             </w:r>
           </w:p>
         </w:tc>
@@ -14628,7 +15536,7 @@
                 <w:i w:val="0"/>
                 <w:sz w:val="20"/>
               </w:rPr>
-              <w:t>Tiết 123</w:t>
+              <w:t>Tiết 122 (3 tiết)</w:t>
             </w:r>
           </w:p>
         </w:tc>
@@ -14647,6 +15555,46 @@
                 <w:i w:val="0"/>
                 <w:sz w:val="18"/>
               </w:rPr>
+              <w:t>Tích hợp AI; YCCĐ 2.D2.1: HS hiểu vai trò của việc cung cấp dữ liệu chính xác để AI đưa ra kết quả đúng; Mục tiêu tích hợp</w:t>
+            </w:r>
+          </w:p>
+          <w:p>
+            <w:pPr>
+              <w:spacing w:after="0"/>
+            </w:pPr>
+            <w:r>
+              <w:rPr>
+                <w:b w:val="0"/>
+                <w:i w:val="0"/>
+                <w:sz w:val="18"/>
+              </w:rPr>
+              <w:t>AI-NB: HS nhận biết chữ số 0-9 viết rõ ràng, đúng mẫu là dữ liệu quan trọng giúp máy tính/AI nhận diện số; khi viết, đọc số có ba chữ số, HS biết kiểm tra lại vị trí hàng trăm, hàng chục, hàng đơn vị để tránh nhầm lẫn.</w:t>
+            </w:r>
+          </w:p>
+          <w:p>
+            <w:pPr>
+              <w:spacing w:after="0"/>
+            </w:pPr>
+            <w:r>
+              <w:rPr>
+                <w:b w:val="0"/>
+                <w:i w:val="0"/>
+                <w:sz w:val="18"/>
+              </w:rPr>
+              <w:t>Năng lực số 5.2 CB1b: HS chọn đúng dấu so sánh và giải thích được vì sao chọn dấu đó.</w:t>
+            </w:r>
+          </w:p>
+          <w:p>
+            <w:pPr>
+              <w:spacing w:after="0"/>
+            </w:pPr>
+            <w:r>
+              <w:rPr>
+                <w:b w:val="0"/>
+                <w:i w:val="0"/>
+                <w:sz w:val="18"/>
+              </w:rPr>
+              <w:t>STEM: Thực hành biểu diễn số với bàn tính (Toán – Mĩ thuật) — dạy thay cho tiết này.</w:t>
             </w:r>
           </w:p>
         </w:tc>
@@ -14722,7 +15670,7 @@
                 <w:i w:val="0"/>
                 <w:sz w:val="20"/>
               </w:rPr>
-              <w:t>Bài 51. SỐ CÓ BA CHỮ SỐ (Tiết 3)</w:t>
+              <w:t>Bài 51. Số có ba chữ số (Tiết 2)</w:t>
             </w:r>
           </w:p>
         </w:tc>
@@ -14742,7 +15690,7 @@
                 <w:i w:val="0"/>
                 <w:sz w:val="20"/>
               </w:rPr>
-              <w:t>Tiết 124</w:t>
+              <w:t>Tiết 123</w:t>
             </w:r>
           </w:p>
         </w:tc>
@@ -14761,6 +15709,7 @@
                 <w:i w:val="0"/>
                 <w:sz w:val="18"/>
               </w:rPr>
+              <w:t>Năng lực số 1.3 CB1a: Nhận biết nơi sắp xếp dữ liệu, thông tin đơn giản trong môi trường có cấu trúc</w:t>
             </w:r>
           </w:p>
         </w:tc>
@@ -14836,7 +15785,7 @@
                 <w:i w:val="0"/>
                 <w:sz w:val="20"/>
               </w:rPr>
-              <w:t>Bài 52. VIẾT SỐ THÀNH TỔNG CÁC TRĂM, CHỤC, ĐƠN VỊ (Tiết 1)</w:t>
+              <w:t>Bài 51. Số có ba chữ số (Tiết 3)</w:t>
             </w:r>
           </w:p>
         </w:tc>
@@ -14856,7 +15805,7 @@
                 <w:i w:val="0"/>
                 <w:sz w:val="20"/>
               </w:rPr>
-              <w:t>Tiết 125 (1 tiết)</w:t>
+              <w:t>Tiết 124</w:t>
             </w:r>
           </w:p>
         </w:tc>
@@ -14875,6 +15824,7 @@
                 <w:i w:val="0"/>
                 <w:sz w:val="18"/>
               </w:rPr>
+              <w:t>NLS: Năng lực số 5.2 CB1b: HS chọn đúng dấu so sánh và giải thích được vì sao chọn dấu đó</w:t>
             </w:r>
           </w:p>
         </w:tc>
@@ -14914,7 +15864,6 @@
                 <w:i w:val="0"/>
                 <w:sz w:val="20"/>
               </w:rPr>
-              <w:t>Tuần 26</w:t>
             </w:r>
           </w:p>
         </w:tc>
@@ -14933,7 +15882,6 @@
                 <w:i w:val="0"/>
                 <w:sz w:val="20"/>
               </w:rPr>
-              <w:t>Chủ đề 10: Các số trong phạm vi 1 000</w:t>
             </w:r>
           </w:p>
         </w:tc>
@@ -14952,7 +15900,7 @@
                 <w:i w:val="0"/>
                 <w:sz w:val="20"/>
               </w:rPr>
-              <w:t>Bài 52: VIẾT SỐ THÀNH TỔNG CÁC TRĂM, CHỤC, ĐƠN VỊ LUYỆN TẬP (Tiết 2)</w:t>
+              <w:t>Bài 52. Viết số thành tổng các trăm, chục, đơn vị (Tiết 1)</w:t>
             </w:r>
           </w:p>
         </w:tc>
@@ -14972,7 +15920,7 @@
                 <w:i w:val="0"/>
                 <w:sz w:val="20"/>
               </w:rPr>
-              <w:t>Tiết 126 (1 tiết)</w:t>
+              <w:t>Tiết 125 (2 tiết)</w:t>
             </w:r>
           </w:p>
         </w:tc>
@@ -14991,6 +15939,7 @@
                 <w:i w:val="0"/>
                 <w:sz w:val="18"/>
               </w:rPr>
+              <w:t>Năng lực số 1.1 CB1b: HS gõ hoặc đọc chữ số cho GV nhập vào bảng ba cột và nói được giá trị của chữ số ở từng hàng</w:t>
             </w:r>
           </w:p>
         </w:tc>
@@ -15030,6 +15979,7 @@
                 <w:i w:val="0"/>
                 <w:sz w:val="20"/>
               </w:rPr>
+              <w:t>Tuần 26</w:t>
             </w:r>
           </w:p>
         </w:tc>
@@ -15048,6 +15998,7 @@
                 <w:i w:val="0"/>
                 <w:sz w:val="20"/>
               </w:rPr>
+              <w:t>Chủ đề 10: Các số trong phạm vi 1 000</w:t>
             </w:r>
           </w:p>
         </w:tc>
@@ -15066,7 +16017,7 @@
                 <w:i w:val="0"/>
                 <w:sz w:val="20"/>
               </w:rPr>
-              <w:t>Bài 53: SO SÁNH CÁC SỐ CÓ BA CHỮ SỐ (Tiết 1)</w:t>
+              <w:t>Bài 52. Viết số thành tổng các trăm, chục, đơn vị (Tiết 2)</w:t>
             </w:r>
           </w:p>
         </w:tc>
@@ -15086,7 +16037,7 @@
                 <w:i w:val="0"/>
                 <w:sz w:val="20"/>
               </w:rPr>
-              <w:t>Tiết 127 (1 tiết)</w:t>
+              <w:t>Tiết 126</w:t>
             </w:r>
           </w:p>
         </w:tc>
@@ -15105,20 +16056,7 @@
                 <w:i w:val="0"/>
                 <w:sz w:val="18"/>
               </w:rPr>
-              <w:t>NLS-GQVĐ (Cơ bản 1): Ở hoạt động Luyện tập, GV mở bài tập tương tác điền dấu: máy hiện cặp số, HS chọn dấu lớn hơn.</w:t>
-            </w:r>
-          </w:p>
-          <w:p>
-            <w:pPr>
-              <w:spacing w:after="0"/>
-            </w:pPr>
-            <w:r>
-              <w:rPr>
-                <w:b w:val="0"/>
-                <w:i w:val="0"/>
-                <w:sz w:val="18"/>
-              </w:rPr>
-              <w:t>STEM: Thực hành biểu diễn số với bàn tính (Toán – Mĩ thuật) — dạy thay cho tiết này.</w:t>
+              <w:t>Năng lực số 1.1 CB1b: HS gõ hoặc đọc chữ số cho GV nhập vào bảng ba cột và nói được giá trị của chữ số ở từng hàng</w:t>
             </w:r>
           </w:p>
         </w:tc>
@@ -15194,7 +16132,7 @@
                 <w:i w:val="0"/>
                 <w:sz w:val="20"/>
               </w:rPr>
-              <w:t>Bài 53: SO SÁNH CÁC SỐ CÓ BA CHỮ SỐ LUYỆN TẬP (Tiết 2)</w:t>
+              <w:t>Bài 53. So sánh các số có ba chữ số (Tiết 1)</w:t>
             </w:r>
           </w:p>
         </w:tc>
@@ -15214,7 +16152,7 @@
                 <w:i w:val="0"/>
                 <w:sz w:val="20"/>
               </w:rPr>
-              <w:t>Tiết 128 (1 tiết)</w:t>
+              <w:t>Tiết 127 (2 tiết)</w:t>
             </w:r>
           </w:p>
         </w:tc>
@@ -15233,6 +16171,20 @@
                 <w:i w:val="0"/>
                 <w:sz w:val="18"/>
               </w:rPr>
+              <w:t>Năng lực số 5.2 CB1a: HS xác định nhu cầu hoàn thành nhiệm vụ học tập và sử dụng công cụ số đơn giản để trình bày kết quả so sánh các số có ba chữ số</w:t>
+            </w:r>
+          </w:p>
+          <w:p>
+            <w:pPr>
+              <w:spacing w:after="0"/>
+            </w:pPr>
+            <w:r>
+              <w:rPr>
+                <w:b w:val="0"/>
+                <w:i w:val="0"/>
+                <w:sz w:val="18"/>
+              </w:rPr>
+              <w:t>STEM: Thực hành biểu diễn số với bàn tính (Toán – Mĩ thuật) — dạy thay cho tiết này.</w:t>
             </w:r>
           </w:p>
         </w:tc>
@@ -15308,7 +16260,7 @@
                 <w:i w:val="0"/>
                 <w:sz w:val="20"/>
               </w:rPr>
-              <w:t>Bài 54: LUYỆN TẬP CHUNG (Tiết 1)</w:t>
+              <w:t>Bài 53. So sánh các số có ba chữ số (Tiết 2)</w:t>
             </w:r>
           </w:p>
         </w:tc>
@@ -15328,7 +16280,7 @@
                 <w:i w:val="0"/>
                 <w:sz w:val="20"/>
               </w:rPr>
-              <w:t>Tiết 129 (2 tiết)</w:t>
+              <w:t>Tiết 128</w:t>
             </w:r>
           </w:p>
         </w:tc>
@@ -15347,6 +16299,33 @@
                 <w:i w:val="0"/>
                 <w:sz w:val="18"/>
               </w:rPr>
+              <w:t>Tích hợp AI; YCCĐ 2.A1.2: HS thể hiện thái độ đúng đắn khi sử dụng AI; biết tin tưởng vào công nghệ ở mức hợp lý nhưng vẫn có trách nhiệm kiểm tra kết quả; Mục tiêu tích hợp</w:t>
+            </w:r>
+          </w:p>
+          <w:p>
+            <w:pPr>
+              <w:spacing w:after="0"/>
+            </w:pPr>
+            <w:r>
+              <w:rPr>
+                <w:b w:val="0"/>
+                <w:i w:val="0"/>
+                <w:sz w:val="18"/>
+              </w:rPr>
+              <w:t>AI-NB: HS biết AI có thể hỗ trợ sắp xếp, so sánh số điểm hoặc số lượng, nhưng cần tự kiểm tra bằng cách so sánh lần lượt hàng trăm, hàng chục, hàng đơn vị.</w:t>
+            </w:r>
+          </w:p>
+          <w:p>
+            <w:pPr>
+              <w:spacing w:after="0"/>
+            </w:pPr>
+            <w:r>
+              <w:rPr>
+                <w:b w:val="0"/>
+                <w:i w:val="0"/>
+                <w:sz w:val="18"/>
+              </w:rPr>
+              <w:t>Năng lực số 5.2 CB1b: HS chọn đúng dấu so sánh và giải thích được vì sao chọn dấu đó.</w:t>
             </w:r>
           </w:p>
         </w:tc>
@@ -15422,7 +16401,7 @@
                 <w:i w:val="0"/>
                 <w:sz w:val="20"/>
               </w:rPr>
-              <w:t>Bài 54: LUYỆN TẬP CHUNG (Tiết 2)</w:t>
+              <w:t>Bài 54. Luyện tập chung (Tiết 1)</w:t>
             </w:r>
           </w:p>
         </w:tc>
@@ -15442,7 +16421,7 @@
                 <w:i w:val="0"/>
                 <w:sz w:val="20"/>
               </w:rPr>
-              <w:t>Tiết 130</w:t>
+              <w:t>Tiết 129 (2 tiết)</w:t>
             </w:r>
           </w:p>
         </w:tc>
@@ -15461,6 +16440,33 @@
                 <w:i w:val="0"/>
                 <w:sz w:val="18"/>
               </w:rPr>
+              <w:t>Tích hợp AI; YCCĐ 2.A3.1: HS biết AI ghi nhận dữ liệu để học hỏi từ mỗi lần con người tương tác, tìm kiếm; Mục tiêu tích hợp</w:t>
+            </w:r>
+          </w:p>
+          <w:p>
+            <w:pPr>
+              <w:spacing w:after="0"/>
+            </w:pPr>
+            <w:r>
+              <w:rPr>
+                <w:b w:val="0"/>
+                <w:i w:val="0"/>
+                <w:sz w:val="18"/>
+              </w:rPr>
+              <w:t>AI-NB: HS biết đặt câu hỏi rõ ràng khi dùng công cụ số/AI để tìm thông tin số liệu, kiểm tra lại kết quả và không nhập thông tin cá nhân.</w:t>
+            </w:r>
+          </w:p>
+          <w:p>
+            <w:pPr>
+              <w:spacing w:after="0"/>
+            </w:pPr>
+            <w:r>
+              <w:rPr>
+                <w:b w:val="0"/>
+                <w:i w:val="0"/>
+                <w:sz w:val="18"/>
+              </w:rPr>
+              <w:t>Năng lực số 5.2 CB1b: HS đặt tính đúng cột trên bài tập tương tác và sửa lại khi máy báo lệch hàng.</w:t>
             </w:r>
           </w:p>
         </w:tc>
@@ -15500,7 +16506,6 @@
                 <w:i w:val="0"/>
                 <w:sz w:val="20"/>
               </w:rPr>
-              <w:t>Tuần 27</w:t>
             </w:r>
           </w:p>
         </w:tc>
@@ -15519,7 +16524,6 @@
                 <w:i w:val="0"/>
                 <w:sz w:val="20"/>
               </w:rPr>
-              <w:t>Chủ đề 11: Độ dài và đơn vị đo độ dài. Tiền Việt Nam</w:t>
             </w:r>
           </w:p>
         </w:tc>
@@ -15538,7 +16542,7 @@
                 <w:i w:val="0"/>
                 <w:sz w:val="20"/>
               </w:rPr>
-              <w:t>Bài 55: ĐỀ-XI-MÉT. MÉT. KI-LÔ-MÉT (Tiết 1)</w:t>
+              <w:t>Bài 54. Luyện tập chung (Tiết 2)</w:t>
             </w:r>
           </w:p>
         </w:tc>
@@ -15558,7 +16562,7 @@
                 <w:i w:val="0"/>
                 <w:sz w:val="20"/>
               </w:rPr>
-              <w:t>Tiết 131 (1 tiết)</w:t>
+              <w:t>Tiết 130</w:t>
             </w:r>
           </w:p>
         </w:tc>
@@ -15577,20 +16581,7 @@
                 <w:i w:val="0"/>
                 <w:sz w:val="18"/>
               </w:rPr>
-              <w:t>NLS-KT (Cơ bản 1): Ở hoạt động Khám phá bài “Đề-xi-mét. Mét. Ki-lô-mét”, GV chiếu hình thước một đề-xi-mét đặt cạnh thước xăng-ti-mét.</w:t>
-            </w:r>
-          </w:p>
-          <w:p>
-            <w:pPr>
-              <w:spacing w:after="0"/>
-            </w:pPr>
-            <w:r>
-              <w:rPr>
-                <w:b w:val="0"/>
-                <w:i w:val="0"/>
-                <w:sz w:val="18"/>
-              </w:rPr>
-              <w:t>KNS: KN chi tiêu hợp lí: tính toán khi mua bán, biết tiết kiệm.</w:t>
+              <w:t>Năng lực số 5.2 CB1b: HS đặt tính đúng cột trên bài tập tương tác và sửa lại khi máy báo lệch hàng</w:t>
             </w:r>
           </w:p>
         </w:tc>
@@ -15630,6 +16621,7 @@
                 <w:i w:val="0"/>
                 <w:sz w:val="20"/>
               </w:rPr>
+              <w:t>Tuần 27</w:t>
             </w:r>
           </w:p>
         </w:tc>
@@ -15648,6 +16640,7 @@
                 <w:i w:val="0"/>
                 <w:sz w:val="20"/>
               </w:rPr>
+              <w:t>Chủ đề 11: Độ dài và đơn vị đo độ dài. Tiền Việt Nam</w:t>
             </w:r>
           </w:p>
         </w:tc>
@@ -15666,7 +16659,7 @@
                 <w:i w:val="0"/>
                 <w:sz w:val="20"/>
               </w:rPr>
-              <w:t>Bài 55. ĐỀ-XI-MÉT. MÉT. KI-LÔ-MÉT TIẾT 2: LUYỆN TẬP</w:t>
+              <w:t>Bài 55. Đề-xi-mét. Mét. Ki-lô-mét (Tiết 1)</w:t>
             </w:r>
           </w:p>
         </w:tc>
@@ -15686,7 +16679,7 @@
                 <w:i w:val="0"/>
                 <w:sz w:val="20"/>
               </w:rPr>
-              <w:t>Tiết 132 (1 tiết)</w:t>
+              <w:t>Tiết 131 (3 tiết)</w:t>
             </w:r>
           </w:p>
         </w:tc>
@@ -15705,6 +16698,20 @@
                 <w:i w:val="0"/>
                 <w:sz w:val="18"/>
               </w:rPr>
+              <w:t>Năng lực số 1.1 CB1b: HS nêu được quan hệ giữa đề-xi-mét, mét và đọc được số ki-lô-mét trên biển báo</w:t>
+            </w:r>
+          </w:p>
+          <w:p>
+            <w:pPr>
+              <w:spacing w:after="0"/>
+            </w:pPr>
+            <w:r>
+              <w:rPr>
+                <w:b w:val="0"/>
+                <w:i w:val="0"/>
+                <w:sz w:val="18"/>
+              </w:rPr>
+              <w:t>KNS: KN chi tiêu hợp lí: tính toán khi mua bán, biết tiết kiệm.</w:t>
             </w:r>
           </w:p>
         </w:tc>
@@ -15780,7 +16787,7 @@
                 <w:i w:val="0"/>
                 <w:sz w:val="20"/>
               </w:rPr>
-              <w:t>Bài 55. ĐỀ-XI-MÉT. MÉT. KI-LÔ-MÉT TIẾT 3: KI-LÔ-MÉT</w:t>
+              <w:t>Bài 55. Đề-xi-mét. Mét. Ki-lô-mét (Tiết 2)</w:t>
             </w:r>
           </w:p>
         </w:tc>
@@ -15800,7 +16807,7 @@
                 <w:i w:val="0"/>
                 <w:sz w:val="20"/>
               </w:rPr>
-              <w:t>Tiết 133 (1 tiết)</w:t>
+              <w:t>Tiết 132</w:t>
             </w:r>
           </w:p>
         </w:tc>
@@ -15819,6 +16826,7 @@
                 <w:i w:val="0"/>
                 <w:sz w:val="18"/>
               </w:rPr>
+              <w:t>Tích hợp AI; YCCĐ 2.D1.1: HS nêu được một số vấn đề đơn giản trong đời sống có thể áp dụng AI để giải quyết. Trong bài học, HS nhận biết bản đồ thông minh, thước đo thông minh hoặc ứng dụng đo khoảng cách có thể hỗ trợ ước lượng quãng đường nhanh hơn; tuy nhiên khi làm toán, HS phải tự đọc số đo trong SGK, xác định đúng đơn vị dm, m, km, thực hiện phép tính và giải thích cách làm. HS hiểu kết quả do công cụ thông minh đưa ra chỉ dùng để tham khảo, không thay thế việc tự suy nghĩ, tự tính toán và tự kiểm tra bằng kiến thức đã học; Năng lực số 1.1 CB1b: HS nêu được quan hệ giữa đề-xi-mét, mét và đọc được số ki-lô-mét trên biển báo</w:t>
             </w:r>
           </w:p>
         </w:tc>
@@ -15894,7 +16902,7 @@
                 <w:i w:val="0"/>
                 <w:sz w:val="20"/>
               </w:rPr>
-              <w:t>Bài 56: GIỚI THIỆU TIỀN VIỆT NAM (Tiết 1)</w:t>
+              <w:t>Bài 55. Đề-xi-mét. Mét. Ki-lô-mét (Tiết 3)</w:t>
             </w:r>
           </w:p>
         </w:tc>
@@ -15914,7 +16922,7 @@
                 <w:i w:val="0"/>
                 <w:sz w:val="20"/>
               </w:rPr>
-              <w:t>Tiết 134 (1 tiết)</w:t>
+              <w:t>Tiết 133</w:t>
             </w:r>
           </w:p>
         </w:tc>
@@ -15933,7 +16941,7 @@
                 <w:i w:val="0"/>
                 <w:sz w:val="18"/>
               </w:rPr>
-              <w:t>KNS: KN chi tiêu hợp lí: tính toán khi mua bán, biết tiết kiệm.</w:t>
+              <w:t>Năng lực số 1.1 CB1b: HS nêu được quan hệ giữa đề-xi-mét, mét và đọc được số ki-lô-mét trên biển báo</w:t>
             </w:r>
           </w:p>
         </w:tc>
@@ -16009,7 +17017,7 @@
                 <w:i w:val="0"/>
                 <w:sz w:val="20"/>
               </w:rPr>
-              <w:t>Bài 57. THỰC HÀNH VÀ TRẢI NGHIỆM ĐO ĐỘ DÀI TIẾT 1: BÀI HỌC STEM - THƯỚC GẤP</w:t>
+              <w:t>Bài 56. Giới thiệu tiền Việt Nam</w:t>
             </w:r>
           </w:p>
         </w:tc>
@@ -16029,7 +17037,7 @@
                 <w:i w:val="0"/>
                 <w:sz w:val="20"/>
               </w:rPr>
-              <w:t>Tiết 135 (1 tiết)</w:t>
+              <w:t>Tiết 134 (1 tiết)</w:t>
             </w:r>
           </w:p>
         </w:tc>
@@ -16048,7 +17056,20 @@
                 <w:i w:val="0"/>
                 <w:sz w:val="18"/>
               </w:rPr>
-              <w:t>STEM: Thước gấp (Toán – Mĩ thuật) — dạy thay cho tiết này.</w:t>
+              <w:t>Năng lực số 2.3 CB1a: HS xác định được một số dịch vụ số đơn giản có thể tham gia vào xã hội, gần gũi với đời sống hằng ngày như quét mã QR, thanh toán số tại quầy hàng hoặc trên hóa đơn. HS nhận biết thanh toán số có thể giúp giao dịch nhanh, tiện lợi, hạn chế cầm nhiều tiền mặt; đồng thời hiểu học sinh lớp 2 chỉ quan sát, nhận biết ở mức đơn giản, không tự ý quét mã, chuyển tiền, cung cấp thông tin cá nhân hoặc sử dụng thiết bị thanh toán khi chưa có người lớn hướng dẫn; Tích hợp AI; YCCĐ 2.A2.2: HS nhận biết mục tiêu của AI là hỗ trợ con người sống an toàn, thuận tiện và bình đẳng hơn, trong đó có người khiếm thị hoặc người gặp khó khăn khi nhận biết mệnh giá tiền. GV cho HS xem video/ảnh minh họa ứng dụng AI đọc mệnh giá tiền bằng giọng nói; HS hiểu AI chỉ hỗ trợ nhận biết ban đầu, khi giao dịch vẫn cần kiểm tra lại, hỏi người lớn và sử dụng tiền đúng mục đích</w:t>
+            </w:r>
+          </w:p>
+          <w:p>
+            <w:pPr>
+              <w:spacing w:after="0"/>
+            </w:pPr>
+            <w:r>
+              <w:rPr>
+                <w:b w:val="0"/>
+                <w:i w:val="0"/>
+                <w:sz w:val="18"/>
+              </w:rPr>
+              <w:t>KNS: KN chi tiêu hợp lí: tính toán khi mua bán, biết tiết kiệm.</w:t>
             </w:r>
           </w:p>
         </w:tc>
@@ -16088,7 +17109,6 @@
                 <w:i w:val="0"/>
                 <w:sz w:val="20"/>
               </w:rPr>
-              <w:t>Tuần 28</w:t>
             </w:r>
           </w:p>
         </w:tc>
@@ -16107,7 +17127,6 @@
                 <w:i w:val="0"/>
                 <w:sz w:val="20"/>
               </w:rPr>
-              <w:t>Chủ đề 11: Độ dài và đơn vị đo độ dài. Tiền Việt Nam</w:t>
             </w:r>
           </w:p>
         </w:tc>
@@ -16126,7 +17145,7 @@
                 <w:i w:val="0"/>
                 <w:sz w:val="20"/>
               </w:rPr>
-              <w:t>Bài 57. THỰC HÀNH VÀ TRẢI NGHIỆM ĐO ĐỘ DÀI TIẾT 2: BÀI HỌC STEM - THƯỚC GẤP</w:t>
+              <w:t>Bài 57. Thực hành và trải nghiệm đo độ dài (Tiết 1)</w:t>
             </w:r>
           </w:p>
         </w:tc>
@@ -16146,7 +17165,7 @@
                 <w:i w:val="0"/>
                 <w:sz w:val="20"/>
               </w:rPr>
-              <w:t>Tiết 136 (1 tiết)</w:t>
+              <w:t>Tiết 135 (2 tiết)</w:t>
             </w:r>
           </w:p>
         </w:tc>
@@ -16165,6 +17184,20 @@
                 <w:i w:val="0"/>
                 <w:sz w:val="18"/>
               </w:rPr>
+              <w:t>Năng lực số 5.2 CB1a: HS xác định được nhu cầu cá nhân khi cần một dụng cụ đo độ dài nhỏ gọn, có thể gấp lại và cất vào hộp bút để sử dụng trong học tập. Sau khi hoàn thành sản phẩm thước gấp, HS biết dưới sự hướng dẫn của GV có thể chụp ảnh sản phẩm, ghi tên nhóm, ghi các số đo 10 cm, 20 cm, 30 cm trên một trang trình chiếu hoặc phiếu trình bày số đơn giản. HS hiểu công cụ số giúp lưu lại, trình bày và chia sẻ sản phẩm rõ ràng hơn nhưng vẫn phải đo, ghi số đo trung thực và không tự ý chụp hình bạn khi chưa được đồng ý</w:t>
+            </w:r>
+          </w:p>
+          <w:p>
+            <w:pPr>
+              <w:spacing w:after="0"/>
+            </w:pPr>
+            <w:r>
+              <w:rPr>
+                <w:b w:val="0"/>
+                <w:i w:val="0"/>
+                <w:sz w:val="18"/>
+              </w:rPr>
+              <w:t>STEM: Thước gấp (Toán – Mĩ thuật) — dạy thay cho tiết này.</w:t>
             </w:r>
           </w:p>
         </w:tc>
@@ -16204,6 +17237,7 @@
                 <w:i w:val="0"/>
                 <w:sz w:val="20"/>
               </w:rPr>
+              <w:t>Tuần 28</w:t>
             </w:r>
           </w:p>
         </w:tc>
@@ -16222,6 +17256,7 @@
                 <w:i w:val="0"/>
                 <w:sz w:val="20"/>
               </w:rPr>
+              <w:t>Chủ đề 11: Độ dài và đơn vị đo độ dài. Tiền Việt Nam</w:t>
             </w:r>
           </w:p>
         </w:tc>
@@ -16240,7 +17275,7 @@
                 <w:i w:val="0"/>
                 <w:sz w:val="20"/>
               </w:rPr>
-              <w:t>Bài 58: LUYỆN TẬP CHUNG (Tiết 1)</w:t>
+              <w:t>Bài 57. Thực hành và trải nghiệm đo độ dài (Tiết 2)</w:t>
             </w:r>
           </w:p>
         </w:tc>
@@ -16260,7 +17295,7 @@
                 <w:i w:val="0"/>
                 <w:sz w:val="20"/>
               </w:rPr>
-              <w:t>Tiết 137 (2 tiết)</w:t>
+              <w:t>Tiết 136</w:t>
             </w:r>
           </w:p>
         </w:tc>
@@ -16279,7 +17314,7 @@
                 <w:i w:val="0"/>
                 <w:sz w:val="18"/>
               </w:rPr>
-              <w:t>NLS-GQVĐ (Cơ bản 1): Ở phần luyện tập, GV mở bài tập tương tác đổi đơn vị.</w:t>
+              <w:t>Năng lực số 5.2 CB1a: HS xác định nhu cầu cá nhân khi cần trình bày sản phẩm thước gấp của nhóm; biết sử dụng công cụ số đơn giản dưới sự hướng dẫn của GV để chụp ảnh sản phẩm, ghi số đo và trình bày kết quả đo trên một trang trình chiếu/phiếu trình bày số. HS hiểu công cụ số giúp trình bày rõ ràng hơn nhưng số đo phải trung thực, đúng với sản phẩm thật</w:t>
             </w:r>
           </w:p>
         </w:tc>
@@ -16355,7 +17390,7 @@
                 <w:i w:val="0"/>
                 <w:sz w:val="20"/>
               </w:rPr>
-              <w:t>Bài 58: LUYỆN TẬP CHUNG (Tiết 2)</w:t>
+              <w:t>Bài 58. Luyện tập chung (Tiết 1)</w:t>
             </w:r>
           </w:p>
         </w:tc>
@@ -16375,7 +17410,7 @@
                 <w:i w:val="0"/>
                 <w:sz w:val="20"/>
               </w:rPr>
-              <w:t>Tiết 138</w:t>
+              <w:t>Tiết 137 (2 tiết)</w:t>
             </w:r>
           </w:p>
         </w:tc>
@@ -16394,6 +17429,7 @@
                 <w:i w:val="0"/>
                 <w:sz w:val="18"/>
               </w:rPr>
+              <w:t>Tích hợp AI; YCCĐ 2.C3.1: HS so sánh được cách AI/ứng dụng đo đạc tự động nhận diện, ước lượng vật thể với cách con người đo thủ công; biết kết quả công cụ số chỉ để tham khảo, khi làm toán cần kiểm tra lại bằng thước, đếm khoảng và tính toán; Năng lực số 5.2 CB1b: HS đặt tính đúng cột trên bài tập tương tác và sửa lại khi máy báo lệch hàng</w:t>
             </w:r>
           </w:p>
         </w:tc>
@@ -16451,7 +17487,6 @@
                 <w:i w:val="0"/>
                 <w:sz w:val="20"/>
               </w:rPr>
-              <w:t>Chủ đề 12: Phép cộng, phép trừ trong phạm vi 1 000</w:t>
             </w:r>
           </w:p>
         </w:tc>
@@ -16470,7 +17505,7 @@
                 <w:i w:val="0"/>
                 <w:sz w:val="20"/>
               </w:rPr>
-              <w:t>Bài 59: PHÉP CỘNG (KHÔNG NHỚ) TRONG PHẠM VI 1 000 (Tiết 1)</w:t>
+              <w:t>Bài 58. Luyện tập chung (Tiết 2)</w:t>
             </w:r>
           </w:p>
         </w:tc>
@@ -16490,7 +17525,7 @@
                 <w:i w:val="0"/>
                 <w:sz w:val="20"/>
               </w:rPr>
-              <w:t>Tiết 139 (1 tiết)</w:t>
+              <w:t>Tiết 138</w:t>
             </w:r>
           </w:p>
         </w:tc>
@@ -16509,6 +17544,7 @@
                 <w:i w:val="0"/>
                 <w:sz w:val="18"/>
               </w:rPr>
+              <w:t>Năng lực số 5.2 CB1b: HS đặt tính đúng cột trên bài tập tương tác và sửa lại khi máy báo lệch hàng</w:t>
             </w:r>
           </w:p>
         </w:tc>
@@ -16566,6 +17602,7 @@
                 <w:i w:val="0"/>
                 <w:sz w:val="20"/>
               </w:rPr>
+              <w:t>Chủ đề 12: Phép cộng, phép trừ trong phạm vi 1 000</w:t>
             </w:r>
           </w:p>
         </w:tc>
@@ -16584,7 +17621,7 @@
                 <w:i w:val="0"/>
                 <w:sz w:val="20"/>
               </w:rPr>
-              <w:t>Bài 59. PHÉP CỘNG (KHÔNG NHỚ) TRONG PHẠM VI 1 000 TIẾT 2: LUYỆN TẬP</w:t>
+              <w:t>Bài 59. Phép cộng (không nhớ) trong phạm vi 1 000 (Tiết 1)</w:t>
             </w:r>
           </w:p>
         </w:tc>
@@ -16604,7 +17641,7 @@
                 <w:i w:val="0"/>
                 <w:sz w:val="20"/>
               </w:rPr>
-              <w:t>Tiết 140 (1 tiết)</w:t>
+              <w:t>Tiết 139 (2 tiết)</w:t>
             </w:r>
           </w:p>
         </w:tc>
@@ -16623,6 +17660,7 @@
                 <w:i w:val="0"/>
                 <w:sz w:val="18"/>
               </w:rPr>
+              <w:t>Tích hợp AI; YCCĐ 2.A1.2: HS thể hiện thái độ đúng đắn khi sử dụng AI/công cụ số; biết tin tưởng công nghệ ở mức hợp lí nhưng vẫn có trách nhiệm kiểm soát kết quả bằng cách đặt tính thẳng hàng trăm, chục, đơn vị và tự tính lại</w:t>
             </w:r>
           </w:p>
         </w:tc>
@@ -16662,7 +17700,6 @@
                 <w:i w:val="0"/>
                 <w:sz w:val="20"/>
               </w:rPr>
-              <w:t>Tuần 29</w:t>
             </w:r>
           </w:p>
         </w:tc>
@@ -16681,7 +17718,6 @@
                 <w:i w:val="0"/>
                 <w:sz w:val="20"/>
               </w:rPr>
-              <w:t>Chủ đề 12: Phép cộng, phép trừ trong phạm vi 1 000</w:t>
             </w:r>
           </w:p>
         </w:tc>
@@ -16700,7 +17736,7 @@
                 <w:i w:val="0"/>
                 <w:sz w:val="20"/>
               </w:rPr>
-              <w:t>Bài 60: PHÉP CỘNG (CÓ NHỚ) TRONG PHẠM VI 1 000 (Tiết 1)</w:t>
+              <w:t>Bài 59. Phép cộng (không nhớ) trong phạm vi 1 000 (Tiết 2)</w:t>
             </w:r>
           </w:p>
         </w:tc>
@@ -16720,7 +17756,7 @@
                 <w:i w:val="0"/>
                 <w:sz w:val="20"/>
               </w:rPr>
-              <w:t>Tiết 141 (1 tiết)</w:t>
+              <w:t>Tiết 140</w:t>
             </w:r>
           </w:p>
         </w:tc>
@@ -16739,7 +17775,6 @@
                 <w:i w:val="0"/>
                 <w:sz w:val="18"/>
               </w:rPr>
-              <w:t>NLS-KT (Cơ bản 1): Ở hoạt động Khám phá bài “Phép cộng có nhớ trong phạm vi 1 000”.</w:t>
             </w:r>
           </w:p>
         </w:tc>
@@ -16779,6 +17814,7 @@
                 <w:i w:val="0"/>
                 <w:sz w:val="20"/>
               </w:rPr>
+              <w:t>Tuần 29</w:t>
             </w:r>
           </w:p>
         </w:tc>
@@ -16797,6 +17833,7 @@
                 <w:i w:val="0"/>
                 <w:sz w:val="20"/>
               </w:rPr>
+              <w:t>Chủ đề 12: Phép cộng, phép trừ trong phạm vi 1 000</w:t>
             </w:r>
           </w:p>
         </w:tc>
@@ -16815,7 +17852,7 @@
                 <w:i w:val="0"/>
                 <w:sz w:val="20"/>
               </w:rPr>
-              <w:t>Bài 60. PHÉP CỘNG (CÓ NHỚ) TRONG PHẠM VI 1 000 TIẾT 2: LUYỆN TẬP</w:t>
+              <w:t>Bài 60. Phép cộng (có nhớ) trong phạm vi 1 000 (Tiết 1)</w:t>
             </w:r>
           </w:p>
         </w:tc>
@@ -16835,7 +17872,7 @@
                 <w:i w:val="0"/>
                 <w:sz w:val="20"/>
               </w:rPr>
-              <w:t>Tiết 142 (1 tiết)</w:t>
+              <w:t>Tiết 141 (3 tiết)</w:t>
             </w:r>
           </w:p>
         </w:tc>
@@ -16854,6 +17891,7 @@
                 <w:i w:val="0"/>
                 <w:sz w:val="18"/>
               </w:rPr>
+              <w:t>Tích hợp AI; YCCĐ 2.A1.2: HS biết tin tưởng AI/công cụ số ở mức hợp lí nhưng vẫn có trách nhiệm tự kiểm soát kết quả; khi công cụ hoặc người dùng nhập số lệch hàng, HS biết dùng kiến thức đặt tính thẳng cột để phát hiện và sửa lỗi</w:t>
             </w:r>
           </w:p>
         </w:tc>
@@ -16929,7 +17967,7 @@
                 <w:i w:val="0"/>
                 <w:sz w:val="20"/>
               </w:rPr>
-              <w:t>Bài 60. PHÉP CỘNG (CÓ NHỚ) TRONG PHẠM VI 1 000 TIẾT 3: LUYỆN TẬP</w:t>
+              <w:t>Bài 60. Phép cộng (có nhớ) trong phạm vi 1 000 (Tiết 2)</w:t>
             </w:r>
           </w:p>
         </w:tc>
@@ -16949,7 +17987,7 @@
                 <w:i w:val="0"/>
                 <w:sz w:val="20"/>
               </w:rPr>
-              <w:t>Tiết 143 (1 tiết)</w:t>
+              <w:t>Tiết 142</w:t>
             </w:r>
           </w:p>
         </w:tc>
@@ -16968,6 +18006,20 @@
                 <w:i w:val="0"/>
                 <w:sz w:val="18"/>
               </w:rPr>
+              <w:t>biết dùng bảng tương tác/slide để kéo thả chữ số vào đúng cột trăm, chục, đơn vị khi đặt tính phép cộng có nhớ trong phạm vi 1 000 và nêu được bước nhớ</w:t>
+            </w:r>
+          </w:p>
+          <w:p>
+            <w:pPr>
+              <w:spacing w:after="0"/>
+            </w:pPr>
+            <w:r>
+              <w:rPr>
+                <w:b w:val="0"/>
+                <w:i w:val="0"/>
+                <w:sz w:val="18"/>
+              </w:rPr>
+              <w:t>NLS: Năng lực số 5.2 CB1a: HS biết sử dụng công cụ số đơn giản để trình bày kết quả luyện tập</w:t>
             </w:r>
           </w:p>
         </w:tc>
@@ -17043,7 +18095,7 @@
                 <w:i w:val="0"/>
                 <w:sz w:val="20"/>
               </w:rPr>
-              <w:t>Bài 61: PHÉP TRỪ (KHÔNG NHỚ) TRONG PHẠM VI 1 000 (Tiết 1)</w:t>
+              <w:t>Bài 60. Phép cộng (có nhớ) trong phạm vi 1 000 (Tiết 3)</w:t>
             </w:r>
           </w:p>
         </w:tc>
@@ -17063,7 +18115,7 @@
                 <w:i w:val="0"/>
                 <w:sz w:val="20"/>
               </w:rPr>
-              <w:t>Tiết 144 (1 tiết)</w:t>
+              <w:t>Tiết 143</w:t>
             </w:r>
           </w:p>
         </w:tc>
@@ -17157,7 +18209,7 @@
                 <w:i w:val="0"/>
                 <w:sz w:val="20"/>
               </w:rPr>
-              <w:t>Bài 61. PHÉP TRỪ (KHÔNG NHỚ) TRONG PHẠM VI 1 000 TIẾT 2: LUYỆN TẬP</w:t>
+              <w:t>Bài 61. Phép trừ (không nhớ) trong phạm vi 1 000 (Tiết 1)</w:t>
             </w:r>
           </w:p>
         </w:tc>
@@ -17177,7 +18229,7 @@
                 <w:i w:val="0"/>
                 <w:sz w:val="20"/>
               </w:rPr>
-              <w:t>Tiết 145 (1 tiết)</w:t>
+              <w:t>Tiết 144 (3 tiết)</w:t>
             </w:r>
           </w:p>
         </w:tc>
@@ -17235,7 +18287,6 @@
                 <w:i w:val="0"/>
                 <w:sz w:val="20"/>
               </w:rPr>
-              <w:t>Tuần 30</w:t>
             </w:r>
           </w:p>
         </w:tc>
@@ -17254,7 +18305,6 @@
                 <w:i w:val="0"/>
                 <w:sz w:val="20"/>
               </w:rPr>
-              <w:t>Chủ đề 12: Phép cộng, phép trừ trong phạm vi 1 000</w:t>
             </w:r>
           </w:p>
         </w:tc>
@@ -17273,7 +18323,7 @@
                 <w:i w:val="0"/>
                 <w:sz w:val="20"/>
               </w:rPr>
-              <w:t>Bài 61. PHÉP TRỪ (KHÔNG NHỚ) TRONG PHẠM VI 1 000 – LUYỆN TẬP (Tiết 3)</w:t>
+              <w:t>Bài 61. Phép trừ (không nhớ) trong phạm vi 1 000 (Tiết 2)</w:t>
             </w:r>
           </w:p>
         </w:tc>
@@ -17293,7 +18343,7 @@
                 <w:i w:val="0"/>
                 <w:sz w:val="20"/>
               </w:rPr>
-              <w:t>Tiết 146 (1 tiết)</w:t>
+              <w:t>Tiết 145</w:t>
             </w:r>
           </w:p>
         </w:tc>
@@ -17351,6 +18401,7 @@
                 <w:i w:val="0"/>
                 <w:sz w:val="20"/>
               </w:rPr>
+              <w:t>Tuần 30</w:t>
             </w:r>
           </w:p>
         </w:tc>
@@ -17369,6 +18420,7 @@
                 <w:i w:val="0"/>
                 <w:sz w:val="20"/>
               </w:rPr>
+              <w:t>Chủ đề 12: Phép cộng, phép trừ trong phạm vi 1 000</w:t>
             </w:r>
           </w:p>
         </w:tc>
@@ -17387,7 +18439,7 @@
                 <w:i w:val="0"/>
                 <w:sz w:val="20"/>
               </w:rPr>
-              <w:t>Bài 62: PHÉP TRỪ (CÓ NHỚ) TRONG PHẠM VI 1 000 (Tiết 1)</w:t>
+              <w:t>Bài 61. Phép trừ (không nhớ) trong phạm vi 1 000 (Tiết 3)</w:t>
             </w:r>
           </w:p>
         </w:tc>
@@ -17407,7 +18459,7 @@
                 <w:i w:val="0"/>
                 <w:sz w:val="20"/>
               </w:rPr>
-              <w:t>Tiết 147 (1 tiết)</w:t>
+              <w:t>Tiết 146</w:t>
             </w:r>
           </w:p>
         </w:tc>
@@ -17426,7 +18478,6 @@
                 <w:i w:val="0"/>
                 <w:sz w:val="18"/>
               </w:rPr>
-              <w:t>NLS-GQVĐ (Cơ bản 1): Ở hoạt động Luyện tập, GV mở bài tập tương tác.</w:t>
             </w:r>
           </w:p>
         </w:tc>
@@ -17502,7 +18553,7 @@
                 <w:i w:val="0"/>
                 <w:sz w:val="20"/>
               </w:rPr>
-              <w:t>Bài 62. PHÉP TRỪ (CÓ NHỚ) TRONG PHẠM VI 1 000 – LUYỆN TẬP (Tiết 2)</w:t>
+              <w:t>Bài 62. Phép trừ (có nhớ) trong phạm vi 1 000 (Tiết 1)</w:t>
             </w:r>
           </w:p>
         </w:tc>
@@ -17522,7 +18573,7 @@
                 <w:i w:val="0"/>
                 <w:sz w:val="20"/>
               </w:rPr>
-              <w:t>Tiết 148 (1 tiết)</w:t>
+              <w:t>Tiết 147 (4 tiết)</w:t>
             </w:r>
           </w:p>
         </w:tc>
@@ -17541,6 +18592,7 @@
                 <w:i w:val="0"/>
                 <w:sz w:val="18"/>
               </w:rPr>
+              <w:t>Tích hợp AI; YCCĐ 2.A1.2: HS hiểu con người là trung tâm, AI/công cụ số chỉ hỗ trợ tính nhanh; HS cần tự kiểm tra kết quả bằng kiến thức đã học, đặc biệt là bước “mượn” khi trừ có nhớ</w:t>
             </w:r>
           </w:p>
         </w:tc>
@@ -17616,7 +18668,7 @@
                 <w:i w:val="0"/>
                 <w:sz w:val="20"/>
               </w:rPr>
-              <w:t>Bài 62. PHÉP TRỪ (CÓ NHỚ) TRONG PHẠM VI 1 000 – LUYỆN TẬP (Tiết 3)</w:t>
+              <w:t>Bài 62. Phép trừ (có nhớ) trong phạm vi 1 000 (Tiết 2)</w:t>
             </w:r>
           </w:p>
         </w:tc>
@@ -17636,7 +18688,7 @@
                 <w:i w:val="0"/>
                 <w:sz w:val="20"/>
               </w:rPr>
-              <w:t>Tiết 149 (1 tiết)</w:t>
+              <w:t>Tiết 148</w:t>
             </w:r>
           </w:p>
         </w:tc>
@@ -17730,7 +18782,7 @@
                 <w:i w:val="0"/>
                 <w:sz w:val="20"/>
               </w:rPr>
-              <w:t>Bài 62. PHÉP TRỪ (CÓ NHỚ) TRONG PHẠM VI 1 000 – LUYỆN TẬP</w:t>
+              <w:t>Bài 62. Phép trừ (có nhớ) trong phạm vi 1 000 (Tiết 3)</w:t>
             </w:r>
           </w:p>
         </w:tc>
@@ -17750,7 +18802,7 @@
                 <w:i w:val="0"/>
                 <w:sz w:val="20"/>
               </w:rPr>
-              <w:t>Tiết 150 (1 tiết)</w:t>
+              <w:t>Tiết 149</w:t>
             </w:r>
           </w:p>
         </w:tc>
@@ -17808,7 +18860,6 @@
                 <w:i w:val="0"/>
                 <w:sz w:val="20"/>
               </w:rPr>
-              <w:t>Tuần 31</w:t>
             </w:r>
           </w:p>
         </w:tc>
@@ -17827,7 +18878,6 @@
                 <w:i w:val="0"/>
                 <w:sz w:val="20"/>
               </w:rPr>
-              <w:t>Chủ đề 12: Phép cộng, phép trừ trong phạm vi 1 000</w:t>
             </w:r>
           </w:p>
         </w:tc>
@@ -17846,7 +18896,7 @@
                 <w:i w:val="0"/>
                 <w:sz w:val="20"/>
               </w:rPr>
-              <w:t>Bài 63: LUYỆN TẬP CHUNG (Tiết 1)</w:t>
+              <w:t>Bài 62. Phép trừ (có nhớ) trong phạm vi 1 000 (Tiết 4)</w:t>
             </w:r>
           </w:p>
         </w:tc>
@@ -17866,7 +18916,7 @@
                 <w:i w:val="0"/>
                 <w:sz w:val="20"/>
               </w:rPr>
-              <w:t>Tiết 151 (2 tiết)</w:t>
+              <w:t>Tiết 150</w:t>
             </w:r>
           </w:p>
         </w:tc>
@@ -17885,7 +18935,7 @@
                 <w:i w:val="0"/>
                 <w:sz w:val="18"/>
               </w:rPr>
-              <w:t>NLS-KT (Cơ bản 1): Trước khi tính, GV cho HS ước lượng kết quả bằng cách làm tròn trăm.</w:t>
+              <w:t>Năng lực số 1.1 CB1a: HS xác định được thông tin cần tìm và thực hiện tìm kiếm đơn giản trong môi trường số; biết chọn lọc thông tin phù hợp về hình ảnh, địa điểm, độ cao của một số ngọn núi để phục vụ nhiệm vụ học tập</w:t>
             </w:r>
           </w:p>
         </w:tc>
@@ -17925,6 +18975,7 @@
                 <w:i w:val="0"/>
                 <w:sz w:val="20"/>
               </w:rPr>
+              <w:t>Tuần 31</w:t>
             </w:r>
           </w:p>
         </w:tc>
@@ -17943,6 +18994,7 @@
                 <w:i w:val="0"/>
                 <w:sz w:val="20"/>
               </w:rPr>
+              <w:t>Chủ đề 12: Phép cộng, phép trừ trong phạm vi 1 000</w:t>
             </w:r>
           </w:p>
         </w:tc>
@@ -17961,7 +19013,7 @@
                 <w:i w:val="0"/>
                 <w:sz w:val="20"/>
               </w:rPr>
-              <w:t>Bài 63: LUYỆN TẬP CHUNG (Tiết 2)</w:t>
+              <w:t>Bài 63. Luyện tập chung (Tiết 1)</w:t>
             </w:r>
           </w:p>
         </w:tc>
@@ -17981,7 +19033,7 @@
                 <w:i w:val="0"/>
                 <w:sz w:val="20"/>
               </w:rPr>
-              <w:t>Tiết 152</w:t>
+              <w:t>Tiết 151 (2 tiết)</w:t>
             </w:r>
           </w:p>
         </w:tc>
@@ -18000,6 +19052,33 @@
                 <w:i w:val="0"/>
                 <w:sz w:val="18"/>
               </w:rPr>
+              <w:t>Tích hợp AI; YCCĐ 2.D1.1: HS nêu được một số vấn đề đơn giản trong đời sống có thể áp dụng AI để giải quyết; nhận biết AI có thể hỗ trợ phân loại dạng toán tổng hợp nhưng HS phải tự đọc đề, xác định dữ kiện, chọn phép tính và giải thích cách làm; Mục tiêu tích hợp</w:t>
+            </w:r>
+          </w:p>
+          <w:p>
+            <w:pPr>
+              <w:spacing w:after="0"/>
+            </w:pPr>
+            <w:r>
+              <w:rPr>
+                <w:b w:val="0"/>
+                <w:i w:val="0"/>
+                <w:sz w:val="18"/>
+              </w:rPr>
+              <w:t>AI-NB: HS biết dùng gợi ý của AI như một thông tin tham khảo; không chọn nhãn “cộng”, “trừ”, “nhân/chia” một cách máy móc mà phải dựa vào dấu hiệu trong đề toán và tự kiểm tra kết quả bằng kiến thức đã học.</w:t>
+            </w:r>
+          </w:p>
+          <w:p>
+            <w:pPr>
+              <w:spacing w:after="0"/>
+            </w:pPr>
+            <w:r>
+              <w:rPr>
+                <w:b w:val="0"/>
+                <w:i w:val="0"/>
+                <w:sz w:val="18"/>
+              </w:rPr>
+              <w:t>Năng lực số 5.2 CB1b: HS đặt tính đúng cột trên bài tập tương tác và sửa lại khi máy báo lệch hàng.</w:t>
             </w:r>
           </w:p>
         </w:tc>
@@ -18057,7 +19136,6 @@
                 <w:i w:val="0"/>
                 <w:sz w:val="20"/>
               </w:rPr>
-              <w:t>Chủ đề 13: Làm quen với yếu tố thống kê, xác suất</w:t>
             </w:r>
           </w:p>
         </w:tc>
@@ -18076,7 +19154,7 @@
                 <w:i w:val="0"/>
                 <w:sz w:val="20"/>
               </w:rPr>
-              <w:t>Bài 64: THU THẬP, PHÂN LOẠI, KIỂM ĐẾM SỐ LIỆU (Tiết 1)</w:t>
+              <w:t>Bài 63. Luyện tập chung (Tiết 2)</w:t>
             </w:r>
           </w:p>
         </w:tc>
@@ -18096,7 +19174,7 @@
                 <w:i w:val="0"/>
                 <w:sz w:val="20"/>
               </w:rPr>
-              <w:t>Tiết 153 (1 tiết)</w:t>
+              <w:t>Tiết 152</w:t>
             </w:r>
           </w:p>
         </w:tc>
@@ -18115,6 +19193,7 @@
                 <w:i w:val="0"/>
                 <w:sz w:val="18"/>
               </w:rPr>
+              <w:t>Năng lực số 5.2 CB1b: HS đặt tính đúng cột trên bài tập tương tác và sửa lại khi máy báo lệch hàng</w:t>
             </w:r>
           </w:p>
         </w:tc>
@@ -18172,6 +19251,7 @@
                 <w:i w:val="0"/>
                 <w:sz w:val="20"/>
               </w:rPr>
+              <w:t>Chủ đề 13: Làm quen với yếu tố thống kê, xác suất</w:t>
             </w:r>
           </w:p>
         </w:tc>
@@ -18190,7 +19270,7 @@
                 <w:i w:val="0"/>
                 <w:sz w:val="20"/>
               </w:rPr>
-              <w:t>Bài 65: BIỂU ĐỒ TRANH (Tiết 1)</w:t>
+              <w:t>Bài 64. Thu thập, phân loại, kiểm đếm số liệu</w:t>
             </w:r>
           </w:p>
         </w:tc>
@@ -18210,7 +19290,7 @@
                 <w:i w:val="0"/>
                 <w:sz w:val="20"/>
               </w:rPr>
-              <w:t>Tiết 154 (1 tiết)</w:t>
+              <w:t>Tiết 153 (1 tiết)</w:t>
             </w:r>
           </w:p>
         </w:tc>
@@ -18229,6 +19309,7 @@
                 <w:i w:val="0"/>
                 <w:sz w:val="18"/>
               </w:rPr>
+              <w:t>Năng lực số 3.2 CB1a: HS biết chọn cách sửa đổi, tinh chỉnh, cải thiện nội dung đơn giản để tạo ra thông tin mới; biết nhập số liệu kiểm đếm vào bảng dữ liệu số/Google Form và quan sát kết quả tổng hợp; Tích hợp AI; YCCĐ 2.D2.1: HS giải thích được vai trò của dữ liệu chính xác trong việc “dạy” AI học tập; hiểu rằng dữ liệu nhập sai sẽ làm kết quả tổng hợp, biểu đồ hoặc gợi ý của AI bị sai lệch</w:t>
             </w:r>
           </w:p>
         </w:tc>
@@ -18304,7 +19385,7 @@
                 <w:i w:val="0"/>
                 <w:sz w:val="20"/>
               </w:rPr>
-              <w:t>Bài 65. BIỂU ĐỒ TRANH – LUYỆN TẬP</w:t>
+              <w:t>Bài 65. Biểu đồ tranh (Tiết 1)</w:t>
             </w:r>
           </w:p>
         </w:tc>
@@ -18324,7 +19405,7 @@
                 <w:i w:val="0"/>
                 <w:sz w:val="20"/>
               </w:rPr>
-              <w:t>Tiết 155 (1 tiết)</w:t>
+              <w:t>Tiết 154 (2 tiết)</w:t>
             </w:r>
           </w:p>
         </w:tc>
@@ -18343,6 +19424,7 @@
                 <w:i w:val="0"/>
                 <w:sz w:val="18"/>
               </w:rPr>
+              <w:t>Năng lực số 3.2 CB1a: HS biết chuyển dữ liệu đọc được từ biểu đồ tranh sang bảng dữ liệu số đơn giản, biết chỉnh sửa/tinh chỉnh thông tin để tạo bảng tổng hợp/báo cáo mới và trình bày nhận xét</w:t>
             </w:r>
           </w:p>
         </w:tc>
@@ -18382,7 +19464,6 @@
                 <w:i w:val="0"/>
                 <w:sz w:val="20"/>
               </w:rPr>
-              <w:t>Tuần 32</w:t>
             </w:r>
           </w:p>
         </w:tc>
@@ -18401,7 +19482,6 @@
                 <w:i w:val="0"/>
                 <w:sz w:val="20"/>
               </w:rPr>
-              <w:t>Chủ đề 13: Làm quen với yếu tố thống kê, xác suất</w:t>
             </w:r>
           </w:p>
         </w:tc>
@@ -18420,7 +19500,7 @@
                 <w:i w:val="0"/>
                 <w:sz w:val="20"/>
               </w:rPr>
-              <w:t>Bài 66: CHẮC CHẮN, CÓ THỂ, KHÔNG THỂ</w:t>
+              <w:t>Bài 65. Biểu đồ tranh (Tiết 2)</w:t>
             </w:r>
           </w:p>
         </w:tc>
@@ -18440,7 +19520,7 @@
                 <w:i w:val="0"/>
                 <w:sz w:val="20"/>
               </w:rPr>
-              <w:t>Tiết 156 (1 tiết)</w:t>
+              <w:t>Tiết 155</w:t>
             </w:r>
           </w:p>
         </w:tc>
@@ -18459,20 +19539,7 @@
                 <w:i w:val="0"/>
                 <w:sz w:val="18"/>
               </w:rPr>
-              <w:t>NLS-GQVĐ (Cơ bản 1): Dùng công cụ mô phỏng trên máy quay vòng xoay hoặc tung đồng xu hàng chục lần chỉ trong ít phút, máy.</w:t>
-            </w:r>
-          </w:p>
-          <w:p>
-            <w:pPr>
-              <w:spacing w:after="0"/>
-            </w:pPr>
-            <w:r>
-              <w:rPr>
-                <w:b w:val="0"/>
-                <w:i w:val="0"/>
-                <w:sz w:val="18"/>
-              </w:rPr>
-              <w:t>STEM: Vòng xoay ngẫu nhiên (Toán – Mĩ thuật) — dạy thay cho tiết này.</w:t>
+              <w:t>Năng lực số 3.2 CB1a: HS biết chuyển dữ liệu đọc được từ biểu đồ tranh sang bảng dữ liệu số đơn giản; biết điều chỉnh một số dữ liệu trên bảng tính mẫu, quan sát kết quả thay đổi và trình bày điều phát hiện</w:t>
             </w:r>
           </w:p>
         </w:tc>
@@ -18512,6 +19579,7 @@
                 <w:i w:val="0"/>
                 <w:sz w:val="20"/>
               </w:rPr>
+              <w:t>Tuần 32</w:t>
             </w:r>
           </w:p>
         </w:tc>
@@ -18530,6 +19598,7 @@
                 <w:i w:val="0"/>
                 <w:sz w:val="20"/>
               </w:rPr>
+              <w:t>Chủ đề 13: Làm quen với yếu tố thống kê, xác suất</w:t>
             </w:r>
           </w:p>
         </w:tc>
@@ -18548,7 +19617,7 @@
                 <w:i w:val="0"/>
                 <w:sz w:val="20"/>
               </w:rPr>
-              <w:t>Bài 67 – BÀI HỌC STEM: VÒNG XOAY NGẪU NHIÊN</w:t>
+              <w:t>Bài 66. Chắc chắn, có thể, không thể</w:t>
             </w:r>
           </w:p>
         </w:tc>
@@ -18568,7 +19637,7 @@
                 <w:i w:val="0"/>
                 <w:sz w:val="20"/>
               </w:rPr>
-              <w:t>Tiết 157 (1 tiết)</w:t>
+              <w:t>Tiết 156 (1 tiết)</w:t>
             </w:r>
           </w:p>
         </w:tc>
@@ -18587,6 +19656,20 @@
                 <w:i w:val="0"/>
                 <w:sz w:val="18"/>
               </w:rPr>
+              <w:t>Năng lực số 5.2 CB1a: HS xác định nhu cầu hoàn thành nhiệm vụ học tập, lựa chọn công cụ số phù hợp (Quizizz/Wordwall) để trình bày đáp án về khả năng xảy ra của sự kiện; biết xem phản hồi đúng/sai của công cụ, tự kiểm tra và điều chỉnh cách dùng các từ “chắc chắn”, “có thể”, “không thể”; Tích hợp AI; YCCĐ 2.C3.2: HS nhận biết dự đoán của AI trong đời sống (gợi ý bài hát, phim, trò chơi, nội dung học tập) chỉ mang tính “có thể”; không xem gợi ý của AI là điều chắc chắn đúng hoặc chắc chắn phù hợp với bản thân, cần suy nghĩ, kiểm chứng và tự lựa chọn có trách nhiệm</w:t>
+            </w:r>
+          </w:p>
+          <w:p>
+            <w:pPr>
+              <w:spacing w:after="0"/>
+            </w:pPr>
+            <w:r>
+              <w:rPr>
+                <w:b w:val="0"/>
+                <w:i w:val="0"/>
+                <w:sz w:val="18"/>
+              </w:rPr>
+              <w:t>STEM: Vòng xoay ngẫu nhiên (Toán – Mĩ thuật) — dạy thay cho tiết này.</w:t>
             </w:r>
           </w:p>
         </w:tc>
@@ -18644,7 +19727,6 @@
                 <w:i w:val="0"/>
                 <w:sz w:val="20"/>
               </w:rPr>
-              <w:t>Chủ đề 14: Ôn tập cuối năm</w:t>
             </w:r>
           </w:p>
         </w:tc>
@@ -18663,7 +19745,7 @@
                 <w:i w:val="0"/>
                 <w:sz w:val="20"/>
               </w:rPr>
-              <w:t>Bài 68: ÔN TẬP CÁC SỐ TRONG PHẠM VI 1000 – LUYỆN TẬP (Tiết 1)</w:t>
+              <w:t>Bài 67. Thực hành và trải nghiệm thu thập, phân loại, kiểm đếm số liệu</w:t>
             </w:r>
           </w:p>
         </w:tc>
@@ -18683,7 +19765,7 @@
                 <w:i w:val="0"/>
                 <w:sz w:val="20"/>
               </w:rPr>
-              <w:t>Tiết 158 (2 tiết)</w:t>
+              <w:t>Tiết 157 (1 tiết)</w:t>
             </w:r>
           </w:p>
         </w:tc>
@@ -18759,6 +19841,7 @@
                 <w:i w:val="0"/>
                 <w:sz w:val="20"/>
               </w:rPr>
+              <w:t>Chủ đề 14: Ôn tập cuối năm</w:t>
             </w:r>
           </w:p>
         </w:tc>
@@ -18777,7 +19860,7 @@
                 <w:i w:val="0"/>
                 <w:sz w:val="20"/>
               </w:rPr>
-              <w:t>Bài 68: ÔN TẬP CÁC SỐ TRONG PHẠM VI 1000 – LUYỆN TẬP (Tiết 2)</w:t>
+              <w:t>Bài 68. Ôn tập các số trong phạm vi 1 000 (Tiết 1)</w:t>
             </w:r>
           </w:p>
         </w:tc>
@@ -18797,7 +19880,7 @@
                 <w:i w:val="0"/>
                 <w:sz w:val="20"/>
               </w:rPr>
-              <w:t>Tiết 159</w:t>
+              <w:t>Tiết 158 (2 tiết)</w:t>
             </w:r>
           </w:p>
         </w:tc>
@@ -18816,6 +19899,7 @@
                 <w:i w:val="0"/>
                 <w:sz w:val="18"/>
               </w:rPr>
+              <w:t>NLS: Năng lực số 5.2 CB1b: HS chọn đúng dấu so sánh và giải thích được vì sao chọn dấu đó</w:t>
             </w:r>
           </w:p>
         </w:tc>
@@ -18891,7 +19975,7 @@
                 <w:i w:val="0"/>
                 <w:sz w:val="20"/>
               </w:rPr>
-              <w:t>Bài 69: ÔN TẬP PHÉP CỘNG, PHÉP TRỪ TRONG PHẠM VI 100 (Tiết 1)</w:t>
+              <w:t>Bài 68. Ôn tập các số trong phạm vi 1 000 (Tiết 2)</w:t>
             </w:r>
           </w:p>
         </w:tc>
@@ -18911,7 +19995,7 @@
                 <w:i w:val="0"/>
                 <w:sz w:val="20"/>
               </w:rPr>
-              <w:t>Tiết 160 (3 tiết)</w:t>
+              <w:t>Tiết 159</w:t>
             </w:r>
           </w:p>
         </w:tc>
@@ -18930,6 +20014,7 @@
                 <w:i w:val="0"/>
                 <w:sz w:val="18"/>
               </w:rPr>
+              <w:t>NLS: Năng lực số 5.2 CB1b: HS chọn đúng dấu so sánh và giải thích được vì sao chọn dấu đó</w:t>
             </w:r>
           </w:p>
         </w:tc>
@@ -18969,7 +20054,6 @@
                 <w:i w:val="0"/>
                 <w:sz w:val="20"/>
               </w:rPr>
-              <w:t>Tuần 33</w:t>
             </w:r>
           </w:p>
         </w:tc>
@@ -18988,7 +20072,6 @@
                 <w:i w:val="0"/>
                 <w:sz w:val="20"/>
               </w:rPr>
-              <w:t>Chủ đề 14: Ôn tập cuối năm</w:t>
             </w:r>
           </w:p>
         </w:tc>
@@ -19007,7 +20090,7 @@
                 <w:i w:val="0"/>
                 <w:sz w:val="20"/>
               </w:rPr>
-              <w:t>Bài 69: ÔN TẬP PHÉP CỘNG, PHÉP TRỪ TRONG PHẠM VI 100 (Tiết 2)</w:t>
+              <w:t>Bài 69. Ôn tập phép cộng, phép trừ trong phạm vi 100 (Tiết 1)</w:t>
             </w:r>
           </w:p>
         </w:tc>
@@ -19027,7 +20110,7 @@
                 <w:i w:val="0"/>
                 <w:sz w:val="20"/>
               </w:rPr>
-              <w:t>Tiết 161</w:t>
+              <w:t>Tiết 160 (3 tiết)</w:t>
             </w:r>
           </w:p>
         </w:tc>
@@ -19046,6 +20129,7 @@
                 <w:i w:val="0"/>
                 <w:sz w:val="18"/>
               </w:rPr>
+              <w:t>Tích hợp AI; YCCĐ 2.A1.2: HS thể hiện thái độ đúng đắn khi sử dụng AI; biết AI/công cụ thông minh có thể gợi ý hoặc tạo nhanh phép tính ôn tập, nhưng HS không phụ thuộc, phải tự thực hiện phép tính, tự kiểm tra bằng tính nhẩm, đặt tính hoặc phép tính ngược trước khi kết luận; Năng lực số 5.2 CB1b: HS tham gia thi tiếp sức và theo dõi được bảng điểm hiện trên màn hình</w:t>
             </w:r>
           </w:p>
         </w:tc>
@@ -19085,6 +20169,7 @@
                 <w:i w:val="0"/>
                 <w:sz w:val="20"/>
               </w:rPr>
+              <w:t>Tuần 33</w:t>
             </w:r>
           </w:p>
         </w:tc>
@@ -19103,6 +20188,7 @@
                 <w:i w:val="0"/>
                 <w:sz w:val="20"/>
               </w:rPr>
+              <w:t>Chủ đề 14: Ôn tập cuối năm</w:t>
             </w:r>
           </w:p>
         </w:tc>
@@ -19121,7 +20207,7 @@
                 <w:i w:val="0"/>
                 <w:sz w:val="20"/>
               </w:rPr>
-              <w:t>Bài 69: ÔN TẬP PHÉP CỘNG, PHÉP TRỪ TRONG PHẠM VI 100 (Tiết 3)</w:t>
+              <w:t>Bài 69. Ôn tập phép cộng, phép trừ trong phạm vi 100 (Tiết 2)</w:t>
             </w:r>
           </w:p>
         </w:tc>
@@ -19141,7 +20227,7 @@
                 <w:i w:val="0"/>
                 <w:sz w:val="20"/>
               </w:rPr>
-              <w:t>Tiết 162</w:t>
+              <w:t>Tiết 161</w:t>
             </w:r>
           </w:p>
         </w:tc>
@@ -19160,6 +20246,7 @@
                 <w:i w:val="0"/>
                 <w:sz w:val="18"/>
               </w:rPr>
+              <w:t>Tích hợp AI; YCCĐ 2.A1.2: HS thể hiện thái độ đúng đắn khi sử dụng AI; biết AI/trợ lí ảo có thể đọc đề bài, gợi ý bước làm hoặc hiển thị nhanh kết quả, nhưng kết quả đó chỉ dùng để tham khảo. HS phải tự đọc lại dữ kiện, tự tóm tắt bài toán, lựa chọn phép cộng hoặc phép trừ phù hợp, trình bày lời giải bằng suy nghĩ của mình và kiểm tra lại kết quả trước khi nộp bài; Năng lực số 5.2 CB1b: HS tham gia thi tiếp sức và theo dõi được bảng điểm hiện trên màn hình</w:t>
             </w:r>
           </w:p>
         </w:tc>
@@ -19235,7 +20322,7 @@
                 <w:i w:val="0"/>
                 <w:sz w:val="20"/>
               </w:rPr>
-              <w:t>Bài 70: ÔN TẬP PHÉP CỘNG, PHÉP TRỪ TRONG PHẠM VI 1000 (Tiết 1)</w:t>
+              <w:t>Bài 69. Ôn tập phép cộng, phép trừ trong phạm vi 100 (Tiết 3)</w:t>
             </w:r>
           </w:p>
         </w:tc>
@@ -19255,7 +20342,7 @@
                 <w:i w:val="0"/>
                 <w:sz w:val="20"/>
               </w:rPr>
-              <w:t>Tiết 163 (3 tiết)</w:t>
+              <w:t>Tiết 162</w:t>
             </w:r>
           </w:p>
         </w:tc>
@@ -19274,6 +20361,7 @@
                 <w:i w:val="0"/>
                 <w:sz w:val="18"/>
               </w:rPr>
+              <w:t>Năng lực số 5.2 CB1b: HS tham gia thi tiếp sức và theo dõi được bảng điểm hiện trên màn hình</w:t>
             </w:r>
           </w:p>
         </w:tc>
@@ -19349,7 +20437,7 @@
                 <w:i w:val="0"/>
                 <w:sz w:val="20"/>
               </w:rPr>
-              <w:t>Bài 70: ÔN TẬP PHÉP CỘNG, PHÉP TRỪ TRONG PHẠM VI 1000 (Tiết 2)</w:t>
+              <w:t>Bài 70. Ôn tập phép cộng, phép trừ trong phạm vi 1 000 (Tiết 1)</w:t>
             </w:r>
           </w:p>
         </w:tc>
@@ -19369,7 +20457,7 @@
                 <w:i w:val="0"/>
                 <w:sz w:val="20"/>
               </w:rPr>
-              <w:t>Tiết 164</w:t>
+              <w:t>Tiết 163 (3 tiết)</w:t>
             </w:r>
           </w:p>
         </w:tc>
@@ -19388,6 +20476,7 @@
                 <w:i w:val="0"/>
                 <w:sz w:val="18"/>
               </w:rPr>
+              <w:t>Năng lực số 5.2 CB1b: HS tham gia thi tiếp sức và theo dõi được bảng điểm hiện trên màn hình</w:t>
             </w:r>
           </w:p>
         </w:tc>
@@ -19463,7 +20552,7 @@
                 <w:i w:val="0"/>
                 <w:sz w:val="20"/>
               </w:rPr>
-              <w:t>Bài 70: ÔN TẬP PHÉP CỘNG, PHÉP TRỪ TRONG PHẠM VI 1000 (Tiết 3)</w:t>
+              <w:t>Bài 70. Ôn tập phép cộng, phép trừ trong phạm vi 1 000 (Tiết 2)</w:t>
             </w:r>
           </w:p>
         </w:tc>
@@ -19483,7 +20572,7 @@
                 <w:i w:val="0"/>
                 <w:sz w:val="20"/>
               </w:rPr>
-              <w:t>Tiết 165</w:t>
+              <w:t>Tiết 164</w:t>
             </w:r>
           </w:p>
         </w:tc>
@@ -19502,6 +20591,7 @@
                 <w:i w:val="0"/>
                 <w:sz w:val="18"/>
               </w:rPr>
+              <w:t>Năng lực số 5.2 CB1b: HS tham gia thi tiếp sức và theo dõi được bảng điểm hiện trên màn hình</w:t>
             </w:r>
           </w:p>
         </w:tc>
@@ -19541,7 +20631,6 @@
                 <w:i w:val="0"/>
                 <w:sz w:val="20"/>
               </w:rPr>
-              <w:t>Tuần 34</w:t>
             </w:r>
           </w:p>
         </w:tc>
@@ -19560,7 +20649,6 @@
                 <w:i w:val="0"/>
                 <w:sz w:val="20"/>
               </w:rPr>
-              <w:t>Chủ đề 14: Ôn tập cuối năm</w:t>
             </w:r>
           </w:p>
         </w:tc>
@@ -19579,7 +20667,7 @@
                 <w:i w:val="0"/>
                 <w:sz w:val="20"/>
               </w:rPr>
-              <w:t>Bài 71: ÔN TẬP PHÉP NHÂN, PHÉP CHIA (Tiết 1)</w:t>
+              <w:t>Bài 70. Ôn tập phép cộng, phép trừ trong phạm vi 1 000 (Tiết 3)</w:t>
             </w:r>
           </w:p>
         </w:tc>
@@ -19599,7 +20687,7 @@
                 <w:i w:val="0"/>
                 <w:sz w:val="20"/>
               </w:rPr>
-              <w:t>Tiết 166 (3 tiết)</w:t>
+              <w:t>Tiết 165</w:t>
             </w:r>
           </w:p>
         </w:tc>
@@ -19618,6 +20706,7 @@
                 <w:i w:val="0"/>
                 <w:sz w:val="18"/>
               </w:rPr>
+              <w:t>Năng lực số 5.2 CB1b: HS tham gia thi tiếp sức và theo dõi được bảng điểm hiện trên màn hình</w:t>
             </w:r>
           </w:p>
         </w:tc>
@@ -19657,6 +20746,7 @@
                 <w:i w:val="0"/>
                 <w:sz w:val="20"/>
               </w:rPr>
+              <w:t>Tuần 34</w:t>
             </w:r>
           </w:p>
         </w:tc>
@@ -19675,6 +20765,7 @@
                 <w:i w:val="0"/>
                 <w:sz w:val="20"/>
               </w:rPr>
+              <w:t>Chủ đề 14: Ôn tập cuối năm</w:t>
             </w:r>
           </w:p>
         </w:tc>
@@ -19693,7 +20784,7 @@
                 <w:i w:val="0"/>
                 <w:sz w:val="20"/>
               </w:rPr>
-              <w:t>Bài 71: ÔN TẬP PHÉP NHÂN, PHÉP CHIA (Tiết 2)</w:t>
+              <w:t>Bài 71. Ôn tập phép nhân, phép chia (Tiết 1)</w:t>
             </w:r>
           </w:p>
         </w:tc>
@@ -19713,7 +20804,7 @@
                 <w:i w:val="0"/>
                 <w:sz w:val="20"/>
               </w:rPr>
-              <w:t>Tiết 167</w:t>
+              <w:t>Tiết 166 (2 tiết)</w:t>
             </w:r>
           </w:p>
         </w:tc>
@@ -19732,6 +20823,7 @@
                 <w:i w:val="0"/>
                 <w:sz w:val="18"/>
               </w:rPr>
+              <w:t>SGV 3 tiết; bớt 1 tiết cho kiểm tra định kì; Tích hợp AI; YCCĐ 2.A1.2: HS thể hiện thái độ đúng đắn khi sử dụng AI; biết tin tưởng công nghệ ở mức hợp lí nhưng vẫn có trách nhiệm kiểm soát kết quả bằng kiến thức toán học. HS nhận biết công cụ thông minh có thể gợi ý phép nhân, phép chia từ các nhóm bằng nhau, nhưng cần tự quan sát, đếm số nhóm, số phần tử trong mỗi nhóm và đối chiếu lại với bảng nhân, bảng chia đã học; Năng lực số 5.2 CB1b: HS tham gia vòng thi và biết mình đã thuộc chắc hay còn phải nhẩm lâu</w:t>
             </w:r>
           </w:p>
         </w:tc>
@@ -19807,7 +20899,7 @@
                 <w:i w:val="0"/>
                 <w:sz w:val="20"/>
               </w:rPr>
-              <w:t>Bài 71: ÔN TẬP PHÉP NHÂN, PHÉP CHIA (Tiết 3)</w:t>
+              <w:t>Bài 71. Ôn tập phép nhân, phép chia (Tiết 2)</w:t>
             </w:r>
           </w:p>
         </w:tc>
@@ -19827,7 +20919,7 @@
                 <w:i w:val="0"/>
                 <w:sz w:val="20"/>
               </w:rPr>
-              <w:t>Tiết 168</w:t>
+              <w:t>Tiết 167</w:t>
             </w:r>
           </w:p>
         </w:tc>
@@ -19846,6 +20938,7 @@
                 <w:i w:val="0"/>
                 <w:sz w:val="18"/>
               </w:rPr>
+              <w:t>Năng lực số 5.2 CB1b: HS tham gia vòng thi và biết mình đã thuộc chắc hay còn phải nhẩm lâu</w:t>
             </w:r>
           </w:p>
         </w:tc>
@@ -19921,7 +21014,7 @@
                 <w:i w:val="0"/>
                 <w:sz w:val="20"/>
               </w:rPr>
-              <w:t>Bài 72: ÔN TẬP VỀ HÌNH HỌC (Tiết 1)</w:t>
+              <w:t>Bài 72. Ôn tập hình học (Tiết 1)</w:t>
             </w:r>
           </w:p>
         </w:tc>
@@ -19941,7 +21034,7 @@
                 <w:i w:val="0"/>
                 <w:sz w:val="20"/>
               </w:rPr>
-              <w:t>Tiết 169 (2 tiết)</w:t>
+              <w:t>Tiết 168 (2 tiết)</w:t>
             </w:r>
           </w:p>
         </w:tc>
@@ -19960,6 +21053,7 @@
                 <w:i w:val="0"/>
                 <w:sz w:val="18"/>
               </w:rPr>
+              <w:t>NLS: Năng lực số 5.2 CB1b: HS gọi đúng tên hình trong trò chơi và tự sửa khi máy báo sai</w:t>
             </w:r>
           </w:p>
         </w:tc>
@@ -20035,7 +21129,7 @@
                 <w:i w:val="0"/>
                 <w:sz w:val="20"/>
               </w:rPr>
-              <w:t>Bài 72: ÔN TẬP VỀ HÌNH HỌC (Tiết 2)</w:t>
+              <w:t>Bài 72. Ôn tập hình học (Tiết 2)</w:t>
             </w:r>
           </w:p>
         </w:tc>
@@ -20055,7 +21149,7 @@
                 <w:i w:val="0"/>
                 <w:sz w:val="20"/>
               </w:rPr>
-              <w:t>Tiết 170</w:t>
+              <w:t>Tiết 169</w:t>
             </w:r>
           </w:p>
         </w:tc>
@@ -20074,6 +21168,7 @@
                 <w:i w:val="0"/>
                 <w:sz w:val="18"/>
               </w:rPr>
+              <w:t>Năng lực số 5.2 CB1a: HS xác định nhu cầu hoàn thành nhiệm vụ học tập và sử dụng công cụ số đơn giản như Wordwall/Quizizz để trình bày kết quả ôn hình học; biết tự kiểm tra đáp án dựa trên phản hồi của công cụ và nêu lại dấu hiệu nhận biết hình bằng lời của mình</w:t>
             </w:r>
           </w:p>
         </w:tc>
@@ -20113,7 +21208,6 @@
                 <w:i w:val="0"/>
                 <w:sz w:val="20"/>
               </w:rPr>
-              <w:t>Tuần 35</w:t>
             </w:r>
           </w:p>
         </w:tc>
@@ -20132,7 +21226,6 @@
                 <w:i w:val="0"/>
                 <w:sz w:val="20"/>
               </w:rPr>
-              <w:t>Chủ đề 14: Ôn tập cuối năm</w:t>
             </w:r>
           </w:p>
         </w:tc>
@@ -20151,7 +21244,7 @@
                 <w:i w:val="0"/>
                 <w:sz w:val="20"/>
               </w:rPr>
-              <w:t>Bài 73: ÔN TẬP ĐO LƯỜNG (Tiết 1)</w:t>
+              <w:t>Bài 73. Ôn tập đo lường (Tiết 1)</w:t>
             </w:r>
           </w:p>
         </w:tc>
@@ -20171,7 +21264,7 @@
                 <w:i w:val="0"/>
                 <w:sz w:val="20"/>
               </w:rPr>
-              <w:t>Tiết 171 (2 tiết)</w:t>
+              <w:t>Tiết 170 (2 tiết)</w:t>
             </w:r>
           </w:p>
         </w:tc>
@@ -20190,6 +21283,7 @@
                 <w:i w:val="0"/>
                 <w:sz w:val="18"/>
               </w:rPr>
+              <w:t>Tích hợp AI; YCCĐ 2.A1.2: HS thể hiện thái độ đúng đắn khi sử dụng AI/thiết bị thông minh trong học tập đo lường; biết tin tưởng ở mức hợp lí, nhưng vẫn phải tự kiểm tra bằng kiến thức về đơn vị đo và chọn công cụ đo phù hợp; Năng lực số 5.2 CB1b: HS chọn đúng đơn vị đo cho từng vật trong bài tập tương tác và tự sửa khi máy báo sai</w:t>
             </w:r>
           </w:p>
         </w:tc>
@@ -20229,6 +21323,7 @@
                 <w:i w:val="0"/>
                 <w:sz w:val="20"/>
               </w:rPr>
+              <w:t>Tuần 35</w:t>
             </w:r>
           </w:p>
         </w:tc>
@@ -20247,6 +21342,7 @@
                 <w:i w:val="0"/>
                 <w:sz w:val="20"/>
               </w:rPr>
+              <w:t>Chủ đề 14: Ôn tập cuối năm</w:t>
             </w:r>
           </w:p>
         </w:tc>
@@ -20265,7 +21361,7 @@
                 <w:i w:val="0"/>
                 <w:sz w:val="20"/>
               </w:rPr>
-              <w:t>Bài 73: ÔN TẬP ĐO LƯỜNG (Tiết 2)</w:t>
+              <w:t>Bài 73. Ôn tập đo lường (Tiết 2)</w:t>
             </w:r>
           </w:p>
         </w:tc>
@@ -20285,7 +21381,7 @@
                 <w:i w:val="0"/>
                 <w:sz w:val="20"/>
               </w:rPr>
-              <w:t>Tiết 172</w:t>
+              <w:t>Tiết 171</w:t>
             </w:r>
           </w:p>
         </w:tc>
@@ -20304,6 +21400,7 @@
                 <w:i w:val="0"/>
                 <w:sz w:val="18"/>
               </w:rPr>
+              <w:t>Năng lực số 5.2 CB1a: HS xác định nhu cầu hoàn thành nhiệm vụ học tập và sử dụng Quizizz/slide tương tác để trình bày đáp án về đo lường, thời gian; biết tự kiểm tra kết quả dựa trên phản hồi của công cụ</w:t>
             </w:r>
           </w:p>
         </w:tc>
@@ -20379,7 +21476,7 @@
                 <w:i w:val="0"/>
                 <w:sz w:val="20"/>
               </w:rPr>
-              <w:t>Bài 74: ÔN TẬP KIỂM ĐẾM SỐ LIỆU VÀ LỰA CHỌN KHẢ NĂNG</w:t>
+              <w:t>Bài 74. Ôn tập kiểm đếm số liệu và lựa chọn khả năng</w:t>
             </w:r>
           </w:p>
         </w:tc>
@@ -20399,7 +21496,7 @@
                 <w:i w:val="0"/>
                 <w:sz w:val="20"/>
               </w:rPr>
-              <w:t>Tiết 173 (1 tiết)</w:t>
+              <w:t>Tiết 172 (1 tiết)</w:t>
             </w:r>
           </w:p>
         </w:tc>
@@ -20418,6 +21515,7 @@
                 <w:i w:val="0"/>
                 <w:sz w:val="18"/>
               </w:rPr>
+              <w:t>Năng lực số 5.2 CB1a: HS xác định nhu cầu hoàn thành nhiệm vụ đọc dữ liệu và lựa chọn khả năng xảy ra; sử dụng Quizizz/bảng tương tác để trình bày đáp án, sau đó dựa vào phản hồi để tự kiểm tra và điều chỉnh</w:t>
             </w:r>
           </w:p>
         </w:tc>
@@ -20493,7 +21591,7 @@
                 <w:i w:val="0"/>
                 <w:sz w:val="20"/>
               </w:rPr>
-              <w:t>Bài 75: ÔN TẬP CHUNG (Tiết 1)</w:t>
+              <w:t>Bài 75. Ôn tập chung (Tiết 1)</w:t>
             </w:r>
           </w:p>
         </w:tc>
@@ -20513,7 +21611,7 @@
                 <w:i w:val="0"/>
                 <w:sz w:val="20"/>
               </w:rPr>
-              <w:t>Tiết 174 (2 tiết)</w:t>
+              <w:t>Tiết 173 (2 tiết)</w:t>
             </w:r>
           </w:p>
         </w:tc>
@@ -20532,6 +21630,7 @@
                 <w:i w:val="0"/>
                 <w:sz w:val="18"/>
               </w:rPr>
+              <w:t>Năng lực số 5.4 CB1a: HS làm bộ đề ôn tổng hợp và nêu được mạch kiến thức nào mình cần ôn thêm</w:t>
             </w:r>
           </w:p>
         </w:tc>
@@ -20607,7 +21706,7 @@
                 <w:i w:val="0"/>
                 <w:sz w:val="20"/>
               </w:rPr>
-              <w:t>Bài 75: ÔN TẬP CHUNG — KIỂM TRA ĐỊNH KÌ CUỐI NĂM HỌC</w:t>
+              <w:t>Bài 75. Ôn tập chung (Tiết 2)</w:t>
             </w:r>
           </w:p>
         </w:tc>
@@ -20627,7 +21726,123 @@
                 <w:i w:val="0"/>
                 <w:sz w:val="20"/>
               </w:rPr>
-              <w:t>Tiết 175</w:t>
+              <w:t>Tiết 174</w:t>
+            </w:r>
+          </w:p>
+        </w:tc>
+        <w:tc>
+          <w:tcPr>
+            <w:tcW w:type="dxa" w:w="4195"/>
+          </w:tcPr>
+          <w:p>
+            <w:pPr>
+              <w:spacing w:after="0"/>
+            </w:pPr>
+            <w:r/>
+            <w:r>
+              <w:rPr>
+                <w:b w:val="0"/>
+                <w:i w:val="0"/>
+                <w:sz w:val="18"/>
+              </w:rPr>
+              <w:t>Năng lực số 5.4 CB1a: HS làm bộ đề ôn tổng hợp và nêu được mạch kiến thức nào mình cần ôn thêm</w:t>
+            </w:r>
+          </w:p>
+        </w:tc>
+        <w:tc>
+          <w:tcPr>
+            <w:tcW w:type="dxa" w:w="1020"/>
+          </w:tcPr>
+          <w:p>
+            <w:pPr>
+              <w:spacing w:after="0"/>
+            </w:pPr>
+            <w:r/>
+            <w:r>
+              <w:rPr>
+                <w:b w:val="0"/>
+                <w:i w:val="0"/>
+                <w:sz w:val="18"/>
+              </w:rPr>
+            </w:r>
+          </w:p>
+        </w:tc>
+      </w:tr>
+      <w:tr>
+        <w:tc>
+          <w:tcPr>
+            <w:tcW w:type="dxa" w:w="850"/>
+          </w:tcPr>
+          <w:p>
+            <w:pPr>
+              <w:spacing w:after="0"/>
+              <w:jc w:val="center"/>
+            </w:pPr>
+            <w:r/>
+            <w:r>
+              <w:rPr>
+                <w:b w:val="0"/>
+                <w:i w:val="0"/>
+                <w:sz w:val="20"/>
+              </w:rPr>
+            </w:r>
+          </w:p>
+        </w:tc>
+        <w:tc>
+          <w:tcPr>
+            <w:tcW w:type="dxa" w:w="2494"/>
+          </w:tcPr>
+          <w:p>
+            <w:pPr>
+              <w:spacing w:after="0"/>
+            </w:pPr>
+            <w:r/>
+            <w:r>
+              <w:rPr>
+                <w:b/>
+                <w:i w:val="0"/>
+                <w:sz w:val="20"/>
+              </w:rPr>
+              <w:t>Ôn tập, kiểm tra, đánh giá</w:t>
+            </w:r>
+          </w:p>
+        </w:tc>
+        <w:tc>
+          <w:tcPr>
+            <w:tcW w:type="dxa" w:w="4365"/>
+          </w:tcPr>
+          <w:p>
+            <w:pPr>
+              <w:spacing w:after="0"/>
+            </w:pPr>
+            <w:r/>
+            <w:r>
+              <w:rPr>
+                <w:b w:val="0"/>
+                <w:i w:val="0"/>
+                <w:sz w:val="20"/>
+              </w:rPr>
+              <w:t>Kiểm tra định kì cuối năm học</w:t>
+            </w:r>
+          </w:p>
+        </w:tc>
+        <w:tc>
+          <w:tcPr>
+            <w:tcW w:type="dxa" w:w="1474"/>
+          </w:tcPr>
+          <w:p>
+            <w:pPr>
+              <w:spacing w:after="0"/>
+              <w:jc w:val="center"/>
+            </w:pPr>
+            <w:r/>
+            <w:r>
+              <w:rPr>
+                <w:b w:val="0"/>
+                <w:i w:val="0"/>
+                <w:sz w:val="20"/>
+              </w:rPr>
+              <w:t>Tiết 175 (1 tiết)</w:t>
             </w:r>
           </w:p>
         </w:tc>

--- a/assets/docs/lop2/Toan - Lop 2.docx
+++ b/assets/docs/lop2/Toan - Lop 2.docx
@@ -3016,7 +3016,7 @@
                 <w:i w:val="0"/>
                 <w:sz w:val="18"/>
               </w:rPr>
-              <w:t>NLS-KT (Cơ bản 1): Ở bài “Bảng cộng qua 10”, GV chiếu bảng cộng trên màn hình.</w:t>
+              <w:t>Năng lực số Miền 1 (Cơ bản, bậc 1): Ở bài “Bảng cộng qua 10”, GV chiếu bảng cộng trên màn hình rồi bấm hiện dần từng dòng theo thứ tự HS nêu; nhìn bảng lớn; Năng lực số Miền 5 (Cơ bản, bậc 1): GV mở trò chơi luyện bảng cộng có tự chấm: mỗi em trả lời rồi nhìn máy báo đúng, sai ngay để biết phép nào mình còn chậm</w:t>
             </w:r>
           </w:p>
           <w:p>
@@ -4398,7 +4398,7 @@
                 <w:i w:val="0"/>
                 <w:sz w:val="18"/>
               </w:rPr>
-              <w:t>NLS-KT (Cơ bản 1): Ở bài “Bảng trừ qua 10”, GV chiếu bảng trừ trên màn hình.</w:t>
+              <w:t>Năng lực số Miền 1 (Cơ bản, bậc 1): Ở bài “Bảng trừ qua 10”, GV chiếu bảng trừ trên màn hình rồi bấm hiện dần từng dòng theo thứ tự HS nêu; nhìn bảng lớn; Năng lực số Miền 5 (Cơ bản, bậc 1): GV mở trò chơi luyện bảng trừ có tự chấm: mỗi em trả lời rồi nhìn máy báo đúng, sai ngay để biết phép nào mình còn chậm</w:t>
             </w:r>
           </w:p>
           <w:p>
@@ -6709,6 +6709,7 @@
                 <w:i w:val="0"/>
                 <w:sz w:val="18"/>
               </w:rPr>
+              <w:t>Năng lực số Miền 5 (Cơ bản, bậc 1): Ở bài cộng có nhớ số có hai chữ số với số có hai chữ số, GV mở bài tập tương tác đặt tính rồi tính; sau mỗi câu máy báo đúng; Năng lực số Miền 1 (Cơ bản, bậc 1): GV chiếu phóng to bài toán có lời văn, gạch chân số liệu và từ khoá tất cả, cả hai; HS đọc kĩ đề rồi mới chọn phép tính</w:t>
             </w:r>
           </w:p>
         </w:tc>
@@ -7963,6 +7964,7 @@
                 <w:i w:val="0"/>
                 <w:sz w:val="18"/>
               </w:rPr>
+              <w:t>Năng lực số Miền 5 (Cơ bản, bậc 1): Ở bài trừ có nhớ số có hai chữ số cho số có hai chữ số, GV mở bài tập tương tác đặt tính rồi tính; sau mỗi câu máy báo đúng; Năng lực số Miền 1 (Cơ bản, bậc 1): GV chiếu phóng to bài toán có lời văn, gạch chân số liệu và từ khoá còn lại, ít hơn; HS đọc kĩ đề rồi mới chọn phép tính</w:t>
             </w:r>
           </w:p>
         </w:tc>
@@ -14633,6 +14635,7 @@
                 <w:i w:val="0"/>
                 <w:sz w:val="18"/>
               </w:rPr>
+              <w:t>Năng lực số Miền 1 (Cơ bản, bậc 1): GV chiếu mô hình ba chiều khối trụ, khối cầu trên máy, xoay đủ mọi phía và bổ đôi khối để HS nhìn thấy mặt cắt; Năng lực số Miền 3 (Cơ bản, bậc 1): HS xếp công trình từ các khối, GV chụp ảnh từng công trình rồi ghép thành bức tranh thành phố hình học của lớp chiếu lên màn hình</w:t>
             </w:r>
           </w:p>
         </w:tc>
@@ -14747,6 +14750,7 @@
                 <w:i w:val="0"/>
                 <w:sz w:val="18"/>
               </w:rPr>
+              <w:t>Năng lực số Miền 1 (Cơ bản, bậc 1): GV chiếu mô hình ba chiều khối trụ, khối cầu trên máy, xoay đủ mọi phía và bổ đôi khối để HS nhìn thấy mặt cắt; Năng lực số Miền 3 (Cơ bản, bậc 1): HS xếp công trình từ các khối, GV chụp ảnh từng công trình rồi ghép thành bức tranh thành phố hình học của lớp chiếu lên màn hình</w:t>
             </w:r>
           </w:p>
         </w:tc>
@@ -18248,6 +18252,7 @@
                 <w:i w:val="0"/>
                 <w:sz w:val="18"/>
               </w:rPr>
+              <w:t>Năng lực số Miền 1 (Cơ bản, bậc 1): Ở hoạt động Khám phá bài “Phép trừ không nhớ trong phạm vi 1 000”, GV chiếu phép trừ đặt tính dọc lên màn hình và cho hiện dần từng hàng đơn vị, chục; Năng lực số Miền 5 (Cơ bản, bậc 1): Ở hoạt động Luyện tập, GV mở bài tập tương tác: HS đặt tính và tính ra vở trước rồi nhập kết quả; khi máy báo sai</w:t>
             </w:r>
           </w:p>
         </w:tc>
@@ -19784,6 +19789,7 @@
                 <w:i w:val="0"/>
                 <w:sz w:val="18"/>
               </w:rPr>
+              <w:t>Năng lực số Miền 1 (Cơ bản, bậc 1): GV cùng HS kiểm đếm số liệu thật của lớp (số bạn thích mỗi loại quả, số bạn đi bộ; đi xe đạp; đi ô tô) rồi nhập ngay vào bảng trên…; Năng lực số Miền 5 (Cơ bản, bậc 1): GV sửa thử một số liệu trong bảng, biểu đồ tranh trên màn hình đổi theo ngay; HS nhận ra biểu đồ vẽ đúng hay sai là do số liệu nhập vào</w:t>
             </w:r>
           </w:p>
         </w:tc>

--- a/assets/docs/lop2/Toan - Lop 2.docx
+++ b/assets/docs/lop2/Toan - Lop 2.docx
@@ -968,7 +968,7 @@
                 <w:i w:val="0"/>
                 <w:sz w:val="18"/>
               </w:rPr>
-              <w:t>Tích hợp AI; YCCĐ 2.A1.1: Nhận biết và mô tả được một số tình huống trong cuộc sống mà AI có thể hỗ trợ con người hiệu quả như tìm kiếm thông tin nhanh; Mục tiêu tích hợp</w:t>
+              <w:t>Tích hợp AI - YCCĐ 2.A1.1: Nhận biết và mô tả được một số tình huống trong cuộc sống mà AI có thể hỗ trợ con người hiệu quả như tìm kiếm thông tin nhanh; Mục tiêu tích hợp</w:t>
             </w:r>
           </w:p>
           <w:p>
@@ -1570,7 +1570,7 @@
                 <w:i w:val="0"/>
                 <w:sz w:val="18"/>
               </w:rPr>
-              <w:t>Tích hợp AI; YCCĐ 2.D1.1: HS nêu được một số vấn đề đơn giản trong đời sống có thể áp dụng AI để giải quyết; Mục tiêu tích hợp</w:t>
+              <w:t>Tích hợp AI - YCCĐ 2.D1.1: HS nêu được một số vấn đề đơn giản trong đời sống có thể áp dụng AI để giải quyết; Mục tiêu tích hợp</w:t>
             </w:r>
           </w:p>
           <w:p>
@@ -1942,7 +1942,7 @@
                 <w:i w:val="0"/>
                 <w:sz w:val="18"/>
               </w:rPr>
-              <w:t>Tích hợp AI; YCCĐ 2.A1.2: HS thể hiện thái độ đúng đắn khi sử dụng AI; hiểu máy tính/AI có thể tính nhanh nhưng kết quả phụ thuộc vào số liệu nhập và cần được con người kiểm tra</w:t>
+              <w:t>Tích hợp AI - YCCĐ 2.A1.2: HS thể hiện thái độ đúng đắn khi sử dụng AI; hiểu máy tính/AI có thể tính nhanh nhưng kết quả phụ thuộc vào số liệu nhập và cần được con người kiểm tra</w:t>
             </w:r>
           </w:p>
         </w:tc>
@@ -2171,20 +2171,7 @@
                 <w:i w:val="0"/>
                 <w:sz w:val="18"/>
               </w:rPr>
-              <w:t>sai và tự sửa lại phép tính sai</w:t>
-            </w:r>
-          </w:p>
-          <w:p>
-            <w:pPr>
-              <w:spacing w:after="0"/>
-            </w:pPr>
-            <w:r>
-              <w:rPr>
-                <w:b w:val="0"/>
-                <w:i w:val="0"/>
-                <w:sz w:val="18"/>
-              </w:rPr>
-              <w:t>NLS: Năng lực số 5.2 CB1b: HS nêu cách tách số để GV thao tác trên máy, xem máy báo đúng</w:t>
+              <w:t>Năng lực số 5.2 CB1b: HS nêu cách tách số để GV thao tác trên máy, xem máy báo đúng - sai và tự sửa lại phép tính sai</w:t>
             </w:r>
           </w:p>
         </w:tc>
@@ -2416,7 +2403,7 @@
                 <w:i w:val="0"/>
                 <w:sz w:val="18"/>
               </w:rPr>
-              <w:t>Tích hợp AI; YCCĐ 2.A1.2: Thể hiện thái độ đúng đắn khi sử dụng AI; biết tin tưởng vào công nghệ ở mức hợp lí nhưng vẫn có trách nhiệm kiểm soát kết quả; Mục tiêu tích hợp</w:t>
+              <w:t>Tích hợp AI - YCCĐ 2.A1.2: Thể hiện thái độ đúng đắn khi sử dụng AI; biết tin tưởng vào công nghệ ở mức hợp lí nhưng vẫn có trách nhiệm kiểm soát kết quả; Mục tiêu tích hợp</w:t>
             </w:r>
           </w:p>
           <w:p>
@@ -3258,7 +3245,7 @@
                 <w:i w:val="0"/>
                 <w:sz w:val="18"/>
               </w:rPr>
-              <w:t>Tích hợp AI; YCCĐ 2.D1.1: Nêu được một số vấn đề đơn giản trong đời sống có thể áp dụng AI để giải quyết; Mục tiêu tích hợp</w:t>
+              <w:t>Tích hợp AI - YCCĐ 2.D1.1: Nêu được một số vấn đề đơn giản trong đời sống có thể áp dụng AI để giải quyết; Mục tiêu tích hợp</w:t>
             </w:r>
           </w:p>
           <w:p>
@@ -3514,20 +3501,7 @@
                 <w:i w:val="0"/>
                 <w:sz w:val="18"/>
               </w:rPr>
-              <w:t>sai và tự sửa lại phép tính sai</w:t>
-            </w:r>
-          </w:p>
-          <w:p>
-            <w:pPr>
-              <w:spacing w:after="0"/>
-            </w:pPr>
-            <w:r>
-              <w:rPr>
-                <w:b w:val="0"/>
-                <w:i w:val="0"/>
-                <w:sz w:val="18"/>
-              </w:rPr>
-              <w:t>NLS: Năng lực số 5.2 CB1b: HS nêu cách tách số để GV thao tác trên máy, xem máy báo đúng</w:t>
+              <w:t>Năng lực số 5.2 CB1b: HS nêu cách tách số để GV thao tác trên máy, xem máy báo đúng - sai và tự sửa lại phép tính sai</w:t>
             </w:r>
           </w:p>
         </w:tc>
@@ -3644,7 +3618,7 @@
                 <w:i w:val="0"/>
                 <w:sz w:val="18"/>
               </w:rPr>
-              <w:t>Tích hợp AI; YCCĐ 2.D1.1: Nêu được một số vấn đề đơn giản trong đời sống có thể áp dụng AI để giải quyết; Mục tiêu tích hợp</w:t>
+              <w:t>Tích hợp AI - YCCĐ 2.D1.1: Nêu được một số vấn đề đơn giản trong đời sống có thể áp dụng AI để giải quyết; Mục tiêu tích hợp</w:t>
             </w:r>
           </w:p>
           <w:p>
@@ -3785,7 +3759,7 @@
                 <w:i w:val="0"/>
                 <w:sz w:val="18"/>
               </w:rPr>
-              <w:t>Tích hợp AI; YCCĐ 2.A1.2: Thể hiện được thái độ đúng đắn khi sử dụng</w:t>
+              <w:t>Tích hợp AI - YCCĐ 2.A1.2: Thể hiện được thái độ đúng đắn khi sử dụng</w:t>
             </w:r>
           </w:p>
           <w:p>
@@ -4641,7 +4615,7 @@
                 <w:i w:val="0"/>
                 <w:sz w:val="18"/>
               </w:rPr>
-              <w:t>Tích hợp AI; YCCĐ 2.B1.1: Nhận biết khái niệm công bằng của AI thông qua việc so sánh các giá trị dữ liệu. Mục tiêu tích hợp</w:t>
+              <w:t>Tích hợp AI - YCCĐ 2.B1.1: Nhận biết khái niệm công bằng của AI thông qua việc so sánh các giá trị dữ liệu. Mục tiêu tích hợp</w:t>
             </w:r>
           </w:p>
           <w:p>
@@ -4899,20 +4873,7 @@
                 <w:i w:val="0"/>
                 <w:sz w:val="18"/>
               </w:rPr>
-              <w:t>sai và tự sửa lại phép tính sai</w:t>
-            </w:r>
-          </w:p>
-          <w:p>
-            <w:pPr>
-              <w:spacing w:after="0"/>
-            </w:pPr>
-            <w:r>
-              <w:rPr>
-                <w:b w:val="0"/>
-                <w:i w:val="0"/>
-                <w:sz w:val="18"/>
-              </w:rPr>
-              <w:t>NLS: Năng lực số 5.2 CB1b: HS nêu cách tách số để GV thao tác trên máy, xem máy báo đúng</w:t>
+              <w:t>Năng lực số 5.2 CB1b: HS nêu cách tách số để GV thao tác trên máy, xem máy báo đúng - sai và tự sửa lại phép tính sai</w:t>
             </w:r>
           </w:p>
         </w:tc>
@@ -5027,20 +4988,7 @@
                 <w:i w:val="0"/>
                 <w:sz w:val="18"/>
               </w:rPr>
-              <w:t>sai và tự sửa lại phép tính sai</w:t>
-            </w:r>
-          </w:p>
-          <w:p>
-            <w:pPr>
-              <w:spacing w:after="0"/>
-            </w:pPr>
-            <w:r>
-              <w:rPr>
-                <w:b w:val="0"/>
-                <w:i w:val="0"/>
-                <w:sz w:val="18"/>
-              </w:rPr>
-              <w:t>NLS: Năng lực số 5.2 CB1b: HS nêu cách tách số để GV thao tác trên máy, xem máy báo đúng</w:t>
+              <w:t>Năng lực số 5.2 CB1b: HS nêu cách tách số để GV thao tác trên máy, xem máy báo đúng - sai và tự sửa lại phép tính sai</w:t>
             </w:r>
           </w:p>
         </w:tc>
@@ -5155,20 +5103,7 @@
                 <w:i w:val="0"/>
                 <w:sz w:val="18"/>
               </w:rPr>
-              <w:t>sai và tự sửa lại phép tính sai</w:t>
-            </w:r>
-          </w:p>
-          <w:p>
-            <w:pPr>
-              <w:spacing w:after="0"/>
-            </w:pPr>
-            <w:r>
-              <w:rPr>
-                <w:b w:val="0"/>
-                <w:i w:val="0"/>
-                <w:sz w:val="18"/>
-              </w:rPr>
-              <w:t>NLS: Năng lực số 5.2 CB1b: HS nêu cách tách số để GV thao tác trên máy, xem máy báo đúng</w:t>
+              <w:t>Năng lực số 5.2 CB1b: HS nêu cách tách số để GV thao tác trên máy, xem máy báo đúng - sai và tự sửa lại phép tính sai</w:t>
             </w:r>
           </w:p>
         </w:tc>
@@ -5284,7 +5219,7 @@
                 <w:i w:val="0"/>
                 <w:sz w:val="18"/>
               </w:rPr>
-              <w:t>Năng lực số 5.2 CB1a: Nhận ra được các công cụ số đơn giản có thể có để giải quyết nhu cầu cá nhân; Tích hợp AI; YCCĐ 2.A2.1: Nhận biết các thiết bị thông minh (AI) hỗ trợ đo lường trong gia đình và đời sống; Mục tiêu tích hợp</w:t>
+              <w:t>Năng lực số 5.2 CB1a: Nhận ra được các công cụ số đơn giản có thể có để giải quyết nhu cầu cá nhân; Tích hợp AI - YCCĐ 2.A2.1: Nhận biết các thiết bị thông minh (AI) hỗ trợ đo lường trong gia đình và đời sống; Mục tiêu tích hợp</w:t>
             </w:r>
           </w:p>
           <w:p>
@@ -5412,7 +5347,7 @@
                 <w:i w:val="0"/>
                 <w:sz w:val="18"/>
               </w:rPr>
-              <w:t>Tích hợp AI; YCCĐ 2.A2.1: Nhận biết và mô tả được một số thiết bị trong gia đình có sử dụng</w:t>
+              <w:t>Tích hợp AI - YCCĐ 2.A2.1: Nhận biết và mô tả được một số thiết bị trong gia đình có sử dụng</w:t>
             </w:r>
           </w:p>
           <w:p>
@@ -5696,7 +5631,7 @@
                 <w:i w:val="0"/>
                 <w:sz w:val="18"/>
               </w:rPr>
-              <w:t>Tích hợp AI; YCCĐ 2.A2.1: HS biết AI hỗ trợ con người điều khiển các thiết bị đo lường chất lỏng tự động; Mục tiêu tích hợp</w:t>
+              <w:t>Tích hợp AI - YCCĐ 2.A2.1: HS biết AI hỗ trợ con người điều khiển các thiết bị đo lường chất lỏng tự động; Mục tiêu tích hợp</w:t>
             </w:r>
           </w:p>
           <w:p>
@@ -5952,7 +5887,7 @@
                 <w:i w:val="0"/>
                 <w:sz w:val="18"/>
               </w:rPr>
-              <w:t>Tích hợp AI; YCCĐ 2.C3.1: Biết được AI có thể phân loại đồ vật bằng cách sử dụng các công cụ máy học; Mục tiêu tích hợp</w:t>
+              <w:t>Tích hợp AI - YCCĐ 2.C3.1: Biết được AI có thể phân loại đồ vật bằng cách sử dụng các công cụ máy học; Mục tiêu tích hợp</w:t>
             </w:r>
           </w:p>
           <w:p>
@@ -6326,7 +6261,7 @@
                 <w:i w:val="0"/>
                 <w:sz w:val="18"/>
               </w:rPr>
-              <w:t>Tích hợp AI; YCCĐ 2.A1.2: Thể hiện được thái độ đúng đắn khi sử dụng</w:t>
+              <w:t>Tích hợp AI - YCCĐ 2.A1.2: Thể hiện được thái độ đúng đắn khi sử dụng</w:t>
             </w:r>
           </w:p>
           <w:p>
@@ -6826,7 +6761,7 @@
                 <w:i w:val="0"/>
                 <w:sz w:val="18"/>
               </w:rPr>
-              <w:t>Tích hợp AI; YCCĐ 2.A1.2: Thể hiện được thái độ đúng đắn khi sử dụng</w:t>
+              <w:t>Tích hợp AI - YCCĐ 2.A1.2: Thể hiện được thái độ đúng đắn khi sử dụng</w:t>
             </w:r>
           </w:p>
           <w:p>
@@ -7209,7 +7144,7 @@
                 <w:i w:val="0"/>
                 <w:sz w:val="18"/>
               </w:rPr>
-              <w:t>Tích hợp AI; YCCĐ 2.D1.1: Nêu được vấn đề đơn giản trong đời sống có thể áp dụng AI để giải quyết; Mục tiêu tích hợp</w:t>
+              <w:t>Tích hợp AI - YCCĐ 2.D1.1: Nêu được vấn đề đơn giản trong đời sống có thể áp dụng AI để giải quyết; Mục tiêu tích hợp</w:t>
             </w:r>
           </w:p>
           <w:p>
@@ -7350,7 +7285,7 @@
                 <w:i w:val="0"/>
                 <w:sz w:val="18"/>
               </w:rPr>
-              <w:t>Tích hợp AI; YCCĐ 2.A3.1: Hiểu rằng AI học hỏi từ các phản hồi và tương tác đúng đắn của con người; Mục tiêu tích hợp</w:t>
+              <w:t>Tích hợp AI - YCCĐ 2.A3.1: Hiểu rằng AI học hỏi từ các phản hồi và tương tác đúng đắn của con người; Mục tiêu tích hợp</w:t>
             </w:r>
           </w:p>
           <w:p>
@@ -7493,7 +7428,7 @@
                 <w:i w:val="0"/>
                 <w:sz w:val="18"/>
               </w:rPr>
-              <w:t>Tích hợp AI; YCCĐ 2.A1.2: HS thể hiện thái độ đúng đắn khi sử dụng AI/công cụ số trong học tập; biết xem kết quả do AI đưa ra là thông tin tham khảo, không chép máy móc, biết tự kiểm tra bằng thao tác que tính, đặt tính và giải thích bước mượn 1 chục trong phép trừ có nhớ; Mục tiêu tích hợp</w:t>
+              <w:t>Tích hợp AI - YCCĐ 2.A1.2: HS thể hiện thái độ đúng đắn khi sử dụng AI/công cụ số trong học tập; biết xem kết quả do AI đưa ra là thông tin tham khảo, không chép máy móc, biết tự kiểm tra bằng thao tác que tính, đặt tính và giải thích bước mượn 1 chục trong phép trừ có nhớ; Mục tiêu tích hợp</w:t>
             </w:r>
           </w:p>
           <w:p>
@@ -8081,7 +8016,7 @@
                 <w:i w:val="0"/>
                 <w:sz w:val="18"/>
               </w:rPr>
-              <w:t>Tích hợp AI; YCCĐ 2.A1.2: HS biết xem kết quả do công cụ số/AI đưa ra là thông tin tham khảo, cần tự kiểm tra bằng đặt tính, tính nhẩm và giải thích cách làm</w:t>
+              <w:t>Tích hợp AI - YCCĐ 2.A1.2: HS biết xem kết quả do công cụ số/AI đưa ra là thông tin tham khảo, cần tự kiểm tra bằng đặt tính, tính nhẩm và giải thích cách làm</w:t>
             </w:r>
           </w:p>
         </w:tc>
@@ -9001,7 +8936,7 @@
                 <w:i w:val="0"/>
                 <w:sz w:val="18"/>
               </w:rPr>
-              <w:t>Tích hợp AI; YCCĐ 2.C3.1: HS biết AI có thể hỗ trợ nhận diện, phân loại hình học trong ảnh/hình vẽ; đồng thời biết so sánh kết quả AI gợi ý với cách quan sát, đếm cạnh và nhận biết hình của con người; Năng lực số 1.1 CB1b: HS nêu được số đoạn thẳng của đường gấp khúc và dấu hiệu nhận ra hình tứ giác</w:t>
+              <w:t>Tích hợp AI - YCCĐ 2.C3.1: HS biết AI có thể hỗ trợ nhận diện, phân loại hình học trong ảnh/hình vẽ; đồng thời biết so sánh kết quả AI gợi ý với cách quan sát, đếm cạnh và nhận biết hình của con người; Năng lực số 1.1 CB1b: HS nêu được số đoạn thẳng của đường gấp khúc và dấu hiệu nhận ra hình tứ giác</w:t>
             </w:r>
           </w:p>
         </w:tc>
@@ -9579,7 +9514,7 @@
                 <w:i w:val="0"/>
                 <w:sz w:val="18"/>
               </w:rPr>
-              <w:t>Năng lực số 1.3 CB1a: HS nhận biết được ứng dụng Lịch hoặc đồng hồ số trên thiết bị điện tử là nơi sắp xếp dữ liệu, thông tin thời gian đơn giản, có cấu trúc; biết đọc thời điểm của một hoạt động và trình bày thời gian biểu cá nhân phù hợp; Tích hợp AI; YCCĐ 2.A2.2: HS biết AI như loa thông minh/trợ lí ảo có thể hỗ trợ nhắc nhở lịch trình cho các thành viên trong gia đình, giúp mọi người thức dậy, học tập, sinh hoạt đúng giờ; HS hiểu công nghệ chỉ hỗ trợ, bản thân vẫn phải tự giác thực hiện thời gian biểu</w:t>
+              <w:t>Năng lực số 1.3 CB1a: HS nhận biết được ứng dụng Lịch hoặc đồng hồ số trên thiết bị điện tử là nơi sắp xếp dữ liệu, thông tin thời gian đơn giản, có cấu trúc; biết đọc thời điểm của một hoạt động và trình bày thời gian biểu cá nhân phù hợp; Tích hợp AI - YCCĐ 2.A2.2: HS biết AI như loa thông minh/trợ lí ảo có thể hỗ trợ nhắc nhở lịch trình cho các thành viên trong gia đình, giúp mọi người thức dậy, học tập, sinh hoạt đúng giờ; HS hiểu công nghệ chỉ hỗ trợ, bản thân vẫn phải tự giác thực hiện thời gian biểu</w:t>
             </w:r>
           </w:p>
           <w:p>
@@ -9707,7 +9642,7 @@
                 <w:i w:val="0"/>
                 <w:sz w:val="18"/>
               </w:rPr>
-              <w:t>Tích hợp AI; YCCĐ 2.A2.2: HS nhận biết và kể tên được các đối tượng trong gia đình mà AI có thể hỗ trợ như người già, trẻ em; biết loa thông minh/trợ lí ảo có thể nhắc giờ uống thuốc, giờ học, giờ ngủ, giờ thức dậy để mọi thành viên sinh hoạt tiện nghi và đúng giờ hơn; Năng lực số 5.1 CB1a: HS đọc được giờ trên đồng hồ kim mô phỏng và trên đồng hồ hiện số, nói được hai cách ghi cùng một thời điểm</w:t>
+              <w:t>Tích hợp AI - YCCĐ 2.A2.2: HS nhận biết và kể tên được các đối tượng trong gia đình mà AI có thể hỗ trợ như người già, trẻ em; biết loa thông minh/trợ lí ảo có thể nhắc giờ uống thuốc, giờ học, giờ ngủ, giờ thức dậy để mọi thành viên sinh hoạt tiện nghi và đúng giờ hơn; Năng lực số 5.1 CB1a: HS đọc được giờ trên đồng hồ kim mô phỏng và trên đồng hồ hiện số, nói được hai cách ghi cùng một thời điểm</w:t>
             </w:r>
           </w:p>
         </w:tc>
@@ -10080,7 +10015,7 @@
                 <w:i w:val="0"/>
                 <w:sz w:val="18"/>
               </w:rPr>
-              <w:t>Tích hợp AI; YCCĐ 2.A2.2: HS nhận biết AI như loa thông minh/robot nhắc việc có thể hỗ trợ con người quản lí thời gian để cuộc sống tiện nghi hơn; Năng lực số 1.3 CB1a: HS tìm được ngày hôm nay, thứ trong tuần, ngày lễ trên lịch chiếu từ máy và đối chiếu với lịch giấy</w:t>
+              <w:t>Tích hợp AI - YCCĐ 2.A2.2: HS nhận biết AI như loa thông minh/robot nhắc việc có thể hỗ trợ con người quản lí thời gian để cuộc sống tiện nghi hơn; Năng lực số 1.3 CB1a: HS tìm được ngày hôm nay, thứ trong tuần, ngày lễ trên lịch chiếu từ máy và đối chiếu với lịch giấy</w:t>
             </w:r>
           </w:p>
           <w:p>
@@ -10453,7 +10388,7 @@
                 <w:i w:val="0"/>
                 <w:sz w:val="18"/>
               </w:rPr>
-              <w:t>SGV 4 tiết; bớt 1 tiết cho kiểm tra định kì; Tích hợp AI; YCCĐ 2.A1.2: HS hiểu AI/công cụ số có thể tạo câu ôn tập nhanh, nhưng HS phải tự làm, tự kiểm tra bằng tính nhẩm hoặc đặt tính, không chép kết quả máy móc</w:t>
+              <w:t>SGV 4 tiết; bớt 1 tiết cho kiểm tra định kì; Tích hợp AI - YCCĐ 2.A1.2: HS hiểu AI/công cụ số có thể tạo câu ôn tập nhanh, nhưng HS phải tự làm, tự kiểm tra bằng tính nhẩm hoặc đặt tính, không chép kết quả máy móc</w:t>
             </w:r>
           </w:p>
           <w:p>
@@ -10926,7 +10861,7 @@
                 <w:i w:val="0"/>
                 <w:sz w:val="18"/>
               </w:rPr>
-              <w:t>Tích hợp AI; YCCĐ 2.C3.1: HS biết AI có thể phân loại đồ vật/hình ảnh, nhưng cần so sánh cách AI nhận diện với cách con người phân loại dựa vào đặc điểm hình học; Mục tiêu tích hợp</w:t>
+              <w:t>Tích hợp AI - YCCĐ 2.C3.1: HS biết AI có thể phân loại đồ vật/hình ảnh, nhưng cần so sánh cách AI nhận diện với cách con người phân loại dựa vào đặc điểm hình học; Mục tiêu tích hợp</w:t>
             </w:r>
           </w:p>
           <w:p>
@@ -11299,7 +11234,7 @@
                 <w:i w:val="0"/>
                 <w:sz w:val="18"/>
               </w:rPr>
-              <w:t>Tích hợp AI; YCCĐ 2.D2.1: HS nhận thức con người cần cung cấp dữ liệu chính xác để AI học và làm việc hiệu quả; Mục tiêu tích hợp</w:t>
+              <w:t>Tích hợp AI - YCCĐ 2.D2.1: HS nhận thức con người cần cung cấp dữ liệu chính xác để AI học và làm việc hiệu quả; Mục tiêu tích hợp</w:t>
             </w:r>
           </w:p>
           <w:p>
@@ -11696,7 +11631,7 @@
                 <w:i w:val="0"/>
                 <w:sz w:val="18"/>
               </w:rPr>
-              <w:t>Tích hợp AI; YCCĐ 2.C1.2: Giải thích được “dữ liệu” là những ví dụ mà con người dùng để dạy cho AI; Mục tiêu tích hợp</w:t>
+              <w:t>Tích hợp AI - YCCĐ 2.C1.2: Giải thích được “dữ liệu” là những ví dụ mà con người dùng để dạy cho AI; Mục tiêu tích hợp</w:t>
             </w:r>
           </w:p>
           <w:p>
@@ -11952,7 +11887,7 @@
                 <w:i w:val="0"/>
                 <w:sz w:val="18"/>
               </w:rPr>
-              <w:t>Tích hợp AI; YCCĐ 2.C1.2: HS hiểu Robot cần con người gọi tên đúng các thành phần dữ liệu để xử lí quy luật; Mục tiêu tích hợp</w:t>
+              <w:t>Tích hợp AI - YCCĐ 2.C1.2: HS hiểu Robot cần con người gọi tên đúng các thành phần dữ liệu để xử lí quy luật; Mục tiêu tích hợp</w:t>
             </w:r>
           </w:p>
           <w:p>
@@ -12453,7 +12388,7 @@
                 <w:i w:val="0"/>
                 <w:sz w:val="18"/>
               </w:rPr>
-              <w:t>Tích hợp AI; YCCĐ 2.A1.1: Nhận biết AI hỗ trợ con người ghi nhớ và tra cứu thông tin nhanh chóng; Mục tiêu tích hợp</w:t>
+              <w:t>Tích hợp AI - YCCĐ 2.A1.1: Nhận biết AI hỗ trợ con người ghi nhớ và tra cứu thông tin nhanh chóng; Mục tiêu tích hợp</w:t>
             </w:r>
           </w:p>
           <w:p>
@@ -12722,7 +12657,7 @@
                 <w:i w:val="0"/>
                 <w:sz w:val="18"/>
               </w:rPr>
-              <w:t>Tích hợp AI; YCCĐ 2.D1.1: Nêu được một số vấn đề đơn giản trong đời sống có thể áp dụng AI để giải quyết; Mục tiêu tích hợp</w:t>
+              <w:t>Tích hợp AI - YCCĐ 2.D1.1: Nêu được một số vấn đề đơn giản trong đời sống có thể áp dụng AI để giải quyết; Mục tiêu tích hợp</w:t>
             </w:r>
           </w:p>
           <w:p>
@@ -12980,7 +12915,7 @@
                 <w:i w:val="0"/>
                 <w:sz w:val="18"/>
               </w:rPr>
-              <w:t>Tích hợp AI; YCCĐ 2.A1.1: HS nhận biết AI hỗ trợ tìm kiếm thông tin và xử lý các bài toán chia dữ liệu nhanh; Mục tiêu tích hợp</w:t>
+              <w:t>Tích hợp AI - YCCĐ 2.A1.1: HS nhận biết AI hỗ trợ tìm kiếm thông tin và xử lý các bài toán chia dữ liệu nhanh; Mục tiêu tích hợp</w:t>
             </w:r>
           </w:p>
           <w:p>
@@ -13121,20 +13056,7 @@
                 <w:i w:val="0"/>
                 <w:sz w:val="18"/>
               </w:rPr>
-              <w:t>chia</w:t>
-            </w:r>
-          </w:p>
-          <w:p>
-            <w:pPr>
-              <w:spacing w:after="0"/>
-            </w:pPr>
-            <w:r>
-              <w:rPr>
-                <w:b w:val="0"/>
-                <w:i w:val="0"/>
-                <w:sz w:val="18"/>
-              </w:rPr>
-              <w:t>NLS: Năng lực số 5.2 CB1a: Sử dụng công cụ số đơn giản để trình bày mối quan hệ nhân</w:t>
+              <w:t>NLS: Năng lực số 5.2 CB1a: Sử dụng công cụ số đơn giản để trình bày mối quan hệ nhân - chia</w:t>
             </w:r>
           </w:p>
         </w:tc>
@@ -13750,7 +13672,7 @@
                 <w:i w:val="0"/>
                 <w:sz w:val="18"/>
               </w:rPr>
-              <w:t>Tích hợp AI; YCCĐ 2.D1.1: Nêu được các vấn đề đơn giản trong thực tế có thể áp dụng máy thông minh để giải quyết; Mục tiêu tích hợp</w:t>
+              <w:t>Tích hợp AI - YCCĐ 2.D1.1: Nêu được các vấn đề đơn giản trong thực tế có thể áp dụng máy thông minh để giải quyết; Mục tiêu tích hợp</w:t>
             </w:r>
           </w:p>
           <w:p>
@@ -14353,7 +14275,7 @@
                 <w:i w:val="0"/>
                 <w:sz w:val="18"/>
               </w:rPr>
-              <w:t>có ý thức phân loại, thu gom rác thải công nghệ như pin cũ có dạng khối trụ; Tích hợp AI; YCCĐ 2.C3.2: HS hiểu rằng AI có thể nhận diện và phân loại sai nếu hình ảnh không rõ hoặc dữ liệu còn thiếu</w:t>
+              <w:t>có ý thức phân loại, thu gom rác thải công nghệ như pin cũ có dạng khối trụ; Tích hợp AI - YCCĐ 2.C3.2: HS hiểu rằng AI có thể nhận diện và phân loại sai nếu hình ảnh không rõ hoặc dữ liệu còn thiếu</w:t>
             </w:r>
           </w:p>
           <w:p>
@@ -14507,7 +14429,7 @@
                 <w:i w:val="0"/>
                 <w:sz w:val="18"/>
               </w:rPr>
-              <w:t>Tích hợp AI; YCCĐ 2.C3.2: Biết được rằng AI có thể phân loại sai; HS hiểu khi hình ảnh không rõ ràng hoặc dữ liệu thiếu, AI có thể nhầm khối trụ với khối cầu, vì vậy cần quan sát và kiểm tra lại bằng kiến thức đã học; Năng lực số 1.1 CB1b: HS quan sát mô hình xoay được trên màn hình và nhận ra đồ vật quanh mình có dạng khối trụ, khối cầu</w:t>
+              <w:t>Tích hợp AI - YCCĐ 2.C3.2: Biết được rằng AI có thể phân loại sai; HS hiểu khi hình ảnh không rõ ràng hoặc dữ liệu thiếu, AI có thể nhầm khối trụ với khối cầu, vì vậy cần quan sát và kiểm tra lại bằng kiến thức đã học; Năng lực số 1.1 CB1b: HS quan sát mô hình xoay được trên màn hình và nhận ra đồ vật quanh mình có dạng khối trụ, khối cầu</w:t>
             </w:r>
           </w:p>
           <w:p>
@@ -15097,7 +15019,7 @@
                 <w:i w:val="0"/>
                 <w:sz w:val="18"/>
               </w:rPr>
-              <w:t>Tích hợp AI; YCCĐ 2.C3.1: HS biết AI có thể phân loại đồ vật/số bằng cách sử dụng công cụ máy học; nhận biết AI có thể phân loại số theo đặc điểm nhưng cần dựa vào cấu tạo số để kiểm tra số tròn trăm, số tròn chục; Năng lực số 1.1 CB1b: HS nêu số khối, số thanh, số tấm cần kéo để GV thao tác rồi đọc và viết lại số hiện trên màn hình</w:t>
+              <w:t>Tích hợp AI - YCCĐ 2.C3.1: HS biết AI có thể phân loại đồ vật/số bằng cách sử dụng công cụ máy học; nhận biết AI có thể phân loại số theo đặc điểm nhưng cần dựa vào cấu tạo số để kiểm tra số tròn trăm, số tròn chục; Năng lực số 1.1 CB1b: HS nêu số khối, số thanh, số tấm cần kéo để GV thao tác rồi đọc và viết lại số hiện trên màn hình</w:t>
             </w:r>
           </w:p>
         </w:tc>
@@ -15559,7 +15481,7 @@
                 <w:i w:val="0"/>
                 <w:sz w:val="18"/>
               </w:rPr>
-              <w:t>Tích hợp AI; YCCĐ 2.D2.1: HS hiểu vai trò của việc cung cấp dữ liệu chính xác để AI đưa ra kết quả đúng; Mục tiêu tích hợp</w:t>
+              <w:t>Tích hợp AI - YCCĐ 2.D2.1: HS hiểu vai trò của việc cung cấp dữ liệu chính xác để AI đưa ra kết quả đúng; Mục tiêu tích hợp</w:t>
             </w:r>
           </w:p>
           <w:p>
@@ -16303,7 +16225,7 @@
                 <w:i w:val="0"/>
                 <w:sz w:val="18"/>
               </w:rPr>
-              <w:t>Tích hợp AI; YCCĐ 2.A1.2: HS thể hiện thái độ đúng đắn khi sử dụng AI; biết tin tưởng vào công nghệ ở mức hợp lý nhưng vẫn có trách nhiệm kiểm tra kết quả; Mục tiêu tích hợp</w:t>
+              <w:t>Tích hợp AI - YCCĐ 2.A1.2: HS thể hiện thái độ đúng đắn khi sử dụng AI; biết tin tưởng vào công nghệ ở mức hợp lý nhưng vẫn có trách nhiệm kiểm tra kết quả; Mục tiêu tích hợp</w:t>
             </w:r>
           </w:p>
           <w:p>
@@ -16444,7 +16366,7 @@
                 <w:i w:val="0"/>
                 <w:sz w:val="18"/>
               </w:rPr>
-              <w:t>Tích hợp AI; YCCĐ 2.A3.1: HS biết AI ghi nhận dữ liệu để học hỏi từ mỗi lần con người tương tác, tìm kiếm; Mục tiêu tích hợp</w:t>
+              <w:t>Tích hợp AI - YCCĐ 2.A3.1: HS biết AI ghi nhận dữ liệu để học hỏi từ mỗi lần con người tương tác, tìm kiếm; Mục tiêu tích hợp</w:t>
             </w:r>
           </w:p>
           <w:p>
@@ -16830,7 +16752,7 @@
                 <w:i w:val="0"/>
                 <w:sz w:val="18"/>
               </w:rPr>
-              <w:t>Tích hợp AI; YCCĐ 2.D1.1: HS nêu được một số vấn đề đơn giản trong đời sống có thể áp dụng AI để giải quyết. Trong bài học, HS nhận biết bản đồ thông minh, thước đo thông minh hoặc ứng dụng đo khoảng cách có thể hỗ trợ ước lượng quãng đường nhanh hơn; tuy nhiên khi làm toán, HS phải tự đọc số đo trong SGK, xác định đúng đơn vị dm, m, km, thực hiện phép tính và giải thích cách làm. HS hiểu kết quả do công cụ thông minh đưa ra chỉ dùng để tham khảo, không thay thế việc tự suy nghĩ, tự tính toán và tự kiểm tra bằng kiến thức đã học; Năng lực số 1.1 CB1b: HS nêu được quan hệ giữa đề-xi-mét, mét và đọc được số ki-lô-mét trên biển báo</w:t>
+              <w:t>Tích hợp AI - YCCĐ 2.D1.1: HS nêu được một số vấn đề đơn giản trong đời sống có thể áp dụng AI để giải quyết. Trong bài học, HS nhận biết bản đồ thông minh, thước đo thông minh hoặc ứng dụng đo khoảng cách có thể hỗ trợ ước lượng quãng đường nhanh hơn; tuy nhiên khi làm toán, HS phải tự đọc số đo trong SGK, xác định đúng đơn vị dm, m, km, thực hiện phép tính và giải thích cách làm. HS hiểu kết quả do công cụ thông minh đưa ra chỉ dùng để tham khảo, không thay thế việc tự suy nghĩ, tự tính toán và tự kiểm tra bằng kiến thức đã học; Năng lực số 1.1 CB1b: HS nêu được quan hệ giữa đề-xi-mét, mét và đọc được số ki-lô-mét trên biển báo</w:t>
             </w:r>
           </w:p>
         </w:tc>
@@ -17060,7 +16982,7 @@
                 <w:i w:val="0"/>
                 <w:sz w:val="18"/>
               </w:rPr>
-              <w:t>Năng lực số 2.3 CB1a: HS xác định được một số dịch vụ số đơn giản có thể tham gia vào xã hội, gần gũi với đời sống hằng ngày như quét mã QR, thanh toán số tại quầy hàng hoặc trên hóa đơn. HS nhận biết thanh toán số có thể giúp giao dịch nhanh, tiện lợi, hạn chế cầm nhiều tiền mặt; đồng thời hiểu học sinh lớp 2 chỉ quan sát, nhận biết ở mức đơn giản, không tự ý quét mã, chuyển tiền, cung cấp thông tin cá nhân hoặc sử dụng thiết bị thanh toán khi chưa có người lớn hướng dẫn; Tích hợp AI; YCCĐ 2.A2.2: HS nhận biết mục tiêu của AI là hỗ trợ con người sống an toàn, thuận tiện và bình đẳng hơn, trong đó có người khiếm thị hoặc người gặp khó khăn khi nhận biết mệnh giá tiền. GV cho HS xem video/ảnh minh họa ứng dụng AI đọc mệnh giá tiền bằng giọng nói; HS hiểu AI chỉ hỗ trợ nhận biết ban đầu, khi giao dịch vẫn cần kiểm tra lại, hỏi người lớn và sử dụng tiền đúng mục đích</w:t>
+              <w:t>Năng lực số 2.3 CB1a: HS xác định được một số dịch vụ số đơn giản có thể tham gia vào xã hội, gần gũi với đời sống hằng ngày như quét mã QR, thanh toán số tại quầy hàng hoặc trên hóa đơn. HS nhận biết thanh toán số có thể giúp giao dịch nhanh, tiện lợi, hạn chế cầm nhiều tiền mặt; đồng thời hiểu học sinh lớp 2 chỉ quan sát, nhận biết ở mức đơn giản, không tự ý quét mã, chuyển tiền, cung cấp thông tin cá nhân hoặc sử dụng thiết bị thanh toán khi chưa có người lớn hướng dẫn; Tích hợp AI - YCCĐ 2.A2.2: HS nhận biết mục tiêu của AI là hỗ trợ con người sống an toàn, thuận tiện và bình đẳng hơn, trong đó có người khiếm thị hoặc người gặp khó khăn khi nhận biết mệnh giá tiền. GV cho HS xem video/ảnh minh họa ứng dụng AI đọc mệnh giá tiền bằng giọng nói; HS hiểu AI chỉ hỗ trợ nhận biết ban đầu, khi giao dịch vẫn cần kiểm tra lại, hỏi người lớn và sử dụng tiền đúng mục đích</w:t>
             </w:r>
           </w:p>
           <w:p>
@@ -17433,7 +17355,7 @@
                 <w:i w:val="0"/>
                 <w:sz w:val="18"/>
               </w:rPr>
-              <w:t>Tích hợp AI; YCCĐ 2.C3.1: HS so sánh được cách AI/ứng dụng đo đạc tự động nhận diện, ước lượng vật thể với cách con người đo thủ công; biết kết quả công cụ số chỉ để tham khảo, khi làm toán cần kiểm tra lại bằng thước, đếm khoảng và tính toán; Năng lực số 5.2 CB1b: HS đặt tính đúng cột trên bài tập tương tác và sửa lại khi máy báo lệch hàng</w:t>
+              <w:t>Tích hợp AI - YCCĐ 2.C3.1: HS so sánh được cách AI/ứng dụng đo đạc tự động nhận diện, ước lượng vật thể với cách con người đo thủ công; biết kết quả công cụ số chỉ để tham khảo, khi làm toán cần kiểm tra lại bằng thước, đếm khoảng và tính toán; Năng lực số 5.2 CB1b: HS đặt tính đúng cột trên bài tập tương tác và sửa lại khi máy báo lệch hàng</w:t>
             </w:r>
           </w:p>
         </w:tc>
@@ -17664,7 +17586,7 @@
                 <w:i w:val="0"/>
                 <w:sz w:val="18"/>
               </w:rPr>
-              <w:t>Tích hợp AI; YCCĐ 2.A1.2: HS thể hiện thái độ đúng đắn khi sử dụng AI/công cụ số; biết tin tưởng công nghệ ở mức hợp lí nhưng vẫn có trách nhiệm kiểm soát kết quả bằng cách đặt tính thẳng hàng trăm, chục, đơn vị và tự tính lại</w:t>
+              <w:t>Tích hợp AI - YCCĐ 2.A1.2: HS thể hiện thái độ đúng đắn khi sử dụng AI/công cụ số; biết tin tưởng công nghệ ở mức hợp lí nhưng vẫn có trách nhiệm kiểm soát kết quả bằng cách đặt tính thẳng hàng trăm, chục, đơn vị và tự tính lại</w:t>
             </w:r>
           </w:p>
         </w:tc>
@@ -17895,7 +17817,7 @@
                 <w:i w:val="0"/>
                 <w:sz w:val="18"/>
               </w:rPr>
-              <w:t>Tích hợp AI; YCCĐ 2.A1.2: HS biết tin tưởng AI/công cụ số ở mức hợp lí nhưng vẫn có trách nhiệm tự kiểm soát kết quả; khi công cụ hoặc người dùng nhập số lệch hàng, HS biết dùng kiến thức đặt tính thẳng cột để phát hiện và sửa lỗi</w:t>
+              <w:t>Tích hợp AI - YCCĐ 2.A1.2: HS biết tin tưởng AI/công cụ số ở mức hợp lí nhưng vẫn có trách nhiệm tự kiểm soát kết quả; khi công cụ hoặc người dùng nhập số lệch hàng, HS biết dùng kiến thức đặt tính thẳng cột để phát hiện và sửa lỗi</w:t>
             </w:r>
           </w:p>
         </w:tc>
@@ -18597,7 +18519,7 @@
                 <w:i w:val="0"/>
                 <w:sz w:val="18"/>
               </w:rPr>
-              <w:t>Tích hợp AI; YCCĐ 2.A1.2: HS hiểu con người là trung tâm, AI/công cụ số chỉ hỗ trợ tính nhanh; HS cần tự kiểm tra kết quả bằng kiến thức đã học, đặc biệt là bước “mượn” khi trừ có nhớ</w:t>
+              <w:t>Tích hợp AI - YCCĐ 2.A1.2: HS hiểu con người là trung tâm, AI/công cụ số chỉ hỗ trợ tính nhanh; HS cần tự kiểm tra kết quả bằng kiến thức đã học, đặc biệt là bước “mượn” khi trừ có nhớ</w:t>
             </w:r>
           </w:p>
         </w:tc>
@@ -19057,7 +18979,7 @@
                 <w:i w:val="0"/>
                 <w:sz w:val="18"/>
               </w:rPr>
-              <w:t>Tích hợp AI; YCCĐ 2.D1.1: HS nêu được một số vấn đề đơn giản trong đời sống có thể áp dụng AI để giải quyết; nhận biết AI có thể hỗ trợ phân loại dạng toán tổng hợp nhưng HS phải tự đọc đề, xác định dữ kiện, chọn phép tính và giải thích cách làm; Mục tiêu tích hợp</w:t>
+              <w:t>Tích hợp AI - YCCĐ 2.D1.1: HS nêu được một số vấn đề đơn giản trong đời sống có thể áp dụng AI để giải quyết; nhận biết AI có thể hỗ trợ phân loại dạng toán tổng hợp nhưng HS phải tự đọc đề, xác định dữ kiện, chọn phép tính và giải thích cách làm; Mục tiêu tích hợp</w:t>
             </w:r>
           </w:p>
           <w:p>
@@ -19314,7 +19236,7 @@
                 <w:i w:val="0"/>
                 <w:sz w:val="18"/>
               </w:rPr>
-              <w:t>Năng lực số 3.2 CB1a: HS biết chọn cách sửa đổi, tinh chỉnh, cải thiện nội dung đơn giản để tạo ra thông tin mới; biết nhập số liệu kiểm đếm vào bảng dữ liệu số/Google Form và quan sát kết quả tổng hợp; Tích hợp AI; YCCĐ 2.D2.1: HS giải thích được vai trò của dữ liệu chính xác trong việc “dạy” AI học tập; hiểu rằng dữ liệu nhập sai sẽ làm kết quả tổng hợp, biểu đồ hoặc gợi ý của AI bị sai lệch</w:t>
+              <w:t>Năng lực số 3.2 CB1a: HS biết chọn cách sửa đổi, tinh chỉnh, cải thiện nội dung đơn giản để tạo ra thông tin mới; biết nhập số liệu kiểm đếm vào bảng dữ liệu số/Google Form và quan sát kết quả tổng hợp; Tích hợp AI - YCCĐ 2.D2.1: HS giải thích được vai trò của dữ liệu chính xác trong việc “dạy” AI học tập; hiểu rằng dữ liệu nhập sai sẽ làm kết quả tổng hợp, biểu đồ hoặc gợi ý của AI bị sai lệch</w:t>
             </w:r>
           </w:p>
         </w:tc>
@@ -19661,7 +19583,7 @@
                 <w:i w:val="0"/>
                 <w:sz w:val="18"/>
               </w:rPr>
-              <w:t>Năng lực số 5.2 CB1a: HS xác định nhu cầu hoàn thành nhiệm vụ học tập, lựa chọn công cụ số phù hợp (Quizizz/Wordwall) để trình bày đáp án về khả năng xảy ra của sự kiện; biết xem phản hồi đúng/sai của công cụ, tự kiểm tra và điều chỉnh cách dùng các từ “chắc chắn”, “có thể”, “không thể”; Tích hợp AI; YCCĐ 2.C3.2: HS nhận biết dự đoán của AI trong đời sống (gợi ý bài hát, phim, trò chơi, nội dung học tập) chỉ mang tính “có thể”; không xem gợi ý của AI là điều chắc chắn đúng hoặc chắc chắn phù hợp với bản thân, cần suy nghĩ, kiểm chứng và tự lựa chọn có trách nhiệm</w:t>
+              <w:t>Năng lực số 5.2 CB1a: HS xác định nhu cầu hoàn thành nhiệm vụ học tập, lựa chọn công cụ số phù hợp (Quizizz/Wordwall) để trình bày đáp án về khả năng xảy ra của sự kiện; biết xem phản hồi đúng/sai của công cụ, tự kiểm tra và điều chỉnh cách dùng các từ “chắc chắn”, “có thể”, “không thể”; Tích hợp AI - YCCĐ 2.C3.2: HS nhận biết dự đoán của AI trong đời sống (gợi ý bài hát, phim, trò chơi, nội dung học tập) chỉ mang tính “có thể”; không xem gợi ý của AI là điều chắc chắn đúng hoặc chắc chắn phù hợp với bản thân, cần suy nghĩ, kiểm chứng và tự lựa chọn có trách nhiệm</w:t>
             </w:r>
           </w:p>
           <w:p>
@@ -19789,7 +19711,7 @@
                 <w:i w:val="0"/>
                 <w:sz w:val="18"/>
               </w:rPr>
-              <w:t>Năng lực số Miền 1 (Cơ bản, bậc 1): GV cùng HS kiểm đếm số liệu thật của lớp (số bạn thích mỗi loại quả, số bạn đi bộ; đi xe đạp; đi ô tô) rồi nhập ngay vào bảng trên…; Năng lực số Miền 5 (Cơ bản, bậc 1): GV sửa thử một số liệu trong bảng, biểu đồ tranh trên màn hình đổi theo ngay; HS nhận ra biểu đồ vẽ đúng hay sai là do số liệu nhập vào</w:t>
+              <w:t>Năng lực số Miền 1 (Cơ bản, bậc 1): GV cùng HS kiểm đếm số liệu thật của lớp (số bạn thích mỗi loại quả, số bạn đi bộ - đi xe đạp - đi ô tô) rồi nhập ngay vào bảng trên…; Năng lực số Miền 5 (Cơ bản, bậc 1): GV sửa thử một số liệu trong bảng, biểu đồ tranh trên màn hình đổi theo ngay; HS nhận ra biểu đồ vẽ đúng hay sai là do số liệu nhập vào</w:t>
             </w:r>
           </w:p>
         </w:tc>
@@ -20135,7 +20057,7 @@
                 <w:i w:val="0"/>
                 <w:sz w:val="18"/>
               </w:rPr>
-              <w:t>Tích hợp AI; YCCĐ 2.A1.2: HS thể hiện thái độ đúng đắn khi sử dụng AI; biết AI/công cụ thông minh có thể gợi ý hoặc tạo nhanh phép tính ôn tập, nhưng HS không phụ thuộc, phải tự thực hiện phép tính, tự kiểm tra bằng tính nhẩm, đặt tính hoặc phép tính ngược trước khi kết luận; Năng lực số 5.2 CB1b: HS tham gia thi tiếp sức và theo dõi được bảng điểm hiện trên màn hình</w:t>
+              <w:t>Tích hợp AI - YCCĐ 2.A1.2: HS thể hiện thái độ đúng đắn khi sử dụng AI; biết AI/công cụ thông minh có thể gợi ý hoặc tạo nhanh phép tính ôn tập, nhưng HS không phụ thuộc, phải tự thực hiện phép tính, tự kiểm tra bằng tính nhẩm, đặt tính hoặc phép tính ngược trước khi kết luận; Năng lực số 5.2 CB1b: HS tham gia thi tiếp sức và theo dõi được bảng điểm hiện trên màn hình</w:t>
             </w:r>
           </w:p>
         </w:tc>
@@ -20252,7 +20174,7 @@
                 <w:i w:val="0"/>
                 <w:sz w:val="18"/>
               </w:rPr>
-              <w:t>Tích hợp AI; YCCĐ 2.A1.2: HS thể hiện thái độ đúng đắn khi sử dụng AI; biết AI/trợ lí ảo có thể đọc đề bài, gợi ý bước làm hoặc hiển thị nhanh kết quả, nhưng kết quả đó chỉ dùng để tham khảo. HS phải tự đọc lại dữ kiện, tự tóm tắt bài toán, lựa chọn phép cộng hoặc phép trừ phù hợp, trình bày lời giải bằng suy nghĩ của mình và kiểm tra lại kết quả trước khi nộp bài; Năng lực số 5.2 CB1b: HS tham gia thi tiếp sức và theo dõi được bảng điểm hiện trên màn hình</w:t>
+              <w:t>Tích hợp AI - YCCĐ 2.A1.2: HS thể hiện thái độ đúng đắn khi sử dụng AI; biết AI/trợ lí ảo có thể đọc đề bài, gợi ý bước làm hoặc hiển thị nhanh kết quả, nhưng kết quả đó chỉ dùng để tham khảo. HS phải tự đọc lại dữ kiện, tự tóm tắt bài toán, lựa chọn phép cộng hoặc phép trừ phù hợp, trình bày lời giải bằng suy nghĩ của mình và kiểm tra lại kết quả trước khi nộp bài; Năng lực số 5.2 CB1b: HS tham gia thi tiếp sức và theo dõi được bảng điểm hiện trên màn hình</w:t>
             </w:r>
           </w:p>
         </w:tc>
@@ -20829,7 +20751,7 @@
                 <w:i w:val="0"/>
                 <w:sz w:val="18"/>
               </w:rPr>
-              <w:t>SGV 3 tiết; bớt 1 tiết cho kiểm tra định kì; Tích hợp AI; YCCĐ 2.A1.2: HS thể hiện thái độ đúng đắn khi sử dụng AI; biết tin tưởng công nghệ ở mức hợp lí nhưng vẫn có trách nhiệm kiểm soát kết quả bằng kiến thức toán học. HS nhận biết công cụ thông minh có thể gợi ý phép nhân, phép chia từ các nhóm bằng nhau, nhưng cần tự quan sát, đếm số nhóm, số phần tử trong mỗi nhóm và đối chiếu lại với bảng nhân, bảng chia đã học; Năng lực số 5.2 CB1b: HS tham gia vòng thi và biết mình đã thuộc chắc hay còn phải nhẩm lâu</w:t>
+              <w:t>SGV 3 tiết; bớt 1 tiết cho kiểm tra định kì; Tích hợp AI - YCCĐ 2.A1.2: HS thể hiện thái độ đúng đắn khi sử dụng AI; biết tin tưởng công nghệ ở mức hợp lí nhưng vẫn có trách nhiệm kiểm soát kết quả bằng kiến thức toán học. HS nhận biết công cụ thông minh có thể gợi ý phép nhân, phép chia từ các nhóm bằng nhau, nhưng cần tự quan sát, đếm số nhóm, số phần tử trong mỗi nhóm và đối chiếu lại với bảng nhân, bảng chia đã học; Năng lực số 5.2 CB1b: HS tham gia vòng thi và biết mình đã thuộc chắc hay còn phải nhẩm lâu</w:t>
             </w:r>
           </w:p>
         </w:tc>
@@ -21289,7 +21211,7 @@
                 <w:i w:val="0"/>
                 <w:sz w:val="18"/>
               </w:rPr>
-              <w:t>Tích hợp AI; YCCĐ 2.A1.2: HS thể hiện thái độ đúng đắn khi sử dụng AI/thiết bị thông minh trong học tập đo lường; biết tin tưởng ở mức hợp lí, nhưng vẫn phải tự kiểm tra bằng kiến thức về đơn vị đo và chọn công cụ đo phù hợp; Năng lực số 5.2 CB1b: HS chọn đúng đơn vị đo cho từng vật trong bài tập tương tác và tự sửa khi máy báo sai</w:t>
+              <w:t>Tích hợp AI - YCCĐ 2.A1.2: HS thể hiện thái độ đúng đắn khi sử dụng AI/thiết bị thông minh trong học tập đo lường; biết tin tưởng ở mức hợp lí, nhưng vẫn phải tự kiểm tra bằng kiến thức về đơn vị đo và chọn công cụ đo phù hợp; Năng lực số 5.2 CB1b: HS chọn đúng đơn vị đo cho từng vật trong bài tập tương tác và tự sửa khi máy báo sai</w:t>
             </w:r>
           </w:p>
         </w:tc>
